--- a/zht/docx/144.content.docx
+++ b/zht/docx/144.content.docx
@@ -149,27 +149,7 @@
         <w:rPr>
           <w:lang w:val="zh_TW" w:bidi="zh_TW"/>
         </w:rPr>
-        <w:t>zai</w:t>
-      </w:r>
-      <w:r>
-        <w:rPr>
-          <w:lang w:val="zh_TW" w:bidi="zh_TW"/>
-        </w:rPr>
-      </w:r>
-    </w:p>
-    <w:p>
-      <w:pPr/>
-      <w:r>
-        <w:rPr>
-          <w:lang w:val="zh_TW" w:bidi="zh_TW"/>
-        </w:rPr>
-      </w:r>
-      <w:r>
-        <w:rPr>
-          <w:i/>
-          <w:lang w:val="zh_TW" w:bidi="zh_TW"/>
-        </w:rPr>
-        <w:t>災病</w:t>
+        <w:t>xia</w:t>
       </w:r>
       <w:r>
         <w:rPr>
@@ -232,7 +212,7 @@
         <w:rPr>
           <w:lang w:val="zh_TW" w:bidi="zh_TW"/>
         </w:rPr>
-        <w:t>災病</w:t>
+        <w:t>瞎眼</w:t>
       </w:r>
       <w:r>
         <w:rPr>
@@ -251,7 +231,18 @@
         <w:rPr>
           <w:lang w:val="zh_TW" w:bidi="zh_TW"/>
         </w:rPr>
-        <w:t>在聖經中，這個術語與疾病、虛弱、病痛、瘟疫和災禍同義。然而，瘟疫和災禍通常用於有大規模受害者的情況，如流行病。「瘟疫」的字面意思是「毀滅」，通常用來描述死亡率極高的流行病。「苦難」和「折磨」是其它可能包含疾病的術語，但範圍更廣，不與疾病完全同義。</w:t>
+        <w:t>無法看見的態狀。瞎眼在古代近東地區十分普遍，至今仍在許多貧困和部落社區中常見，特別是在缺乏現代醫療資源的地方。</w:t>
+      </w:r>
+    </w:p>
+    <w:p>
+      <w:pPr>
+        <w:pStyle w:val="Heading3"/>
+      </w:pPr>
+      <w:r>
+        <w:rPr>
+          <w:lang w:val="zh_TW" w:bidi="zh_TW"/>
+        </w:rPr>
+        <w:t>什麼原因導致失明？</w:t>
       </w:r>
     </w:p>
     <w:p>
@@ -265,7 +256,7 @@
         <w:rPr>
           <w:lang w:val="zh_TW" w:bidi="zh_TW"/>
         </w:rPr>
-        <w:t>在聖經寫作的時代，人們對解剖學或身體特定器官的具體功能並沒有詳細的概念。災病被認為是不正常的現象，限制了一個人的能力，一種有力量和活力地來生活的能力。希伯來文中翻譯為「疾病」的名詞，其動詞形式的意思是「變得虛弱」。畢士大池旁的病人被形容為「無力（和合本譯為病人）」的（</w:t>
+        <w:t>聖經沒有討論瞎眼的醫學原因，但可能與個人衛生欠佳和不衛生（不清潔或骯髒）的生活環境有關。新生嬰兒最容易受影響。大多數天生瞎眼（</w:t>
       </w:r>
       <w:hyperlink r:id="rId13">
         <w:r>
@@ -276,25 +267,32 @@
             <w:color w:val="0000EE"/>
             <w:u w:val="single"/>
           </w:rPr>
-          <w:t>約5:7</w:t>
+          <w:t>約9:1</w:t>
         </w:r>
       </w:hyperlink>
       <w:r>
         <w:rPr>
           <w:lang w:val="zh_TW" w:bidi="zh_TW"/>
         </w:rPr>
-        <w:t>），無法自己行走。</w:t>
-      </w:r>
-    </w:p>
-    <w:p>
-      <w:pPr>
-        <w:pStyle w:val="Heading3"/>
-      </w:pPr>
-      <w:r>
-        <w:rPr>
-          <w:lang w:val="zh_TW" w:bidi="zh_TW"/>
-        </w:rPr>
-        <w:t>災病的來源</w:t>
+        <w:t>–</w:t>
+      </w:r>
+      <w:hyperlink r:id="rId13">
+        <w:r>
+          <w:rPr>
+            <w:lang w:val="zh_TW" w:bidi="zh_TW"/>
+          </w:rPr>
+          <w:rPr>
+            <w:color w:val="0000EE"/>
+            <w:u w:val="single"/>
+          </w:rPr>
+          <w:t>3</w:t>
+        </w:r>
+      </w:hyperlink>
+      <w:r>
+        <w:rPr>
+          <w:lang w:val="zh_TW" w:bidi="zh_TW"/>
+        </w:rPr>
+        <w:t>）可能是母親將細菌（如淋病菌）傳給嬰兒眼睛所致。感染後，眼睛會在三天內出現炎症、膿液和腫脹。當時的基本醫療無法防止眼睛的受害。</w:t>
       </w:r>
     </w:p>
     <w:p>
@@ -308,18 +306,7 @@
         <w:rPr>
           <w:lang w:val="zh_TW" w:bidi="zh_TW"/>
         </w:rPr>
-        <w:t>根據聖經，災病有四個來源：（1）神，（2）撒但，（3）祖先的罪，（4）違反生理、心理/情感或道德的自然規律。</w:t>
-      </w:r>
-    </w:p>
-    <w:p>
-      <w:pPr>
-        <w:pStyle w:val="Heading4"/>
-      </w:pPr>
-      <w:r>
-        <w:rPr>
-          <w:lang w:val="zh_TW" w:bidi="zh_TW"/>
-        </w:rPr>
-        <w:t>神</w:t>
+        <w:t>現代醫學可以用眼藥水醫治嬰兒的眼疾，但對於貧困的人來說，並不總是可以獲得這些藥物，今天在中東的某些地區甚至拒絕使用藥物。嬰兒和幼兒還面臨其它由害蟲傳播的眼疾的威脅。這些疾病會導致嚴重的結痂、眼瞼下垂、睫毛脫落，最終完全瞎眼。在世界的某些地方，有民間迷信仍然容許蒼蠅在嬰兒身上飛來飛去。</w:t>
       </w:r>
     </w:p>
     <w:p>
@@ -333,7 +320,97 @@
         <w:rPr>
           <w:lang w:val="zh_TW" w:bidi="zh_TW"/>
         </w:rPr>
-        <w:t>所有早期民族都將事件和現象歸因於超自然力量，如不同的神靈或邪靈。希伯來人與眾不同的是，他們是堅定的一神論者，將所有現象都歸因於唯一的真神，即向他們啟示的神（</w:t>
+        <w:t>成年人瞎眼的原因可能包括：</w:t>
+      </w:r>
+    </w:p>
+    <w:p>
+      <w:pPr>
+        <w:pStyle w:val="ListBullet"/>
+        <w:spacing w:line="240" w:lineRule="auto"/>
+        <w:ind w:left="720"/>
+      </w:pPr>
+      <w:r>
+        <w:rPr>
+          <w:lang w:val="zh_TW" w:bidi="zh_TW"/>
+        </w:rPr>
+      </w:r>
+      <w:r>
+        <w:rPr>
+          <w:lang w:val="zh_TW" w:bidi="zh_TW"/>
+        </w:rPr>
+        <w:t>瘧疾</w:t>
+      </w:r>
+    </w:p>
+    <w:p>
+      <w:pPr>
+        <w:pStyle w:val="ListBullet"/>
+        <w:spacing w:line="240" w:lineRule="auto"/>
+        <w:ind w:left="720"/>
+      </w:pPr>
+      <w:r>
+        <w:rPr>
+          <w:lang w:val="zh_TW" w:bidi="zh_TW"/>
+        </w:rPr>
+      </w:r>
+      <w:r>
+        <w:rPr>
+          <w:lang w:val="zh_TW" w:bidi="zh_TW"/>
+        </w:rPr>
+        <w:t>長時間暴露在沙塵暴中</w:t>
+      </w:r>
+    </w:p>
+    <w:p>
+      <w:pPr>
+        <w:pStyle w:val="ListBullet"/>
+        <w:spacing w:line="240" w:lineRule="auto"/>
+        <w:ind w:left="720"/>
+      </w:pPr>
+      <w:r>
+        <w:rPr>
+          <w:lang w:val="zh_TW" w:bidi="zh_TW"/>
+        </w:rPr>
+      </w:r>
+      <w:r>
+        <w:rPr>
+          <w:lang w:val="zh_TW" w:bidi="zh_TW"/>
+        </w:rPr>
+        <w:t>曠野中的陽光刺眼</w:t>
+      </w:r>
+    </w:p>
+    <w:p>
+      <w:pPr>
+        <w:pStyle w:val="ListBullet"/>
+        <w:spacing w:line="240" w:lineRule="auto"/>
+        <w:ind w:left="720"/>
+      </w:pPr>
+      <w:r>
+        <w:rPr>
+          <w:lang w:val="zh_TW" w:bidi="zh_TW"/>
+        </w:rPr>
+      </w:r>
+      <w:r>
+        <w:rPr>
+          <w:lang w:val="zh_TW" w:bidi="zh_TW"/>
+        </w:rPr>
+        <w:t>意外受傷</w:t>
+      </w:r>
+    </w:p>
+    <w:p>
+      <w:pPr>
+        <w:pStyle w:val="ListBullet"/>
+        <w:spacing w:line="240" w:lineRule="auto"/>
+        <w:ind w:left="720"/>
+      </w:pPr>
+      <w:r>
+        <w:rPr>
+          <w:lang w:val="zh_TW" w:bidi="zh_TW"/>
+        </w:rPr>
+      </w:r>
+      <w:r>
+        <w:rPr>
+          <w:lang w:val="zh_TW" w:bidi="zh_TW"/>
+        </w:rPr>
+        <w:t>懲罰（如參孫，</w:t>
       </w:r>
       <w:hyperlink r:id="rId14">
         <w:r>
@@ -344,14 +421,32 @@
             <w:color w:val="0000EE"/>
             <w:u w:val="single"/>
           </w:rPr>
-          <w:t>賽45:21</w:t>
+          <w:t>士16:21</w:t>
         </w:r>
       </w:hyperlink>
       <w:r>
         <w:rPr>
           <w:lang w:val="zh_TW" w:bidi="zh_TW"/>
         </w:rPr>
-        <w:t>）。神掌管一切，包括疾病和災禍（</w:t>
+        <w:t>）</w:t>
+      </w:r>
+    </w:p>
+    <w:p>
+      <w:pPr>
+        <w:pStyle w:val="ListBullet"/>
+        <w:spacing w:line="240" w:lineRule="auto"/>
+        <w:ind w:left="720"/>
+      </w:pPr>
+      <w:r>
+        <w:rPr>
+          <w:lang w:val="zh_TW" w:bidi="zh_TW"/>
+        </w:rPr>
+      </w:r>
+      <w:r>
+        <w:rPr>
+          <w:lang w:val="zh_TW" w:bidi="zh_TW"/>
+        </w:rPr>
+        <w:t>年老（</w:t>
       </w:r>
       <w:hyperlink r:id="rId15">
         <w:r>
@@ -362,14 +457,14 @@
             <w:color w:val="0000EE"/>
             <w:u w:val="single"/>
           </w:rPr>
-          <w:t>7</w:t>
+          <w:t>創27:1</w:t>
         </w:r>
       </w:hyperlink>
       <w:r>
         <w:rPr>
           <w:lang w:val="zh_TW" w:bidi="zh_TW"/>
         </w:rPr>
-        <w:t>節）。同樣的神也能賜予物質的祝福、健康，並醫治所有疾病（</w:t>
+        <w:t>；</w:t>
       </w:r>
       <w:hyperlink r:id="rId16">
         <w:r>
@@ -380,14 +475,43 @@
             <w:color w:val="0000EE"/>
             <w:u w:val="single"/>
           </w:rPr>
-          <w:t>詩103:3</w:t>
+          <w:t>撒上4:15</w:t>
         </w:r>
       </w:hyperlink>
       <w:r>
         <w:rPr>
           <w:lang w:val="zh_TW" w:bidi="zh_TW"/>
         </w:rPr>
-        <w:t>）。對希伯來人來說，神可以賜下健康或疾病，無論哪一種情況，都有祂的目的或理由。</w:t>
+        <w:t>；</w:t>
+      </w:r>
+      <w:hyperlink r:id="rId17">
+        <w:r>
+          <w:rPr>
+            <w:lang w:val="zh_TW" w:bidi="zh_TW"/>
+          </w:rPr>
+          <w:rPr>
+            <w:color w:val="0000EE"/>
+            <w:u w:val="single"/>
+          </w:rPr>
+          <w:t>王上14:4</w:t>
+        </w:r>
+      </w:hyperlink>
+      <w:r>
+        <w:rPr>
+          <w:lang w:val="zh_TW" w:bidi="zh_TW"/>
+        </w:rPr>
+        <w:t>）</w:t>
+      </w:r>
+    </w:p>
+    <w:p>
+      <w:pPr>
+        <w:pStyle w:val="Heading3"/>
+      </w:pPr>
+      <w:r>
+        <w:rPr>
+          <w:lang w:val="zh_TW" w:bidi="zh_TW"/>
+        </w:rPr>
+        <w:t>舊約中的瞎眼</w:t>
       </w:r>
     </w:p>
     <w:p>
@@ -401,9 +525,9 @@
         <w:rPr>
           <w:lang w:val="zh_TW" w:bidi="zh_TW"/>
         </w:rPr>
-        <w:t>災病的一個目的是作為對過犯的懲罰（</w:t>
-      </w:r>
-      <w:hyperlink r:id="rId17">
+        <w:t>舊約聖經要求特別關心瞎子（</w:t>
+      </w:r>
+      <w:hyperlink r:id="rId18">
         <w:r>
           <w:rPr>
             <w:lang w:val="zh_TW" w:bidi="zh_TW"/>
@@ -412,16 +536,16 @@
             <w:color w:val="0000EE"/>
             <w:u w:val="single"/>
           </w:rPr>
-          <w:t>撒下24:1、12–16</w:t>
+          <w:t>利19:14</w:t>
         </w:r>
       </w:hyperlink>
       <w:r>
         <w:rPr>
           <w:lang w:val="zh_TW" w:bidi="zh_TW"/>
         </w:rPr>
-        <w:t>；</w:t>
-      </w:r>
-      <w:hyperlink r:id="rId18">
+        <w:t>）。誤導瞎子的人會受到懲罰（</w:t>
+      </w:r>
+      <w:hyperlink r:id="rId19">
         <w:r>
           <w:rPr>
             <w:lang w:val="zh_TW" w:bidi="zh_TW"/>
@@ -430,16 +554,16 @@
             <w:color w:val="0000EE"/>
             <w:u w:val="single"/>
           </w:rPr>
-          <w:t>林前10:8</w:t>
+          <w:t>申27:18</w:t>
         </w:r>
       </w:hyperlink>
       <w:r>
         <w:rPr>
           <w:lang w:val="zh_TW" w:bidi="zh_TW"/>
         </w:rPr>
-        <w:t>）。在希伯來人的觀念中，即使災病和死亡的直接原因是顯而易見的——比如營中許多人被毒蛇咬傷——他們的反應不是去殺掉所有的蛇，而是向神祈求赦免（</w:t>
-      </w:r>
-      <w:hyperlink r:id="rId19">
+        <w:t>）。不允許瞎子擔任祭司（</w:t>
+      </w:r>
+      <w:hyperlink r:id="rId20">
         <w:r>
           <w:rPr>
             <w:lang w:val="zh_TW" w:bidi="zh_TW"/>
@@ -448,50 +572,25 @@
             <w:color w:val="0000EE"/>
             <w:u w:val="single"/>
           </w:rPr>
-          <w:t>民21:4–9</w:t>
+          <w:t>利21:18</w:t>
         </w:r>
       </w:hyperlink>
       <w:r>
         <w:rPr>
           <w:lang w:val="zh_TW" w:bidi="zh_TW"/>
         </w:rPr>
-        <w:t>）。痲瘋病的字面意思是「打擊」，是一種神賜下的毀滅性災病，用來懲罰那些犯罪的人（</w:t>
-      </w:r>
-      <w:hyperlink r:id="rId20">
-        <w:r>
-          <w:rPr>
-            <w:lang w:val="zh_TW" w:bidi="zh_TW"/>
-          </w:rPr>
-          <w:rPr>
-            <w:color w:val="0000EE"/>
-            <w:u w:val="single"/>
-          </w:rPr>
-          <w:t>民12</w:t>
-        </w:r>
-      </w:hyperlink>
-      <w:r>
-        <w:rPr>
-          <w:lang w:val="zh_TW" w:bidi="zh_TW"/>
-        </w:rPr>
-        <w:t>；</w:t>
-      </w:r>
-      <w:hyperlink r:id="rId21">
-        <w:r>
-          <w:rPr>
-            <w:lang w:val="zh_TW" w:bidi="zh_TW"/>
-          </w:rPr>
-          <w:rPr>
-            <w:color w:val="0000EE"/>
-            <w:u w:val="single"/>
-          </w:rPr>
-          <w:t>王下5:27</w:t>
-        </w:r>
-      </w:hyperlink>
-      <w:r>
-        <w:rPr>
-          <w:lang w:val="zh_TW" w:bidi="zh_TW"/>
-        </w:rPr>
         <w:t>）。</w:t>
+      </w:r>
+    </w:p>
+    <w:p>
+      <w:pPr>
+        <w:pStyle w:val="Heading3"/>
+      </w:pPr>
+      <w:r>
+        <w:rPr>
+          <w:lang w:val="zh_TW" w:bidi="zh_TW"/>
+        </w:rPr>
+        <w:t>新約中的瞎眼</w:t>
       </w:r>
     </w:p>
     <w:p>
@@ -505,7 +604,25 @@
         <w:rPr>
           <w:lang w:val="zh_TW" w:bidi="zh_TW"/>
         </w:rPr>
-        <w:t>神也可能差遣災病來顯示祂的大能或保護祂的百姓。埃及的十災就是前者的例子；而消滅西拿基立的軍隊則是後者的例子（</w:t>
+        <w:t>耶穌的醫治事工應驗了預言，讓瞎子得看見（</w:t>
+      </w:r>
+      <w:hyperlink r:id="rId21">
+        <w:r>
+          <w:rPr>
+            <w:lang w:val="zh_TW" w:bidi="zh_TW"/>
+          </w:rPr>
+          <w:rPr>
+            <w:color w:val="0000EE"/>
+            <w:u w:val="single"/>
+          </w:rPr>
+          <w:t>路4:18</w:t>
+        </w:r>
+      </w:hyperlink>
+      <w:r>
+        <w:rPr>
+          <w:lang w:val="zh_TW" w:bidi="zh_TW"/>
+        </w:rPr>
+        <w:t>）。耶穌恢復視力的能力證明給施洗約翰看，祂就是彌賽亞（</w:t>
       </w:r>
       <w:hyperlink r:id="rId22">
         <w:r>
@@ -516,25 +633,284 @@
             <w:color w:val="0000EE"/>
             <w:u w:val="single"/>
           </w:rPr>
-          <w:t>王下19:34–36</w:t>
+          <w:t>太11:5</w:t>
         </w:r>
       </w:hyperlink>
       <w:r>
         <w:rPr>
           <w:lang w:val="zh_TW" w:bidi="zh_TW"/>
         </w:rPr>
-        <w:t>）。</w:t>
+        <w:t>）。耶穌曾醫治：</w:t>
       </w:r>
     </w:p>
     <w:p>
       <w:pPr>
-        <w:pStyle w:val="Heading4"/>
-      </w:pPr>
-      <w:r>
-        <w:rPr>
-          <w:lang w:val="zh_TW" w:bidi="zh_TW"/>
-        </w:rPr>
-        <w:t>撒但</w:t>
+        <w:pStyle w:val="ListBullet"/>
+        <w:spacing w:line="240" w:lineRule="auto"/>
+        <w:ind w:left="720"/>
+      </w:pPr>
+      <w:r>
+        <w:rPr>
+          <w:lang w:val="zh_TW" w:bidi="zh_TW"/>
+        </w:rPr>
+      </w:r>
+      <w:r>
+        <w:rPr>
+          <w:lang w:val="zh_TW" w:bidi="zh_TW"/>
+        </w:rPr>
+        <w:t>加利利的兩個瞎子（</w:t>
+      </w:r>
+      <w:hyperlink r:id="rId23">
+        <w:r>
+          <w:rPr>
+            <w:lang w:val="zh_TW" w:bidi="zh_TW"/>
+          </w:rPr>
+          <w:rPr>
+            <w:color w:val="0000EE"/>
+            <w:u w:val="single"/>
+          </w:rPr>
+          <w:t>太9:27</w:t>
+        </w:r>
+      </w:hyperlink>
+      <w:r>
+        <w:rPr>
+          <w:lang w:val="zh_TW" w:bidi="zh_TW"/>
+        </w:rPr>
+        <w:t>–</w:t>
+      </w:r>
+      <w:hyperlink r:id="rId23">
+        <w:r>
+          <w:rPr>
+            <w:lang w:val="zh_TW" w:bidi="zh_TW"/>
+          </w:rPr>
+          <w:rPr>
+            <w:color w:val="0000EE"/>
+            <w:u w:val="single"/>
+          </w:rPr>
+          <w:t>30</w:t>
+        </w:r>
+      </w:hyperlink>
+      <w:r>
+        <w:rPr>
+          <w:lang w:val="zh_TW" w:bidi="zh_TW"/>
+        </w:rPr>
+        <w:t>）</w:t>
+      </w:r>
+    </w:p>
+    <w:p>
+      <w:pPr>
+        <w:pStyle w:val="ListBullet"/>
+        <w:spacing w:line="240" w:lineRule="auto"/>
+        <w:ind w:left="720"/>
+      </w:pPr>
+      <w:r>
+        <w:rPr>
+          <w:lang w:val="zh_TW" w:bidi="zh_TW"/>
+        </w:rPr>
+      </w:r>
+      <w:r>
+        <w:rPr>
+          <w:lang w:val="zh_TW" w:bidi="zh_TW"/>
+        </w:rPr>
+        <w:t>伯賽大的一個瞎子（</w:t>
+      </w:r>
+      <w:hyperlink r:id="rId24">
+        <w:r>
+          <w:rPr>
+            <w:lang w:val="zh_TW" w:bidi="zh_TW"/>
+          </w:rPr>
+          <w:rPr>
+            <w:color w:val="0000EE"/>
+            <w:u w:val="single"/>
+          </w:rPr>
+          <w:t>可8:22</w:t>
+        </w:r>
+      </w:hyperlink>
+      <w:r>
+        <w:rPr>
+          <w:lang w:val="zh_TW" w:bidi="zh_TW"/>
+        </w:rPr>
+        <w:t>–</w:t>
+      </w:r>
+      <w:hyperlink r:id="rId24">
+        <w:r>
+          <w:rPr>
+            <w:lang w:val="zh_TW" w:bidi="zh_TW"/>
+          </w:rPr>
+          <w:rPr>
+            <w:color w:val="0000EE"/>
+            <w:u w:val="single"/>
+          </w:rPr>
+          <w:t>26</w:t>
+        </w:r>
+      </w:hyperlink>
+      <w:r>
+        <w:rPr>
+          <w:lang w:val="zh_TW" w:bidi="zh_TW"/>
+        </w:rPr>
+        <w:t>）</w:t>
+      </w:r>
+    </w:p>
+    <w:p>
+      <w:pPr>
+        <w:pStyle w:val="ListBullet"/>
+        <w:spacing w:line="240" w:lineRule="auto"/>
+        <w:ind w:left="720"/>
+      </w:pPr>
+      <w:r>
+        <w:rPr>
+          <w:lang w:val="zh_TW" w:bidi="zh_TW"/>
+        </w:rPr>
+      </w:r>
+      <w:r>
+        <w:rPr>
+          <w:lang w:val="zh_TW" w:bidi="zh_TW"/>
+        </w:rPr>
+        <w:t>耶路撒冷一個生來瞎眼的人（</w:t>
+      </w:r>
+      <w:hyperlink r:id="rId25">
+        <w:r>
+          <w:rPr>
+            <w:lang w:val="zh_TW" w:bidi="zh_TW"/>
+          </w:rPr>
+          <w:rPr>
+            <w:color w:val="0000EE"/>
+            <w:u w:val="single"/>
+          </w:rPr>
+          <w:t>約9章</w:t>
+        </w:r>
+      </w:hyperlink>
+      <w:r>
+        <w:rPr>
+          <w:lang w:val="zh_TW" w:bidi="zh_TW"/>
+        </w:rPr>
+        <w:t>）</w:t>
+      </w:r>
+    </w:p>
+    <w:p>
+      <w:pPr>
+        <w:pStyle w:val="ListBullet"/>
+        <w:spacing w:line="240" w:lineRule="auto"/>
+        <w:ind w:left="720"/>
+      </w:pPr>
+      <w:r>
+        <w:rPr>
+          <w:lang w:val="zh_TW" w:bidi="zh_TW"/>
+        </w:rPr>
+      </w:r>
+      <w:r>
+        <w:rPr>
+          <w:lang w:val="zh_TW" w:bidi="zh_TW"/>
+        </w:rPr>
+        <w:t>在耶利哥，名叫巴底買的乞丐及其朋友（</w:t>
+      </w:r>
+      <w:hyperlink r:id="rId26">
+        <w:r>
+          <w:rPr>
+            <w:lang w:val="zh_TW" w:bidi="zh_TW"/>
+          </w:rPr>
+          <w:rPr>
+            <w:color w:val="0000EE"/>
+            <w:u w:val="single"/>
+          </w:rPr>
+          <w:t>可10:46</w:t>
+        </w:r>
+      </w:hyperlink>
+      <w:r>
+        <w:rPr>
+          <w:lang w:val="zh_TW" w:bidi="zh_TW"/>
+        </w:rPr>
+        <w:t>–</w:t>
+      </w:r>
+      <w:hyperlink r:id="rId26">
+        <w:r>
+          <w:rPr>
+            <w:lang w:val="zh_TW" w:bidi="zh_TW"/>
+          </w:rPr>
+          <w:rPr>
+            <w:color w:val="0000EE"/>
+            <w:u w:val="single"/>
+          </w:rPr>
+          <w:t>52</w:t>
+        </w:r>
+      </w:hyperlink>
+      <w:r>
+        <w:rPr>
+          <w:lang w:val="zh_TW" w:bidi="zh_TW"/>
+        </w:rPr>
+        <w:t>；參</w:t>
+      </w:r>
+      <w:hyperlink r:id="rId27">
+        <w:r>
+          <w:rPr>
+            <w:lang w:val="zh_TW" w:bidi="zh_TW"/>
+          </w:rPr>
+          <w:rPr>
+            <w:color w:val="0000EE"/>
+            <w:u w:val="single"/>
+          </w:rPr>
+          <w:t>太20:30</w:t>
+        </w:r>
+      </w:hyperlink>
+      <w:r>
+        <w:rPr>
+          <w:lang w:val="zh_TW" w:bidi="zh_TW"/>
+        </w:rPr>
+        <w:t>–</w:t>
+      </w:r>
+      <w:hyperlink r:id="rId27">
+        <w:r>
+          <w:rPr>
+            <w:lang w:val="zh_TW" w:bidi="zh_TW"/>
+          </w:rPr>
+          <w:rPr>
+            <w:color w:val="0000EE"/>
+            <w:u w:val="single"/>
+          </w:rPr>
+          <w:t>34</w:t>
+        </w:r>
+      </w:hyperlink>
+      <w:r>
+        <w:rPr>
+          <w:lang w:val="zh_TW" w:bidi="zh_TW"/>
+        </w:rPr>
+        <w:t>；</w:t>
+      </w:r>
+      <w:hyperlink r:id="rId28">
+        <w:r>
+          <w:rPr>
+            <w:lang w:val="zh_TW" w:bidi="zh_TW"/>
+          </w:rPr>
+          <w:rPr>
+            <w:color w:val="0000EE"/>
+            <w:u w:val="single"/>
+          </w:rPr>
+          <w:t>路18:35</w:t>
+        </w:r>
+      </w:hyperlink>
+      <w:r>
+        <w:rPr>
+          <w:lang w:val="zh_TW" w:bidi="zh_TW"/>
+        </w:rPr>
+        <w:t>–</w:t>
+      </w:r>
+      <w:hyperlink r:id="rId28">
+        <w:r>
+          <w:rPr>
+            <w:lang w:val="zh_TW" w:bidi="zh_TW"/>
+          </w:rPr>
+          <w:rPr>
+            <w:color w:val="0000EE"/>
+            <w:u w:val="single"/>
+          </w:rPr>
+          <w:t>43</w:t>
+        </w:r>
+      </w:hyperlink>
+      <w:r>
+        <w:rPr>
+          <w:lang w:val="zh_TW" w:bidi="zh_TW"/>
+        </w:rPr>
+        <w:t>）</w:t>
       </w:r>
     </w:p>
     <w:p>
@@ -548,9 +924,9 @@
         <w:rPr>
           <w:lang w:val="zh_TW" w:bidi="zh_TW"/>
         </w:rPr>
-        <w:t>撒但和其他邪靈也可能是災病的源頭。在聖經的框架中，撒但帶來災病的能力是在神允許的範圍內進行的。對於撒但危害能力的限制，在約伯的案例中被明確說明（</w:t>
-      </w:r>
-      <w:hyperlink r:id="rId23">
+        <w:t>有時，耶穌即時醫治瞎子（</w:t>
+      </w:r>
+      <w:hyperlink r:id="rId29">
         <w:r>
           <w:rPr>
             <w:lang w:val="zh_TW" w:bidi="zh_TW"/>
@@ -559,25 +935,68 @@
             <w:color w:val="0000EE"/>
             <w:u w:val="single"/>
           </w:rPr>
-          <w:t>伯1:12</w:t>
+          <w:t>可10:52</w:t>
         </w:r>
       </w:hyperlink>
       <w:r>
         <w:rPr>
           <w:lang w:val="zh_TW" w:bidi="zh_TW"/>
         </w:rPr>
-        <w:t>）。新約的信息也清楚地表明，儘管有鬼附或受到撒但影響的情況，但撒但的時間是有限的，牠最終的完全敗亡和毀滅是必然的。</w:t>
-      </w:r>
-    </w:p>
-    <w:p>
-      <w:pPr>
-        <w:pStyle w:val="Heading4"/>
-      </w:pPr>
-      <w:r>
-        <w:rPr>
-          <w:lang w:val="zh_TW" w:bidi="zh_TW"/>
-        </w:rPr>
-        <w:t>祖先的罪</w:t>
+        <w:t>）。有時，祂藉由行動進行醫治，例如用泥和水（</w:t>
+      </w:r>
+      <w:hyperlink r:id="rId30">
+        <w:r>
+          <w:rPr>
+            <w:lang w:val="zh_TW" w:bidi="zh_TW"/>
+          </w:rPr>
+          <w:rPr>
+            <w:color w:val="0000EE"/>
+            <w:u w:val="single"/>
+          </w:rPr>
+          <w:t>約9:6</w:t>
+        </w:r>
+      </w:hyperlink>
+      <w:r>
+        <w:rPr>
+          <w:lang w:val="zh_TW" w:bidi="zh_TW"/>
+        </w:rPr>
+        <w:t>–</w:t>
+      </w:r>
+      <w:hyperlink r:id="rId30">
+        <w:r>
+          <w:rPr>
+            <w:lang w:val="zh_TW" w:bidi="zh_TW"/>
+          </w:rPr>
+          <w:rPr>
+            <w:color w:val="0000EE"/>
+            <w:u w:val="single"/>
+          </w:rPr>
+          <w:t>11</w:t>
+        </w:r>
+      </w:hyperlink>
+      <w:r>
+        <w:rPr>
+          <w:lang w:val="zh_TW" w:bidi="zh_TW"/>
+        </w:rPr>
+        <w:t>）或唾沫（</w:t>
+      </w:r>
+      <w:hyperlink r:id="rId31">
+        <w:r>
+          <w:rPr>
+            <w:lang w:val="zh_TW" w:bidi="zh_TW"/>
+          </w:rPr>
+          <w:rPr>
+            <w:color w:val="0000EE"/>
+            <w:u w:val="single"/>
+          </w:rPr>
+          <w:t>可8:23</w:t>
+        </w:r>
+      </w:hyperlink>
+      <w:r>
+        <w:rPr>
+          <w:lang w:val="zh_TW" w:bidi="zh_TW"/>
+        </w:rPr>
+        <w:t>）。</w:t>
       </w:r>
     </w:p>
     <w:p>
@@ -591,9 +1010,9 @@
         <w:rPr>
           <w:lang w:val="zh_TW" w:bidi="zh_TW"/>
         </w:rPr>
-        <w:t>疾病也可能是由於祖先的罪過所致（</w:t>
-      </w:r>
-      <w:hyperlink r:id="rId24">
+        <w:t>使徒保羅在歸信時一度失明，並在亞拿尼亞面前得醫治（</w:t>
+      </w:r>
+      <w:hyperlink r:id="rId32">
         <w:r>
           <w:rPr>
             <w:lang w:val="zh_TW" w:bidi="zh_TW"/>
@@ -602,16 +1021,16 @@
             <w:color w:val="0000EE"/>
             <w:u w:val="single"/>
           </w:rPr>
-          <w:t>出20:5</w:t>
+          <w:t>徒9:1</w:t>
         </w:r>
       </w:hyperlink>
       <w:r>
         <w:rPr>
           <w:lang w:val="zh_TW" w:bidi="zh_TW"/>
         </w:rPr>
-        <w:t>；</w:t>
-      </w:r>
-      <w:hyperlink r:id="rId25">
+        <w:t>–</w:t>
+      </w:r>
+      <w:hyperlink r:id="rId32">
         <w:r>
           <w:rPr>
             <w:lang w:val="zh_TW" w:bidi="zh_TW"/>
@@ -620,16 +1039,16 @@
             <w:color w:val="0000EE"/>
             <w:u w:val="single"/>
           </w:rPr>
-          <w:t>利26:29</w:t>
+          <w:t>9、18</w:t>
         </w:r>
       </w:hyperlink>
       <w:r>
         <w:rPr>
           <w:lang w:val="zh_TW" w:bidi="zh_TW"/>
         </w:rPr>
-        <w:t>；</w:t>
-      </w:r>
-      <w:hyperlink r:id="rId26">
+        <w:t>）。後來，保羅因為行法術的以呂馬在塞浦路斯反對他的事工，而使他暫時瞎眼（</w:t>
+      </w:r>
+      <w:hyperlink r:id="rId33">
         <w:r>
           <w:rPr>
             <w:lang w:val="zh_TW" w:bidi="zh_TW"/>
@@ -638,97 +1057,14 @@
             <w:color w:val="0000EE"/>
             <w:u w:val="single"/>
           </w:rPr>
-          <w:t>王上17:18</w:t>
+          <w:t>徒13:11</w:t>
         </w:r>
       </w:hyperlink>
       <w:r>
         <w:rPr>
           <w:lang w:val="zh_TW" w:bidi="zh_TW"/>
         </w:rPr>
-        <w:t>；</w:t>
-      </w:r>
-      <w:hyperlink r:id="rId27">
-        <w:r>
-          <w:rPr>
-            <w:lang w:val="zh_TW" w:bidi="zh_TW"/>
-          </w:rPr>
-          <w:rPr>
-            <w:color w:val="0000EE"/>
-            <w:u w:val="single"/>
-          </w:rPr>
-          <w:t>伯21:19</w:t>
-        </w:r>
-      </w:hyperlink>
-      <w:r>
-        <w:rPr>
-          <w:lang w:val="zh_TW" w:bidi="zh_TW"/>
-        </w:rPr>
-        <w:t>；</w:t>
-      </w:r>
-      <w:hyperlink r:id="rId28">
-        <w:r>
-          <w:rPr>
-            <w:lang w:val="zh_TW" w:bidi="zh_TW"/>
-          </w:rPr>
-          <w:rPr>
-            <w:color w:val="0000EE"/>
-            <w:u w:val="single"/>
-          </w:rPr>
-          <w:t>哀5:7</w:t>
-        </w:r>
-      </w:hyperlink>
-      <w:r>
-        <w:rPr>
-          <w:lang w:val="zh_TW" w:bidi="zh_TW"/>
-        </w:rPr>
-        <w:t>）。其中最突出的例子是大衛與拔示巴的罪使他的兒子死亡（</w:t>
-      </w:r>
-      <w:hyperlink r:id="rId29">
-        <w:r>
-          <w:rPr>
-            <w:lang w:val="zh_TW" w:bidi="zh_TW"/>
-          </w:rPr>
-          <w:rPr>
-            <w:color w:val="0000EE"/>
-            <w:u w:val="single"/>
-          </w:rPr>
-          <w:t>撒下12:15</w:t>
-        </w:r>
-      </w:hyperlink>
-      <w:r>
-        <w:rPr>
-          <w:lang w:val="zh_TW" w:bidi="zh_TW"/>
-        </w:rPr>
-        <w:t>）。這種對災病來源的觀念一直延續到了新約時期，並為耶穌的門徒所熟悉（</w:t>
-      </w:r>
-      <w:hyperlink r:id="rId30">
-        <w:r>
-          <w:rPr>
-            <w:lang w:val="zh_TW" w:bidi="zh_TW"/>
-          </w:rPr>
-          <w:rPr>
-            <w:color w:val="0000EE"/>
-            <w:u w:val="single"/>
-          </w:rPr>
-          <w:t>約9:2</w:t>
-        </w:r>
-      </w:hyperlink>
-      <w:r>
-        <w:rPr>
-          <w:lang w:val="zh_TW" w:bidi="zh_TW"/>
-        </w:rPr>
         <w:t>）。</w:t>
-      </w:r>
-    </w:p>
-    <w:p>
-      <w:pPr>
-        <w:pStyle w:val="Heading4"/>
-      </w:pPr>
-      <w:r>
-        <w:rPr>
-          <w:lang w:val="zh_TW" w:bidi="zh_TW"/>
-        </w:rPr>
-        <w:t>違反自然規律</w:t>
       </w:r>
     </w:p>
     <w:p>
@@ -740,9 +1076,50 @@
       </w:r>
       <w:r>
         <w:rPr>
-          <w:lang w:val="zh_TW" w:bidi="zh_TW"/>
-        </w:rPr>
-        <w:t>這個觀念使希伯來人與當時其他民族有所區別。當他們理解到災病可能是由於違反固定的生理、心理/情感和道德規律所導致的，就會產生個人責任的概念，即遵守這些規律以避免災病。一個人對自己的健康以及社群的健康負有責任，而不僅僅是超自然力量的被動受害者。</w:t>
+          <w:i/>
+          <w:lang w:val="zh_TW" w:bidi="zh_TW"/>
+        </w:rPr>
+        <w:t>另見</w:t>
+      </w:r>
+      <w:r>
+        <w:rPr>
+          <w:lang w:val="zh_TW" w:bidi="zh_TW"/>
+        </w:rPr>
+        <w:t xml:space="preserve"> </w:t>
+      </w:r>
+      <w:r>
+        <w:rPr>
+          <w:lang w:val="zh_TW" w:bidi="zh_TW"/>
+        </w:rPr>
+        <w:t>藥物與醫療實踐</w:t>
+      </w:r>
+      <w:r>
+        <w:rPr>
+          <w:lang w:val="zh_TW" w:bidi="zh_TW"/>
+        </w:rPr>
+        <w:t>；</w:t>
+      </w:r>
+      <w:r>
+        <w:rPr>
+          <w:lang w:val="zh_TW" w:bidi="zh_TW"/>
+        </w:rPr>
+        <w:t>災病</w:t>
+      </w:r>
+      <w:r>
+        <w:rPr>
+          <w:lang w:val="zh_TW" w:bidi="zh_TW"/>
+        </w:rPr>
+        <w:t>。</w:t>
+      </w:r>
+      <w:r>
+        <w:rPr>
+          <w:lang w:val="zh_TW" w:bidi="zh_TW"/>
+        </w:rPr>
+      </w:r>
+      <w:r>
+        <w:rPr>
+          <w:lang w:val="zh_TW" w:bidi="zh_TW"/>
+        </w:rPr>
       </w:r>
     </w:p>
     <w:p>
@@ -752,47 +1129,21 @@
           <w:lang w:val="zh_TW" w:bidi="zh_TW"/>
         </w:rPr>
       </w:r>
-      <w:r>
-        <w:rPr>
-          <w:lang w:val="zh_TW" w:bidi="zh_TW"/>
-        </w:rPr>
-        <w:t>基於這一觀念，摩西制定了詳盡的行為準則，以維持個人和社群的健康。摩西律法涵蓋了飲食、個人衛生、安息日的遵守、營地的衛生規定、清潔以及性關係等領域。通過遵守神所設立的這些自然規律，希伯來人可以期望免於疾病（</w:t>
-      </w:r>
-      <w:hyperlink r:id="rId31">
-        <w:r>
-          <w:rPr>
-            <w:lang w:val="zh_TW" w:bidi="zh_TW"/>
-          </w:rPr>
-          <w:rPr>
-            <w:color w:val="0000EE"/>
-            <w:u w:val="single"/>
-          </w:rPr>
-          <w:t>出15:26</w:t>
-        </w:r>
-      </w:hyperlink>
-      <w:r>
-        <w:rPr>
-          <w:lang w:val="zh_TW" w:bidi="zh_TW"/>
-        </w:rPr>
-        <w:t>）並享長壽（</w:t>
-      </w:r>
-      <w:hyperlink r:id="rId32">
-        <w:r>
-          <w:rPr>
-            <w:lang w:val="zh_TW" w:bidi="zh_TW"/>
-          </w:rPr>
-          <w:rPr>
-            <w:color w:val="0000EE"/>
-            <w:u w:val="single"/>
-          </w:rPr>
-          <w:t>箴3:1–2</w:t>
-        </w:r>
-      </w:hyperlink>
-      <w:r>
-        <w:rPr>
-          <w:lang w:val="zh_TW" w:bidi="zh_TW"/>
-        </w:rPr>
-        <w:t>）。摩西的這些健康律法，即使以今天的公共衛生觀點來看，依然很合理，比起其他古代民族的做法更合理。</w:t>
+    </w:p>
+    <w:p>
+      <w:pPr>
+        <w:pStyle w:val="Heading2"/>
+      </w:pPr>
+      <w:r>
+        <w:rPr>
+          <w:lang w:val="zh_TW" w:bidi="zh_TW"/>
+        </w:rPr>
+        <w:t>夏娃</w:t>
+      </w:r>
+      <w:r>
+        <w:rPr>
+          <w:lang w:val="zh_TW" w:bidi="zh_TW"/>
+        </w:rPr>
       </w:r>
     </w:p>
     <w:p>
@@ -806,9 +1157,9 @@
         <w:rPr>
           <w:lang w:val="zh_TW" w:bidi="zh_TW"/>
         </w:rPr>
-        <w:t>理解到災病是違反自然律法的後果的另一大結果是，當尋求醫治時，人們開始轉向醫生而不是祭司。只要疾病被認為是超自然起源的，就無法通過了解災病過程來尋求治療方法。希伯來人熟悉埃及的醫生（</w:t>
-      </w:r>
-      <w:hyperlink r:id="rId33">
+        <w:t>第一位女子，被稱為「眾生之母」（</w:t>
+      </w:r>
+      <w:hyperlink r:id="rId34">
         <w:r>
           <w:rPr>
             <w:lang w:val="zh_TW" w:bidi="zh_TW"/>
@@ -817,16 +1168,16 @@
             <w:color w:val="0000EE"/>
             <w:u w:val="single"/>
           </w:rPr>
-          <w:t>創50:2</w:t>
+          <w:t>創3:20</w:t>
         </w:r>
       </w:hyperlink>
       <w:r>
         <w:rPr>
           <w:lang w:val="zh_TW" w:bidi="zh_TW"/>
         </w:rPr>
-        <w:t>），當時他們似乎主要擔任的是防腐師（embalmers）的角色。以色列歷史上始終有醫生行醫，但他們的醫治能力是逐漸發展起來的（</w:t>
-      </w:r>
-      <w:hyperlink r:id="rId34">
+        <w:t>）。創世記記載，神造亞當之後，看見亞當獨居不好，便決定為他造一個「配偶幫助他」（</w:t>
+      </w:r>
+      <w:hyperlink r:id="rId35">
         <w:r>
           <w:rPr>
             <w:lang w:val="zh_TW" w:bidi="zh_TW"/>
@@ -835,16 +1186,29 @@
             <w:color w:val="0000EE"/>
             <w:u w:val="single"/>
           </w:rPr>
-          <w:t>代下16:12</w:t>
+          <w:t>2:18</w:t>
         </w:r>
       </w:hyperlink>
       <w:r>
         <w:rPr>
           <w:lang w:val="zh_TW" w:bidi="zh_TW"/>
         </w:rPr>
-        <w:t>；</w:t>
-      </w:r>
-      <w:hyperlink r:id="rId35">
+        <w:t>）。「幫助」一詞的希伯來文是</w:t>
+      </w:r>
+      <w:r>
+        <w:rPr>
+          <w:i/>
+          <w:lang w:val="zh_TW" w:bidi="zh_TW"/>
+        </w:rPr>
+        <w:t>ezer</w:t>
+      </w:r>
+      <w:r>
+        <w:rPr>
+          <w:lang w:val="zh_TW" w:bidi="zh_TW"/>
+        </w:rPr>
+        <w:t>，舊約聖經其它地方也用此字詞來描述神如何幫助以色列。神使亞當沉睡，取下他的一根肋骨，用那肋骨造了夏娃（</w:t>
+      </w:r>
+      <w:hyperlink r:id="rId36">
         <w:r>
           <w:rPr>
             <w:lang w:val="zh_TW" w:bidi="zh_TW"/>
@@ -853,122 +1217,14 @@
             <w:color w:val="0000EE"/>
             <w:u w:val="single"/>
           </w:rPr>
-          <w:t>耶8:22</w:t>
+          <w:t>21–25</w:t>
         </w:r>
       </w:hyperlink>
       <w:r>
         <w:rPr>
           <w:lang w:val="zh_TW" w:bidi="zh_TW"/>
         </w:rPr>
-        <w:t>；</w:t>
-      </w:r>
-      <w:hyperlink r:id="rId36">
-        <w:r>
-          <w:rPr>
-            <w:lang w:val="zh_TW" w:bidi="zh_TW"/>
-          </w:rPr>
-          <w:rPr>
-            <w:color w:val="0000EE"/>
-            <w:u w:val="single"/>
-          </w:rPr>
-          <w:t>可5:26</w:t>
-        </w:r>
-      </w:hyperlink>
-      <w:r>
-        <w:rPr>
-          <w:lang w:val="zh_TW" w:bidi="zh_TW"/>
-        </w:rPr>
-        <w:t>；</w:t>
-      </w:r>
-      <w:hyperlink r:id="rId37">
-        <w:r>
-          <w:rPr>
-            <w:lang w:val="zh_TW" w:bidi="zh_TW"/>
-          </w:rPr>
-          <w:rPr>
-            <w:color w:val="0000EE"/>
-            <w:u w:val="single"/>
-          </w:rPr>
-          <w:t>西4:14</w:t>
-        </w:r>
-      </w:hyperlink>
-      <w:r>
-        <w:rPr>
-          <w:lang w:val="zh_TW" w:bidi="zh_TW"/>
-        </w:rPr>
-        <w:t>）。聖經肯定了醫生為病人看病（</w:t>
-      </w:r>
-      <w:hyperlink r:id="rId38">
-        <w:r>
-          <w:rPr>
-            <w:lang w:val="zh_TW" w:bidi="zh_TW"/>
-          </w:rPr>
-          <w:rPr>
-            <w:color w:val="0000EE"/>
-            <w:u w:val="single"/>
-          </w:rPr>
-          <w:t>太9:12</w:t>
-        </w:r>
-      </w:hyperlink>
-      <w:r>
-        <w:rPr>
-          <w:lang w:val="zh_TW" w:bidi="zh_TW"/>
-        </w:rPr>
-        <w:t>）和使用藥物進行治療的合理性（</w:t>
-      </w:r>
-      <w:hyperlink r:id="rId39">
-        <w:r>
-          <w:rPr>
-            <w:lang w:val="zh_TW" w:bidi="zh_TW"/>
-          </w:rPr>
-          <w:rPr>
-            <w:color w:val="0000EE"/>
-            <w:u w:val="single"/>
-          </w:rPr>
-          <w:t>箴31:6</w:t>
-        </w:r>
-      </w:hyperlink>
-      <w:r>
-        <w:rPr>
-          <w:lang w:val="zh_TW" w:bidi="zh_TW"/>
-        </w:rPr>
-        <w:t>；</w:t>
-      </w:r>
-      <w:hyperlink r:id="rId40">
-        <w:r>
-          <w:rPr>
-            <w:lang w:val="zh_TW" w:bidi="zh_TW"/>
-          </w:rPr>
-          <w:rPr>
-            <w:color w:val="0000EE"/>
-            <w:u w:val="single"/>
-          </w:rPr>
-          <w:t>提前5:23</w:t>
-        </w:r>
-      </w:hyperlink>
-      <w:r>
-        <w:rPr>
-          <w:lang w:val="zh_TW" w:bidi="zh_TW"/>
-        </w:rPr>
-        <w:t>），但同時強調基督徒群體及其長老在服事病人中的角色（</w:t>
-      </w:r>
-      <w:hyperlink r:id="rId41">
-        <w:r>
-          <w:rPr>
-            <w:lang w:val="zh_TW" w:bidi="zh_TW"/>
-          </w:rPr>
-          <w:rPr>
-            <w:color w:val="0000EE"/>
-            <w:u w:val="single"/>
-          </w:rPr>
-          <w:t>雅5:14</w:t>
-        </w:r>
-      </w:hyperlink>
-      <w:r>
-        <w:rPr>
-          <w:lang w:val="zh_TW" w:bidi="zh_TW"/>
-        </w:rPr>
-        <w:t>）。</w:t>
+        <w:t>節）。</w:t>
       </w:r>
     </w:p>
     <w:p>
@@ -979,7 +1235,7 @@
         <w:rPr>
           <w:lang w:val="zh_TW" w:bidi="zh_TW"/>
         </w:rPr>
-        <w:t>耶穌基督與災病</w:t>
+        <w:t>她的名字</w:t>
       </w:r>
     </w:p>
     <w:p>
@@ -993,7 +1249,54 @@
         <w:rPr>
           <w:lang w:val="zh_TW" w:bidi="zh_TW"/>
         </w:rPr>
-        <w:t>耶穌對待病人的態度與舊約有著明顯不同。祂不帶有任何批判的態度，耶穌把病人當作有價值的人來交往，而不是社會上的棄民。祂對病人的痛苦充滿了真誠的憐憫——觸摸他們、安慰他們、醫治他們，並以正常且自然的方式與他們交談。</w:t>
+        <w:t>亞當給妻子夏娃起了兩個名字。起初，他稱她為「女人」，表明了她與男人之間的關聯（</w:t>
+      </w:r>
+      <w:hyperlink r:id="rId37">
+        <w:r>
+          <w:rPr>
+            <w:lang w:val="zh_TW" w:bidi="zh_TW"/>
+          </w:rPr>
+          <w:rPr>
+            <w:color w:val="0000EE"/>
+            <w:u w:val="single"/>
+          </w:rPr>
+          <w:t>創2:23</w:t>
+        </w:r>
+      </w:hyperlink>
+      <w:r>
+        <w:rPr>
+          <w:lang w:val="zh_TW" w:bidi="zh_TW"/>
+        </w:rPr>
+        <w:t>）。後來，在他們違背神之後，他給她起名為夏娃，意思是「生命」，指她作為人類始祖之母的身分（</w:t>
+      </w:r>
+      <w:hyperlink r:id="rId34">
+        <w:r>
+          <w:rPr>
+            <w:lang w:val="zh_TW" w:bidi="zh_TW"/>
+          </w:rPr>
+          <w:rPr>
+            <w:color w:val="0000EE"/>
+            <w:u w:val="single"/>
+          </w:rPr>
+          <w:t>3:20</w:t>
+        </w:r>
+      </w:hyperlink>
+      <w:r>
+        <w:rPr>
+          <w:lang w:val="zh_TW" w:bidi="zh_TW"/>
+        </w:rPr>
+        <w:t>）。</w:t>
+      </w:r>
+    </w:p>
+    <w:p>
+      <w:pPr>
+        <w:pStyle w:val="Heading3"/>
+      </w:pPr>
+      <w:r>
+        <w:rPr>
+          <w:lang w:val="zh_TW" w:bidi="zh_TW"/>
+        </w:rPr>
+        <w:t>她的故事</w:t>
       </w:r>
     </w:p>
     <w:p>
@@ -1007,9 +1310,9 @@
         <w:rPr>
           <w:lang w:val="zh_TW" w:bidi="zh_TW"/>
         </w:rPr>
-        <w:t>耶穌顯然將災病視為一種障礙，妨礙人們成為他們原本應該成為的完整個體。當面對一位有18年嚴重背部畸形的女人時，耶穌醫治了她，說她是被「撒但捆綁」的（</w:t>
-      </w:r>
-      <w:hyperlink r:id="rId42">
+        <w:t>亞當與夏娃最初住在伊甸園中，他們順服神，事奉祂，並彼此照顧。後來，邪惡進入世界，蛇引誘夏娃違背神的命令。神曾吩咐他們不可吃分別善惡樹上的果子（</w:t>
+      </w:r>
+      <w:hyperlink r:id="rId38">
         <w:r>
           <w:rPr>
             <w:lang w:val="zh_TW" w:bidi="zh_TW"/>
@@ -1018,16 +1321,16 @@
             <w:color w:val="0000EE"/>
             <w:u w:val="single"/>
           </w:rPr>
-          <w:t>路13:16</w:t>
+          <w:t>創2:17</w:t>
         </w:r>
       </w:hyperlink>
       <w:r>
         <w:rPr>
           <w:lang w:val="zh_TW" w:bidi="zh_TW"/>
         </w:rPr>
-        <w:t>）。耶穌對不治之症的醫治是祂證明自己為彌賽亞的證據之一（</w:t>
-      </w:r>
-      <w:hyperlink r:id="rId43">
+        <w:t>，</w:t>
+      </w:r>
+      <w:hyperlink r:id="rId39">
         <w:r>
           <w:rPr>
             <w:lang w:val="zh_TW" w:bidi="zh_TW"/>
@@ -1036,86 +1339,14 @@
             <w:color w:val="0000EE"/>
             <w:u w:val="single"/>
           </w:rPr>
-          <w:t>路7:19–23</w:t>
+          <w:t>3:3</w:t>
         </w:r>
       </w:hyperlink>
       <w:r>
         <w:rPr>
           <w:lang w:val="zh_TW" w:bidi="zh_TW"/>
         </w:rPr>
-        <w:t>）。耶穌的事工是為了釋放人們，使他們得以活出更豐盛的生命（</w:t>
-      </w:r>
-      <w:hyperlink r:id="rId44">
-        <w:r>
-          <w:rPr>
-            <w:lang w:val="zh_TW" w:bidi="zh_TW"/>
-          </w:rPr>
-          <w:rPr>
-            <w:color w:val="0000EE"/>
-            <w:u w:val="single"/>
-          </w:rPr>
-          <w:t>約10:10</w:t>
-        </w:r>
-      </w:hyperlink>
-      <w:r>
-        <w:rPr>
-          <w:lang w:val="zh_TW" w:bidi="zh_TW"/>
-        </w:rPr>
-        <w:t>）。耶穌並不完全認同將災病視為懲罰的觀念（</w:t>
-      </w:r>
-      <w:hyperlink r:id="rId45">
-        <w:r>
-          <w:rPr>
-            <w:lang w:val="zh_TW" w:bidi="zh_TW"/>
-          </w:rPr>
-          <w:rPr>
-            <w:color w:val="0000EE"/>
-            <w:u w:val="single"/>
-          </w:rPr>
-          <w:t>9:3</w:t>
-        </w:r>
-      </w:hyperlink>
-      <w:r>
-        <w:rPr>
-          <w:lang w:val="zh_TW" w:bidi="zh_TW"/>
-        </w:rPr>
-        <w:t>）。當一位痲瘋病人提到可能不是神的旨意要他痊癒時，耶穌立刻醫治他（</w:t>
-      </w:r>
-      <w:hyperlink r:id="rId46">
-        <w:r>
-          <w:rPr>
-            <w:lang w:val="zh_TW" w:bidi="zh_TW"/>
-          </w:rPr>
-          <w:rPr>
-            <w:color w:val="0000EE"/>
-            <w:u w:val="single"/>
-          </w:rPr>
-          <w:t>可1:40</w:t>
-        </w:r>
-      </w:hyperlink>
-      <w:r>
-        <w:rPr>
-          <w:lang w:val="zh_TW" w:bidi="zh_TW"/>
-        </w:rPr>
-        <w:t>；</w:t>
-      </w:r>
-      <w:hyperlink r:id="rId47">
-        <w:r>
-          <w:rPr>
-            <w:lang w:val="zh_TW" w:bidi="zh_TW"/>
-          </w:rPr>
-          <w:rPr>
-            <w:color w:val="0000EE"/>
-            <w:u w:val="single"/>
-          </w:rPr>
-          <w:t>路5:12–13</w:t>
-        </w:r>
-      </w:hyperlink>
-      <w:r>
-        <w:rPr>
-          <w:lang w:val="zh_TW" w:bidi="zh_TW"/>
-        </w:rPr>
-        <w:t>）。</w:t>
+        <w:t>）。蛇用巧言欺騙夏娃，她便吃了果子，又給亞當一些，亞當雖不像她那樣被欺騙，卻也吃了。吃了果子之後，他們意識到自己赤身露體，便用無花果樹的葉子為自己編作衣服。</w:t>
       </w:r>
     </w:p>
     <w:p>
@@ -1129,9 +1360,9 @@
         <w:rPr>
           <w:lang w:val="zh_TW" w:bidi="zh_TW"/>
         </w:rPr>
-        <w:t>耶穌總是關注個人的全面健康或完整性，而不僅僅是災病的症狀。祂經常首先處理屬靈問題，即使病人一開始是為了身體問題而來找祂。祂與撒馬利亞婦人的對話，集中在她內心矛盾的根本問題上（</w:t>
-      </w:r>
-      <w:hyperlink r:id="rId48">
+        <w:t>當神來與他們說話時，他們躲避祂。神問他們發生了甚麼事，亞當怪罪夏娃，夏娃則怪罪那蛇。神對夏娃說，因他們違命，她生產時必多受痛苦，丈夫也必管轄她（</w:t>
+      </w:r>
+      <w:hyperlink r:id="rId40">
         <w:r>
           <w:rPr>
             <w:lang w:val="zh_TW" w:bidi="zh_TW"/>
@@ -1140,14 +1371,79 @@
             <w:color w:val="0000EE"/>
             <w:u w:val="single"/>
           </w:rPr>
-          <w:t>約4:5–30</w:t>
+          <w:t>創3:16</w:t>
         </w:r>
       </w:hyperlink>
       <w:r>
         <w:rPr>
           <w:lang w:val="zh_TW" w:bidi="zh_TW"/>
         </w:rPr>
-        <w:t>）。而登山寶訓基本上是處理人類行為的正確態度和動機，若能遵守，將大大減少個人和社會的痛苦。對耶穌來說，健康不僅僅是沒有身體和心理上的疾病，而是讓人成為他們本來應該成為的完整個體。</w:t>
+        <w:t>）。後來，夏娃生了該隱、亞伯、塞特，以及其他兒女（</w:t>
+      </w:r>
+      <w:hyperlink r:id="rId41">
+        <w:r>
+          <w:rPr>
+            <w:lang w:val="zh_TW" w:bidi="zh_TW"/>
+          </w:rPr>
+          <w:rPr>
+            <w:color w:val="0000EE"/>
+            <w:u w:val="single"/>
+          </w:rPr>
+          <w:t>4:1–2</w:t>
+        </w:r>
+      </w:hyperlink>
+      <w:r>
+        <w:rPr>
+          <w:lang w:val="zh_TW" w:bidi="zh_TW"/>
+        </w:rPr>
+        <w:t>、</w:t>
+      </w:r>
+      <w:hyperlink r:id="rId41">
+        <w:r>
+          <w:rPr>
+            <w:lang w:val="zh_TW" w:bidi="zh_TW"/>
+          </w:rPr>
+          <w:rPr>
+            <w:color w:val="0000EE"/>
+            <w:u w:val="single"/>
+          </w:rPr>
+          <w:t>25</w:t>
+        </w:r>
+      </w:hyperlink>
+      <w:r>
+        <w:rPr>
+          <w:lang w:val="zh_TW" w:bidi="zh_TW"/>
+        </w:rPr>
+        <w:t>，</w:t>
+      </w:r>
+      <w:hyperlink r:id="rId42">
+        <w:r>
+          <w:rPr>
+            <w:lang w:val="zh_TW" w:bidi="zh_TW"/>
+          </w:rPr>
+          <w:rPr>
+            <w:color w:val="0000EE"/>
+            <w:u w:val="single"/>
+          </w:rPr>
+          <w:t>5:4</w:t>
+        </w:r>
+      </w:hyperlink>
+      <w:r>
+        <w:rPr>
+          <w:lang w:val="zh_TW" w:bidi="zh_TW"/>
+        </w:rPr>
+        <w:t>）。</w:t>
+      </w:r>
+    </w:p>
+    <w:p>
+      <w:pPr>
+        <w:pStyle w:val="Heading3"/>
+      </w:pPr>
+      <w:r>
+        <w:rPr>
+          <w:lang w:val="zh_TW" w:bidi="zh_TW"/>
+        </w:rPr>
+        <w:t>新約聖經中的夏娃</w:t>
       </w:r>
     </w:p>
     <w:p>
@@ -1159,6 +1455,88 @@
       </w:r>
       <w:r>
         <w:rPr>
+          <w:lang w:val="zh_TW" w:bidi="zh_TW"/>
+        </w:rPr>
+        <w:t>新約聖經中有兩次提到夏娃。使徒保羅在談論婦女是否可以在教會中教導時引用了夏娃的例子。他寫道：「我不許女人講道，也不許她轄管男人」（</w:t>
+      </w:r>
+      <w:hyperlink r:id="rId43">
+        <w:r>
+          <w:rPr>
+            <w:lang w:val="zh_TW" w:bidi="zh_TW"/>
+          </w:rPr>
+          <w:rPr>
+            <w:color w:val="0000EE"/>
+            <w:u w:val="single"/>
+          </w:rPr>
+          <w:t>提前2:12</w:t>
+        </w:r>
+      </w:hyperlink>
+      <w:r>
+        <w:rPr>
+          <w:lang w:val="zh_TW" w:bidi="zh_TW"/>
+        </w:rPr>
+        <w:t>）。希臘文中「男人」一詞與「丈夫」同字，因此有些學者認為，保羅在此可能特別是指婦女與丈夫之間的關係，而非泛指所有男人。保羅的推論是：男人先被造，而女人被引誘，成為第一個犯罪的人（</w:t>
+      </w:r>
+      <w:hyperlink r:id="rId44">
+        <w:r>
+          <w:rPr>
+            <w:lang w:val="zh_TW" w:bidi="zh_TW"/>
+          </w:rPr>
+          <w:rPr>
+            <w:color w:val="0000EE"/>
+            <w:u w:val="single"/>
+          </w:rPr>
+          <w:t>提前2:12–15</w:t>
+        </w:r>
+      </w:hyperlink>
+      <w:r>
+        <w:rPr>
+          <w:lang w:val="zh_TW" w:bidi="zh_TW"/>
+        </w:rPr>
+        <w:t>；</w:t>
+      </w:r>
+      <w:hyperlink r:id="rId45">
+        <w:r>
+          <w:rPr>
+            <w:lang w:val="zh_TW" w:bidi="zh_TW"/>
+          </w:rPr>
+          <w:rPr>
+            <w:color w:val="0000EE"/>
+            <w:u w:val="single"/>
+          </w:rPr>
+          <w:t>林後11:3</w:t>
+        </w:r>
+      </w:hyperlink>
+      <w:r>
+        <w:rPr>
+          <w:lang w:val="zh_TW" w:bidi="zh_TW"/>
+        </w:rPr>
+        <w:t>）。</w:t>
+      </w:r>
+    </w:p>
+    <w:p>
+      <w:pPr/>
+      <w:r>
+        <w:rPr>
+          <w:lang w:val="zh_TW" w:bidi="zh_TW"/>
+        </w:rPr>
+      </w:r>
+      <w:r>
+        <w:rPr>
+          <w:lang w:val="zh_TW" w:bidi="zh_TW"/>
+        </w:rPr>
+        <w:t>有些人認為，保羅在這裡強調的是創造的次序與人類墮落（亞當與夏娃犯罪）這兩個事實，並以此作為限制婦女在教會中行使權柄的理由。另一些人則認為保羅的指示是針對當時以弗所教會的具體情況（那裡出現錯誤教導的問題），因此保羅的話應理解為處理當時特定的情境，而非在所有教會中普遍禁止婦女教導的永久規條。</w:t>
+      </w:r>
+    </w:p>
+    <w:p>
+      <w:pPr/>
+      <w:r>
+        <w:rPr>
+          <w:lang w:val="zh_TW" w:bidi="zh_TW"/>
+        </w:rPr>
+      </w:r>
+      <w:r>
+        <w:rPr>
           <w:i/>
           <w:lang w:val="zh_TW" w:bidi="zh_TW"/>
         </w:rPr>
@@ -1174,7 +1552,7 @@
         <w:rPr>
           <w:lang w:val="zh_TW" w:bidi="zh_TW"/>
         </w:rPr>
-        <w:t>藥物與醫療實踐</w:t>
+        <w:t>亞當（人物）</w:t>
       </w:r>
       <w:r>
         <w:rPr>
@@ -1186,19 +1564,7 @@
         <w:rPr>
           <w:lang w:val="zh_TW" w:bidi="zh_TW"/>
         </w:rPr>
-        <w:t>瘟疫</w:t>
-      </w:r>
-      <w:r>
-        <w:rPr>
-          <w:lang w:val="zh_TW" w:bidi="zh_TW"/>
-        </w:rPr>
-        <w:t>；</w:t>
-      </w:r>
-      <w:r>
-        <w:rPr>
-          <w:lang w:val="zh_TW" w:bidi="zh_TW"/>
-        </w:rPr>
-        <w:t>災禍</w:t>
+        <w:t>伊甸園</w:t>
       </w:r>
       <w:r>
         <w:rPr>

--- a/zht/docx/144.content.docx
+++ b/zht/docx/144.content.docx
@@ -19,7 +19,7 @@
         <w:rPr>
           <w:lang w:val="zh_TW" w:bidi="zh_TW"/>
         </w:rPr>
-        <w:t>Resource: 聖經詞典 (Tyndale)</w:t>
+        <w:t>Resource: Tyndale Open Bible Dictionary</w:t>
       </w:r>
       <w:r>
         <w:rPr>
@@ -112,7 +112,7 @@
         <w:rPr>
           <w:lang w:val="zh_TW" w:bidi="zh_TW"/>
         </w:rPr>
-        <w:t>聖經詞典 (Tyndale)</w:t>
+        <w:t>Tyndale Open Bible Dictionary</w:t>
       </w:r>
     </w:p>
     <w:p>
@@ -149,7 +149,7 @@
         <w:rPr>
           <w:lang w:val="zh_TW" w:bidi="zh_TW"/>
         </w:rPr>
-        <w:t>xia</w:t>
+        <w:t>tui</w:t>
       </w:r>
       <w:r>
         <w:rPr>
@@ -212,7 +212,7 @@
         <w:rPr>
           <w:lang w:val="zh_TW" w:bidi="zh_TW"/>
         </w:rPr>
-        <w:t>瞎眼</w:t>
+        <w:t>推基古</w:t>
       </w:r>
       <w:r>
         <w:rPr>
@@ -231,18 +231,25 @@
         <w:rPr>
           <w:lang w:val="zh_TW" w:bidi="zh_TW"/>
         </w:rPr>
-        <w:t>無法看見的態狀。瞎眼在古代近東地區十分普遍，至今仍在許多貧困和部落社區中常見，特別是在缺乏現代醫療資源的地方。</w:t>
+        <w:t>在保羅為耶路撒冷教會收集和送交奉獻的旅行中，隨行保羅的信徒之一（</w:t>
       </w:r>
-    </w:p>
-    <w:p>
-      <w:pPr>
-        <w:pStyle w:val="Heading3"/>
-      </w:pPr>
+      <w:hyperlink r:id="rId13">
+        <w:r>
+          <w:rPr>
+            <w:lang w:val="zh_TW" w:bidi="zh_TW"/>
+          </w:rPr>
+          <w:rPr>
+            <w:color w:val="0000EE"/>
+            <w:u w:val="single"/>
+          </w:rPr>
+          <w:t>徒20:4</w:t>
+        </w:r>
+      </w:hyperlink>
       <w:r>
         <w:rPr>
           <w:lang w:val="zh_TW" w:bidi="zh_TW"/>
         </w:rPr>
-        <w:t>什麼原因導致失明？</w:t>
+        <w:t>）。由於他經常與以弗所的特羅非摩一同被提及，推基古很可能也是以弗所人。</w:t>
       </w:r>
     </w:p>
     <w:p>
@@ -256,161 +263,7 @@
         <w:rPr>
           <w:lang w:val="zh_TW" w:bidi="zh_TW"/>
         </w:rPr>
-        <w:t>聖經沒有討論瞎眼的醫學原因，但可能與個人衛生欠佳和不衛生（不清潔或骯髒）的生活環境有關。新生嬰兒最容易受影響。大多數天生瞎眼（</w:t>
-      </w:r>
-      <w:hyperlink r:id="rId13">
-        <w:r>
-          <w:rPr>
-            <w:lang w:val="zh_TW" w:bidi="zh_TW"/>
-          </w:rPr>
-          <w:rPr>
-            <w:color w:val="0000EE"/>
-            <w:u w:val="single"/>
-          </w:rPr>
-          <w:t>約9:1</w:t>
-        </w:r>
-      </w:hyperlink>
-      <w:r>
-        <w:rPr>
-          <w:lang w:val="zh_TW" w:bidi="zh_TW"/>
-        </w:rPr>
-        <w:t>–</w:t>
-      </w:r>
-      <w:hyperlink r:id="rId13">
-        <w:r>
-          <w:rPr>
-            <w:lang w:val="zh_TW" w:bidi="zh_TW"/>
-          </w:rPr>
-          <w:rPr>
-            <w:color w:val="0000EE"/>
-            <w:u w:val="single"/>
-          </w:rPr>
-          <w:t>3</w:t>
-        </w:r>
-      </w:hyperlink>
-      <w:r>
-        <w:rPr>
-          <w:lang w:val="zh_TW" w:bidi="zh_TW"/>
-        </w:rPr>
-        <w:t>）可能是母親將細菌（如淋病菌）傳給嬰兒眼睛所致。感染後，眼睛會在三天內出現炎症、膿液和腫脹。當時的基本醫療無法防止眼睛的受害。</w:t>
-      </w:r>
-    </w:p>
-    <w:p>
-      <w:pPr/>
-      <w:r>
-        <w:rPr>
-          <w:lang w:val="zh_TW" w:bidi="zh_TW"/>
-        </w:rPr>
-      </w:r>
-      <w:r>
-        <w:rPr>
-          <w:lang w:val="zh_TW" w:bidi="zh_TW"/>
-        </w:rPr>
-        <w:t>現代醫學可以用眼藥水醫治嬰兒的眼疾，但對於貧困的人來說，並不總是可以獲得這些藥物，今天在中東的某些地區甚至拒絕使用藥物。嬰兒和幼兒還面臨其它由害蟲傳播的眼疾的威脅。這些疾病會導致嚴重的結痂、眼瞼下垂、睫毛脫落，最終完全瞎眼。在世界的某些地方，有民間迷信仍然容許蒼蠅在嬰兒身上飛來飛去。</w:t>
-      </w:r>
-    </w:p>
-    <w:p>
-      <w:pPr/>
-      <w:r>
-        <w:rPr>
-          <w:lang w:val="zh_TW" w:bidi="zh_TW"/>
-        </w:rPr>
-      </w:r>
-      <w:r>
-        <w:rPr>
-          <w:lang w:val="zh_TW" w:bidi="zh_TW"/>
-        </w:rPr>
-        <w:t>成年人瞎眼的原因可能包括：</w:t>
-      </w:r>
-    </w:p>
-    <w:p>
-      <w:pPr>
-        <w:pStyle w:val="ListBullet"/>
-        <w:spacing w:line="240" w:lineRule="auto"/>
-        <w:ind w:left="720"/>
-      </w:pPr>
-      <w:r>
-        <w:rPr>
-          <w:lang w:val="zh_TW" w:bidi="zh_TW"/>
-        </w:rPr>
-      </w:r>
-      <w:r>
-        <w:rPr>
-          <w:lang w:val="zh_TW" w:bidi="zh_TW"/>
-        </w:rPr>
-        <w:t>瘧疾</w:t>
-      </w:r>
-    </w:p>
-    <w:p>
-      <w:pPr>
-        <w:pStyle w:val="ListBullet"/>
-        <w:spacing w:line="240" w:lineRule="auto"/>
-        <w:ind w:left="720"/>
-      </w:pPr>
-      <w:r>
-        <w:rPr>
-          <w:lang w:val="zh_TW" w:bidi="zh_TW"/>
-        </w:rPr>
-      </w:r>
-      <w:r>
-        <w:rPr>
-          <w:lang w:val="zh_TW" w:bidi="zh_TW"/>
-        </w:rPr>
-        <w:t>長時間暴露在沙塵暴中</w:t>
-      </w:r>
-    </w:p>
-    <w:p>
-      <w:pPr>
-        <w:pStyle w:val="ListBullet"/>
-        <w:spacing w:line="240" w:lineRule="auto"/>
-        <w:ind w:left="720"/>
-      </w:pPr>
-      <w:r>
-        <w:rPr>
-          <w:lang w:val="zh_TW" w:bidi="zh_TW"/>
-        </w:rPr>
-      </w:r>
-      <w:r>
-        <w:rPr>
-          <w:lang w:val="zh_TW" w:bidi="zh_TW"/>
-        </w:rPr>
-        <w:t>曠野中的陽光刺眼</w:t>
-      </w:r>
-    </w:p>
-    <w:p>
-      <w:pPr>
-        <w:pStyle w:val="ListBullet"/>
-        <w:spacing w:line="240" w:lineRule="auto"/>
-        <w:ind w:left="720"/>
-      </w:pPr>
-      <w:r>
-        <w:rPr>
-          <w:lang w:val="zh_TW" w:bidi="zh_TW"/>
-        </w:rPr>
-      </w:r>
-      <w:r>
-        <w:rPr>
-          <w:lang w:val="zh_TW" w:bidi="zh_TW"/>
-        </w:rPr>
-        <w:t>意外受傷</w:t>
-      </w:r>
-    </w:p>
-    <w:p>
-      <w:pPr>
-        <w:pStyle w:val="ListBullet"/>
-        <w:spacing w:line="240" w:lineRule="auto"/>
-        <w:ind w:left="720"/>
-      </w:pPr>
-      <w:r>
-        <w:rPr>
-          <w:lang w:val="zh_TW" w:bidi="zh_TW"/>
-        </w:rPr>
-      </w:r>
-      <w:r>
-        <w:rPr>
-          <w:lang w:val="zh_TW" w:bidi="zh_TW"/>
-        </w:rPr>
-        <w:t>懲罰（如參孫，</w:t>
+        <w:t>推基古負責送達保羅寫給以弗所教會的書信（</w:t>
       </w:r>
       <w:hyperlink r:id="rId14">
         <w:r>
@@ -421,32 +274,14 @@
             <w:color w:val="0000EE"/>
             <w:u w:val="single"/>
           </w:rPr>
-          <w:t>士16:21</w:t>
+          <w:t>弗6:21</w:t>
         </w:r>
       </w:hyperlink>
       <w:r>
         <w:rPr>
           <w:lang w:val="zh_TW" w:bidi="zh_TW"/>
         </w:rPr>
-        <w:t>）</w:t>
-      </w:r>
-    </w:p>
-    <w:p>
-      <w:pPr>
-        <w:pStyle w:val="ListBullet"/>
-        <w:spacing w:line="240" w:lineRule="auto"/>
-        <w:ind w:left="720"/>
-      </w:pPr>
-      <w:r>
-        <w:rPr>
-          <w:lang w:val="zh_TW" w:bidi="zh_TW"/>
-        </w:rPr>
-      </w:r>
-      <w:r>
-        <w:rPr>
-          <w:lang w:val="zh_TW" w:bidi="zh_TW"/>
-        </w:rPr>
-        <w:t>年老（</w:t>
+        <w:t>），以及保羅寫給腓利門和歌羅西教會的書信（</w:t>
       </w:r>
       <w:hyperlink r:id="rId15">
         <w:r>
@@ -457,14 +292,14 @@
             <w:color w:val="0000EE"/>
             <w:u w:val="single"/>
           </w:rPr>
-          <w:t>創27:1</w:t>
+          <w:t>西4:7</w:t>
         </w:r>
       </w:hyperlink>
       <w:r>
         <w:rPr>
           <w:lang w:val="zh_TW" w:bidi="zh_TW"/>
         </w:rPr>
-        <w:t>；</w:t>
+        <w:t>）。大多數人認為他也是隨同提多送達哥林多後書的兩位基督徒之一（另一位是特羅非摩）（</w:t>
       </w:r>
       <w:hyperlink r:id="rId16">
         <w:r>
@@ -475,521 +310,7 @@
             <w:color w:val="0000EE"/>
             <w:u w:val="single"/>
           </w:rPr>
-          <w:t>撒上4:15</w:t>
-        </w:r>
-      </w:hyperlink>
-      <w:r>
-        <w:rPr>
-          <w:lang w:val="zh_TW" w:bidi="zh_TW"/>
-        </w:rPr>
-        <w:t>；</w:t>
-      </w:r>
-      <w:hyperlink r:id="rId17">
-        <w:r>
-          <w:rPr>
-            <w:lang w:val="zh_TW" w:bidi="zh_TW"/>
-          </w:rPr>
-          <w:rPr>
-            <w:color w:val="0000EE"/>
-            <w:u w:val="single"/>
-          </w:rPr>
-          <w:t>王上14:4</w:t>
-        </w:r>
-      </w:hyperlink>
-      <w:r>
-        <w:rPr>
-          <w:lang w:val="zh_TW" w:bidi="zh_TW"/>
-        </w:rPr>
-        <w:t>）</w:t>
-      </w:r>
-    </w:p>
-    <w:p>
-      <w:pPr>
-        <w:pStyle w:val="Heading3"/>
-      </w:pPr>
-      <w:r>
-        <w:rPr>
-          <w:lang w:val="zh_TW" w:bidi="zh_TW"/>
-        </w:rPr>
-        <w:t>舊約中的瞎眼</w:t>
-      </w:r>
-    </w:p>
-    <w:p>
-      <w:pPr/>
-      <w:r>
-        <w:rPr>
-          <w:lang w:val="zh_TW" w:bidi="zh_TW"/>
-        </w:rPr>
-      </w:r>
-      <w:r>
-        <w:rPr>
-          <w:lang w:val="zh_TW" w:bidi="zh_TW"/>
-        </w:rPr>
-        <w:t>舊約聖經要求特別關心瞎子（</w:t>
-      </w:r>
-      <w:hyperlink r:id="rId18">
-        <w:r>
-          <w:rPr>
-            <w:lang w:val="zh_TW" w:bidi="zh_TW"/>
-          </w:rPr>
-          <w:rPr>
-            <w:color w:val="0000EE"/>
-            <w:u w:val="single"/>
-          </w:rPr>
-          <w:t>利19:14</w:t>
-        </w:r>
-      </w:hyperlink>
-      <w:r>
-        <w:rPr>
-          <w:lang w:val="zh_TW" w:bidi="zh_TW"/>
-        </w:rPr>
-        <w:t>）。誤導瞎子的人會受到懲罰（</w:t>
-      </w:r>
-      <w:hyperlink r:id="rId19">
-        <w:r>
-          <w:rPr>
-            <w:lang w:val="zh_TW" w:bidi="zh_TW"/>
-          </w:rPr>
-          <w:rPr>
-            <w:color w:val="0000EE"/>
-            <w:u w:val="single"/>
-          </w:rPr>
-          <w:t>申27:18</w:t>
-        </w:r>
-      </w:hyperlink>
-      <w:r>
-        <w:rPr>
-          <w:lang w:val="zh_TW" w:bidi="zh_TW"/>
-        </w:rPr>
-        <w:t>）。不允許瞎子擔任祭司（</w:t>
-      </w:r>
-      <w:hyperlink r:id="rId20">
-        <w:r>
-          <w:rPr>
-            <w:lang w:val="zh_TW" w:bidi="zh_TW"/>
-          </w:rPr>
-          <w:rPr>
-            <w:color w:val="0000EE"/>
-            <w:u w:val="single"/>
-          </w:rPr>
-          <w:t>利21:18</w:t>
-        </w:r>
-      </w:hyperlink>
-      <w:r>
-        <w:rPr>
-          <w:lang w:val="zh_TW" w:bidi="zh_TW"/>
-        </w:rPr>
-        <w:t>）。</w:t>
-      </w:r>
-    </w:p>
-    <w:p>
-      <w:pPr>
-        <w:pStyle w:val="Heading3"/>
-      </w:pPr>
-      <w:r>
-        <w:rPr>
-          <w:lang w:val="zh_TW" w:bidi="zh_TW"/>
-        </w:rPr>
-        <w:t>新約中的瞎眼</w:t>
-      </w:r>
-    </w:p>
-    <w:p>
-      <w:pPr/>
-      <w:r>
-        <w:rPr>
-          <w:lang w:val="zh_TW" w:bidi="zh_TW"/>
-        </w:rPr>
-      </w:r>
-      <w:r>
-        <w:rPr>
-          <w:lang w:val="zh_TW" w:bidi="zh_TW"/>
-        </w:rPr>
-        <w:t>耶穌的醫治事工應驗了預言，讓瞎子得看見（</w:t>
-      </w:r>
-      <w:hyperlink r:id="rId21">
-        <w:r>
-          <w:rPr>
-            <w:lang w:val="zh_TW" w:bidi="zh_TW"/>
-          </w:rPr>
-          <w:rPr>
-            <w:color w:val="0000EE"/>
-            <w:u w:val="single"/>
-          </w:rPr>
-          <w:t>路4:18</w:t>
-        </w:r>
-      </w:hyperlink>
-      <w:r>
-        <w:rPr>
-          <w:lang w:val="zh_TW" w:bidi="zh_TW"/>
-        </w:rPr>
-        <w:t>）。耶穌恢復視力的能力證明給施洗約翰看，祂就是彌賽亞（</w:t>
-      </w:r>
-      <w:hyperlink r:id="rId22">
-        <w:r>
-          <w:rPr>
-            <w:lang w:val="zh_TW" w:bidi="zh_TW"/>
-          </w:rPr>
-          <w:rPr>
-            <w:color w:val="0000EE"/>
-            <w:u w:val="single"/>
-          </w:rPr>
-          <w:t>太11:5</w:t>
-        </w:r>
-      </w:hyperlink>
-      <w:r>
-        <w:rPr>
-          <w:lang w:val="zh_TW" w:bidi="zh_TW"/>
-        </w:rPr>
-        <w:t>）。耶穌曾醫治：</w:t>
-      </w:r>
-    </w:p>
-    <w:p>
-      <w:pPr>
-        <w:pStyle w:val="ListBullet"/>
-        <w:spacing w:line="240" w:lineRule="auto"/>
-        <w:ind w:left="720"/>
-      </w:pPr>
-      <w:r>
-        <w:rPr>
-          <w:lang w:val="zh_TW" w:bidi="zh_TW"/>
-        </w:rPr>
-      </w:r>
-      <w:r>
-        <w:rPr>
-          <w:lang w:val="zh_TW" w:bidi="zh_TW"/>
-        </w:rPr>
-        <w:t>加利利的兩個瞎子（</w:t>
-      </w:r>
-      <w:hyperlink r:id="rId23">
-        <w:r>
-          <w:rPr>
-            <w:lang w:val="zh_TW" w:bidi="zh_TW"/>
-          </w:rPr>
-          <w:rPr>
-            <w:color w:val="0000EE"/>
-            <w:u w:val="single"/>
-          </w:rPr>
-          <w:t>太9:27</w:t>
-        </w:r>
-      </w:hyperlink>
-      <w:r>
-        <w:rPr>
-          <w:lang w:val="zh_TW" w:bidi="zh_TW"/>
-        </w:rPr>
-        <w:t>–</w:t>
-      </w:r>
-      <w:hyperlink r:id="rId23">
-        <w:r>
-          <w:rPr>
-            <w:lang w:val="zh_TW" w:bidi="zh_TW"/>
-          </w:rPr>
-          <w:rPr>
-            <w:color w:val="0000EE"/>
-            <w:u w:val="single"/>
-          </w:rPr>
-          <w:t>30</w:t>
-        </w:r>
-      </w:hyperlink>
-      <w:r>
-        <w:rPr>
-          <w:lang w:val="zh_TW" w:bidi="zh_TW"/>
-        </w:rPr>
-        <w:t>）</w:t>
-      </w:r>
-    </w:p>
-    <w:p>
-      <w:pPr>
-        <w:pStyle w:val="ListBullet"/>
-        <w:spacing w:line="240" w:lineRule="auto"/>
-        <w:ind w:left="720"/>
-      </w:pPr>
-      <w:r>
-        <w:rPr>
-          <w:lang w:val="zh_TW" w:bidi="zh_TW"/>
-        </w:rPr>
-      </w:r>
-      <w:r>
-        <w:rPr>
-          <w:lang w:val="zh_TW" w:bidi="zh_TW"/>
-        </w:rPr>
-        <w:t>伯賽大的一個瞎子（</w:t>
-      </w:r>
-      <w:hyperlink r:id="rId24">
-        <w:r>
-          <w:rPr>
-            <w:lang w:val="zh_TW" w:bidi="zh_TW"/>
-          </w:rPr>
-          <w:rPr>
-            <w:color w:val="0000EE"/>
-            <w:u w:val="single"/>
-          </w:rPr>
-          <w:t>可8:22</w:t>
-        </w:r>
-      </w:hyperlink>
-      <w:r>
-        <w:rPr>
-          <w:lang w:val="zh_TW" w:bidi="zh_TW"/>
-        </w:rPr>
-        <w:t>–</w:t>
-      </w:r>
-      <w:hyperlink r:id="rId24">
-        <w:r>
-          <w:rPr>
-            <w:lang w:val="zh_TW" w:bidi="zh_TW"/>
-          </w:rPr>
-          <w:rPr>
-            <w:color w:val="0000EE"/>
-            <w:u w:val="single"/>
-          </w:rPr>
-          <w:t>26</w:t>
-        </w:r>
-      </w:hyperlink>
-      <w:r>
-        <w:rPr>
-          <w:lang w:val="zh_TW" w:bidi="zh_TW"/>
-        </w:rPr>
-        <w:t>）</w:t>
-      </w:r>
-    </w:p>
-    <w:p>
-      <w:pPr>
-        <w:pStyle w:val="ListBullet"/>
-        <w:spacing w:line="240" w:lineRule="auto"/>
-        <w:ind w:left="720"/>
-      </w:pPr>
-      <w:r>
-        <w:rPr>
-          <w:lang w:val="zh_TW" w:bidi="zh_TW"/>
-        </w:rPr>
-      </w:r>
-      <w:r>
-        <w:rPr>
-          <w:lang w:val="zh_TW" w:bidi="zh_TW"/>
-        </w:rPr>
-        <w:t>耶路撒冷一個生來瞎眼的人（</w:t>
-      </w:r>
-      <w:hyperlink r:id="rId25">
-        <w:r>
-          <w:rPr>
-            <w:lang w:val="zh_TW" w:bidi="zh_TW"/>
-          </w:rPr>
-          <w:rPr>
-            <w:color w:val="0000EE"/>
-            <w:u w:val="single"/>
-          </w:rPr>
-          <w:t>約9章</w:t>
-        </w:r>
-      </w:hyperlink>
-      <w:r>
-        <w:rPr>
-          <w:lang w:val="zh_TW" w:bidi="zh_TW"/>
-        </w:rPr>
-        <w:t>）</w:t>
-      </w:r>
-    </w:p>
-    <w:p>
-      <w:pPr>
-        <w:pStyle w:val="ListBullet"/>
-        <w:spacing w:line="240" w:lineRule="auto"/>
-        <w:ind w:left="720"/>
-      </w:pPr>
-      <w:r>
-        <w:rPr>
-          <w:lang w:val="zh_TW" w:bidi="zh_TW"/>
-        </w:rPr>
-      </w:r>
-      <w:r>
-        <w:rPr>
-          <w:lang w:val="zh_TW" w:bidi="zh_TW"/>
-        </w:rPr>
-        <w:t>在耶利哥，名叫巴底買的乞丐及其朋友（</w:t>
-      </w:r>
-      <w:hyperlink r:id="rId26">
-        <w:r>
-          <w:rPr>
-            <w:lang w:val="zh_TW" w:bidi="zh_TW"/>
-          </w:rPr>
-          <w:rPr>
-            <w:color w:val="0000EE"/>
-            <w:u w:val="single"/>
-          </w:rPr>
-          <w:t>可10:46</w:t>
-        </w:r>
-      </w:hyperlink>
-      <w:r>
-        <w:rPr>
-          <w:lang w:val="zh_TW" w:bidi="zh_TW"/>
-        </w:rPr>
-        <w:t>–</w:t>
-      </w:r>
-      <w:hyperlink r:id="rId26">
-        <w:r>
-          <w:rPr>
-            <w:lang w:val="zh_TW" w:bidi="zh_TW"/>
-          </w:rPr>
-          <w:rPr>
-            <w:color w:val="0000EE"/>
-            <w:u w:val="single"/>
-          </w:rPr>
-          <w:t>52</w:t>
-        </w:r>
-      </w:hyperlink>
-      <w:r>
-        <w:rPr>
-          <w:lang w:val="zh_TW" w:bidi="zh_TW"/>
-        </w:rPr>
-        <w:t>；參</w:t>
-      </w:r>
-      <w:hyperlink r:id="rId27">
-        <w:r>
-          <w:rPr>
-            <w:lang w:val="zh_TW" w:bidi="zh_TW"/>
-          </w:rPr>
-          <w:rPr>
-            <w:color w:val="0000EE"/>
-            <w:u w:val="single"/>
-          </w:rPr>
-          <w:t>太20:30</w:t>
-        </w:r>
-      </w:hyperlink>
-      <w:r>
-        <w:rPr>
-          <w:lang w:val="zh_TW" w:bidi="zh_TW"/>
-        </w:rPr>
-        <w:t>–</w:t>
-      </w:r>
-      <w:hyperlink r:id="rId27">
-        <w:r>
-          <w:rPr>
-            <w:lang w:val="zh_TW" w:bidi="zh_TW"/>
-          </w:rPr>
-          <w:rPr>
-            <w:color w:val="0000EE"/>
-            <w:u w:val="single"/>
-          </w:rPr>
-          <w:t>34</w:t>
-        </w:r>
-      </w:hyperlink>
-      <w:r>
-        <w:rPr>
-          <w:lang w:val="zh_TW" w:bidi="zh_TW"/>
-        </w:rPr>
-        <w:t>；</w:t>
-      </w:r>
-      <w:hyperlink r:id="rId28">
-        <w:r>
-          <w:rPr>
-            <w:lang w:val="zh_TW" w:bidi="zh_TW"/>
-          </w:rPr>
-          <w:rPr>
-            <w:color w:val="0000EE"/>
-            <w:u w:val="single"/>
-          </w:rPr>
-          <w:t>路18:35</w:t>
-        </w:r>
-      </w:hyperlink>
-      <w:r>
-        <w:rPr>
-          <w:lang w:val="zh_TW" w:bidi="zh_TW"/>
-        </w:rPr>
-        <w:t>–</w:t>
-      </w:r>
-      <w:hyperlink r:id="rId28">
-        <w:r>
-          <w:rPr>
-            <w:lang w:val="zh_TW" w:bidi="zh_TW"/>
-          </w:rPr>
-          <w:rPr>
-            <w:color w:val="0000EE"/>
-            <w:u w:val="single"/>
-          </w:rPr>
-          <w:t>43</w:t>
-        </w:r>
-      </w:hyperlink>
-      <w:r>
-        <w:rPr>
-          <w:lang w:val="zh_TW" w:bidi="zh_TW"/>
-        </w:rPr>
-        <w:t>）</w:t>
-      </w:r>
-    </w:p>
-    <w:p>
-      <w:pPr/>
-      <w:r>
-        <w:rPr>
-          <w:lang w:val="zh_TW" w:bidi="zh_TW"/>
-        </w:rPr>
-      </w:r>
-      <w:r>
-        <w:rPr>
-          <w:lang w:val="zh_TW" w:bidi="zh_TW"/>
-        </w:rPr>
-        <w:t>有時，耶穌即時醫治瞎子（</w:t>
-      </w:r>
-      <w:hyperlink r:id="rId29">
-        <w:r>
-          <w:rPr>
-            <w:lang w:val="zh_TW" w:bidi="zh_TW"/>
-          </w:rPr>
-          <w:rPr>
-            <w:color w:val="0000EE"/>
-            <w:u w:val="single"/>
-          </w:rPr>
-          <w:t>可10:52</w:t>
-        </w:r>
-      </w:hyperlink>
-      <w:r>
-        <w:rPr>
-          <w:lang w:val="zh_TW" w:bidi="zh_TW"/>
-        </w:rPr>
-        <w:t>）。有時，祂藉由行動進行醫治，例如用泥和水（</w:t>
-      </w:r>
-      <w:hyperlink r:id="rId30">
-        <w:r>
-          <w:rPr>
-            <w:lang w:val="zh_TW" w:bidi="zh_TW"/>
-          </w:rPr>
-          <w:rPr>
-            <w:color w:val="0000EE"/>
-            <w:u w:val="single"/>
-          </w:rPr>
-          <w:t>約9:6</w:t>
-        </w:r>
-      </w:hyperlink>
-      <w:r>
-        <w:rPr>
-          <w:lang w:val="zh_TW" w:bidi="zh_TW"/>
-        </w:rPr>
-        <w:t>–</w:t>
-      </w:r>
-      <w:hyperlink r:id="rId30">
-        <w:r>
-          <w:rPr>
-            <w:lang w:val="zh_TW" w:bidi="zh_TW"/>
-          </w:rPr>
-          <w:rPr>
-            <w:color w:val="0000EE"/>
-            <w:u w:val="single"/>
-          </w:rPr>
-          <w:t>11</w:t>
-        </w:r>
-      </w:hyperlink>
-      <w:r>
-        <w:rPr>
-          <w:lang w:val="zh_TW" w:bidi="zh_TW"/>
-        </w:rPr>
-        <w:t>）或唾沫（</w:t>
-      </w:r>
-      <w:hyperlink r:id="rId31">
-        <w:r>
-          <w:rPr>
-            <w:lang w:val="zh_TW" w:bidi="zh_TW"/>
-          </w:rPr>
-          <w:rPr>
-            <w:color w:val="0000EE"/>
-            <w:u w:val="single"/>
-          </w:rPr>
-          <w:t>可8:23</w:t>
+          <w:t>林後8:16–24</w:t>
         </w:r>
       </w:hyperlink>
       <w:r>
@@ -1010,9 +331,9 @@
         <w:rPr>
           <w:lang w:val="zh_TW" w:bidi="zh_TW"/>
         </w:rPr>
-        <w:t>使徒保羅在歸信時一度失明，並在亞拿尼亞面前得醫治（</w:t>
+        <w:t>保羅在後來的書信中兩次提到推基古。第一次是保羅派他到克里特與提多在一起（</w:t>
       </w:r>
-      <w:hyperlink r:id="rId32">
+      <w:hyperlink r:id="rId17">
         <w:r>
           <w:rPr>
             <w:lang w:val="zh_TW" w:bidi="zh_TW"/>
@@ -1021,16 +342,16 @@
             <w:color w:val="0000EE"/>
             <w:u w:val="single"/>
           </w:rPr>
-          <w:t>徒9:1</w:t>
+          <w:t>多3:12</w:t>
         </w:r>
       </w:hyperlink>
       <w:r>
         <w:rPr>
           <w:lang w:val="zh_TW" w:bidi="zh_TW"/>
         </w:rPr>
-        <w:t>–</w:t>
+        <w:t>）。後來保羅告訴提摩太，他已經派推基古到以弗所（</w:t>
       </w:r>
-      <w:hyperlink r:id="rId32">
+      <w:hyperlink r:id="rId18">
         <w:r>
           <w:rPr>
             <w:lang w:val="zh_TW" w:bidi="zh_TW"/>
@@ -1039,538 +360,14 @@
             <w:color w:val="0000EE"/>
             <w:u w:val="single"/>
           </w:rPr>
-          <w:t>9、18</w:t>
+          <w:t>提後4:12</w:t>
         </w:r>
       </w:hyperlink>
       <w:r>
         <w:rPr>
           <w:lang w:val="zh_TW" w:bidi="zh_TW"/>
         </w:rPr>
-        <w:t>）。後來，保羅因為行法術的以呂馬在塞浦路斯反對他的事工，而使他暫時瞎眼（</w:t>
-      </w:r>
-      <w:hyperlink r:id="rId33">
-        <w:r>
-          <w:rPr>
-            <w:lang w:val="zh_TW" w:bidi="zh_TW"/>
-          </w:rPr>
-          <w:rPr>
-            <w:color w:val="0000EE"/>
-            <w:u w:val="single"/>
-          </w:rPr>
-          <w:t>徒13:11</w:t>
-        </w:r>
-      </w:hyperlink>
-      <w:r>
-        <w:rPr>
-          <w:lang w:val="zh_TW" w:bidi="zh_TW"/>
-        </w:rPr>
-        <w:t>）。</w:t>
-      </w:r>
-    </w:p>
-    <w:p>
-      <w:pPr/>
-      <w:r>
-        <w:rPr>
-          <w:lang w:val="zh_TW" w:bidi="zh_TW"/>
-        </w:rPr>
-      </w:r>
-      <w:r>
-        <w:rPr>
-          <w:i/>
-          <w:lang w:val="zh_TW" w:bidi="zh_TW"/>
-        </w:rPr>
-        <w:t>另見</w:t>
-      </w:r>
-      <w:r>
-        <w:rPr>
-          <w:lang w:val="zh_TW" w:bidi="zh_TW"/>
-        </w:rPr>
-        <w:t xml:space="preserve"> </w:t>
-      </w:r>
-      <w:r>
-        <w:rPr>
-          <w:lang w:val="zh_TW" w:bidi="zh_TW"/>
-        </w:rPr>
-        <w:t>藥物與醫療實踐</w:t>
-      </w:r>
-      <w:r>
-        <w:rPr>
-          <w:lang w:val="zh_TW" w:bidi="zh_TW"/>
-        </w:rPr>
-        <w:t>；</w:t>
-      </w:r>
-      <w:r>
-        <w:rPr>
-          <w:lang w:val="zh_TW" w:bidi="zh_TW"/>
-        </w:rPr>
-        <w:t>災病</w:t>
-      </w:r>
-      <w:r>
-        <w:rPr>
-          <w:lang w:val="zh_TW" w:bidi="zh_TW"/>
-        </w:rPr>
-        <w:t>。</w:t>
-      </w:r>
-      <w:r>
-        <w:rPr>
-          <w:lang w:val="zh_TW" w:bidi="zh_TW"/>
-        </w:rPr>
-      </w:r>
-      <w:r>
-        <w:rPr>
-          <w:lang w:val="zh_TW" w:bidi="zh_TW"/>
-        </w:rPr>
-      </w:r>
-    </w:p>
-    <w:p>
-      <w:pPr/>
-      <w:r>
-        <w:rPr>
-          <w:lang w:val="zh_TW" w:bidi="zh_TW"/>
-        </w:rPr>
-      </w:r>
-    </w:p>
-    <w:p>
-      <w:pPr>
-        <w:pStyle w:val="Heading2"/>
-      </w:pPr>
-      <w:r>
-        <w:rPr>
-          <w:lang w:val="zh_TW" w:bidi="zh_TW"/>
-        </w:rPr>
-        <w:t>夏娃</w:t>
-      </w:r>
-      <w:r>
-        <w:rPr>
-          <w:lang w:val="zh_TW" w:bidi="zh_TW"/>
-        </w:rPr>
-      </w:r>
-    </w:p>
-    <w:p>
-      <w:pPr/>
-      <w:r>
-        <w:rPr>
-          <w:lang w:val="zh_TW" w:bidi="zh_TW"/>
-        </w:rPr>
-      </w:r>
-      <w:r>
-        <w:rPr>
-          <w:lang w:val="zh_TW" w:bidi="zh_TW"/>
-        </w:rPr>
-        <w:t>第一位女子，被稱為「眾生之母」（</w:t>
-      </w:r>
-      <w:hyperlink r:id="rId34">
-        <w:r>
-          <w:rPr>
-            <w:lang w:val="zh_TW" w:bidi="zh_TW"/>
-          </w:rPr>
-          <w:rPr>
-            <w:color w:val="0000EE"/>
-            <w:u w:val="single"/>
-          </w:rPr>
-          <w:t>創3:20</w:t>
-        </w:r>
-      </w:hyperlink>
-      <w:r>
-        <w:rPr>
-          <w:lang w:val="zh_TW" w:bidi="zh_TW"/>
-        </w:rPr>
-        <w:t>）。創世記記載，神造亞當之後，看見亞當獨居不好，便決定為他造一個「配偶幫助他」（</w:t>
-      </w:r>
-      <w:hyperlink r:id="rId35">
-        <w:r>
-          <w:rPr>
-            <w:lang w:val="zh_TW" w:bidi="zh_TW"/>
-          </w:rPr>
-          <w:rPr>
-            <w:color w:val="0000EE"/>
-            <w:u w:val="single"/>
-          </w:rPr>
-          <w:t>2:18</w:t>
-        </w:r>
-      </w:hyperlink>
-      <w:r>
-        <w:rPr>
-          <w:lang w:val="zh_TW" w:bidi="zh_TW"/>
-        </w:rPr>
-        <w:t>）。「幫助」一詞的希伯來文是</w:t>
-      </w:r>
-      <w:r>
-        <w:rPr>
-          <w:i/>
-          <w:lang w:val="zh_TW" w:bidi="zh_TW"/>
-        </w:rPr>
-        <w:t>ezer</w:t>
-      </w:r>
-      <w:r>
-        <w:rPr>
-          <w:lang w:val="zh_TW" w:bidi="zh_TW"/>
-        </w:rPr>
-        <w:t>，舊約聖經其它地方也用此字詞來描述神如何幫助以色列。神使亞當沉睡，取下他的一根肋骨，用那肋骨造了夏娃（</w:t>
-      </w:r>
-      <w:hyperlink r:id="rId36">
-        <w:r>
-          <w:rPr>
-            <w:lang w:val="zh_TW" w:bidi="zh_TW"/>
-          </w:rPr>
-          <w:rPr>
-            <w:color w:val="0000EE"/>
-            <w:u w:val="single"/>
-          </w:rPr>
-          <w:t>21–25</w:t>
-        </w:r>
-      </w:hyperlink>
-      <w:r>
-        <w:rPr>
-          <w:lang w:val="zh_TW" w:bidi="zh_TW"/>
-        </w:rPr>
-        <w:t>節）。</w:t>
-      </w:r>
-    </w:p>
-    <w:p>
-      <w:pPr>
-        <w:pStyle w:val="Heading3"/>
-      </w:pPr>
-      <w:r>
-        <w:rPr>
-          <w:lang w:val="zh_TW" w:bidi="zh_TW"/>
-        </w:rPr>
-        <w:t>她的名字</w:t>
-      </w:r>
-    </w:p>
-    <w:p>
-      <w:pPr/>
-      <w:r>
-        <w:rPr>
-          <w:lang w:val="zh_TW" w:bidi="zh_TW"/>
-        </w:rPr>
-      </w:r>
-      <w:r>
-        <w:rPr>
-          <w:lang w:val="zh_TW" w:bidi="zh_TW"/>
-        </w:rPr>
-        <w:t>亞當給妻子夏娃起了兩個名字。起初，他稱她為「女人」，表明了她與男人之間的關聯（</w:t>
-      </w:r>
-      <w:hyperlink r:id="rId37">
-        <w:r>
-          <w:rPr>
-            <w:lang w:val="zh_TW" w:bidi="zh_TW"/>
-          </w:rPr>
-          <w:rPr>
-            <w:color w:val="0000EE"/>
-            <w:u w:val="single"/>
-          </w:rPr>
-          <w:t>創2:23</w:t>
-        </w:r>
-      </w:hyperlink>
-      <w:r>
-        <w:rPr>
-          <w:lang w:val="zh_TW" w:bidi="zh_TW"/>
-        </w:rPr>
-        <w:t>）。後來，在他們違背神之後，他給她起名為夏娃，意思是「生命」，指她作為人類始祖之母的身分（</w:t>
-      </w:r>
-      <w:hyperlink r:id="rId34">
-        <w:r>
-          <w:rPr>
-            <w:lang w:val="zh_TW" w:bidi="zh_TW"/>
-          </w:rPr>
-          <w:rPr>
-            <w:color w:val="0000EE"/>
-            <w:u w:val="single"/>
-          </w:rPr>
-          <w:t>3:20</w:t>
-        </w:r>
-      </w:hyperlink>
-      <w:r>
-        <w:rPr>
-          <w:lang w:val="zh_TW" w:bidi="zh_TW"/>
-        </w:rPr>
-        <w:t>）。</w:t>
-      </w:r>
-    </w:p>
-    <w:p>
-      <w:pPr>
-        <w:pStyle w:val="Heading3"/>
-      </w:pPr>
-      <w:r>
-        <w:rPr>
-          <w:lang w:val="zh_TW" w:bidi="zh_TW"/>
-        </w:rPr>
-        <w:t>她的故事</w:t>
-      </w:r>
-    </w:p>
-    <w:p>
-      <w:pPr/>
-      <w:r>
-        <w:rPr>
-          <w:lang w:val="zh_TW" w:bidi="zh_TW"/>
-        </w:rPr>
-      </w:r>
-      <w:r>
-        <w:rPr>
-          <w:lang w:val="zh_TW" w:bidi="zh_TW"/>
-        </w:rPr>
-        <w:t>亞當與夏娃最初住在伊甸園中，他們順服神，事奉祂，並彼此照顧。後來，邪惡進入世界，蛇引誘夏娃違背神的命令。神曾吩咐他們不可吃分別善惡樹上的果子（</w:t>
-      </w:r>
-      <w:hyperlink r:id="rId38">
-        <w:r>
-          <w:rPr>
-            <w:lang w:val="zh_TW" w:bidi="zh_TW"/>
-          </w:rPr>
-          <w:rPr>
-            <w:color w:val="0000EE"/>
-            <w:u w:val="single"/>
-          </w:rPr>
-          <w:t>創2:17</w:t>
-        </w:r>
-      </w:hyperlink>
-      <w:r>
-        <w:rPr>
-          <w:lang w:val="zh_TW" w:bidi="zh_TW"/>
-        </w:rPr>
-        <w:t>，</w:t>
-      </w:r>
-      <w:hyperlink r:id="rId39">
-        <w:r>
-          <w:rPr>
-            <w:lang w:val="zh_TW" w:bidi="zh_TW"/>
-          </w:rPr>
-          <w:rPr>
-            <w:color w:val="0000EE"/>
-            <w:u w:val="single"/>
-          </w:rPr>
-          <w:t>3:3</w:t>
-        </w:r>
-      </w:hyperlink>
-      <w:r>
-        <w:rPr>
-          <w:lang w:val="zh_TW" w:bidi="zh_TW"/>
-        </w:rPr>
-        <w:t>）。蛇用巧言欺騙夏娃，她便吃了果子，又給亞當一些，亞當雖不像她那樣被欺騙，卻也吃了。吃了果子之後，他們意識到自己赤身露體，便用無花果樹的葉子為自己編作衣服。</w:t>
-      </w:r>
-    </w:p>
-    <w:p>
-      <w:pPr/>
-      <w:r>
-        <w:rPr>
-          <w:lang w:val="zh_TW" w:bidi="zh_TW"/>
-        </w:rPr>
-      </w:r>
-      <w:r>
-        <w:rPr>
-          <w:lang w:val="zh_TW" w:bidi="zh_TW"/>
-        </w:rPr>
-        <w:t>當神來與他們說話時，他們躲避祂。神問他們發生了甚麼事，亞當怪罪夏娃，夏娃則怪罪那蛇。神對夏娃說，因他們違命，她生產時必多受痛苦，丈夫也必管轄她（</w:t>
-      </w:r>
-      <w:hyperlink r:id="rId40">
-        <w:r>
-          <w:rPr>
-            <w:lang w:val="zh_TW" w:bidi="zh_TW"/>
-          </w:rPr>
-          <w:rPr>
-            <w:color w:val="0000EE"/>
-            <w:u w:val="single"/>
-          </w:rPr>
-          <w:t>創3:16</w:t>
-        </w:r>
-      </w:hyperlink>
-      <w:r>
-        <w:rPr>
-          <w:lang w:val="zh_TW" w:bidi="zh_TW"/>
-        </w:rPr>
-        <w:t>）。後來，夏娃生了該隱、亞伯、塞特，以及其他兒女（</w:t>
-      </w:r>
-      <w:hyperlink r:id="rId41">
-        <w:r>
-          <w:rPr>
-            <w:lang w:val="zh_TW" w:bidi="zh_TW"/>
-          </w:rPr>
-          <w:rPr>
-            <w:color w:val="0000EE"/>
-            <w:u w:val="single"/>
-          </w:rPr>
-          <w:t>4:1–2</w:t>
-        </w:r>
-      </w:hyperlink>
-      <w:r>
-        <w:rPr>
-          <w:lang w:val="zh_TW" w:bidi="zh_TW"/>
-        </w:rPr>
-        <w:t>、</w:t>
-      </w:r>
-      <w:hyperlink r:id="rId41">
-        <w:r>
-          <w:rPr>
-            <w:lang w:val="zh_TW" w:bidi="zh_TW"/>
-          </w:rPr>
-          <w:rPr>
-            <w:color w:val="0000EE"/>
-            <w:u w:val="single"/>
-          </w:rPr>
-          <w:t>25</w:t>
-        </w:r>
-      </w:hyperlink>
-      <w:r>
-        <w:rPr>
-          <w:lang w:val="zh_TW" w:bidi="zh_TW"/>
-        </w:rPr>
-        <w:t>，</w:t>
-      </w:r>
-      <w:hyperlink r:id="rId42">
-        <w:r>
-          <w:rPr>
-            <w:lang w:val="zh_TW" w:bidi="zh_TW"/>
-          </w:rPr>
-          <w:rPr>
-            <w:color w:val="0000EE"/>
-            <w:u w:val="single"/>
-          </w:rPr>
-          <w:t>5:4</w:t>
-        </w:r>
-      </w:hyperlink>
-      <w:r>
-        <w:rPr>
-          <w:lang w:val="zh_TW" w:bidi="zh_TW"/>
-        </w:rPr>
-        <w:t>）。</w:t>
-      </w:r>
-    </w:p>
-    <w:p>
-      <w:pPr>
-        <w:pStyle w:val="Heading3"/>
-      </w:pPr>
-      <w:r>
-        <w:rPr>
-          <w:lang w:val="zh_TW" w:bidi="zh_TW"/>
-        </w:rPr>
-        <w:t>新約聖經中的夏娃</w:t>
-      </w:r>
-    </w:p>
-    <w:p>
-      <w:pPr/>
-      <w:r>
-        <w:rPr>
-          <w:lang w:val="zh_TW" w:bidi="zh_TW"/>
-        </w:rPr>
-      </w:r>
-      <w:r>
-        <w:rPr>
-          <w:lang w:val="zh_TW" w:bidi="zh_TW"/>
-        </w:rPr>
-        <w:t>新約聖經中有兩次提到夏娃。使徒保羅在談論婦女是否可以在教會中教導時引用了夏娃的例子。他寫道：「我不許女人講道，也不許她轄管男人」（</w:t>
-      </w:r>
-      <w:hyperlink r:id="rId43">
-        <w:r>
-          <w:rPr>
-            <w:lang w:val="zh_TW" w:bidi="zh_TW"/>
-          </w:rPr>
-          <w:rPr>
-            <w:color w:val="0000EE"/>
-            <w:u w:val="single"/>
-          </w:rPr>
-          <w:t>提前2:12</w:t>
-        </w:r>
-      </w:hyperlink>
-      <w:r>
-        <w:rPr>
-          <w:lang w:val="zh_TW" w:bidi="zh_TW"/>
-        </w:rPr>
-        <w:t>）。希臘文中「男人」一詞與「丈夫」同字，因此有些學者認為，保羅在此可能特別是指婦女與丈夫之間的關係，而非泛指所有男人。保羅的推論是：男人先被造，而女人被引誘，成為第一個犯罪的人（</w:t>
-      </w:r>
-      <w:hyperlink r:id="rId44">
-        <w:r>
-          <w:rPr>
-            <w:lang w:val="zh_TW" w:bidi="zh_TW"/>
-          </w:rPr>
-          <w:rPr>
-            <w:color w:val="0000EE"/>
-            <w:u w:val="single"/>
-          </w:rPr>
-          <w:t>提前2:12–15</w:t>
-        </w:r>
-      </w:hyperlink>
-      <w:r>
-        <w:rPr>
-          <w:lang w:val="zh_TW" w:bidi="zh_TW"/>
-        </w:rPr>
-        <w:t>；</w:t>
-      </w:r>
-      <w:hyperlink r:id="rId45">
-        <w:r>
-          <w:rPr>
-            <w:lang w:val="zh_TW" w:bidi="zh_TW"/>
-          </w:rPr>
-          <w:rPr>
-            <w:color w:val="0000EE"/>
-            <w:u w:val="single"/>
-          </w:rPr>
-          <w:t>林後11:3</w:t>
-        </w:r>
-      </w:hyperlink>
-      <w:r>
-        <w:rPr>
-          <w:lang w:val="zh_TW" w:bidi="zh_TW"/>
-        </w:rPr>
-        <w:t>）。</w:t>
-      </w:r>
-    </w:p>
-    <w:p>
-      <w:pPr/>
-      <w:r>
-        <w:rPr>
-          <w:lang w:val="zh_TW" w:bidi="zh_TW"/>
-        </w:rPr>
-      </w:r>
-      <w:r>
-        <w:rPr>
-          <w:lang w:val="zh_TW" w:bidi="zh_TW"/>
-        </w:rPr>
-        <w:t>有些人認為，保羅在這裡強調的是創造的次序與人類墮落（亞當與夏娃犯罪）這兩個事實，並以此作為限制婦女在教會中行使權柄的理由。另一些人則認為保羅的指示是針對當時以弗所教會的具體情況（那裡出現錯誤教導的問題），因此保羅的話應理解為處理當時特定的情境，而非在所有教會中普遍禁止婦女教導的永久規條。</w:t>
-      </w:r>
-    </w:p>
-    <w:p>
-      <w:pPr/>
-      <w:r>
-        <w:rPr>
-          <w:lang w:val="zh_TW" w:bidi="zh_TW"/>
-        </w:rPr>
-      </w:r>
-      <w:r>
-        <w:rPr>
-          <w:i/>
-          <w:lang w:val="zh_TW" w:bidi="zh_TW"/>
-        </w:rPr>
-        <w:t>另見</w:t>
-      </w:r>
-      <w:r>
-        <w:rPr>
-          <w:lang w:val="zh_TW" w:bidi="zh_TW"/>
-        </w:rPr>
-        <w:t xml:space="preserve"> </w:t>
-      </w:r>
-      <w:r>
-        <w:rPr>
-          <w:lang w:val="zh_TW" w:bidi="zh_TW"/>
-        </w:rPr>
-        <w:t>亞當（人物）</w:t>
-      </w:r>
-      <w:r>
-        <w:rPr>
-          <w:lang w:val="zh_TW" w:bidi="zh_TW"/>
-        </w:rPr>
-        <w:t>；</w:t>
-      </w:r>
-      <w:r>
-        <w:rPr>
-          <w:lang w:val="zh_TW" w:bidi="zh_TW"/>
-        </w:rPr>
-        <w:t>伊甸園</w:t>
-      </w:r>
-      <w:r>
-        <w:rPr>
-          <w:lang w:val="zh_TW" w:bidi="zh_TW"/>
-        </w:rPr>
-        <w:t>。</w:t>
+        <w:t>）。顯然，推基古和保羅是親密的朋友和同工，因為保羅經常稱推基古為「親愛的兄弟」。</w:t>
       </w:r>
       <w:r>
         <w:rPr>

--- a/zht/docx/144.content.docx
+++ b/zht/docx/144.content.docx
@@ -149,7 +149,7 @@
         <w:rPr>
           <w:lang w:val="zh_TW" w:bidi="zh_TW"/>
         </w:rPr>
-        <w:t>tui</w:t>
+        <w:t>tong</w:t>
       </w:r>
       <w:r>
         <w:rPr>
@@ -212,7 +212,7 @@
         <w:rPr>
           <w:lang w:val="zh_TW" w:bidi="zh_TW"/>
         </w:rPr>
-        <w:t>推基古</w:t>
+        <w:t>通姦</w:t>
       </w:r>
       <w:r>
         <w:rPr>
@@ -231,25 +231,7 @@
         <w:rPr>
           <w:lang w:val="zh_TW" w:bidi="zh_TW"/>
         </w:rPr>
-        <w:t>在保羅為耶路撒冷教會收集和送交奉獻的旅行中，隨行保羅的信徒之一（</w:t>
-      </w:r>
-      <w:hyperlink r:id="rId13">
-        <w:r>
-          <w:rPr>
-            <w:lang w:val="zh_TW" w:bidi="zh_TW"/>
-          </w:rPr>
-          <w:rPr>
-            <w:color w:val="0000EE"/>
-            <w:u w:val="single"/>
-          </w:rPr>
-          <w:t>徒20:4</w:t>
-        </w:r>
-      </w:hyperlink>
-      <w:r>
-        <w:rPr>
-          <w:lang w:val="zh_TW" w:bidi="zh_TW"/>
-        </w:rPr>
-        <w:t>）。由於他經常與以弗所的特羅非摩一同被提及，推基古很可能也是以弗所人。</w:t>
+        <w:t>不貞、性方面的不道德（簡稱：性不道德）。「淫亂（fornication）」一詞在聖經中有幾種不同的意思。</w:t>
       </w:r>
     </w:p>
     <w:p>
@@ -263,7 +245,25 @@
         <w:rPr>
           <w:lang w:val="zh_TW" w:bidi="zh_TW"/>
         </w:rPr>
-        <w:t>推基古負責送達保羅寫給以弗所教會的書信（</w:t>
+        <w:t>它的廣義含義是指所有非法的性行為，也就是除丈夫和妻子之間的性行為外的任何性行為。例如，在</w:t>
+      </w:r>
+      <w:hyperlink r:id="rId13">
+        <w:r>
+          <w:rPr>
+            <w:lang w:val="zh_TW" w:bidi="zh_TW"/>
+          </w:rPr>
+          <w:rPr>
+            <w:color w:val="0000EE"/>
+            <w:u w:val="single"/>
+          </w:rPr>
+          <w:t>哥林多前書五章1節</w:t>
+        </w:r>
+      </w:hyperlink>
+      <w:r>
+        <w:rPr>
+          <w:lang w:val="zh_TW" w:bidi="zh_TW"/>
+        </w:rPr>
+        <w:t>中，這個詞被用於指當地教會所容忍的一種罪：有一個人顯然與他的繼母同居。在</w:t>
       </w:r>
       <w:hyperlink r:id="rId14">
         <w:r>
@@ -274,14 +274,14 @@
             <w:color w:val="0000EE"/>
             <w:u w:val="single"/>
           </w:rPr>
-          <w:t>弗6:21</w:t>
+          <w:t>羅馬書一章29節</w:t>
         </w:r>
       </w:hyperlink>
       <w:r>
         <w:rPr>
           <w:lang w:val="zh_TW" w:bidi="zh_TW"/>
         </w:rPr>
-        <w:t>），以及保羅寫給腓利門和歌羅西教會的書信（</w:t>
+        <w:t>的一系列可怕的罪行中，使徒保羅將「淫亂」列入其中，似乎意在將其涵蓋所有形式的性方面不道德的行為。在哥林多前書中，保羅在上下文中暗示這個詞指各種非法的性活動（</w:t>
       </w:r>
       <w:hyperlink r:id="rId15">
         <w:r>
@@ -292,14 +292,14 @@
             <w:color w:val="0000EE"/>
             <w:u w:val="single"/>
           </w:rPr>
-          <w:t>西4:7</w:t>
+          <w:t>6:13、18</w:t>
         </w:r>
       </w:hyperlink>
       <w:r>
         <w:rPr>
           <w:lang w:val="zh_TW" w:bidi="zh_TW"/>
         </w:rPr>
-        <w:t>）。大多數人認為他也是隨同提多送達哥林多後書的兩位基督徒之一（另一位是特羅非摩）（</w:t>
+        <w:t>）。在</w:t>
       </w:r>
       <w:hyperlink r:id="rId16">
         <w:r>
@@ -310,14 +310,14 @@
             <w:color w:val="0000EE"/>
             <w:u w:val="single"/>
           </w:rPr>
-          <w:t>林後8:16–24</w:t>
+          <w:t>哥林多前書七章2節</w:t>
         </w:r>
       </w:hyperlink>
       <w:r>
         <w:rPr>
           <w:lang w:val="zh_TW" w:bidi="zh_TW"/>
         </w:rPr>
-        <w:t>）。</w:t>
+        <w:t>中，保羅使用了「淫亂」的希臘文複數形式，暗示這種罪行可能以多種形式表現出來。他因此指出，哥林多人應該結婚並合宜地共同生活。「淫亂」廣義含義中的一種罪行是姦淫。</w:t>
       </w:r>
     </w:p>
     <w:p>
@@ -331,7 +331,7 @@
         <w:rPr>
           <w:lang w:val="zh_TW" w:bidi="zh_TW"/>
         </w:rPr>
-        <w:t>保羅在後來的書信中兩次提到推基古。第一次是保羅派他到克里特與提多在一起（</w:t>
+        <w:t>「淫亂」也有一種更為狹義的含義，指未婚之間的性不道德行為。在那些將「淫亂」和「姦淫」並列的聖經清單中，暗示了這種含義。耶穌所列的出於人心中的污穢罪行包括「淫亂（譯註：和合本譯為苟合）」和「姦淫」（</w:t>
       </w:r>
       <w:hyperlink r:id="rId17">
         <w:r>
@@ -342,14 +342,14 @@
             <w:color w:val="0000EE"/>
             <w:u w:val="single"/>
           </w:rPr>
-          <w:t>多3:12</w:t>
+          <w:t>太15:19</w:t>
         </w:r>
       </w:hyperlink>
       <w:r>
         <w:rPr>
           <w:lang w:val="zh_TW" w:bidi="zh_TW"/>
         </w:rPr>
-        <w:t>）。後來保羅告訴提摩太，他已經派推基古到以弗所（</w:t>
+        <w:t>；</w:t>
       </w:r>
       <w:hyperlink r:id="rId18">
         <w:r>
@@ -360,14 +360,728 @@
             <w:color w:val="0000EE"/>
             <w:u w:val="single"/>
           </w:rPr>
-          <w:t>提後4:12</w:t>
+          <w:t>可7:21–22</w:t>
         </w:r>
       </w:hyperlink>
       <w:r>
         <w:rPr>
           <w:lang w:val="zh_TW" w:bidi="zh_TW"/>
         </w:rPr>
-        <w:t>）。顯然，推基古和保羅是親密的朋友和同工，因為保羅經常稱推基古為「親愛的兄弟」。</w:t>
+        <w:t>）。保羅列出的那些不能承受神的國的罪人中也包括淫亂的和姦淫的（</w:t>
+      </w:r>
+      <w:hyperlink r:id="rId19">
+        <w:r>
+          <w:rPr>
+            <w:lang w:val="zh_TW" w:bidi="zh_TW"/>
+          </w:rPr>
+          <w:rPr>
+            <w:color w:val="0000EE"/>
+            <w:u w:val="single"/>
+          </w:rPr>
+          <w:t>林前6:9</w:t>
+        </w:r>
+      </w:hyperlink>
+      <w:r>
+        <w:rPr>
+          <w:lang w:val="zh_TW" w:bidi="zh_TW"/>
+        </w:rPr>
+        <w:t>）。</w:t>
+      </w:r>
+    </w:p>
+    <w:p>
+      <w:pPr/>
+      <w:r>
+        <w:rPr>
+          <w:lang w:val="zh_TW" w:bidi="zh_TW"/>
+        </w:rPr>
+      </w:r>
+      <w:r>
+        <w:rPr>
+          <w:lang w:val="zh_TW" w:bidi="zh_TW"/>
+        </w:rPr>
+        <w:t>「淫亂」在</w:t>
+      </w:r>
+      <w:hyperlink r:id="rId20">
+        <w:r>
+          <w:rPr>
+            <w:lang w:val="zh_TW" w:bidi="zh_TW"/>
+          </w:rPr>
+          <w:rPr>
+            <w:color w:val="0000EE"/>
+            <w:u w:val="single"/>
+          </w:rPr>
+          <w:t>馬太福音五章32節</w:t>
+        </w:r>
+      </w:hyperlink>
+      <w:r>
+        <w:rPr>
+          <w:lang w:val="zh_TW" w:bidi="zh_TW"/>
+        </w:rPr>
+        <w:t>和</w:t>
+      </w:r>
+      <w:hyperlink r:id="rId21">
+        <w:r>
+          <w:rPr>
+            <w:lang w:val="zh_TW" w:bidi="zh_TW"/>
+          </w:rPr>
+          <w:rPr>
+            <w:color w:val="0000EE"/>
+            <w:u w:val="single"/>
+          </w:rPr>
+          <w:t>十九章9節</w:t>
+        </w:r>
+      </w:hyperlink>
+      <w:r>
+        <w:rPr>
+          <w:lang w:val="zh_TW" w:bidi="zh_TW"/>
+        </w:rPr>
+        <w:t>通常被現今的聖經學者理解為專指姦淫。對於希臘文porneia的翻譯涉及解釋而非純翻譯。學者們對耶穌關於休妻的例外說法是否指淫亂的廣義或狹義含義存在分歧。他可能僅指姦淫，也可能將它與其它性罪一併包括在內。</w:t>
+      </w:r>
+    </w:p>
+    <w:p>
+      <w:pPr/>
+      <w:r>
+        <w:rPr>
+          <w:lang w:val="zh_TW" w:bidi="zh_TW"/>
+        </w:rPr>
+      </w:r>
+      <w:r>
+        <w:rPr>
+          <w:lang w:val="zh_TW" w:bidi="zh_TW"/>
+        </w:rPr>
+        <w:t>「淫亂」一詞在舊約和新約中也有比喻性的用法。起源於以色列和教會作為主的妻子或新娘的描述，背離神和拜偶像被稱為淫亂（例如，見</w:t>
+      </w:r>
+      <w:hyperlink r:id="rId22">
+        <w:r>
+          <w:rPr>
+            <w:lang w:val="zh_TW" w:bidi="zh_TW"/>
+          </w:rPr>
+          <w:rPr>
+            <w:color w:val="0000EE"/>
+            <w:u w:val="single"/>
+          </w:rPr>
+          <w:t>耶2章</w:t>
+        </w:r>
+      </w:hyperlink>
+      <w:r>
+        <w:rPr>
+          <w:lang w:val="zh_TW" w:bidi="zh_TW"/>
+        </w:rPr>
+        <w:t>）。</w:t>
+      </w:r>
+      <w:hyperlink r:id="rId23">
+        <w:r>
+          <w:rPr>
+            <w:lang w:val="zh_TW" w:bidi="zh_TW"/>
+          </w:rPr>
+          <w:rPr>
+            <w:color w:val="0000EE"/>
+            <w:u w:val="single"/>
+          </w:rPr>
+          <w:t>以西結書第十六章</w:t>
+        </w:r>
+      </w:hyperlink>
+      <w:r>
+        <w:rPr>
+          <w:lang w:val="zh_TW" w:bidi="zh_TW"/>
+        </w:rPr>
+        <w:t>用對婚姻誓言的不忠來象徵耶路撒冷與神之間偏離正道的關係。耶路撒冷對神而言成了一個「行淫的妻」。何西阿書的前三章使用先知何西阿與其淫亂的妻子歌篾的關係，來比喻以色列民族如何對其「丈夫」（神）犯下淫亂之罪，轉而追求其它神。在啟示錄中，「淫亂」和「邪淫」的比喻用法用於大巴比倫——大淫婦（</w:t>
+      </w:r>
+      <w:hyperlink r:id="rId24">
+        <w:r>
+          <w:rPr>
+            <w:lang w:val="zh_TW" w:bidi="zh_TW"/>
+          </w:rPr>
+          <w:rPr>
+            <w:color w:val="0000EE"/>
+            <w:u w:val="single"/>
+          </w:rPr>
+          <w:t>啟14:8，</w:t>
+        </w:r>
+      </w:hyperlink>
+      <w:hyperlink r:id="rId25">
+        <w:r>
+          <w:rPr>
+            <w:lang w:val="zh_TW" w:bidi="zh_TW"/>
+          </w:rPr>
+          <w:rPr>
+            <w:color w:val="0000EE"/>
+            <w:u w:val="single"/>
+          </w:rPr>
+          <w:t>17:2–4，</w:t>
+        </w:r>
+      </w:hyperlink>
+      <w:hyperlink r:id="rId26">
+        <w:r>
+          <w:rPr>
+            <w:lang w:val="zh_TW" w:bidi="zh_TW"/>
+          </w:rPr>
+          <w:rPr>
+            <w:color w:val="0000EE"/>
+            <w:u w:val="single"/>
+          </w:rPr>
+          <w:t>18:3，</w:t>
+        </w:r>
+      </w:hyperlink>
+      <w:hyperlink r:id="rId27">
+        <w:r>
+          <w:rPr>
+            <w:lang w:val="zh_TW" w:bidi="zh_TW"/>
+          </w:rPr>
+          <w:rPr>
+            <w:color w:val="0000EE"/>
+            <w:u w:val="single"/>
+          </w:rPr>
+          <w:t>19:2</w:t>
+        </w:r>
+      </w:hyperlink>
+      <w:r>
+        <w:rPr>
+          <w:lang w:val="zh_TW" w:bidi="zh_TW"/>
+        </w:rPr>
+        <w:t>）。</w:t>
+      </w:r>
+    </w:p>
+    <w:p>
+      <w:pPr/>
+      <w:r>
+        <w:rPr>
+          <w:lang w:val="zh_TW" w:bidi="zh_TW"/>
+        </w:rPr>
+      </w:r>
+      <w:r>
+        <w:rPr>
+          <w:i/>
+          <w:lang w:val="zh_TW" w:bidi="zh_TW"/>
+        </w:rPr>
+        <w:t>另見</w:t>
+      </w:r>
+      <w:r>
+        <w:rPr>
+          <w:lang w:val="zh_TW" w:bidi="zh_TW"/>
+        </w:rPr>
+        <w:t xml:space="preserve"> </w:t>
+      </w:r>
+      <w:r>
+        <w:rPr>
+          <w:lang w:val="zh_TW" w:bidi="zh_TW"/>
+        </w:rPr>
+        <w:t>姦淫</w:t>
+      </w:r>
+      <w:r>
+        <w:rPr>
+          <w:lang w:val="zh_TW" w:bidi="zh_TW"/>
+        </w:rPr>
+        <w:t>。</w:t>
+      </w:r>
+      <w:r>
+        <w:rPr>
+          <w:lang w:val="zh_TW" w:bidi="zh_TW"/>
+        </w:rPr>
+      </w:r>
+      <w:r>
+        <w:rPr>
+          <w:lang w:val="zh_TW" w:bidi="zh_TW"/>
+        </w:rPr>
+      </w:r>
+    </w:p>
+    <w:p>
+      <w:pPr/>
+      <w:r>
+        <w:rPr>
+          <w:lang w:val="zh_TW" w:bidi="zh_TW"/>
+        </w:rPr>
+      </w:r>
+    </w:p>
+    <w:p>
+      <w:pPr>
+        <w:pStyle w:val="Heading2"/>
+      </w:pPr>
+      <w:r>
+        <w:rPr>
+          <w:lang w:val="zh_TW" w:bidi="zh_TW"/>
+        </w:rPr>
+        <w:t>童貞女</w:t>
+      </w:r>
+      <w:r>
+        <w:rPr>
+          <w:lang w:val="zh_TW" w:bidi="zh_TW"/>
+        </w:rPr>
+      </w:r>
+    </w:p>
+    <w:p>
+      <w:pPr/>
+      <w:r>
+        <w:rPr>
+          <w:lang w:val="zh_TW" w:bidi="zh_TW"/>
+        </w:rPr>
+      </w:r>
+      <w:r>
+        <w:rPr>
+          <w:lang w:val="zh_TW" w:bidi="zh_TW"/>
+        </w:rPr>
+        <w:t>這是用來描述女性，或用來比喻地方、國家和教會的詞。該詞是在描述一位性徵成熟但尚未發生性行為的女性。耶穌的母親馬利亞就是一個明顯的例子（</w:t>
+      </w:r>
+      <w:hyperlink r:id="rId28">
+        <w:r>
+          <w:rPr>
+            <w:lang w:val="zh_TW" w:bidi="zh_TW"/>
+          </w:rPr>
+          <w:rPr>
+            <w:color w:val="0000EE"/>
+            <w:u w:val="single"/>
+          </w:rPr>
+          <w:t>太1:18–25</w:t>
+        </w:r>
+      </w:hyperlink>
+      <w:r>
+        <w:rPr>
+          <w:lang w:val="zh_TW" w:bidi="zh_TW"/>
+        </w:rPr>
+        <w:t>）。</w:t>
+      </w:r>
+    </w:p>
+    <w:p>
+      <w:pPr/>
+      <w:r>
+        <w:rPr>
+          <w:lang w:val="zh_TW" w:bidi="zh_TW"/>
+        </w:rPr>
+      </w:r>
+      <w:r>
+        <w:rPr>
+          <w:lang w:val="zh_TW" w:bidi="zh_TW"/>
+        </w:rPr>
+        <w:t>舊約聖經非常重視在婚姻前保持貞潔。利百加成為適合以撒的新娘，其中一個特質就是她的貞潔（</w:t>
+      </w:r>
+      <w:hyperlink r:id="rId29">
+        <w:r>
+          <w:rPr>
+            <w:lang w:val="zh_TW" w:bidi="zh_TW"/>
+          </w:rPr>
+          <w:rPr>
+            <w:color w:val="0000EE"/>
+            <w:u w:val="single"/>
+          </w:rPr>
+          <w:t>創24:16</w:t>
+        </w:r>
+      </w:hyperlink>
+      <w:r>
+        <w:rPr>
+          <w:lang w:val="zh_TW" w:bidi="zh_TW"/>
+        </w:rPr>
+        <w:t>）。律法規定祭司只能娶貞潔的女子為妻（</w:t>
+      </w:r>
+      <w:hyperlink r:id="rId30">
+        <w:r>
+          <w:rPr>
+            <w:lang w:val="zh_TW" w:bidi="zh_TW"/>
+          </w:rPr>
+          <w:rPr>
+            <w:color w:val="0000EE"/>
+            <w:u w:val="single"/>
+          </w:rPr>
+          <w:t>利21:7</w:t>
+        </w:r>
+      </w:hyperlink>
+      <w:r>
+        <w:rPr>
+          <w:lang w:val="zh_TW" w:bidi="zh_TW"/>
+        </w:rPr>
+        <w:t>、</w:t>
+      </w:r>
+      <w:hyperlink r:id="rId30">
+        <w:r>
+          <w:rPr>
+            <w:lang w:val="zh_TW" w:bidi="zh_TW"/>
+          </w:rPr>
+          <w:rPr>
+            <w:color w:val="0000EE"/>
+            <w:u w:val="single"/>
+          </w:rPr>
+          <w:t>13</w:t>
+        </w:r>
+      </w:hyperlink>
+      <w:hyperlink r:id="rId31">
+        <w:r>
+          <w:rPr>
+            <w:lang w:val="zh_TW" w:bidi="zh_TW"/>
+          </w:rPr>
+          <w:rPr>
+            <w:color w:val="0000EE"/>
+            <w:u w:val="single"/>
+          </w:rPr>
+          <w:t>–</w:t>
+        </w:r>
+      </w:hyperlink>
+      <w:hyperlink r:id="rId30">
+        <w:r>
+          <w:rPr>
+            <w:lang w:val="zh_TW" w:bidi="zh_TW"/>
+          </w:rPr>
+          <w:rPr>
+            <w:color w:val="0000EE"/>
+            <w:u w:val="single"/>
+          </w:rPr>
+          <w:t>14</w:t>
+        </w:r>
+      </w:hyperlink>
+      <w:r>
+        <w:rPr>
+          <w:lang w:val="zh_TW" w:bidi="zh_TW"/>
+        </w:rPr>
+        <w:t>）。而祭司應該是那些生活最符合神標準的人。</w:t>
+      </w:r>
+    </w:p>
+    <w:p>
+      <w:pPr/>
+      <w:r>
+        <w:rPr>
+          <w:lang w:val="zh_TW" w:bidi="zh_TW"/>
+        </w:rPr>
+      </w:r>
+      <w:r>
+        <w:rPr>
+          <w:lang w:val="zh_TW" w:bidi="zh_TW"/>
+        </w:rPr>
+        <w:t>這反映了聖經對婚姻的教導，也使專一的忠誠成為婚姻的理想。新約聖經禁止婚前性行為，表達了這一理想（</w:t>
+      </w:r>
+      <w:hyperlink r:id="rId15">
+        <w:r>
+          <w:rPr>
+            <w:lang w:val="zh_TW" w:bidi="zh_TW"/>
+          </w:rPr>
+          <w:rPr>
+            <w:color w:val="0000EE"/>
+            <w:u w:val="single"/>
+          </w:rPr>
+          <w:t>林前6:13</w:t>
+        </w:r>
+      </w:hyperlink>
+      <w:r>
+        <w:rPr>
+          <w:lang w:val="zh_TW" w:bidi="zh_TW"/>
+        </w:rPr>
+        <w:t>、</w:t>
+      </w:r>
+      <w:hyperlink r:id="rId15">
+        <w:r>
+          <w:rPr>
+            <w:lang w:val="zh_TW" w:bidi="zh_TW"/>
+          </w:rPr>
+          <w:rPr>
+            <w:color w:val="0000EE"/>
+            <w:u w:val="single"/>
+          </w:rPr>
+          <w:t>18</w:t>
+        </w:r>
+      </w:hyperlink>
+      <w:r>
+        <w:rPr>
+          <w:lang w:val="zh_TW" w:bidi="zh_TW"/>
+        </w:rPr>
+        <w:t>）。新約聖經使用「童女（或童身）」來描述對神忠心的基督徒（</w:t>
+      </w:r>
+      <w:hyperlink r:id="rId32">
+        <w:r>
+          <w:rPr>
+            <w:lang w:val="zh_TW" w:bidi="zh_TW"/>
+          </w:rPr>
+          <w:rPr>
+            <w:color w:val="0000EE"/>
+            <w:u w:val="single"/>
+          </w:rPr>
+          <w:t>啟14:4</w:t>
+        </w:r>
+      </w:hyperlink>
+      <w:r>
+        <w:rPr>
+          <w:lang w:val="zh_TW" w:bidi="zh_TW"/>
+        </w:rPr>
+        <w:t>；參</w:t>
+      </w:r>
+      <w:hyperlink r:id="rId33">
+        <w:r>
+          <w:rPr>
+            <w:lang w:val="zh_TW" w:bidi="zh_TW"/>
+          </w:rPr>
+          <w:rPr>
+            <w:color w:val="0000EE"/>
+            <w:u w:val="single"/>
+          </w:rPr>
+          <w:t>林後11:2</w:t>
+        </w:r>
+      </w:hyperlink>
+      <w:r>
+        <w:rPr>
+          <w:lang w:val="zh_TW" w:bidi="zh_TW"/>
+        </w:rPr>
+        <w:t>）。</w:t>
+      </w:r>
+    </w:p>
+    <w:p>
+      <w:pPr/>
+      <w:r>
+        <w:rPr>
+          <w:lang w:val="zh_TW" w:bidi="zh_TW"/>
+        </w:rPr>
+      </w:r>
+      <w:r>
+        <w:rPr>
+          <w:lang w:val="zh_TW" w:bidi="zh_TW"/>
+        </w:rPr>
+        <w:t>從負面的角度來看，舊約聖經在處罰失去貞潔的問題上強調了相同的原則。如果男人在道德上負有責任，那麼他必須娶女子為妻或賠償女子的父親（</w:t>
+      </w:r>
+      <w:hyperlink r:id="rId34">
+        <w:r>
+          <w:rPr>
+            <w:lang w:val="zh_TW" w:bidi="zh_TW"/>
+          </w:rPr>
+          <w:rPr>
+            <w:color w:val="0000EE"/>
+            <w:u w:val="single"/>
+          </w:rPr>
+          <w:t>出22:16–17</w:t>
+        </w:r>
+      </w:hyperlink>
+      <w:r>
+        <w:rPr>
+          <w:lang w:val="zh_TW" w:bidi="zh_TW"/>
+        </w:rPr>
+        <w:t>）。如果女性自己有責任，其懲罰就是死刑（</w:t>
+      </w:r>
+      <w:hyperlink r:id="rId35">
+        <w:r>
+          <w:rPr>
+            <w:lang w:val="zh_TW" w:bidi="zh_TW"/>
+          </w:rPr>
+          <w:rPr>
+            <w:color w:val="0000EE"/>
+            <w:u w:val="single"/>
+          </w:rPr>
+          <w:t>申22:20–21</w:t>
+        </w:r>
+      </w:hyperlink>
+      <w:r>
+        <w:rPr>
+          <w:lang w:val="zh_TW" w:bidi="zh_TW"/>
+        </w:rPr>
+        <w:t>）。然而，舊約聖經中很少提及對於終生守貞的讚美。耶利米被吩咐不要娶妻，僅僅是為了強調神對即將到來的審判的警告（</w:t>
+      </w:r>
+      <w:hyperlink r:id="rId36">
+        <w:r>
+          <w:rPr>
+            <w:lang w:val="zh_TW" w:bidi="zh_TW"/>
+          </w:rPr>
+          <w:rPr>
+            <w:color w:val="0000EE"/>
+            <w:u w:val="single"/>
+          </w:rPr>
+          <w:t>耶16:2</w:t>
+        </w:r>
+      </w:hyperlink>
+      <w:r>
+        <w:rPr>
+          <w:lang w:val="zh_TW" w:bidi="zh_TW"/>
+        </w:rPr>
+        <w:t>）。從女性的角度來看，終生保持未婚貞潔和沒有子女是一種悲劇（參</w:t>
+      </w:r>
+      <w:hyperlink r:id="rId37">
+        <w:r>
+          <w:rPr>
+            <w:lang w:val="zh_TW" w:bidi="zh_TW"/>
+          </w:rPr>
+          <w:rPr>
+            <w:color w:val="0000EE"/>
+            <w:u w:val="single"/>
+          </w:rPr>
+          <w:t>士11:37</w:t>
+        </w:r>
+      </w:hyperlink>
+      <w:r>
+        <w:rPr>
+          <w:lang w:val="zh_TW" w:bidi="zh_TW"/>
+        </w:rPr>
+        <w:t>）。</w:t>
+      </w:r>
+    </w:p>
+    <w:p>
+      <w:pPr/>
+      <w:r>
+        <w:rPr>
+          <w:lang w:val="zh_TW" w:bidi="zh_TW"/>
+        </w:rPr>
+      </w:r>
+      <w:r>
+        <w:rPr>
+          <w:lang w:val="zh_TW" w:bidi="zh_TW"/>
+        </w:rPr>
+        <w:t>新約聖經重視婚姻，但更清楚地顯明基督徒男女保持貞潔的益處。保羅宣稱，獨身對某些人來說是神的恩賜，因為其對基督徒的事奉有正面的果效（</w:t>
+      </w:r>
+      <w:hyperlink r:id="rId38">
+        <w:r>
+          <w:rPr>
+            <w:lang w:val="zh_TW" w:bidi="zh_TW"/>
+          </w:rPr>
+          <w:rPr>
+            <w:color w:val="0000EE"/>
+            <w:u w:val="single"/>
+          </w:rPr>
+          <w:t>林前7:7</w:t>
+        </w:r>
+      </w:hyperlink>
+      <w:r>
+        <w:rPr>
+          <w:lang w:val="zh_TW" w:bidi="zh_TW"/>
+        </w:rPr>
+        <w:t>、</w:t>
+      </w:r>
+      <w:hyperlink r:id="rId38">
+        <w:r>
+          <w:rPr>
+            <w:lang w:val="zh_TW" w:bidi="zh_TW"/>
+          </w:rPr>
+          <w:rPr>
+            <w:color w:val="0000EE"/>
+            <w:u w:val="single"/>
+          </w:rPr>
+          <w:t>25</w:t>
+        </w:r>
+      </w:hyperlink>
+      <w:hyperlink r:id="rId39">
+        <w:r>
+          <w:rPr>
+            <w:lang w:val="zh_TW" w:bidi="zh_TW"/>
+          </w:rPr>
+          <w:rPr>
+            <w:color w:val="0000EE"/>
+            <w:u w:val="single"/>
+          </w:rPr>
+          <w:t>–</w:t>
+        </w:r>
+      </w:hyperlink>
+      <w:hyperlink r:id="rId38">
+        <w:r>
+          <w:rPr>
+            <w:lang w:val="zh_TW" w:bidi="zh_TW"/>
+          </w:rPr>
+          <w:rPr>
+            <w:color w:val="0000EE"/>
+            <w:u w:val="single"/>
+          </w:rPr>
+          <w:t>38</w:t>
+        </w:r>
+      </w:hyperlink>
+      <w:r>
+        <w:rPr>
+          <w:lang w:val="zh_TW" w:bidi="zh_TW"/>
+        </w:rPr>
+        <w:t>）。耶穌讚揚那些為了天國而「</w:t>
+      </w:r>
+      <w:r>
+        <w:rPr>
+          <w:lang w:val="zh_TW" w:bidi="zh_TW"/>
+        </w:rPr>
+        <w:t>自閹</w:t>
+      </w:r>
+      <w:r>
+        <w:rPr>
+          <w:lang w:val="zh_TW" w:bidi="zh_TW"/>
+        </w:rPr>
+        <w:t>」的人（</w:t>
+      </w:r>
+      <w:hyperlink r:id="rId40">
+        <w:r>
+          <w:rPr>
+            <w:lang w:val="zh_TW" w:bidi="zh_TW"/>
+          </w:rPr>
+          <w:rPr>
+            <w:color w:val="0000EE"/>
+            <w:u w:val="single"/>
+          </w:rPr>
+          <w:t>太19:12</w:t>
+        </w:r>
+      </w:hyperlink>
+      <w:r>
+        <w:rPr>
+          <w:lang w:val="zh_TW" w:bidi="zh_TW"/>
+        </w:rPr>
+        <w:t>）。</w:t>
+      </w:r>
+    </w:p>
+    <w:p>
+      <w:pPr/>
+      <w:r>
+        <w:rPr>
+          <w:lang w:val="zh_TW" w:bidi="zh_TW"/>
+        </w:rPr>
+      </w:r>
+      <w:r>
+        <w:rPr>
+          <w:i/>
+          <w:lang w:val="zh_TW" w:bidi="zh_TW"/>
+        </w:rPr>
+        <w:t xml:space="preserve">另見 </w:t>
+      </w:r>
+      <w:r>
+        <w:rPr>
+          <w:lang w:val="zh_TW" w:bidi="zh_TW"/>
+        </w:rPr>
+        <w:t>家庭生活與關係</w:t>
+      </w:r>
+      <w:r>
+        <w:rPr>
+          <w:lang w:val="zh_TW" w:bidi="zh_TW"/>
+        </w:rPr>
+        <w:t>；</w:t>
+      </w:r>
+      <w:r>
+        <w:rPr>
+          <w:lang w:val="zh_TW" w:bidi="zh_TW"/>
+        </w:rPr>
+        <w:t>婚姻，婚姻習俗</w:t>
+      </w:r>
+      <w:r>
+        <w:rPr>
+          <w:lang w:val="zh_TW" w:bidi="zh_TW"/>
+        </w:rPr>
+        <w:t>；</w:t>
+      </w:r>
+      <w:r>
+        <w:rPr>
+          <w:lang w:val="zh_TW" w:bidi="zh_TW"/>
+        </w:rPr>
+        <w:t>性，性別</w:t>
+      </w:r>
+      <w:r>
+        <w:rPr>
+          <w:lang w:val="zh_TW" w:bidi="zh_TW"/>
+        </w:rPr>
+        <w:t>；</w:t>
+      </w:r>
+      <w:r>
+        <w:rPr>
+          <w:lang w:val="zh_TW" w:bidi="zh_TW"/>
+        </w:rPr>
+        <w:t>耶穌由童貞女所生</w:t>
+      </w:r>
+      <w:r>
+        <w:rPr>
+          <w:lang w:val="zh_TW" w:bidi="zh_TW"/>
+        </w:rPr>
+        <w:t>；</w:t>
+      </w:r>
+      <w:r>
+        <w:rPr>
+          <w:lang w:val="zh_TW" w:bidi="zh_TW"/>
+        </w:rPr>
+        <w:t>婦女</w:t>
+      </w:r>
+      <w:r>
+        <w:rPr>
+          <w:lang w:val="zh_TW" w:bidi="zh_TW"/>
+        </w:rPr>
+        <w:t>。</w:t>
       </w:r>
       <w:r>
         <w:rPr>

--- a/zht/docx/144.content.docx
+++ b/zht/docx/144.content.docx
@@ -149,7 +149,7 @@
         <w:rPr>
           <w:lang w:val="zh_TW" w:bidi="zh_TW"/>
         </w:rPr>
-        <w:t>tong</w:t>
+        <w:t>shui</w:t>
       </w:r>
       <w:r>
         <w:rPr>
@@ -212,7 +212,7 @@
         <w:rPr>
           <w:lang w:val="zh_TW" w:bidi="zh_TW"/>
         </w:rPr>
-        <w:t>通姦</w:t>
+        <w:t>水</w:t>
       </w:r>
       <w:r>
         <w:rPr>
@@ -231,7 +231,7 @@
         <w:rPr>
           <w:lang w:val="zh_TW" w:bidi="zh_TW"/>
         </w:rPr>
-        <w:t>不貞、性方面的不道德（簡稱：性不道德）。「淫亂（fornication）」一詞在聖經中有幾種不同的意思。</w:t>
+        <w:t>生命的基本要素之一，覆蓋了地球表面的大部分，也是人體的主要組成部分。沒有水，生物只能存活幾天。</w:t>
       </w:r>
     </w:p>
     <w:p>
@@ -245,7 +245,7 @@
         <w:rPr>
           <w:lang w:val="zh_TW" w:bidi="zh_TW"/>
         </w:rPr>
-        <w:t>它的廣義含義是指所有非法的性行為，也就是除丈夫和妻子之間的性行為外的任何性行為。例如，在</w:t>
+        <w:t>在創世之初，水覆蓋了地球，然後神使旱地從水中顯出來（</w:t>
       </w:r>
       <w:hyperlink r:id="rId13">
         <w:r>
@@ -256,14 +256,14 @@
             <w:color w:val="0000EE"/>
             <w:u w:val="single"/>
           </w:rPr>
-          <w:t>哥林多前書五章1節</w:t>
-        </w:r>
-      </w:hyperlink>
-      <w:r>
-        <w:rPr>
-          <w:lang w:val="zh_TW" w:bidi="zh_TW"/>
-        </w:rPr>
-        <w:t>中，這個詞被用於指當地教會所容忍的一種罪：有一個人顯然與他的繼母同居。在</w:t>
+          <w:t>創1:9–10</w:t>
+        </w:r>
+      </w:hyperlink>
+      <w:r>
+        <w:rPr>
+          <w:lang w:val="zh_TW" w:bidi="zh_TW"/>
+        </w:rPr>
+        <w:t>）。正如彼得所說：「憑神的命有了天，並從水而出、藉水而成的地」（</w:t>
       </w:r>
       <w:hyperlink r:id="rId14">
         <w:r>
@@ -274,50 +274,14 @@
             <w:color w:val="0000EE"/>
             <w:u w:val="single"/>
           </w:rPr>
-          <w:t>羅馬書一章29節</w:t>
-        </w:r>
-      </w:hyperlink>
-      <w:r>
-        <w:rPr>
-          <w:lang w:val="zh_TW" w:bidi="zh_TW"/>
-        </w:rPr>
-        <w:t>的一系列可怕的罪行中，使徒保羅將「淫亂」列入其中，似乎意在將其涵蓋所有形式的性方面不道德的行為。在哥林多前書中，保羅在上下文中暗示這個詞指各種非法的性活動（</w:t>
-      </w:r>
-      <w:hyperlink r:id="rId15">
-        <w:r>
-          <w:rPr>
-            <w:lang w:val="zh_TW" w:bidi="zh_TW"/>
-          </w:rPr>
-          <w:rPr>
-            <w:color w:val="0000EE"/>
-            <w:u w:val="single"/>
-          </w:rPr>
-          <w:t>6:13、18</w:t>
-        </w:r>
-      </w:hyperlink>
-      <w:r>
-        <w:rPr>
-          <w:lang w:val="zh_TW" w:bidi="zh_TW"/>
-        </w:rPr>
-        <w:t>）。在</w:t>
-      </w:r>
-      <w:hyperlink r:id="rId16">
-        <w:r>
-          <w:rPr>
-            <w:lang w:val="zh_TW" w:bidi="zh_TW"/>
-          </w:rPr>
-          <w:rPr>
-            <w:color w:val="0000EE"/>
-            <w:u w:val="single"/>
-          </w:rPr>
-          <w:t>哥林多前書七章2節</w:t>
-        </w:r>
-      </w:hyperlink>
-      <w:r>
-        <w:rPr>
-          <w:lang w:val="zh_TW" w:bidi="zh_TW"/>
-        </w:rPr>
-        <w:t>中，保羅使用了「淫亂」的希臘文複數形式，暗示這種罪行可能以多種形式表現出來。他因此指出，哥林多人應該結婚並合宜地共同生活。「淫亂」廣義含義中的一種罪行是姦淫。</w:t>
+          <w:t>彼後3:5</w:t>
+        </w:r>
+      </w:hyperlink>
+      <w:r>
+        <w:rPr>
+          <w:lang w:val="zh_TW" w:bidi="zh_TW"/>
+        </w:rPr>
+        <w:t>）。</w:t>
       </w:r>
     </w:p>
     <w:p>
@@ -331,7 +295,43 @@
         <w:rPr>
           <w:lang w:val="zh_TW" w:bidi="zh_TW"/>
         </w:rPr>
-        <w:t>「淫亂」也有一種更為狹義的含義，指未婚之間的性不道德行為。在那些將「淫亂」和「姦淫」並列的聖經清單中，暗示了這種含義。耶穌所列的出於人心中的污穢罪行包括「淫亂（譯註：和合本譯為苟合）」和「姦淫」（</w:t>
+        <w:t>當神創造伊甸園時，祂造了一條河來滋潤園子，這條河分成四條河，其中兩條是幼發拉底河和底格里斯河，這兩條河至今仍滋養著美索不達米亞地區的農業（</w:t>
+      </w:r>
+      <w:hyperlink r:id="rId15">
+        <w:r>
+          <w:rPr>
+            <w:lang w:val="zh_TW" w:bidi="zh_TW"/>
+          </w:rPr>
+          <w:rPr>
+            <w:color w:val="0000EE"/>
+            <w:u w:val="single"/>
+          </w:rPr>
+          <w:t>創2:10–14</w:t>
+        </w:r>
+      </w:hyperlink>
+      <w:r>
+        <w:rPr>
+          <w:lang w:val="zh_TW" w:bidi="zh_TW"/>
+        </w:rPr>
+        <w:t>）。聖經記載，早期地球上沒有雨水，只有霧氣滋潤大地（</w:t>
+      </w:r>
+      <w:hyperlink r:id="rId16">
+        <w:r>
+          <w:rPr>
+            <w:lang w:val="zh_TW" w:bidi="zh_TW"/>
+          </w:rPr>
+          <w:rPr>
+            <w:color w:val="0000EE"/>
+            <w:u w:val="single"/>
+          </w:rPr>
+          <w:t>5–6</w:t>
+        </w:r>
+      </w:hyperlink>
+      <w:r>
+        <w:rPr>
+          <w:lang w:val="zh_TW" w:bidi="zh_TW"/>
+        </w:rPr>
+        <w:t>節）。在挪亞的時代，神用洪水（大量且迅猛的水流）毀滅了「當時的世界」（</w:t>
       </w:r>
       <w:hyperlink r:id="rId17">
         <w:r>
@@ -342,50 +342,14 @@
             <w:color w:val="0000EE"/>
             <w:u w:val="single"/>
           </w:rPr>
-          <w:t>太15:19</w:t>
-        </w:r>
-      </w:hyperlink>
-      <w:r>
-        <w:rPr>
-          <w:lang w:val="zh_TW" w:bidi="zh_TW"/>
-        </w:rPr>
-        <w:t>；</w:t>
-      </w:r>
-      <w:hyperlink r:id="rId18">
-        <w:r>
-          <w:rPr>
-            <w:lang w:val="zh_TW" w:bidi="zh_TW"/>
-          </w:rPr>
-          <w:rPr>
-            <w:color w:val="0000EE"/>
-            <w:u w:val="single"/>
-          </w:rPr>
-          <w:t>可7:21–22</w:t>
-        </w:r>
-      </w:hyperlink>
-      <w:r>
-        <w:rPr>
-          <w:lang w:val="zh_TW" w:bidi="zh_TW"/>
-        </w:rPr>
-        <w:t>）。保羅列出的那些不能承受神的國的罪人中也包括淫亂的和姦淫的（</w:t>
-      </w:r>
-      <w:hyperlink r:id="rId19">
-        <w:r>
-          <w:rPr>
-            <w:lang w:val="zh_TW" w:bidi="zh_TW"/>
-          </w:rPr>
-          <w:rPr>
-            <w:color w:val="0000EE"/>
-            <w:u w:val="single"/>
-          </w:rPr>
-          <w:t>林前6:9</w:t>
-        </w:r>
-      </w:hyperlink>
-      <w:r>
-        <w:rPr>
-          <w:lang w:val="zh_TW" w:bidi="zh_TW"/>
-        </w:rPr>
-        <w:t>）。</w:t>
+          <w:t>彼後3:6</w:t>
+        </w:r>
+      </w:hyperlink>
+      <w:r>
+        <w:rPr>
+          <w:lang w:val="zh_TW" w:bidi="zh_TW"/>
+        </w:rPr>
+        <w:t>）。這是對世人邪惡的懲罰。</w:t>
       </w:r>
     </w:p>
     <w:p>
@@ -399,43 +363,25 @@
         <w:rPr>
           <w:lang w:val="zh_TW" w:bidi="zh_TW"/>
         </w:rPr>
-        <w:t>「淫亂」在</w:t>
-      </w:r>
-      <w:hyperlink r:id="rId20">
-        <w:r>
-          <w:rPr>
-            <w:lang w:val="zh_TW" w:bidi="zh_TW"/>
-          </w:rPr>
-          <w:rPr>
-            <w:color w:val="0000EE"/>
-            <w:u w:val="single"/>
-          </w:rPr>
-          <w:t>馬太福音五章32節</w:t>
-        </w:r>
-      </w:hyperlink>
-      <w:r>
-        <w:rPr>
-          <w:lang w:val="zh_TW" w:bidi="zh_TW"/>
-        </w:rPr>
-        <w:t>和</w:t>
-      </w:r>
-      <w:hyperlink r:id="rId21">
-        <w:r>
-          <w:rPr>
-            <w:lang w:val="zh_TW" w:bidi="zh_TW"/>
-          </w:rPr>
-          <w:rPr>
-            <w:color w:val="0000EE"/>
-            <w:u w:val="single"/>
-          </w:rPr>
-          <w:t>十九章9節</w:t>
-        </w:r>
-      </w:hyperlink>
-      <w:r>
-        <w:rPr>
-          <w:lang w:val="zh_TW" w:bidi="zh_TW"/>
-        </w:rPr>
-        <w:t>通常被現今的聖經學者理解為專指姦淫。對於希臘文porneia的翻譯涉及解釋而非純翻譯。學者們對耶穌關於休妻的例外說法是否指淫亂的廣義或狹義含義存在分歧。他可能僅指姦淫，也可能將它與其它性罪一併包括在內。</w:t>
+        <w:t>在近東地區，水尤為重要。因為該地區降雨量有限。例如，埃及的開羅每年僅降雨二到四英寸（或5.1到10.2厘米），而阿斯旺（Aswan）的年均降雨量幾乎為零。埃及依賴尼羅河，該河的水源來自赤道的降雨。相比較之下，巴勒斯坦則「有山有谷、雨水滋潤」（</w:t>
+      </w:r>
+      <w:hyperlink r:id="rId18">
+        <w:r>
+          <w:rPr>
+            <w:lang w:val="zh_TW" w:bidi="zh_TW"/>
+          </w:rPr>
+          <w:rPr>
+            <w:color w:val="0000EE"/>
+            <w:u w:val="single"/>
+          </w:rPr>
+          <w:t>申11:10–11</w:t>
+        </w:r>
+      </w:hyperlink>
+      <w:r>
+        <w:rPr>
+          <w:lang w:val="zh_TW" w:bidi="zh_TW"/>
+        </w:rPr>
+        <w:t>）。</w:t>
       </w:r>
     </w:p>
     <w:p>
@@ -449,7 +395,61 @@
         <w:rPr>
           <w:lang w:val="zh_TW" w:bidi="zh_TW"/>
         </w:rPr>
-        <w:t>「淫亂」一詞在舊約和新約中也有比喻性的用法。起源於以色列和教會作為主的妻子或新娘的描述，背離神和拜偶像被稱為淫亂（例如，見</w:t>
+        <w:t>水在聖經中有許多象徵性的用法。義人像一棵樹栽在溪水旁（</w:t>
+      </w:r>
+      <w:hyperlink r:id="rId19">
+        <w:r>
+          <w:rPr>
+            <w:lang w:val="zh_TW" w:bidi="zh_TW"/>
+          </w:rPr>
+          <w:rPr>
+            <w:color w:val="0000EE"/>
+            <w:u w:val="single"/>
+          </w:rPr>
+          <w:t>詩1:3</w:t>
+        </w:r>
+      </w:hyperlink>
+      <w:r>
+        <w:rPr>
+          <w:lang w:val="zh_TW" w:bidi="zh_TW"/>
+        </w:rPr>
+        <w:t>；</w:t>
+      </w:r>
+      <w:hyperlink r:id="rId20">
+        <w:r>
+          <w:rPr>
+            <w:lang w:val="zh_TW" w:bidi="zh_TW"/>
+          </w:rPr>
+          <w:rPr>
+            <w:color w:val="0000EE"/>
+            <w:u w:val="single"/>
+          </w:rPr>
+          <w:t>耶17:8</w:t>
+        </w:r>
+      </w:hyperlink>
+      <w:r>
+        <w:rPr>
+          <w:lang w:val="zh_TW" w:bidi="zh_TW"/>
+        </w:rPr>
+        <w:t>）。靈魂對神的渴慕就像對水的渴求：「我要切切地尋求你，在乾旱疲乏無水之地，我渴想你； 我的心切慕你」（</w:t>
+      </w:r>
+      <w:hyperlink r:id="rId21">
+        <w:r>
+          <w:rPr>
+            <w:lang w:val="zh_TW" w:bidi="zh_TW"/>
+          </w:rPr>
+          <w:rPr>
+            <w:color w:val="0000EE"/>
+            <w:u w:val="single"/>
+          </w:rPr>
+          <w:t>詩63:1</w:t>
+        </w:r>
+      </w:hyperlink>
+      <w:r>
+        <w:rPr>
+          <w:lang w:val="zh_TW" w:bidi="zh_TW"/>
+        </w:rPr>
+        <w:t>）；「我的心渴想你， 如乾旱之地盼雨一樣」（</w:t>
       </w:r>
       <w:hyperlink r:id="rId22">
         <w:r>
@@ -460,79 +460,7 @@
             <w:color w:val="0000EE"/>
             <w:u w:val="single"/>
           </w:rPr>
-          <w:t>耶2章</w:t>
-        </w:r>
-      </w:hyperlink>
-      <w:r>
-        <w:rPr>
-          <w:lang w:val="zh_TW" w:bidi="zh_TW"/>
-        </w:rPr>
-        <w:t>）。</w:t>
-      </w:r>
-      <w:hyperlink r:id="rId23">
-        <w:r>
-          <w:rPr>
-            <w:lang w:val="zh_TW" w:bidi="zh_TW"/>
-          </w:rPr>
-          <w:rPr>
-            <w:color w:val="0000EE"/>
-            <w:u w:val="single"/>
-          </w:rPr>
-          <w:t>以西結書第十六章</w:t>
-        </w:r>
-      </w:hyperlink>
-      <w:r>
-        <w:rPr>
-          <w:lang w:val="zh_TW" w:bidi="zh_TW"/>
-        </w:rPr>
-        <w:t>用對婚姻誓言的不忠來象徵耶路撒冷與神之間偏離正道的關係。耶路撒冷對神而言成了一個「行淫的妻」。何西阿書的前三章使用先知何西阿與其淫亂的妻子歌篾的關係，來比喻以色列民族如何對其「丈夫」（神）犯下淫亂之罪，轉而追求其它神。在啟示錄中，「淫亂」和「邪淫」的比喻用法用於大巴比倫——大淫婦（</w:t>
-      </w:r>
-      <w:hyperlink r:id="rId24">
-        <w:r>
-          <w:rPr>
-            <w:lang w:val="zh_TW" w:bidi="zh_TW"/>
-          </w:rPr>
-          <w:rPr>
-            <w:color w:val="0000EE"/>
-            <w:u w:val="single"/>
-          </w:rPr>
-          <w:t>啟14:8，</w:t>
-        </w:r>
-      </w:hyperlink>
-      <w:hyperlink r:id="rId25">
-        <w:r>
-          <w:rPr>
-            <w:lang w:val="zh_TW" w:bidi="zh_TW"/>
-          </w:rPr>
-          <w:rPr>
-            <w:color w:val="0000EE"/>
-            <w:u w:val="single"/>
-          </w:rPr>
-          <w:t>17:2–4，</w:t>
-        </w:r>
-      </w:hyperlink>
-      <w:hyperlink r:id="rId26">
-        <w:r>
-          <w:rPr>
-            <w:lang w:val="zh_TW" w:bidi="zh_TW"/>
-          </w:rPr>
-          <w:rPr>
-            <w:color w:val="0000EE"/>
-            <w:u w:val="single"/>
-          </w:rPr>
-          <w:t>18:3，</w:t>
-        </w:r>
-      </w:hyperlink>
-      <w:hyperlink r:id="rId27">
-        <w:r>
-          <w:rPr>
-            <w:lang w:val="zh_TW" w:bidi="zh_TW"/>
-          </w:rPr>
-          <w:rPr>
-            <w:color w:val="0000EE"/>
-            <w:u w:val="single"/>
-          </w:rPr>
-          <w:t>19:2</w:t>
+          <w:t>143:6</w:t>
         </w:r>
       </w:hyperlink>
       <w:r>
@@ -551,38 +479,63 @@
       </w:r>
       <w:r>
         <w:rPr>
-          <w:i/>
-          <w:lang w:val="zh_TW" w:bidi="zh_TW"/>
-        </w:rPr>
-        <w:t>另見</w:t>
-      </w:r>
-      <w:r>
-        <w:rPr>
-          <w:lang w:val="zh_TW" w:bidi="zh_TW"/>
-        </w:rPr>
-        <w:t xml:space="preserve"> </w:t>
-      </w:r>
-      <w:r>
-        <w:rPr>
-          <w:lang w:val="zh_TW" w:bidi="zh_TW"/>
-        </w:rPr>
-        <w:t>姦淫</w:t>
-      </w:r>
-      <w:r>
-        <w:rPr>
-          <w:lang w:val="zh_TW" w:bidi="zh_TW"/>
-        </w:rPr>
-        <w:t>。</w:t>
-      </w:r>
-      <w:r>
-        <w:rPr>
-          <w:lang w:val="zh_TW" w:bidi="zh_TW"/>
-        </w:rPr>
-      </w:r>
-      <w:r>
-        <w:rPr>
-          <w:lang w:val="zh_TW" w:bidi="zh_TW"/>
-        </w:rPr>
+          <w:lang w:val="zh_TW" w:bidi="zh_TW"/>
+        </w:rPr>
+        <w:t>耶穌滿足了這個需求，並宣告說：「人若渴了，可以到我這裡來喝。信我的人就如經上所說：『從他腹中要流出活水的江河來。』」（</w:t>
+      </w:r>
+      <w:hyperlink r:id="rId23">
+        <w:r>
+          <w:rPr>
+            <w:lang w:val="zh_TW" w:bidi="zh_TW"/>
+          </w:rPr>
+          <w:rPr>
+            <w:color w:val="0000EE"/>
+            <w:u w:val="single"/>
+          </w:rPr>
+          <w:t>約7:37–38</w:t>
+        </w:r>
+      </w:hyperlink>
+      <w:r>
+        <w:rPr>
+          <w:lang w:val="zh_TW" w:bidi="zh_TW"/>
+        </w:rPr>
+        <w:t>）。耶穌說：「人若喝我所賜的水就永遠不渴。我所賜的水要在他裡頭成為泉源，直湧到永生。」（</w:t>
+      </w:r>
+      <w:hyperlink r:id="rId24">
+        <w:r>
+          <w:rPr>
+            <w:lang w:val="zh_TW" w:bidi="zh_TW"/>
+          </w:rPr>
+          <w:rPr>
+            <w:color w:val="0000EE"/>
+            <w:u w:val="single"/>
+          </w:rPr>
+          <w:t>4:14</w:t>
+        </w:r>
+      </w:hyperlink>
+      <w:r>
+        <w:rPr>
+          <w:lang w:val="zh_TW" w:bidi="zh_TW"/>
+        </w:rPr>
+        <w:t>）。耶穌的靈，就是那滿足人類靈魂渴慕的靈水（</w:t>
+      </w:r>
+      <w:hyperlink r:id="rId25">
+        <w:r>
+          <w:rPr>
+            <w:lang w:val="zh_TW" w:bidi="zh_TW"/>
+          </w:rPr>
+          <w:rPr>
+            <w:color w:val="0000EE"/>
+            <w:u w:val="single"/>
+          </w:rPr>
+          <w:t>7:38–39</w:t>
+        </w:r>
+      </w:hyperlink>
+      <w:r>
+        <w:rPr>
+          <w:lang w:val="zh_TW" w:bidi="zh_TW"/>
+        </w:rPr>
+        <w:t>）。</w:t>
       </w:r>
     </w:p>
     <w:p>
@@ -592,21 +545,47 @@
           <w:lang w:val="zh_TW" w:bidi="zh_TW"/>
         </w:rPr>
       </w:r>
-    </w:p>
-    <w:p>
-      <w:pPr>
-        <w:pStyle w:val="Heading2"/>
-      </w:pPr>
-      <w:r>
-        <w:rPr>
-          <w:lang w:val="zh_TW" w:bidi="zh_TW"/>
-        </w:rPr>
-        <w:t>童貞女</w:t>
-      </w:r>
-      <w:r>
-        <w:rPr>
-          <w:lang w:val="zh_TW" w:bidi="zh_TW"/>
-        </w:rPr>
+      <w:r>
+        <w:rPr>
+          <w:lang w:val="zh_TW" w:bidi="zh_TW"/>
+        </w:rPr>
+        <w:t>神的話語也被描繪為水，能使我們靈性得潔淨。主說教會的潔凈是「用水藉著道把教會洗淨」（</w:t>
+      </w:r>
+      <w:hyperlink r:id="rId26">
+        <w:r>
+          <w:rPr>
+            <w:lang w:val="zh_TW" w:bidi="zh_TW"/>
+          </w:rPr>
+          <w:rPr>
+            <w:color w:val="0000EE"/>
+            <w:u w:val="single"/>
+          </w:rPr>
+          <w:t>弗5:26</w:t>
+        </w:r>
+      </w:hyperlink>
+      <w:r>
+        <w:rPr>
+          <w:lang w:val="zh_TW" w:bidi="zh_TW"/>
+        </w:rPr>
+        <w:t>）。保羅說人得救是「藉著重生的洗和聖靈的更新」（</w:t>
+      </w:r>
+      <w:hyperlink r:id="rId27">
+        <w:r>
+          <w:rPr>
+            <w:lang w:val="zh_TW" w:bidi="zh_TW"/>
+          </w:rPr>
+          <w:rPr>
+            <w:color w:val="0000EE"/>
+            <w:u w:val="single"/>
+          </w:rPr>
+          <w:t>多3:5</w:t>
+        </w:r>
+      </w:hyperlink>
+      <w:r>
+        <w:rPr>
+          <w:lang w:val="zh_TW" w:bidi="zh_TW"/>
+        </w:rPr>
+        <w:t>）。</w:t>
       </w:r>
     </w:p>
     <w:p>
@@ -620,7 +599,7 @@
         <w:rPr>
           <w:lang w:val="zh_TW" w:bidi="zh_TW"/>
         </w:rPr>
-        <w:t>這是用來描述女性，或用來比喻地方、國家和教會的詞。該詞是在描述一位性徵成熟但尚未發生性行為的女性。耶穌的母親馬利亞就是一個明顯的例子（</w:t>
+        <w:t>在聖經的最後一章，主宣告：「我要將生命泉的水白白賜給那口渴的人喝」（</w:t>
       </w:r>
       <w:hyperlink r:id="rId28">
         <w:r>
@@ -631,14 +610,60 @@
             <w:color w:val="0000EE"/>
             <w:u w:val="single"/>
           </w:rPr>
-          <w:t>太1:18–25</w:t>
-        </w:r>
-      </w:hyperlink>
-      <w:r>
-        <w:rPr>
-          <w:lang w:val="zh_TW" w:bidi="zh_TW"/>
-        </w:rPr>
-        <w:t>）。</w:t>
+          <w:t>啟21:6</w:t>
+        </w:r>
+      </w:hyperlink>
+      <w:r>
+        <w:rPr>
+          <w:lang w:val="zh_TW" w:bidi="zh_TW"/>
+        </w:rPr>
+        <w:t>）。甚至在描述天上的新耶路撒冷時，也提到水——生命水的河：「天使又指示我在城內街道當中一道生命水的河，明亮如水晶，從神和羔羊的寶座流出來。」（</w:t>
+      </w:r>
+      <w:hyperlink r:id="rId29">
+        <w:r>
+          <w:rPr>
+            <w:lang w:val="zh_TW" w:bidi="zh_TW"/>
+          </w:rPr>
+          <w:rPr>
+            <w:color w:val="0000EE"/>
+            <w:u w:val="single"/>
+          </w:rPr>
+          <w:t>22:1–2</w:t>
+        </w:r>
+      </w:hyperlink>
+      <w:r>
+        <w:rPr>
+          <w:lang w:val="zh_TW" w:bidi="zh_TW"/>
+        </w:rPr>
+        <w:t>）。同樣，聖經的最後邀請說：「口渴的人也當來；願意的，都可以白白取生命的水喝」（</w:t>
+      </w:r>
+      <w:hyperlink r:id="rId30">
+        <w:r>
+          <w:rPr>
+            <w:lang w:val="zh_TW" w:bidi="zh_TW"/>
+          </w:rPr>
+          <w:rPr>
+            <w:color w:val="0000EE"/>
+            <w:u w:val="single"/>
+          </w:rPr>
+          <w:t>17</w:t>
+        </w:r>
+      </w:hyperlink>
+      <w:r>
+        <w:rPr>
+          <w:lang w:val="zh_TW" w:bidi="zh_TW"/>
+        </w:rPr>
+        <w:t>節）。</w:t>
+      </w:r>
+      <w:r>
+        <w:rPr>
+          <w:lang w:val="zh_TW" w:bidi="zh_TW"/>
+        </w:rPr>
+      </w:r>
+      <w:r>
+        <w:rPr>
+          <w:lang w:val="zh_TW" w:bidi="zh_TW"/>
+        </w:rPr>
       </w:r>
     </w:p>
     <w:p>
@@ -648,89 +673,21 @@
           <w:lang w:val="zh_TW" w:bidi="zh_TW"/>
         </w:rPr>
       </w:r>
-      <w:r>
-        <w:rPr>
-          <w:lang w:val="zh_TW" w:bidi="zh_TW"/>
-        </w:rPr>
-        <w:t>舊約聖經非常重視在婚姻前保持貞潔。利百加成為適合以撒的新娘，其中一個特質就是她的貞潔（</w:t>
-      </w:r>
-      <w:hyperlink r:id="rId29">
-        <w:r>
-          <w:rPr>
-            <w:lang w:val="zh_TW" w:bidi="zh_TW"/>
-          </w:rPr>
-          <w:rPr>
-            <w:color w:val="0000EE"/>
-            <w:u w:val="single"/>
-          </w:rPr>
-          <w:t>創24:16</w:t>
-        </w:r>
-      </w:hyperlink>
-      <w:r>
-        <w:rPr>
-          <w:lang w:val="zh_TW" w:bidi="zh_TW"/>
-        </w:rPr>
-        <w:t>）。律法規定祭司只能娶貞潔的女子為妻（</w:t>
-      </w:r>
-      <w:hyperlink r:id="rId30">
-        <w:r>
-          <w:rPr>
-            <w:lang w:val="zh_TW" w:bidi="zh_TW"/>
-          </w:rPr>
-          <w:rPr>
-            <w:color w:val="0000EE"/>
-            <w:u w:val="single"/>
-          </w:rPr>
-          <w:t>利21:7</w:t>
-        </w:r>
-      </w:hyperlink>
-      <w:r>
-        <w:rPr>
-          <w:lang w:val="zh_TW" w:bidi="zh_TW"/>
-        </w:rPr>
-        <w:t>、</w:t>
-      </w:r>
-      <w:hyperlink r:id="rId30">
-        <w:r>
-          <w:rPr>
-            <w:lang w:val="zh_TW" w:bidi="zh_TW"/>
-          </w:rPr>
-          <w:rPr>
-            <w:color w:val="0000EE"/>
-            <w:u w:val="single"/>
-          </w:rPr>
-          <w:t>13</w:t>
-        </w:r>
-      </w:hyperlink>
-      <w:hyperlink r:id="rId31">
-        <w:r>
-          <w:rPr>
-            <w:lang w:val="zh_TW" w:bidi="zh_TW"/>
-          </w:rPr>
-          <w:rPr>
-            <w:color w:val="0000EE"/>
-            <w:u w:val="single"/>
-          </w:rPr>
-          <w:t>–</w:t>
-        </w:r>
-      </w:hyperlink>
-      <w:hyperlink r:id="rId30">
-        <w:r>
-          <w:rPr>
-            <w:lang w:val="zh_TW" w:bidi="zh_TW"/>
-          </w:rPr>
-          <w:rPr>
-            <w:color w:val="0000EE"/>
-            <w:u w:val="single"/>
-          </w:rPr>
-          <w:t>14</w:t>
-        </w:r>
-      </w:hyperlink>
-      <w:r>
-        <w:rPr>
-          <w:lang w:val="zh_TW" w:bidi="zh_TW"/>
-        </w:rPr>
-        <w:t>）。而祭司應該是那些生活最符合神標準的人。</w:t>
+    </w:p>
+    <w:p>
+      <w:pPr>
+        <w:pStyle w:val="Heading2"/>
+      </w:pPr>
+      <w:r>
+        <w:rPr>
+          <w:lang w:val="zh_TW" w:bidi="zh_TW"/>
+        </w:rPr>
+        <w:t>水瓶</w:t>
+      </w:r>
+      <w:r>
+        <w:rPr>
+          <w:lang w:val="zh_TW" w:bidi="zh_TW"/>
+        </w:rPr>
       </w:r>
     </w:p>
     <w:p>
@@ -744,43 +701,25 @@
         <w:rPr>
           <w:lang w:val="zh_TW" w:bidi="zh_TW"/>
         </w:rPr>
-        <w:t>這反映了聖經對婚姻的教導，也使專一的忠誠成為婚姻的理想。新約聖經禁止婚前性行為，表達了這一理想（</w:t>
-      </w:r>
-      <w:hyperlink r:id="rId15">
-        <w:r>
-          <w:rPr>
-            <w:lang w:val="zh_TW" w:bidi="zh_TW"/>
-          </w:rPr>
-          <w:rPr>
-            <w:color w:val="0000EE"/>
-            <w:u w:val="single"/>
-          </w:rPr>
-          <w:t>林前6:13</w:t>
-        </w:r>
-      </w:hyperlink>
-      <w:r>
-        <w:rPr>
-          <w:lang w:val="zh_TW" w:bidi="zh_TW"/>
-        </w:rPr>
-        <w:t>、</w:t>
-      </w:r>
-      <w:hyperlink r:id="rId15">
-        <w:r>
-          <w:rPr>
-            <w:lang w:val="zh_TW" w:bidi="zh_TW"/>
-          </w:rPr>
-          <w:rPr>
-            <w:color w:val="0000EE"/>
-            <w:u w:val="single"/>
-          </w:rPr>
-          <w:t>18</w:t>
-        </w:r>
-      </w:hyperlink>
-      <w:r>
-        <w:rPr>
-          <w:lang w:val="zh_TW" w:bidi="zh_TW"/>
-        </w:rPr>
-        <w:t>）。新約聖經使用「童女（或童身）」來描述對神忠心的基督徒（</w:t>
+        <w:t>水瓶是用來盛裝並傾倒液體的器皿，也可稱為罈或壺，常用來裝水或酒。水瓶多以陶土製成，也有金屬製的。人們會把水瓶扛在肩上，或頂在頭上攜帶。在聖經時代，婦女常拿著水瓶到井旁打水（</w:t>
+      </w:r>
+      <w:hyperlink r:id="rId31">
+        <w:r>
+          <w:rPr>
+            <w:lang w:val="zh_TW" w:bidi="zh_TW"/>
+          </w:rPr>
+          <w:rPr>
+            <w:color w:val="0000EE"/>
+            <w:u w:val="single"/>
+          </w:rPr>
+          <w:t>創24:14–20</w:t>
+        </w:r>
+      </w:hyperlink>
+      <w:r>
+        <w:rPr>
+          <w:lang w:val="zh_TW" w:bidi="zh_TW"/>
+        </w:rPr>
+        <w:t>；</w:t>
       </w:r>
       <w:hyperlink r:id="rId32">
         <w:r>
@@ -791,25 +730,7 @@
             <w:color w:val="0000EE"/>
             <w:u w:val="single"/>
           </w:rPr>
-          <w:t>啟14:4</w:t>
-        </w:r>
-      </w:hyperlink>
-      <w:r>
-        <w:rPr>
-          <w:lang w:val="zh_TW" w:bidi="zh_TW"/>
-        </w:rPr>
-        <w:t>；參</w:t>
-      </w:r>
-      <w:hyperlink r:id="rId33">
-        <w:r>
-          <w:rPr>
-            <w:lang w:val="zh_TW" w:bidi="zh_TW"/>
-          </w:rPr>
-          <w:rPr>
-            <w:color w:val="0000EE"/>
-            <w:u w:val="single"/>
-          </w:rPr>
-          <w:t>林後11:2</w:t>
+          <w:t>可14:13</w:t>
         </w:r>
       </w:hyperlink>
       <w:r>
@@ -828,81 +749,32 @@
       </w:r>
       <w:r>
         <w:rPr>
-          <w:lang w:val="zh_TW" w:bidi="zh_TW"/>
-        </w:rPr>
-        <w:t>從負面的角度來看，舊約聖經在處罰失去貞潔的問題上強調了相同的原則。如果男人在道德上負有責任，那麼他必須娶女子為妻或賠償女子的父親（</w:t>
-      </w:r>
-      <w:hyperlink r:id="rId34">
-        <w:r>
-          <w:rPr>
-            <w:lang w:val="zh_TW" w:bidi="zh_TW"/>
-          </w:rPr>
-          <w:rPr>
-            <w:color w:val="0000EE"/>
-            <w:u w:val="single"/>
-          </w:rPr>
-          <w:t>出22:16–17</w:t>
-        </w:r>
-      </w:hyperlink>
-      <w:r>
-        <w:rPr>
-          <w:lang w:val="zh_TW" w:bidi="zh_TW"/>
-        </w:rPr>
-        <w:t>）。如果女性自己有責任，其懲罰就是死刑（</w:t>
-      </w:r>
-      <w:hyperlink r:id="rId35">
-        <w:r>
-          <w:rPr>
-            <w:lang w:val="zh_TW" w:bidi="zh_TW"/>
-          </w:rPr>
-          <w:rPr>
-            <w:color w:val="0000EE"/>
-            <w:u w:val="single"/>
-          </w:rPr>
-          <w:t>申22:20–21</w:t>
-        </w:r>
-      </w:hyperlink>
-      <w:r>
-        <w:rPr>
-          <w:lang w:val="zh_TW" w:bidi="zh_TW"/>
-        </w:rPr>
-        <w:t>）。然而，舊約聖經中很少提及對於終生守貞的讚美。耶利米被吩咐不要娶妻，僅僅是為了強調神對即將到來的審判的警告（</w:t>
-      </w:r>
-      <w:hyperlink r:id="rId36">
-        <w:r>
-          <w:rPr>
-            <w:lang w:val="zh_TW" w:bidi="zh_TW"/>
-          </w:rPr>
-          <w:rPr>
-            <w:color w:val="0000EE"/>
-            <w:u w:val="single"/>
-          </w:rPr>
-          <w:t>耶16:2</w:t>
-        </w:r>
-      </w:hyperlink>
-      <w:r>
-        <w:rPr>
-          <w:lang w:val="zh_TW" w:bidi="zh_TW"/>
-        </w:rPr>
-        <w:t>）。從女性的角度來看，終生保持未婚貞潔和沒有子女是一種悲劇（參</w:t>
-      </w:r>
-      <w:hyperlink r:id="rId37">
-        <w:r>
-          <w:rPr>
-            <w:lang w:val="zh_TW" w:bidi="zh_TW"/>
-          </w:rPr>
-          <w:rPr>
-            <w:color w:val="0000EE"/>
-            <w:u w:val="single"/>
-          </w:rPr>
-          <w:t>士11:37</w:t>
-        </w:r>
-      </w:hyperlink>
-      <w:r>
-        <w:rPr>
-          <w:lang w:val="zh_TW" w:bidi="zh_TW"/>
-        </w:rPr>
-        <w:t>）。</w:t>
+          <w:i/>
+          <w:lang w:val="zh_TW" w:bidi="zh_TW"/>
+        </w:rPr>
+        <w:t xml:space="preserve">見 </w:t>
+      </w:r>
+      <w:r>
+        <w:rPr>
+          <w:lang w:val="zh_TW" w:bidi="zh_TW"/>
+        </w:rPr>
+        <w:t>陶器</w:t>
+      </w:r>
+      <w:r>
+        <w:rPr>
+          <w:lang w:val="zh_TW" w:bidi="zh_TW"/>
+        </w:rPr>
+        <w:t>。</w:t>
+      </w:r>
+      <w:r>
+        <w:rPr>
+          <w:lang w:val="zh_TW" w:bidi="zh_TW"/>
+        </w:rPr>
+      </w:r>
+      <w:r>
+        <w:rPr>
+          <w:lang w:val="zh_TW" w:bidi="zh_TW"/>
+        </w:rPr>
       </w:r>
     </w:p>
     <w:p>
@@ -912,101 +784,21 @@
           <w:lang w:val="zh_TW" w:bidi="zh_TW"/>
         </w:rPr>
       </w:r>
-      <w:r>
-        <w:rPr>
-          <w:lang w:val="zh_TW" w:bidi="zh_TW"/>
-        </w:rPr>
-        <w:t>新約聖經重視婚姻，但更清楚地顯明基督徒男女保持貞潔的益處。保羅宣稱，獨身對某些人來說是神的恩賜，因為其對基督徒的事奉有正面的果效（</w:t>
-      </w:r>
-      <w:hyperlink r:id="rId38">
-        <w:r>
-          <w:rPr>
-            <w:lang w:val="zh_TW" w:bidi="zh_TW"/>
-          </w:rPr>
-          <w:rPr>
-            <w:color w:val="0000EE"/>
-            <w:u w:val="single"/>
-          </w:rPr>
-          <w:t>林前7:7</w:t>
-        </w:r>
-      </w:hyperlink>
-      <w:r>
-        <w:rPr>
-          <w:lang w:val="zh_TW" w:bidi="zh_TW"/>
-        </w:rPr>
-        <w:t>、</w:t>
-      </w:r>
-      <w:hyperlink r:id="rId38">
-        <w:r>
-          <w:rPr>
-            <w:lang w:val="zh_TW" w:bidi="zh_TW"/>
-          </w:rPr>
-          <w:rPr>
-            <w:color w:val="0000EE"/>
-            <w:u w:val="single"/>
-          </w:rPr>
-          <w:t>25</w:t>
-        </w:r>
-      </w:hyperlink>
-      <w:hyperlink r:id="rId39">
-        <w:r>
-          <w:rPr>
-            <w:lang w:val="zh_TW" w:bidi="zh_TW"/>
-          </w:rPr>
-          <w:rPr>
-            <w:color w:val="0000EE"/>
-            <w:u w:val="single"/>
-          </w:rPr>
-          <w:t>–</w:t>
-        </w:r>
-      </w:hyperlink>
-      <w:hyperlink r:id="rId38">
-        <w:r>
-          <w:rPr>
-            <w:lang w:val="zh_TW" w:bidi="zh_TW"/>
-          </w:rPr>
-          <w:rPr>
-            <w:color w:val="0000EE"/>
-            <w:u w:val="single"/>
-          </w:rPr>
-          <w:t>38</w:t>
-        </w:r>
-      </w:hyperlink>
-      <w:r>
-        <w:rPr>
-          <w:lang w:val="zh_TW" w:bidi="zh_TW"/>
-        </w:rPr>
-        <w:t>）。耶穌讚揚那些為了天國而「</w:t>
-      </w:r>
-      <w:r>
-        <w:rPr>
-          <w:lang w:val="zh_TW" w:bidi="zh_TW"/>
-        </w:rPr>
-        <w:t>自閹</w:t>
-      </w:r>
-      <w:r>
-        <w:rPr>
-          <w:lang w:val="zh_TW" w:bidi="zh_TW"/>
-        </w:rPr>
-        <w:t>」的人（</w:t>
-      </w:r>
-      <w:hyperlink r:id="rId40">
-        <w:r>
-          <w:rPr>
-            <w:lang w:val="zh_TW" w:bidi="zh_TW"/>
-          </w:rPr>
-          <w:rPr>
-            <w:color w:val="0000EE"/>
-            <w:u w:val="single"/>
-          </w:rPr>
-          <w:t>太19:12</w:t>
-        </w:r>
-      </w:hyperlink>
-      <w:r>
-        <w:rPr>
-          <w:lang w:val="zh_TW" w:bidi="zh_TW"/>
-        </w:rPr>
-        <w:t>）。</w:t>
+    </w:p>
+    <w:p>
+      <w:pPr>
+        <w:pStyle w:val="Heading2"/>
+      </w:pPr>
+      <w:r>
+        <w:rPr>
+          <w:lang w:val="zh_TW" w:bidi="zh_TW"/>
+        </w:rPr>
+        <w:t>水手</w:t>
+      </w:r>
+      <w:r>
+        <w:rPr>
+          <w:lang w:val="zh_TW" w:bidi="zh_TW"/>
+        </w:rPr>
       </w:r>
     </w:p>
     <w:p>
@@ -1018,70 +810,2986 @@
       </w:r>
       <w:r>
         <w:rPr>
+          <w:lang w:val="zh_TW" w:bidi="zh_TW"/>
+        </w:rPr>
+        <w:t>指受過訓練，能夠駕駛船隻在海上航行的人。以色列人通常不從事航海活動，他們的水上活動主要局限於加利利海和約旦河。他們偶爾可能會接觸到大船（</w:t>
+      </w:r>
+      <w:hyperlink r:id="rId33">
+        <w:r>
+          <w:rPr>
+            <w:lang w:val="zh_TW" w:bidi="zh_TW"/>
+          </w:rPr>
+          <w:rPr>
+            <w:color w:val="0000EE"/>
+            <w:u w:val="single"/>
+          </w:rPr>
+          <w:t>創49:13</w:t>
+        </w:r>
+      </w:hyperlink>
+      <w:r>
+        <w:rPr>
+          <w:lang w:val="zh_TW" w:bidi="zh_TW"/>
+        </w:rPr>
+        <w:t>；</w:t>
+      </w:r>
+      <w:hyperlink r:id="rId34">
+        <w:r>
+          <w:rPr>
+            <w:lang w:val="zh_TW" w:bidi="zh_TW"/>
+          </w:rPr>
+          <w:rPr>
+            <w:color w:val="0000EE"/>
+            <w:u w:val="single"/>
+          </w:rPr>
+          <w:t>士5:17</w:t>
+        </w:r>
+      </w:hyperlink>
+      <w:r>
+        <w:rPr>
+          <w:lang w:val="zh_TW" w:bidi="zh_TW"/>
+        </w:rPr>
+        <w:t>）。所羅門在亞喀巴灣（Gulf of Aqaba）的以旬迦別擁有一支船隊（</w:t>
+      </w:r>
+      <w:hyperlink r:id="rId35">
+        <w:r>
+          <w:rPr>
+            <w:lang w:val="zh_TW" w:bidi="zh_TW"/>
+          </w:rPr>
+          <w:rPr>
+            <w:color w:val="0000EE"/>
+            <w:u w:val="single"/>
+          </w:rPr>
+          <w:t>王上9:26–28</w:t>
+        </w:r>
+      </w:hyperlink>
+      <w:r>
+        <w:rPr>
+          <w:lang w:val="zh_TW" w:bidi="zh_TW"/>
+        </w:rPr>
+        <w:t>；</w:t>
+      </w:r>
+      <w:hyperlink r:id="rId36">
+        <w:r>
+          <w:rPr>
+            <w:lang w:val="zh_TW" w:bidi="zh_TW"/>
+          </w:rPr>
+          <w:rPr>
+            <w:color w:val="0000EE"/>
+            <w:u w:val="single"/>
+          </w:rPr>
+          <w:t>代下8:17–18</w:t>
+        </w:r>
+      </w:hyperlink>
+      <w:r>
+        <w:rPr>
+          <w:lang w:val="zh_TW" w:bidi="zh_TW"/>
+        </w:rPr>
+        <w:t>，</w:t>
+      </w:r>
+      <w:hyperlink r:id="rId37">
+        <w:r>
+          <w:rPr>
+            <w:lang w:val="zh_TW" w:bidi="zh_TW"/>
+          </w:rPr>
+          <w:rPr>
+            <w:color w:val="0000EE"/>
+            <w:u w:val="single"/>
+          </w:rPr>
+          <w:t>9:21</w:t>
+        </w:r>
+      </w:hyperlink>
+      <w:r>
+        <w:rPr>
+          <w:lang w:val="zh_TW" w:bidi="zh_TW"/>
+        </w:rPr>
+        <w:t>）。約沙法也在以旬迦別擁有一支船隊（</w:t>
+      </w:r>
+      <w:hyperlink r:id="rId38">
+        <w:r>
+          <w:rPr>
+            <w:lang w:val="zh_TW" w:bidi="zh_TW"/>
+          </w:rPr>
+          <w:rPr>
+            <w:color w:val="0000EE"/>
+            <w:u w:val="single"/>
+          </w:rPr>
+          <w:t>王上22:48</w:t>
+        </w:r>
+      </w:hyperlink>
+      <w:r>
+        <w:rPr>
+          <w:lang w:val="zh_TW" w:bidi="zh_TW"/>
+        </w:rPr>
+        <w:t>；</w:t>
+      </w:r>
+      <w:hyperlink r:id="rId39">
+        <w:r>
+          <w:rPr>
+            <w:lang w:val="zh_TW" w:bidi="zh_TW"/>
+          </w:rPr>
+          <w:rPr>
+            <w:color w:val="0000EE"/>
+            <w:u w:val="single"/>
+          </w:rPr>
+          <w:t>代下20:35–37</w:t>
+        </w:r>
+      </w:hyperlink>
+      <w:r>
+        <w:rPr>
+          <w:lang w:val="zh_TW" w:bidi="zh_TW"/>
+        </w:rPr>
+        <w:t>）。</w:t>
+      </w:r>
+    </w:p>
+    <w:p>
+      <w:pPr/>
+      <w:r>
+        <w:rPr>
+          <w:lang w:val="zh_TW" w:bidi="zh_TW"/>
+        </w:rPr>
+      </w:r>
+      <w:r>
+        <w:rPr>
+          <w:lang w:val="zh_TW" w:bidi="zh_TW"/>
+        </w:rPr>
+        <w:t>新約多次提到船隻和水手——如加利利的眾多漁船（</w:t>
+      </w:r>
+      <w:hyperlink r:id="rId40">
+        <w:r>
+          <w:rPr>
+            <w:lang w:val="zh_TW" w:bidi="zh_TW"/>
+          </w:rPr>
+          <w:rPr>
+            <w:color w:val="0000EE"/>
+            <w:u w:val="single"/>
+          </w:rPr>
+          <w:t>太14:22</w:t>
+        </w:r>
+      </w:hyperlink>
+      <w:r>
+        <w:rPr>
+          <w:lang w:val="zh_TW" w:bidi="zh_TW"/>
+        </w:rPr>
+        <w:t>；</w:t>
+      </w:r>
+      <w:hyperlink r:id="rId41">
+        <w:r>
+          <w:rPr>
+            <w:lang w:val="zh_TW" w:bidi="zh_TW"/>
+          </w:rPr>
+          <w:rPr>
+            <w:color w:val="0000EE"/>
+            <w:u w:val="single"/>
+          </w:rPr>
+          <w:t>可1:19</w:t>
+        </w:r>
+      </w:hyperlink>
+      <w:r>
+        <w:rPr>
+          <w:lang w:val="zh_TW" w:bidi="zh_TW"/>
+        </w:rPr>
+        <w:t>，</w:t>
+      </w:r>
+      <w:hyperlink r:id="rId42">
+        <w:r>
+          <w:rPr>
+            <w:lang w:val="zh_TW" w:bidi="zh_TW"/>
+          </w:rPr>
+          <w:rPr>
+            <w:color w:val="0000EE"/>
+            <w:u w:val="single"/>
+          </w:rPr>
+          <w:t>3:9</w:t>
+        </w:r>
+      </w:hyperlink>
+      <w:r>
+        <w:rPr>
+          <w:lang w:val="zh_TW" w:bidi="zh_TW"/>
+        </w:rPr>
+        <w:t>；</w:t>
+      </w:r>
+      <w:hyperlink r:id="rId43">
+        <w:r>
+          <w:rPr>
+            <w:lang w:val="zh_TW" w:bidi="zh_TW"/>
+          </w:rPr>
+          <w:rPr>
+            <w:color w:val="0000EE"/>
+            <w:u w:val="single"/>
+          </w:rPr>
+          <w:t>路5:2</w:t>
+        </w:r>
+      </w:hyperlink>
+      <w:r>
+        <w:rPr>
+          <w:lang w:val="zh_TW" w:bidi="zh_TW"/>
+        </w:rPr>
+        <w:t>；</w:t>
+      </w:r>
+      <w:hyperlink r:id="rId44">
+        <w:r>
+          <w:rPr>
+            <w:lang w:val="zh_TW" w:bidi="zh_TW"/>
+          </w:rPr>
+          <w:rPr>
+            <w:color w:val="0000EE"/>
+            <w:u w:val="single"/>
+          </w:rPr>
+          <w:t>約6:19、22–24</w:t>
+        </w:r>
+      </w:hyperlink>
+      <w:r>
+        <w:rPr>
+          <w:lang w:val="zh_TW" w:bidi="zh_TW"/>
+        </w:rPr>
+        <w:t>，</w:t>
+      </w:r>
+      <w:hyperlink r:id="rId45">
+        <w:r>
+          <w:rPr>
+            <w:lang w:val="zh_TW" w:bidi="zh_TW"/>
+          </w:rPr>
+          <w:rPr>
+            <w:color w:val="0000EE"/>
+            <w:u w:val="single"/>
+          </w:rPr>
+          <w:t>21:8</w:t>
+        </w:r>
+      </w:hyperlink>
+      <w:r>
+        <w:rPr>
+          <w:lang w:val="zh_TW" w:bidi="zh_TW"/>
+        </w:rPr>
+        <w:t>），也有大船，如保羅前往羅馬所乘的大船（</w:t>
+      </w:r>
+      <w:hyperlink r:id="rId46">
+        <w:r>
+          <w:rPr>
+            <w:lang w:val="zh_TW" w:bidi="zh_TW"/>
+          </w:rPr>
+          <w:rPr>
+            <w:color w:val="0000EE"/>
+            <w:u w:val="single"/>
+          </w:rPr>
+          <w:t>徒27:6–44</w:t>
+        </w:r>
+      </w:hyperlink>
+      <w:r>
+        <w:rPr>
+          <w:lang w:val="zh_TW" w:bidi="zh_TW"/>
+        </w:rPr>
+        <w:t>）。</w:t>
+      </w:r>
+      <w:hyperlink r:id="rId47">
+        <w:r>
+          <w:rPr>
+            <w:lang w:val="zh_TW" w:bidi="zh_TW"/>
+          </w:rPr>
+          <w:rPr>
+            <w:color w:val="0000EE"/>
+            <w:u w:val="single"/>
+          </w:rPr>
+          <w:t>使徒行傳二十七章27、30節</w:t>
+        </w:r>
+      </w:hyperlink>
+      <w:r>
+        <w:rPr>
+          <w:lang w:val="zh_TW" w:bidi="zh_TW"/>
+        </w:rPr>
+        <w:t>中提到船員或水手。英文譯本中的mariner一詞指的是水手（</w:t>
+      </w:r>
+      <w:hyperlink r:id="rId48">
+        <w:r>
+          <w:rPr>
+            <w:lang w:val="zh_TW" w:bidi="zh_TW"/>
+          </w:rPr>
+          <w:rPr>
+            <w:color w:val="0000EE"/>
+            <w:u w:val="single"/>
+          </w:rPr>
+          <w:t>結27:9、27–29</w:t>
+        </w:r>
+      </w:hyperlink>
+      <w:r>
+        <w:rPr>
+          <w:lang w:val="zh_TW" w:bidi="zh_TW"/>
+        </w:rPr>
+        <w:t>；</w:t>
+      </w:r>
+      <w:hyperlink r:id="rId49">
+        <w:r>
+          <w:rPr>
+            <w:lang w:val="zh_TW" w:bidi="zh_TW"/>
+          </w:rPr>
+          <w:rPr>
+            <w:color w:val="0000EE"/>
+            <w:u w:val="single"/>
+          </w:rPr>
+          <w:t>拿1:5</w:t>
+        </w:r>
+      </w:hyperlink>
+      <w:r>
+        <w:rPr>
+          <w:lang w:val="zh_TW" w:bidi="zh_TW"/>
+        </w:rPr>
+        <w:t>）。</w:t>
+      </w:r>
+    </w:p>
+    <w:p>
+      <w:pPr/>
+      <w:r>
+        <w:rPr>
+          <w:lang w:val="zh_TW" w:bidi="zh_TW"/>
+        </w:rPr>
+      </w:r>
+      <w:r>
+        <w:rPr>
           <w:i/>
           <w:lang w:val="zh_TW" w:bidi="zh_TW"/>
         </w:rPr>
-        <w:t xml:space="preserve">另見 </w:t>
-      </w:r>
-      <w:r>
-        <w:rPr>
-          <w:lang w:val="zh_TW" w:bidi="zh_TW"/>
-        </w:rPr>
-        <w:t>家庭生活與關係</w:t>
-      </w:r>
+        <w:t>另見</w:t>
+      </w:r>
+      <w:r>
+        <w:rPr>
+          <w:lang w:val="zh_TW" w:bidi="zh_TW"/>
+        </w:rPr>
+        <w:t>旅行</w:t>
+      </w:r>
+      <w:r>
+        <w:rPr>
+          <w:lang w:val="zh_TW" w:bidi="zh_TW"/>
+        </w:rPr>
+        <w:t>。</w:t>
+      </w:r>
+      <w:r>
+        <w:rPr>
+          <w:lang w:val="zh_TW" w:bidi="zh_TW"/>
+        </w:rPr>
+      </w:r>
+      <w:r>
+        <w:rPr>
+          <w:lang w:val="zh_TW" w:bidi="zh_TW"/>
+        </w:rPr>
+      </w:r>
+    </w:p>
+    <w:p>
+      <w:pPr/>
+      <w:r>
+        <w:rPr>
+          <w:lang w:val="zh_TW" w:bidi="zh_TW"/>
+        </w:rPr>
+      </w:r>
+    </w:p>
+    <w:p>
+      <w:pPr>
+        <w:pStyle w:val="Heading2"/>
+      </w:pPr>
+      <w:r>
+        <w:rPr>
+          <w:lang w:val="zh_TW" w:bidi="zh_TW"/>
+        </w:rPr>
+        <w:t>稅吏</w:t>
+      </w:r>
+      <w:r>
+        <w:rPr>
+          <w:lang w:val="zh_TW" w:bidi="zh_TW"/>
+        </w:rPr>
+      </w:r>
+    </w:p>
+    <w:p>
+      <w:pPr/>
+      <w:r>
+        <w:rPr>
+          <w:lang w:val="zh_TW" w:bidi="zh_TW"/>
+        </w:rPr>
+      </w:r>
+      <w:r>
+        <w:rPr>
+          <w:lang w:val="zh_TW" w:bidi="zh_TW"/>
+        </w:rPr>
+        <w:t>負責為政府徵收稅款的人。在新約時期，羅馬政府徵收各種稅款，他們自己的官員負責其中一些工作，但也將部分任務委派給私人，包括猶太人和其他人，這些人必須向當局上交一筆約定的稅款。然而，許多不誠實的稅吏徵收的稅款遠超過人們需要繳納的數額，因此稅吏成為一個被人厭惡的群體，特別是那些欺騙猶太同胞的猶太稅吏。撒該就是一個猶太人，他是「稅吏長」，在耶利哥一帶積累了相當的財富（</w:t>
+      </w:r>
+      <w:hyperlink r:id="rId50">
+        <w:r>
+          <w:rPr>
+            <w:lang w:val="zh_TW" w:bidi="zh_TW"/>
+          </w:rPr>
+          <w:rPr>
+            <w:color w:val="0000EE"/>
+            <w:u w:val="single"/>
+          </w:rPr>
+          <w:t>路19:2–10</w:t>
+        </w:r>
+      </w:hyperlink>
+      <w:r>
+        <w:rPr>
+          <w:lang w:val="zh_TW" w:bidi="zh_TW"/>
+        </w:rPr>
+        <w:t>）。這樣的人被視為罪人，常與「稅吏並罪人」這句法聯繫起來（</w:t>
+      </w:r>
+      <w:hyperlink r:id="rId51">
+        <w:r>
+          <w:rPr>
+            <w:lang w:val="zh_TW" w:bidi="zh_TW"/>
+          </w:rPr>
+          <w:rPr>
+            <w:color w:val="0000EE"/>
+            <w:u w:val="single"/>
+          </w:rPr>
+          <w:t>太9:10–11</w:t>
+        </w:r>
+      </w:hyperlink>
+      <w:r>
+        <w:rPr>
+          <w:lang w:val="zh_TW" w:bidi="zh_TW"/>
+        </w:rPr>
+        <w:t>，</w:t>
+      </w:r>
+      <w:hyperlink r:id="rId52">
+        <w:r>
+          <w:rPr>
+            <w:lang w:val="zh_TW" w:bidi="zh_TW"/>
+          </w:rPr>
+          <w:rPr>
+            <w:color w:val="0000EE"/>
+            <w:u w:val="single"/>
+          </w:rPr>
+          <w:t>11:19</w:t>
+        </w:r>
+      </w:hyperlink>
       <w:r>
         <w:rPr>
           <w:lang w:val="zh_TW" w:bidi="zh_TW"/>
         </w:rPr>
         <w:t>；</w:t>
       </w:r>
-      <w:r>
-        <w:rPr>
-          <w:lang w:val="zh_TW" w:bidi="zh_TW"/>
-        </w:rPr>
-        <w:t>婚姻，婚姻習俗</w:t>
-      </w:r>
+      <w:hyperlink r:id="rId53">
+        <w:r>
+          <w:rPr>
+            <w:lang w:val="zh_TW" w:bidi="zh_TW"/>
+          </w:rPr>
+          <w:rPr>
+            <w:color w:val="0000EE"/>
+            <w:u w:val="single"/>
+          </w:rPr>
+          <w:t>可2:15–16</w:t>
+        </w:r>
+      </w:hyperlink>
       <w:r>
         <w:rPr>
           <w:lang w:val="zh_TW" w:bidi="zh_TW"/>
         </w:rPr>
         <w:t>；</w:t>
       </w:r>
-      <w:r>
-        <w:rPr>
-          <w:lang w:val="zh_TW" w:bidi="zh_TW"/>
-        </w:rPr>
-        <w:t>性，性別</w:t>
-      </w:r>
+      <w:hyperlink r:id="rId54">
+        <w:r>
+          <w:rPr>
+            <w:lang w:val="zh_TW" w:bidi="zh_TW"/>
+          </w:rPr>
+          <w:rPr>
+            <w:color w:val="0000EE"/>
+            <w:u w:val="single"/>
+          </w:rPr>
+          <w:t>路5:30</w:t>
+        </w:r>
+      </w:hyperlink>
+      <w:r>
+        <w:rPr>
+          <w:lang w:val="zh_TW" w:bidi="zh_TW"/>
+        </w:rPr>
+        <w:t>，</w:t>
+      </w:r>
+      <w:hyperlink r:id="rId50">
+        <w:r>
+          <w:rPr>
+            <w:lang w:val="zh_TW" w:bidi="zh_TW"/>
+          </w:rPr>
+          <w:rPr>
+            <w:color w:val="0000EE"/>
+            <w:u w:val="single"/>
+          </w:rPr>
+          <w:t>19:2–10</w:t>
+        </w:r>
+      </w:hyperlink>
+      <w:r>
+        <w:rPr>
+          <w:lang w:val="zh_TW" w:bidi="zh_TW"/>
+        </w:rPr>
+        <w:t>）。</w:t>
+      </w:r>
+      <w:r>
+        <w:rPr>
+          <w:lang w:val="zh_TW" w:bidi="zh_TW"/>
+        </w:rPr>
+      </w:r>
+      <w:r>
+        <w:rPr>
+          <w:lang w:val="zh_TW" w:bidi="zh_TW"/>
+        </w:rPr>
+      </w:r>
+    </w:p>
+    <w:p>
+      <w:pPr/>
+      <w:r>
+        <w:rPr>
+          <w:lang w:val="zh_TW" w:bidi="zh_TW"/>
+        </w:rPr>
+      </w:r>
+    </w:p>
+    <w:p>
+      <w:pPr>
+        <w:pStyle w:val="Heading2"/>
+      </w:pPr>
+      <w:r>
+        <w:rPr>
+          <w:lang w:val="zh_TW" w:bidi="zh_TW"/>
+        </w:rPr>
+        <w:t>稅收與課稅</w:t>
+      </w:r>
+      <w:r>
+        <w:rPr>
+          <w:lang w:val="zh_TW" w:bidi="zh_TW"/>
+        </w:rPr>
+      </w:r>
+    </w:p>
+    <w:p>
+      <w:pPr/>
+      <w:r>
+        <w:rPr>
+          <w:lang w:val="zh_TW" w:bidi="zh_TW"/>
+        </w:rPr>
+      </w:r>
+      <w:r>
+        <w:rPr>
+          <w:lang w:val="zh_TW" w:bidi="zh_TW"/>
+        </w:rPr>
+        <w:t>稅收是強大的國家向居住在其境內的人民徵收的金錢或物品</w:t>
+      </w:r>
+      <w:r>
+        <w:rPr>
+          <w:lang w:val="zh_TW" w:bidi="zh_TW"/>
+        </w:rPr>
+        <w:t>。</w:t>
+      </w:r>
+      <w:r>
+        <w:rPr>
+          <w:lang w:val="zh_TW" w:bidi="zh_TW"/>
+        </w:rPr>
+        <w:t>這</w:t>
+      </w:r>
+      <w:r>
+        <w:rPr>
+          <w:lang w:val="zh_TW" w:bidi="zh_TW"/>
+        </w:rPr>
+        <w:t>筆款項</w:t>
+      </w:r>
+      <w:r>
+        <w:rPr>
+          <w:lang w:val="zh_TW" w:bidi="zh_TW"/>
+        </w:rPr>
+        <w:t>也稱為貢品</w:t>
+      </w:r>
+      <w:r>
+        <w:rPr>
+          <w:lang w:val="zh_TW" w:bidi="zh_TW"/>
+        </w:rPr>
+        <w:t>，通常包括金、銀、</w:t>
+      </w:r>
+      <w:r>
+        <w:rPr>
+          <w:lang w:val="zh_TW" w:bidi="zh_TW"/>
+        </w:rPr>
+        <w:t>牲畜</w:t>
+      </w:r>
+      <w:r>
+        <w:rPr>
+          <w:lang w:val="zh_TW" w:bidi="zh_TW"/>
+        </w:rPr>
+        <w:t>、農作物和強制勞動。統治者和祭司</w:t>
+      </w:r>
+      <w:r>
+        <w:rPr>
+          <w:lang w:val="zh_TW" w:bidi="zh_TW"/>
+        </w:rPr>
+        <w:t>也會徵稅</w:t>
+      </w:r>
+      <w:r>
+        <w:rPr>
+          <w:lang w:val="zh_TW" w:bidi="zh_TW"/>
+        </w:rPr>
+        <w:t>以維持聖殿的運作。</w:t>
+      </w:r>
+    </w:p>
+    <w:p>
+      <w:pPr/>
+      <w:r>
+        <w:rPr>
+          <w:lang w:val="zh_TW" w:bidi="zh_TW"/>
+        </w:rPr>
+      </w:r>
+      <w:r>
+        <w:rPr>
+          <w:lang w:val="zh_TW" w:bidi="zh_TW"/>
+        </w:rPr>
+        <w:t>「貢品」</w:t>
+      </w:r>
+      <w:r>
+        <w:rPr>
+          <w:lang w:val="zh_TW" w:bidi="zh_TW"/>
+        </w:rPr>
+        <w:t>（譯註：和合本譯為服苦的僕人）一詞首次在</w:t>
+      </w:r>
+      <w:hyperlink r:id="rId55">
+        <w:r>
+          <w:rPr>
+            <w:lang w:val="zh_TW" w:bidi="zh_TW"/>
+          </w:rPr>
+          <w:rPr>
+            <w:color w:val="0000EE"/>
+            <w:u w:val="single"/>
+          </w:rPr>
+          <w:t>創世記四十九章15節</w:t>
+        </w:r>
+      </w:hyperlink>
+      <w:r>
+        <w:rPr>
+          <w:lang w:val="zh_TW" w:bidi="zh_TW"/>
+        </w:rPr>
+        <w:t>出現。在</w:t>
+      </w:r>
+      <w:hyperlink r:id="rId56">
+        <w:r>
+          <w:rPr>
+            <w:lang w:val="zh_TW" w:bidi="zh_TW"/>
+          </w:rPr>
+          <w:rPr>
+            <w:color w:val="0000EE"/>
+            <w:u w:val="single"/>
+          </w:rPr>
+          <w:t>民數記三十一章28節</w:t>
+        </w:r>
+      </w:hyperlink>
+      <w:r>
+        <w:rPr>
+          <w:lang w:val="zh_TW" w:bidi="zh_TW"/>
+        </w:rPr>
+        <w:t>中，</w:t>
+      </w:r>
+      <w:r>
+        <w:rPr>
+          <w:lang w:val="zh_TW" w:bidi="zh_TW"/>
+        </w:rPr>
+        <w:t>戰利品被分配，其中一部分作為貢品獻給祭司</w:t>
+      </w:r>
+      <w:r>
+        <w:rPr>
+          <w:lang w:val="zh_TW" w:bidi="zh_TW"/>
+        </w:rPr>
+        <w:t>。</w:t>
+      </w:r>
+      <w:r>
+        <w:rPr>
+          <w:lang w:val="zh_TW" w:bidi="zh_TW"/>
+        </w:rPr>
+        <w:t>最初，希伯來人</w:t>
+      </w:r>
+      <w:r>
+        <w:rPr>
+          <w:lang w:val="zh_TW" w:bidi="zh_TW"/>
+        </w:rPr>
+        <w:t>是自願</w:t>
+      </w:r>
+      <w:r>
+        <w:rPr>
+          <w:lang w:val="zh_TW" w:bidi="zh_TW"/>
+        </w:rPr>
+        <w:t>將聖殿的貢品奉獻給主的</w:t>
+      </w:r>
+      <w:r>
+        <w:rPr>
+          <w:lang w:val="zh_TW" w:bidi="zh_TW"/>
+        </w:rPr>
+        <w:t>（</w:t>
+      </w:r>
+      <w:hyperlink r:id="rId57">
+        <w:r>
+          <w:rPr>
+            <w:lang w:val="zh_TW" w:bidi="zh_TW"/>
+          </w:rPr>
+          <w:rPr>
+            <w:color w:val="0000EE"/>
+            <w:u w:val="single"/>
+          </w:rPr>
+          <w:t>申16:10</w:t>
+        </w:r>
+      </w:hyperlink>
+      <w:r>
+        <w:rPr>
+          <w:lang w:val="zh_TW" w:bidi="zh_TW"/>
+        </w:rPr>
+        <w:t>）。</w:t>
+      </w:r>
+      <w:r>
+        <w:rPr>
+          <w:lang w:val="zh_TW" w:bidi="zh_TW"/>
+        </w:rPr>
+        <w:t>後來，這成為一種強制的稅收</w:t>
+      </w:r>
+      <w:r>
+        <w:rPr>
+          <w:lang w:val="zh_TW" w:bidi="zh_TW"/>
+        </w:rPr>
+        <w:t>（</w:t>
+      </w:r>
+      <w:hyperlink r:id="rId58">
+        <w:r>
+          <w:rPr>
+            <w:lang w:val="zh_TW" w:bidi="zh_TW"/>
+          </w:rPr>
+          <w:rPr>
+            <w:color w:val="0000EE"/>
+            <w:u w:val="single"/>
+          </w:rPr>
+          <w:t>太17:24</w:t>
+        </w:r>
+      </w:hyperlink>
+      <w:r>
+        <w:rPr>
+          <w:lang w:val="zh_TW" w:bidi="zh_TW"/>
+        </w:rPr>
+        <w:t>）。</w:t>
+      </w:r>
+    </w:p>
+    <w:p>
+      <w:pPr>
+        <w:pStyle w:val="Heading3"/>
+      </w:pPr>
+      <w:r>
+        <w:rPr>
+          <w:lang w:val="zh_TW" w:bidi="zh_TW"/>
+        </w:rPr>
+        <w:t>古代世界的</w:t>
+      </w:r>
+      <w:r>
+        <w:rPr>
+          <w:lang w:val="zh_TW" w:bidi="zh_TW"/>
+        </w:rPr>
+        <w:t>稅收</w:t>
+      </w:r>
+    </w:p>
+    <w:p>
+      <w:pPr/>
+      <w:r>
+        <w:rPr>
+          <w:lang w:val="zh_TW" w:bidi="zh_TW"/>
+        </w:rPr>
+      </w:r>
+      <w:r>
+        <w:rPr>
+          <w:lang w:val="zh_TW" w:bidi="zh_TW"/>
+        </w:rPr>
+        <w:t>早在公元前2500年，</w:t>
+      </w:r>
+      <w:r>
+        <w:rPr>
+          <w:lang w:val="zh_TW" w:bidi="zh_TW"/>
+        </w:rPr>
+        <w:t>稅收已經影響了拉加什（</w:t>
+      </w:r>
+      <w:r>
+        <w:rPr>
+          <w:lang w:val="zh_TW" w:bidi="zh_TW"/>
+        </w:rPr>
+        <w:t>Lagash）這個城市</w:t>
+      </w:r>
+      <w:r>
+        <w:rPr>
+          <w:lang w:val="zh_TW" w:bidi="zh_TW"/>
+        </w:rPr>
+        <w:t>生活的各個方面</w:t>
+      </w:r>
+      <w:r>
+        <w:rPr>
+          <w:lang w:val="zh_TW" w:bidi="zh_TW"/>
+        </w:rPr>
+        <w:t>，包括</w:t>
+      </w:r>
+      <w:r>
+        <w:rPr>
+          <w:lang w:val="zh_TW" w:bidi="zh_TW"/>
+        </w:rPr>
+        <w:t>收入、婚姻、離婚和死亡</w:t>
+      </w:r>
+      <w:r>
+        <w:rPr>
+          <w:lang w:val="zh_TW" w:bidi="zh_TW"/>
+        </w:rPr>
+        <w:t>。蘇美人（Sumerians）相信土地屬於神和國王，因此他們須支付租金或稅款。</w:t>
+      </w:r>
+    </w:p>
+    <w:p>
+      <w:pPr>
+        <w:pStyle w:val="Heading4"/>
+      </w:pPr>
+      <w:r>
+        <w:rPr>
+          <w:lang w:val="zh_TW" w:bidi="zh_TW"/>
+        </w:rPr>
+        <w:t>古代以色列的</w:t>
+      </w:r>
+      <w:r>
+        <w:rPr>
+          <w:lang w:val="zh_TW" w:bidi="zh_TW"/>
+        </w:rPr>
+        <w:t>稅收</w:t>
+      </w:r>
+    </w:p>
+    <w:p>
+      <w:pPr/>
+      <w:r>
+        <w:rPr>
+          <w:lang w:val="zh_TW" w:bidi="zh_TW"/>
+        </w:rPr>
+      </w:r>
+      <w:r>
+        <w:rPr>
+          <w:lang w:val="zh_TW" w:bidi="zh_TW"/>
+        </w:rPr>
+        <w:t>在埃及，約瑟在七個豐年期間徵收了20%的穀物，來為接下來的七個荒年做準備（</w:t>
+      </w:r>
+      <w:hyperlink r:id="rId59">
+        <w:r>
+          <w:rPr>
+            <w:lang w:val="zh_TW" w:bidi="zh_TW"/>
+          </w:rPr>
+          <w:rPr>
+            <w:color w:val="0000EE"/>
+            <w:u w:val="single"/>
+          </w:rPr>
+          <w:t>創41:25–42:5</w:t>
+        </w:r>
+      </w:hyperlink>
+      <w:r>
+        <w:rPr>
+          <w:lang w:val="zh_TW" w:bidi="zh_TW"/>
+        </w:rPr>
+        <w:t>）。後來，在飢荒期間，人民將土地賣給法老，因此他擁有了埃及大部分的土地。從那時起，人民耕種土地，並從收成中給法老20%的稅（創47:13–26）。</w:t>
+      </w:r>
+    </w:p>
+    <w:p>
+      <w:pPr/>
+      <w:r>
+        <w:rPr>
+          <w:lang w:val="zh_TW" w:bidi="zh_TW"/>
+        </w:rPr>
+      </w:r>
+      <w:r>
+        <w:rPr>
+          <w:lang w:val="zh_TW" w:bidi="zh_TW"/>
+        </w:rPr>
+        <w:t>像大衛這樣用血汗換取江山的國王，</w:t>
+      </w:r>
+      <w:r>
+        <w:rPr>
+          <w:lang w:val="zh_TW" w:bidi="zh_TW"/>
+        </w:rPr>
+        <w:t>無需向自己的百姓徵稅就能保持國庫充盈</w:t>
+      </w:r>
+      <w:r>
+        <w:rPr>
+          <w:lang w:val="zh_TW" w:bidi="zh_TW"/>
+        </w:rPr>
+        <w:t>。被征服的民族，如迦南人，</w:t>
+      </w:r>
+      <w:r>
+        <w:rPr>
+          <w:lang w:val="zh_TW" w:bidi="zh_TW"/>
+        </w:rPr>
+        <w:t>會向國庫貢獻財富</w:t>
+      </w:r>
+      <w:r>
+        <w:rPr>
+          <w:lang w:val="zh_TW" w:bidi="zh_TW"/>
+        </w:rPr>
+        <w:t>（</w:t>
+      </w:r>
+      <w:hyperlink r:id="rId60">
+        <w:r>
+          <w:rPr>
+            <w:lang w:val="zh_TW" w:bidi="zh_TW"/>
+          </w:rPr>
+          <w:rPr>
+            <w:color w:val="0000EE"/>
+            <w:u w:val="single"/>
+          </w:rPr>
+          <w:t>撒下8:6–14</w:t>
+        </w:r>
+      </w:hyperlink>
       <w:r>
         <w:rPr>
           <w:lang w:val="zh_TW" w:bidi="zh_TW"/>
         </w:rPr>
         <w:t>；</w:t>
       </w:r>
-      <w:r>
-        <w:rPr>
-          <w:lang w:val="zh_TW" w:bidi="zh_TW"/>
-        </w:rPr>
-        <w:t>耶穌由童貞女所生</w:t>
-      </w:r>
+      <w:hyperlink r:id="rId61">
+        <w:r>
+          <w:rPr>
+            <w:lang w:val="zh_TW" w:bidi="zh_TW"/>
+          </w:rPr>
+          <w:rPr>
+            <w:color w:val="0000EE"/>
+            <w:u w:val="single"/>
+          </w:rPr>
+          <w:t>代上27:25–31</w:t>
+        </w:r>
+      </w:hyperlink>
+      <w:r>
+        <w:rPr>
+          <w:lang w:val="zh_TW" w:bidi="zh_TW"/>
+        </w:rPr>
+        <w:t>）。</w:t>
+      </w:r>
+      <w:r>
+        <w:rPr>
+          <w:lang w:val="zh_TW" w:bidi="zh_TW"/>
+        </w:rPr>
+        <w:t>這些財富包括</w:t>
+      </w:r>
+      <w:r>
+        <w:rPr>
+          <w:lang w:val="zh_TW" w:bidi="zh_TW"/>
+        </w:rPr>
+        <w:t>金、銀、銅、1,700 名騎兵和 20,000名步兵。此外，大衛和他的繼任者經常</w:t>
+      </w:r>
+      <w:r>
+        <w:rPr>
+          <w:lang w:val="zh_TW" w:bidi="zh_TW"/>
+        </w:rPr>
+        <w:t>強迫以色列境內的</w:t>
+      </w:r>
+      <w:r>
+        <w:rPr>
+          <w:lang w:val="zh_TW" w:bidi="zh_TW"/>
+        </w:rPr>
+        <w:t>外邦人</w:t>
+      </w:r>
+      <w:r>
+        <w:rPr>
+          <w:lang w:val="zh_TW" w:bidi="zh_TW"/>
+        </w:rPr>
+        <w:t>做苦工</w:t>
+      </w:r>
+      <w:r>
+        <w:rPr>
+          <w:lang w:val="zh_TW" w:bidi="zh_TW"/>
+        </w:rPr>
+        <w:t>（</w:t>
+      </w:r>
+      <w:hyperlink r:id="rId62">
+        <w:r>
+          <w:rPr>
+            <w:lang w:val="zh_TW" w:bidi="zh_TW"/>
+          </w:rPr>
+          <w:rPr>
+            <w:color w:val="0000EE"/>
+            <w:u w:val="single"/>
+          </w:rPr>
+          <w:t>撒下20:24</w:t>
+        </w:r>
+      </w:hyperlink>
+      <w:r>
+        <w:rPr>
+          <w:lang w:val="zh_TW" w:bidi="zh_TW"/>
+        </w:rPr>
+        <w:t>；王上</w:t>
+      </w:r>
+      <w:hyperlink r:id="rId63">
+        <w:r>
+          <w:rPr>
+            <w:lang w:val="zh_TW" w:bidi="zh_TW"/>
+          </w:rPr>
+          <w:rPr>
+            <w:color w:val="0000EE"/>
+            <w:u w:val="single"/>
+          </w:rPr>
+          <w:t>9:20–21</w:t>
+        </w:r>
+      </w:hyperlink>
+      <w:r>
+        <w:rPr>
+          <w:lang w:val="zh_TW" w:bidi="zh_TW"/>
+        </w:rPr>
+        <w:t>）。</w:t>
+      </w:r>
+    </w:p>
+    <w:p>
+      <w:pPr/>
+      <w:r>
+        <w:rPr>
+          <w:lang w:val="zh_TW" w:bidi="zh_TW"/>
+        </w:rPr>
+      </w:r>
+      <w:r>
+        <w:rPr>
+          <w:lang w:val="zh_TW" w:bidi="zh_TW"/>
+        </w:rPr>
+        <w:t>以色列可能最早在所羅門統治時期就開始徵稅</w:t>
+      </w:r>
+      <w:r>
+        <w:rPr>
+          <w:lang w:val="zh_TW" w:bidi="zh_TW"/>
+        </w:rPr>
+        <w:t>。在這段時間，收入來自貢品，而非戰利品。為了支持宮廷和大型建築工程，所羅門將以色列分為12個地區，每個地區都</w:t>
+      </w:r>
+      <w:r>
+        <w:rPr>
+          <w:lang w:val="zh_TW" w:bidi="zh_TW"/>
+        </w:rPr>
+        <w:t>派</w:t>
+      </w:r>
+      <w:r>
+        <w:rPr>
+          <w:lang w:val="zh_TW" w:bidi="zh_TW"/>
+        </w:rPr>
+        <w:t>一名</w:t>
+      </w:r>
+      <w:r>
+        <w:rPr>
+          <w:lang w:val="zh_TW" w:bidi="zh_TW"/>
+        </w:rPr>
+        <w:t>官吏。</w:t>
+      </w:r>
+      <w:r>
+        <w:rPr>
+          <w:lang w:val="zh_TW" w:bidi="zh_TW"/>
+        </w:rPr>
+        <w:t>而這些官吏每年為王家提供一個月的食物和其它支持（</w:t>
+      </w:r>
+      <w:hyperlink r:id="rId64">
+        <w:r>
+          <w:rPr>
+            <w:lang w:val="zh_TW" w:bidi="zh_TW"/>
+          </w:rPr>
+          <w:rPr>
+            <w:color w:val="0000EE"/>
+            <w:u w:val="single"/>
+          </w:rPr>
+          <w:t>王上4:7</w:t>
+        </w:r>
+      </w:hyperlink>
+      <w:r>
+        <w:rPr>
+          <w:lang w:val="zh_TW" w:bidi="zh_TW"/>
+        </w:rPr>
+        <w:t>）。</w:t>
+      </w:r>
+    </w:p>
+    <w:p>
+      <w:pPr/>
+      <w:r>
+        <w:rPr>
+          <w:lang w:val="zh_TW" w:bidi="zh_TW"/>
+        </w:rPr>
+      </w:r>
+      <w:r>
+        <w:rPr>
+          <w:lang w:val="zh_TW" w:bidi="zh_TW"/>
+        </w:rPr>
+        <w:t>所羅門還通過對經過他王國的商隊徵稅來獲得收入</w:t>
+      </w:r>
+      <w:r>
+        <w:rPr>
+          <w:lang w:val="zh_TW" w:bidi="zh_TW"/>
+        </w:rPr>
+        <w:t>。此外，外邦人和以色列人都被迫</w:t>
+      </w:r>
+      <w:r>
+        <w:rPr>
+          <w:lang w:val="zh_TW" w:bidi="zh_TW"/>
+        </w:rPr>
+        <w:t>參與大型項目</w:t>
+      </w:r>
+      <w:r>
+        <w:rPr>
+          <w:lang w:val="zh_TW" w:bidi="zh_TW"/>
+        </w:rPr>
+        <w:t>，</w:t>
+      </w:r>
+      <w:r>
+        <w:rPr>
+          <w:lang w:val="zh_TW" w:bidi="zh_TW"/>
+        </w:rPr>
+        <w:t>特別是</w:t>
+      </w:r>
+      <w:r>
+        <w:rPr>
+          <w:lang w:val="zh_TW" w:bidi="zh_TW"/>
+        </w:rPr>
+        <w:t>聖殿</w:t>
+      </w:r>
+      <w:r>
+        <w:rPr>
+          <w:lang w:val="zh_TW" w:bidi="zh_TW"/>
+        </w:rPr>
+        <w:t>的建設</w:t>
+      </w:r>
+      <w:r>
+        <w:rPr>
+          <w:lang w:val="zh_TW" w:bidi="zh_TW"/>
+        </w:rPr>
+        <w:t>（</w:t>
+      </w:r>
+      <w:hyperlink r:id="rId65">
+        <w:r>
+          <w:rPr>
+            <w:lang w:val="zh_TW" w:bidi="zh_TW"/>
+          </w:rPr>
+          <w:rPr>
+            <w:color w:val="0000EE"/>
+            <w:u w:val="single"/>
+          </w:rPr>
+          <w:t>王上5:13</w:t>
+        </w:r>
+      </w:hyperlink>
+      <w:r>
+        <w:rPr>
+          <w:lang w:val="zh_TW" w:bidi="zh_TW"/>
+        </w:rPr>
+        <w:t>，</w:t>
+      </w:r>
+      <w:hyperlink r:id="rId63">
+        <w:r>
+          <w:rPr>
+            <w:lang w:val="zh_TW" w:bidi="zh_TW"/>
+          </w:rPr>
+          <w:rPr>
+            <w:color w:val="0000EE"/>
+            <w:u w:val="single"/>
+          </w:rPr>
+          <w:t>9:20–21</w:t>
+        </w:r>
+      </w:hyperlink>
       <w:r>
         <w:rPr>
           <w:lang w:val="zh_TW" w:bidi="zh_TW"/>
         </w:rPr>
         <w:t>；</w:t>
       </w:r>
-      <w:r>
-        <w:rPr>
-          <w:lang w:val="zh_TW" w:bidi="zh_TW"/>
-        </w:rPr>
-        <w:t>婦女</w:t>
+      <w:hyperlink r:id="rId66">
+        <w:r>
+          <w:rPr>
+            <w:lang w:val="zh_TW" w:bidi="zh_TW"/>
+          </w:rPr>
+          <w:rPr>
+            <w:color w:val="0000EE"/>
+            <w:u w:val="single"/>
+          </w:rPr>
+          <w:t>代下8:7–8</w:t>
+        </w:r>
+      </w:hyperlink>
+      <w:r>
+        <w:rPr>
+          <w:lang w:val="zh_TW" w:bidi="zh_TW"/>
+        </w:rPr>
+        <w:t>）。考古學家從出土罐子的罐柄上，找到了印有希伯來文「歸於王」的印記。這些很可能是用來收集作為王室徵收部分貨物的大罐子（</w:t>
+      </w:r>
+      <w:hyperlink r:id="rId67">
+        <w:r>
+          <w:rPr>
+            <w:lang w:val="zh_TW" w:bidi="zh_TW"/>
+          </w:rPr>
+          <w:rPr>
+            <w:color w:val="0000EE"/>
+            <w:u w:val="single"/>
+          </w:rPr>
+          <w:t>代下2:10</w:t>
+        </w:r>
+      </w:hyperlink>
+      <w:r>
+        <w:rPr>
+          <w:lang w:val="zh_TW" w:bidi="zh_TW"/>
+        </w:rPr>
+        <w:t>）。</w:t>
+      </w:r>
+    </w:p>
+    <w:p>
+      <w:pPr/>
+      <w:r>
+        <w:rPr>
+          <w:lang w:val="zh_TW" w:bidi="zh_TW"/>
+        </w:rPr>
+      </w:r>
+      <w:r>
+        <w:rPr>
+          <w:lang w:val="zh_TW" w:bidi="zh_TW"/>
+        </w:rPr>
+        <w:t>約沙法成功地在國內向人民徵稅（</w:t>
+      </w:r>
+      <w:hyperlink r:id="rId68">
+        <w:r>
+          <w:rPr>
+            <w:lang w:val="zh_TW" w:bidi="zh_TW"/>
+          </w:rPr>
+          <w:rPr>
+            <w:color w:val="0000EE"/>
+            <w:u w:val="single"/>
+          </w:rPr>
+          <w:t>代下17:5</w:t>
+        </w:r>
+      </w:hyperlink>
+      <w:r>
+        <w:rPr>
+          <w:lang w:val="zh_TW" w:bidi="zh_TW"/>
+        </w:rPr>
+        <w:t>）。</w:t>
+      </w:r>
+      <w:r>
+        <w:rPr>
+          <w:lang w:val="zh_TW" w:bidi="zh_TW"/>
+        </w:rPr>
+        <w:t>他還繼續收取來自外國的貢品，</w:t>
+      </w:r>
+      <w:r>
+        <w:rPr>
+          <w:lang w:val="zh_TW" w:bidi="zh_TW"/>
+        </w:rPr>
+        <w:t>包括來自非利士人的金和銀，以及來自阿拉伯人的7,700隻公</w:t>
+      </w:r>
+      <w:r>
+        <w:rPr>
+          <w:lang w:val="zh_TW" w:bidi="zh_TW"/>
+        </w:rPr>
+        <w:t>綿</w:t>
+      </w:r>
+      <w:r>
+        <w:rPr>
+          <w:lang w:val="zh_TW" w:bidi="zh_TW"/>
+        </w:rPr>
+        <w:t>羊和7,700隻公山羊（</w:t>
+      </w:r>
+      <w:hyperlink r:id="rId69">
+        <w:r>
+          <w:rPr>
+            <w:lang w:val="zh_TW" w:bidi="zh_TW"/>
+          </w:rPr>
+          <w:rPr>
+            <w:color w:val="0000EE"/>
+            <w:u w:val="single"/>
+          </w:rPr>
+          <w:t>代下17:11–12</w:t>
+        </w:r>
+      </w:hyperlink>
+      <w:r>
+        <w:rPr>
+          <w:lang w:val="zh_TW" w:bidi="zh_TW"/>
+        </w:rPr>
+        <w:t>）。隨著鄰國日漸壯大，猶大開始進貢給外邦列國。亞述王西拿基立要求</w:t>
+      </w:r>
+      <w:r>
+        <w:rPr>
+          <w:lang w:val="zh_TW" w:bidi="zh_TW"/>
+        </w:rPr>
+        <w:t>銀子</w:t>
+      </w:r>
+      <w:r>
+        <w:rPr>
+          <w:lang w:val="zh_TW" w:bidi="zh_TW"/>
+        </w:rPr>
+        <w:t>300他連得和</w:t>
+      </w:r>
+      <w:r>
+        <w:rPr>
+          <w:lang w:val="zh_TW" w:bidi="zh_TW"/>
+        </w:rPr>
+        <w:t>金子</w:t>
+      </w:r>
+      <w:r>
+        <w:rPr>
+          <w:lang w:val="zh_TW" w:bidi="zh_TW"/>
+        </w:rPr>
+        <w:t>30他連得，甚至使猶大國要把聖殿的門上的金子</w:t>
+      </w:r>
+      <w:r>
+        <w:rPr>
+          <w:lang w:val="zh_TW" w:bidi="zh_TW"/>
+        </w:rPr>
+        <w:t>刮下來</w:t>
+      </w:r>
+      <w:r>
+        <w:rPr>
+          <w:lang w:val="zh_TW" w:bidi="zh_TW"/>
+        </w:rPr>
+        <w:t>（</w:t>
+      </w:r>
+      <w:hyperlink r:id="rId70">
+        <w:r>
+          <w:rPr>
+            <w:lang w:val="zh_TW" w:bidi="zh_TW"/>
+          </w:rPr>
+          <w:rPr>
+            <w:color w:val="0000EE"/>
+            <w:u w:val="single"/>
+          </w:rPr>
+          <w:t>王下18:14–16</w:t>
+        </w:r>
+      </w:hyperlink>
+      <w:r>
+        <w:rPr>
+          <w:lang w:val="zh_TW" w:bidi="zh_TW"/>
+        </w:rPr>
+        <w:t>）。後來，法老尼哥要求</w:t>
+      </w:r>
+      <w:r>
+        <w:rPr>
+          <w:lang w:val="zh_TW" w:bidi="zh_TW"/>
+        </w:rPr>
+        <w:t>猶大國</w:t>
+      </w:r>
+      <w:r>
+        <w:rPr>
+          <w:lang w:val="zh_TW" w:bidi="zh_TW"/>
+        </w:rPr>
+        <w:t>提供</w:t>
+      </w:r>
+      <w:r>
+        <w:rPr>
+          <w:lang w:val="zh_TW" w:bidi="zh_TW"/>
+        </w:rPr>
+        <w:t>銀子</w:t>
+      </w:r>
+      <w:r>
+        <w:rPr>
+          <w:lang w:val="zh_TW" w:bidi="zh_TW"/>
+        </w:rPr>
+        <w:t>100他連得和</w:t>
+      </w:r>
+      <w:r>
+        <w:rPr>
+          <w:lang w:val="zh_TW" w:bidi="zh_TW"/>
+        </w:rPr>
+        <w:t>金子</w:t>
+      </w:r>
+      <w:r>
+        <w:rPr>
+          <w:lang w:val="zh_TW" w:bidi="zh_TW"/>
+        </w:rPr>
+        <w:t>一他連得（</w:t>
+      </w:r>
+      <w:hyperlink r:id="rId71">
+        <w:r>
+          <w:rPr>
+            <w:lang w:val="zh_TW" w:bidi="zh_TW"/>
+          </w:rPr>
+          <w:rPr>
+            <w:color w:val="0000EE"/>
+            <w:u w:val="single"/>
+          </w:rPr>
+          <w:t>王下23:33</w:t>
+        </w:r>
+      </w:hyperlink>
+      <w:r>
+        <w:rPr>
+          <w:lang w:val="zh_TW" w:bidi="zh_TW"/>
+        </w:rPr>
+        <w:t>）。不久之後，尼布甲尼撒奪走了聖殿和王宮</w:t>
+      </w:r>
+      <w:r>
+        <w:rPr>
+          <w:lang w:val="zh_TW" w:bidi="zh_TW"/>
+        </w:rPr>
+        <w:t>中的</w:t>
+      </w:r>
+      <w:r>
+        <w:rPr>
+          <w:lang w:val="zh_TW" w:bidi="zh_TW"/>
+        </w:rPr>
+        <w:t>所有的</w:t>
+      </w:r>
+      <w:r>
+        <w:rPr>
+          <w:lang w:val="zh_TW" w:bidi="zh_TW"/>
+        </w:rPr>
+        <w:t>寶物</w:t>
+      </w:r>
+      <w:r>
+        <w:rPr>
+          <w:lang w:val="zh_TW" w:bidi="zh_TW"/>
+        </w:rPr>
+        <w:t>，又帶走了10,000名俘虜、</w:t>
+      </w:r>
+      <w:r>
+        <w:rPr>
+          <w:lang w:val="zh_TW" w:bidi="zh_TW"/>
+        </w:rPr>
+        <w:t>木匠</w:t>
+      </w:r>
+      <w:r>
+        <w:rPr>
+          <w:lang w:val="zh_TW" w:bidi="zh_TW"/>
+        </w:rPr>
+        <w:t>和鐵匠。除了</w:t>
+      </w:r>
+      <w:r>
+        <w:rPr>
+          <w:lang w:val="zh_TW" w:bidi="zh_TW"/>
+        </w:rPr>
+        <w:t>極貧窮的人</w:t>
+      </w:r>
+      <w:r>
+        <w:rPr>
+          <w:lang w:val="zh_TW" w:bidi="zh_TW"/>
+        </w:rPr>
+        <w:t>外，耶路撒冷幾乎無人居住（</w:t>
+      </w:r>
+      <w:hyperlink r:id="rId72">
+        <w:r>
+          <w:rPr>
+            <w:lang w:val="zh_TW" w:bidi="zh_TW"/>
+          </w:rPr>
+          <w:rPr>
+            <w:color w:val="0000EE"/>
+            <w:u w:val="single"/>
+          </w:rPr>
+          <w:t>王下24:13–16</w:t>
+        </w:r>
+      </w:hyperlink>
+      <w:r>
+        <w:rPr>
+          <w:lang w:val="zh_TW" w:bidi="zh_TW"/>
+        </w:rPr>
+        <w:t>）。</w:t>
+      </w:r>
+    </w:p>
+    <w:p>
+      <w:pPr>
+        <w:pStyle w:val="Heading4"/>
+      </w:pPr>
+      <w:r>
+        <w:rPr>
+          <w:lang w:val="zh_TW" w:bidi="zh_TW"/>
+        </w:rPr>
+        <w:t>外國的</w:t>
+      </w:r>
+      <w:r>
+        <w:rPr>
+          <w:lang w:val="zh_TW" w:bidi="zh_TW"/>
+        </w:rPr>
+        <w:t>課稅</w:t>
+      </w:r>
+    </w:p>
+    <w:p>
+      <w:pPr/>
+      <w:r>
+        <w:rPr>
+          <w:lang w:val="zh_TW" w:bidi="zh_TW"/>
+        </w:rPr>
+      </w:r>
+      <w:r>
+        <w:rPr>
+          <w:lang w:val="zh_TW" w:bidi="zh_TW"/>
+        </w:rPr>
+        <w:t>波斯人建立了一個固定的稅制。在這個制度中，總督（各省的巡撫）</w:t>
+      </w:r>
+      <w:r>
+        <w:rPr>
+          <w:lang w:val="zh_TW" w:bidi="zh_TW"/>
+        </w:rPr>
+        <w:t>需要</w:t>
+      </w:r>
+      <w:r>
+        <w:rPr>
+          <w:lang w:val="zh_TW" w:bidi="zh_TW"/>
+        </w:rPr>
+        <w:t>向皇家庫房支付固定的金額（</w:t>
+      </w:r>
+      <w:hyperlink r:id="rId73">
+        <w:r>
+          <w:rPr>
+            <w:lang w:val="zh_TW" w:bidi="zh_TW"/>
+          </w:rPr>
+          <w:rPr>
+            <w:color w:val="0000EE"/>
+            <w:u w:val="single"/>
+          </w:rPr>
+          <w:t>斯10:1</w:t>
+        </w:r>
+      </w:hyperlink>
+      <w:r>
+        <w:rPr>
+          <w:lang w:val="zh_TW" w:bidi="zh_TW"/>
+        </w:rPr>
+        <w:t>）。亞達薛西一世</w:t>
+      </w:r>
+      <w:r>
+        <w:rPr>
+          <w:lang w:val="zh_TW" w:bidi="zh_TW"/>
+        </w:rPr>
+        <w:t>豁免了</w:t>
+      </w:r>
+      <w:r>
+        <w:rPr>
+          <w:lang w:val="zh_TW" w:bidi="zh_TW"/>
+        </w:rPr>
+        <w:t>祭司、利未人和聖殿工人的稅務責任（</w:t>
+      </w:r>
+      <w:hyperlink r:id="rId74">
+        <w:r>
+          <w:rPr>
+            <w:lang w:val="zh_TW" w:bidi="zh_TW"/>
+          </w:rPr>
+          <w:rPr>
+            <w:color w:val="0000EE"/>
+            <w:u w:val="single"/>
+          </w:rPr>
+          <w:t>拉7:24</w:t>
+        </w:r>
+      </w:hyperlink>
+      <w:r>
+        <w:rPr>
+          <w:lang w:val="zh_TW" w:bidi="zh_TW"/>
+        </w:rPr>
+        <w:t>）。</w:t>
+      </w:r>
+      <w:r>
+        <w:rPr>
+          <w:lang w:val="zh_TW" w:bidi="zh_TW"/>
+        </w:rPr>
+        <w:t>此外，有些</w:t>
+      </w:r>
+      <w:r>
+        <w:rPr>
+          <w:lang w:val="zh_TW" w:bidi="zh_TW"/>
+        </w:rPr>
+        <w:t>巡撫（譯註：和合本譯作「省長」）向</w:t>
+      </w:r>
+      <w:r>
+        <w:rPr>
+          <w:lang w:val="zh_TW" w:bidi="zh_TW"/>
+        </w:rPr>
+        <w:t>百姓索要</w:t>
+      </w:r>
+      <w:r>
+        <w:rPr>
+          <w:lang w:val="zh_TW" w:bidi="zh_TW"/>
+        </w:rPr>
+        <w:t>額外的稅</w:t>
+      </w:r>
+      <w:r>
+        <w:rPr>
+          <w:lang w:val="zh_TW" w:bidi="zh_TW"/>
+        </w:rPr>
+        <w:t>收</w:t>
+      </w:r>
+      <w:r>
+        <w:rPr>
+          <w:lang w:val="zh_TW" w:bidi="zh_TW"/>
+        </w:rPr>
+        <w:t>，</w:t>
+      </w:r>
+      <w:r>
+        <w:rPr>
+          <w:lang w:val="zh_TW" w:bidi="zh_TW"/>
+        </w:rPr>
+        <w:t>用以供應其家庭的開支，</w:t>
+      </w:r>
+      <w:r>
+        <w:rPr>
+          <w:lang w:val="zh_TW" w:bidi="zh_TW"/>
+        </w:rPr>
+        <w:t>包括糧物、酒和</w:t>
+      </w:r>
+      <w:r>
+        <w:rPr>
+          <w:lang w:val="zh_TW" w:bidi="zh_TW"/>
+        </w:rPr>
+        <w:t>銀子</w:t>
+      </w:r>
+      <w:r>
+        <w:rPr>
+          <w:lang w:val="zh_TW" w:bidi="zh_TW"/>
+        </w:rPr>
+        <w:t>40舍客勒（</w:t>
+      </w:r>
+      <w:hyperlink r:id="rId75">
+        <w:r>
+          <w:rPr>
+            <w:lang w:val="zh_TW" w:bidi="zh_TW"/>
+          </w:rPr>
+          <w:rPr>
+            <w:color w:val="0000EE"/>
+            <w:u w:val="single"/>
+          </w:rPr>
+          <w:t>尼5:14–15</w:t>
+        </w:r>
+      </w:hyperlink>
+      <w:r>
+        <w:rPr>
+          <w:lang w:val="zh_TW" w:bidi="zh_TW"/>
+        </w:rPr>
+        <w:t>）。但作為巡撫，尼希米並沒有領取這筆食物津貼，因為他認為當時百姓的稅務負擔已經十分沉重。人們不得不以他們的田地、葡萄園和房屋作抵押借款，以支付「王的稅項」。這意味著如果他們無法償還貸款，就有失去財產的風險。大流士允許猶太人使用王室的稅金來重建聖殿（</w:t>
+      </w:r>
+      <w:hyperlink r:id="rId76">
+        <w:r>
+          <w:rPr>
+            <w:lang w:val="zh_TW" w:bidi="zh_TW"/>
+          </w:rPr>
+          <w:rPr>
+            <w:color w:val="0000EE"/>
+            <w:u w:val="single"/>
+          </w:rPr>
+          <w:t>拉6:7–10</w:t>
+        </w:r>
+      </w:hyperlink>
+      <w:r>
+        <w:rPr>
+          <w:lang w:val="zh_TW" w:bidi="zh_TW"/>
+        </w:rPr>
+        <w:t>）。</w:t>
+      </w:r>
+    </w:p>
+    <w:p>
+      <w:pPr/>
+      <w:r>
+        <w:rPr>
+          <w:lang w:val="zh_TW" w:bidi="zh_TW"/>
+        </w:rPr>
+      </w:r>
+      <w:r>
+        <w:rPr>
+          <w:lang w:val="zh_TW" w:bidi="zh_TW"/>
+        </w:rPr>
+        <w:t>在西流古（Seleucids）、托勒密（Ptolemies）和羅馬的時代，收稅方式有所改變。稅吏的職位被賣給出價最高的人，然後他們從人民身上榨取最高的稅金來建立個人財富。猶太人繳納什一稅以維修聖殿，並</w:t>
+      </w:r>
+      <w:r>
+        <w:rPr>
+          <w:lang w:val="zh_TW" w:bidi="zh_TW"/>
+        </w:rPr>
+        <w:t>繳納</w:t>
+      </w:r>
+      <w:r>
+        <w:rPr>
+          <w:lang w:val="zh_TW" w:bidi="zh_TW"/>
+        </w:rPr>
+        <w:t>高達三分之一的穀物和一半的水果的稅。此外，他們還</w:t>
+      </w:r>
+      <w:r>
+        <w:rPr>
+          <w:lang w:val="zh_TW" w:bidi="zh_TW"/>
+        </w:rPr>
+        <w:t>需要</w:t>
+      </w:r>
+      <w:r>
+        <w:rPr>
+          <w:lang w:val="zh_TW" w:bidi="zh_TW"/>
+        </w:rPr>
+        <w:t>支付</w:t>
+      </w:r>
+      <w:r>
+        <w:rPr>
+          <w:lang w:val="zh_TW" w:bidi="zh_TW"/>
+        </w:rPr>
+        <w:t>消費稅、銷售稅和人頭稅</w:t>
       </w:r>
       <w:r>
         <w:rPr>
           <w:lang w:val="zh_TW" w:bidi="zh_TW"/>
         </w:rPr>
         <w:t>。</w:t>
+      </w:r>
+    </w:p>
+    <w:p>
+      <w:pPr>
+        <w:pStyle w:val="Heading4"/>
+      </w:pPr>
+      <w:r>
+        <w:rPr>
+          <w:lang w:val="zh_TW" w:bidi="zh_TW"/>
+        </w:rPr>
+        <w:t>猶太法律中的稅收與實踐</w:t>
+      </w:r>
+    </w:p>
+    <w:p>
+      <w:pPr/>
+      <w:r>
+        <w:rPr>
+          <w:lang w:val="zh_TW" w:bidi="zh_TW"/>
+        </w:rPr>
+      </w:r>
+      <w:r>
+        <w:rPr>
+          <w:lang w:val="zh_TW" w:bidi="zh_TW"/>
+        </w:rPr>
+        <w:t>除了</w:t>
+      </w:r>
+      <w:r>
+        <w:rPr>
+          <w:lang w:val="zh_TW" w:bidi="zh_TW"/>
+        </w:rPr>
+        <w:t>外國的</w:t>
+      </w:r>
+      <w:r>
+        <w:rPr>
+          <w:lang w:val="zh_TW" w:bidi="zh_TW"/>
+        </w:rPr>
+        <w:t>稅外，</w:t>
+      </w:r>
+      <w:r>
+        <w:rPr>
+          <w:lang w:val="zh_TW" w:bidi="zh_TW"/>
+        </w:rPr>
+        <w:t>世界各地的猶太人，凡20歲以上的</w:t>
+      </w:r>
+      <w:r>
+        <w:rPr>
+          <w:lang w:val="zh_TW" w:bidi="zh_TW"/>
+        </w:rPr>
+        <w:t>（</w:t>
+      </w:r>
+      <w:hyperlink r:id="rId77">
+        <w:r>
+          <w:rPr>
+            <w:lang w:val="zh_TW" w:bidi="zh_TW"/>
+          </w:rPr>
+          <w:rPr>
+            <w:color w:val="0000EE"/>
+            <w:u w:val="single"/>
+          </w:rPr>
+          <w:t>出30:11–16</w:t>
+        </w:r>
+      </w:hyperlink>
+      <w:r>
+        <w:rPr>
+          <w:lang w:val="zh_TW" w:bidi="zh_TW"/>
+        </w:rPr>
+        <w:t>）</w:t>
+      </w:r>
+      <w:r>
+        <w:rPr>
+          <w:lang w:val="zh_TW" w:bidi="zh_TW"/>
+        </w:rPr>
+        <w:t>，每年都要支付半舍客勒來支持耶路撒冷的聖殿</w:t>
+      </w:r>
+      <w:r>
+        <w:rPr>
+          <w:lang w:val="zh_TW" w:bidi="zh_TW"/>
+        </w:rPr>
+        <w:t>（</w:t>
+      </w:r>
+      <w:hyperlink r:id="rId58">
+        <w:r>
+          <w:rPr>
+            <w:lang w:val="zh_TW" w:bidi="zh_TW"/>
+          </w:rPr>
+          <w:rPr>
+            <w:color w:val="0000EE"/>
+            <w:u w:val="single"/>
+          </w:rPr>
+          <w:t>太17:24</w:t>
+        </w:r>
+      </w:hyperlink>
+      <w:r>
+        <w:rPr>
+          <w:lang w:val="zh_TW" w:bidi="zh_TW"/>
+        </w:rPr>
+        <w:t>）。</w:t>
+      </w:r>
+      <w:r>
+        <w:rPr>
+          <w:lang w:val="zh_TW" w:bidi="zh_TW"/>
+        </w:rPr>
+        <w:t>即使在公元70年聖殿被毀後，這項傳統仍然持續</w:t>
+      </w:r>
+      <w:r>
+        <w:rPr>
+          <w:lang w:val="zh_TW" w:bidi="zh_TW"/>
+        </w:rPr>
+        <w:t>。耶穌</w:t>
+      </w:r>
+      <w:r>
+        <w:rPr>
+          <w:lang w:val="zh_TW" w:bidi="zh_TW"/>
+        </w:rPr>
+        <w:t>曾被問及關於這項稅收的問題</w:t>
+      </w:r>
+      <w:r>
+        <w:rPr>
+          <w:lang w:val="zh_TW" w:bidi="zh_TW"/>
+        </w:rPr>
+        <w:t>（</w:t>
+      </w:r>
+      <w:hyperlink r:id="rId78">
+        <w:r>
+          <w:rPr>
+            <w:lang w:val="zh_TW" w:bidi="zh_TW"/>
+          </w:rPr>
+          <w:rPr>
+            <w:color w:val="0000EE"/>
+            <w:u w:val="single"/>
+          </w:rPr>
+          <w:t>太17:25</w:t>
+        </w:r>
+      </w:hyperlink>
+      <w:r>
+        <w:rPr>
+          <w:lang w:val="zh_TW" w:bidi="zh_TW"/>
+        </w:rPr>
+        <w:t>），以及向羅馬繳稅</w:t>
+      </w:r>
+      <w:r>
+        <w:rPr>
+          <w:lang w:val="zh_TW" w:bidi="zh_TW"/>
+        </w:rPr>
+        <w:t>是否合法</w:t>
+      </w:r>
+      <w:r>
+        <w:rPr>
+          <w:lang w:val="zh_TW" w:bidi="zh_TW"/>
+        </w:rPr>
+        <w:t>（</w:t>
+      </w:r>
+      <w:hyperlink r:id="rId79">
+        <w:r>
+          <w:rPr>
+            <w:lang w:val="zh_TW" w:bidi="zh_TW"/>
+          </w:rPr>
+          <w:rPr>
+            <w:color w:val="0000EE"/>
+            <w:u w:val="single"/>
+          </w:rPr>
+          <w:t>太22:17</w:t>
+        </w:r>
+      </w:hyperlink>
+      <w:r>
+        <w:rPr>
+          <w:lang w:val="zh_TW" w:bidi="zh_TW"/>
+        </w:rPr>
+        <w:t>；</w:t>
+      </w:r>
+      <w:hyperlink r:id="rId80">
+        <w:r>
+          <w:rPr>
+            <w:lang w:val="zh_TW" w:bidi="zh_TW"/>
+          </w:rPr>
+          <w:rPr>
+            <w:color w:val="0000EE"/>
+            <w:u w:val="single"/>
+          </w:rPr>
+          <w:t>可12:14–15</w:t>
+        </w:r>
+      </w:hyperlink>
+      <w:r>
+        <w:rPr>
+          <w:lang w:val="zh_TW" w:bidi="zh_TW"/>
+        </w:rPr>
+        <w:t>；</w:t>
+      </w:r>
+      <w:hyperlink r:id="rId81">
+        <w:r>
+          <w:rPr>
+            <w:lang w:val="zh_TW" w:bidi="zh_TW"/>
+          </w:rPr>
+          <w:rPr>
+            <w:color w:val="0000EE"/>
+            <w:u w:val="single"/>
+          </w:rPr>
+          <w:t>路20:22</w:t>
+        </w:r>
+      </w:hyperlink>
+      <w:r>
+        <w:rPr>
+          <w:lang w:val="zh_TW" w:bidi="zh_TW"/>
+        </w:rPr>
+        <w:t>）。儘管耶穌</w:t>
+      </w:r>
+      <w:r>
+        <w:rPr>
+          <w:lang w:val="zh_TW" w:bidi="zh_TW"/>
+        </w:rPr>
+        <w:t>以著名的回答──</w:t>
+      </w:r>
+      <w:r>
+        <w:rPr>
+          <w:lang w:val="zh_TW" w:bidi="zh_TW"/>
+        </w:rPr>
+        <w:t>「</w:t>
+      </w:r>
+      <w:r>
+        <w:rPr>
+          <w:lang w:val="zh_TW" w:bidi="zh_TW"/>
+        </w:rPr>
+        <w:t>凱撒的物當歸給凱撒；神的物當歸給神</w:t>
+      </w:r>
+      <w:r>
+        <w:rPr>
+          <w:lang w:val="zh_TW" w:bidi="zh_TW"/>
+        </w:rPr>
+        <w:t>」 (</w:t>
+      </w:r>
+      <w:hyperlink r:id="rId82">
+        <w:r>
+          <w:rPr>
+            <w:lang w:val="zh_TW" w:bidi="zh_TW"/>
+          </w:rPr>
+          <w:rPr>
+            <w:color w:val="0000EE"/>
+            <w:u w:val="single"/>
+          </w:rPr>
+          <w:t>太22:21</w:t>
+        </w:r>
+      </w:hyperlink>
+      <w:r>
+        <w:rPr>
+          <w:lang w:val="zh_TW" w:bidi="zh_TW"/>
+        </w:rPr>
+        <w:t>；</w:t>
+      </w:r>
+      <w:hyperlink r:id="rId83">
+        <w:r>
+          <w:rPr>
+            <w:lang w:val="zh_TW" w:bidi="zh_TW"/>
+          </w:rPr>
+          <w:rPr>
+            <w:color w:val="0000EE"/>
+            <w:u w:val="single"/>
+          </w:rPr>
+          <w:t>可12:17</w:t>
+        </w:r>
+      </w:hyperlink>
+      <w:r>
+        <w:rPr>
+          <w:lang w:val="zh_TW" w:bidi="zh_TW"/>
+        </w:rPr>
+        <w:t>；</w:t>
+      </w:r>
+      <w:hyperlink r:id="rId84">
+        <w:r>
+          <w:rPr>
+            <w:lang w:val="zh_TW" w:bidi="zh_TW"/>
+          </w:rPr>
+          <w:rPr>
+            <w:color w:val="0000EE"/>
+            <w:u w:val="single"/>
+          </w:rPr>
+          <w:t xml:space="preserve">路 20:25) </w:t>
+        </w:r>
+      </w:hyperlink>
+      <w:r>
+        <w:rPr>
+          <w:lang w:val="zh_TW" w:bidi="zh_TW"/>
+        </w:rPr>
+        <w:t>──回應 ，但他仍在彼拉多面前被指控禁止納稅給凱撒（</w:t>
+      </w:r>
+      <w:hyperlink r:id="rId85">
+        <w:r>
+          <w:rPr>
+            <w:lang w:val="zh_TW" w:bidi="zh_TW"/>
+          </w:rPr>
+          <w:rPr>
+            <w:color w:val="0000EE"/>
+            <w:u w:val="single"/>
+          </w:rPr>
+          <w:t>路23:2</w:t>
+        </w:r>
+      </w:hyperlink>
+      <w:r>
+        <w:rPr>
+          <w:lang w:val="zh_TW" w:bidi="zh_TW"/>
+        </w:rPr>
+        <w:t>）。早期教會也支持將納稅視為公民義務（</w:t>
+      </w:r>
+      <w:hyperlink r:id="rId86">
+        <w:r>
+          <w:rPr>
+            <w:lang w:val="zh_TW" w:bidi="zh_TW"/>
+          </w:rPr>
+          <w:rPr>
+            <w:color w:val="0000EE"/>
+            <w:u w:val="single"/>
+          </w:rPr>
+          <w:t>羅13:5–7</w:t>
+        </w:r>
+      </w:hyperlink>
+      <w:r>
+        <w:rPr>
+          <w:lang w:val="zh_TW" w:bidi="zh_TW"/>
+        </w:rPr>
+        <w:t>）。</w:t>
+      </w:r>
+    </w:p>
+    <w:p>
+      <w:pPr/>
+      <w:r>
+        <w:rPr>
+          <w:lang w:val="zh_TW" w:bidi="zh_TW"/>
+        </w:rPr>
+      </w:r>
+      <w:r>
+        <w:rPr>
+          <w:i/>
+          <w:lang w:val="zh_TW" w:bidi="zh_TW"/>
+        </w:rPr>
+        <w:t>另見</w:t>
+      </w:r>
+      <w:r>
+        <w:rPr>
+          <w:lang w:val="zh_TW" w:bidi="zh_TW"/>
+        </w:rPr>
+        <w:t xml:space="preserve"> </w:t>
+      </w:r>
+      <w:r>
+        <w:rPr>
+          <w:lang w:val="zh_TW" w:bidi="zh_TW"/>
+        </w:rPr>
+        <w:t>金錢</w:t>
+      </w:r>
+      <w:r>
+        <w:rPr>
+          <w:lang w:val="zh_TW" w:bidi="zh_TW"/>
+        </w:rPr>
+        <w:t>、</w:t>
+      </w:r>
+      <w:r>
+        <w:rPr>
+          <w:lang w:val="zh_TW" w:bidi="zh_TW"/>
+        </w:rPr>
+        <w:t>銀行家，銀行業</w:t>
+      </w:r>
+      <w:r>
+        <w:rPr>
+          <w:lang w:val="zh_TW" w:bidi="zh_TW"/>
+        </w:rPr>
+        <w:t>、</w:t>
+      </w:r>
+      <w:r>
+        <w:rPr>
+          <w:lang w:val="zh_TW" w:bidi="zh_TW"/>
+        </w:rPr>
+        <w:t>稅吏</w:t>
+      </w:r>
+      <w:r>
+        <w:rPr>
+          <w:lang w:val="zh_TW" w:bidi="zh_TW"/>
+        </w:rPr>
+        <w:t>。</w:t>
+      </w:r>
+      <w:r>
+        <w:rPr>
+          <w:lang w:val="zh_TW" w:bidi="zh_TW"/>
+        </w:rPr>
+      </w:r>
+      <w:r>
+        <w:rPr>
+          <w:lang w:val="zh_TW" w:bidi="zh_TW"/>
+        </w:rPr>
+      </w:r>
+    </w:p>
+    <w:p>
+      <w:pPr/>
+      <w:r>
+        <w:rPr>
+          <w:lang w:val="zh_TW" w:bidi="zh_TW"/>
+        </w:rPr>
+      </w:r>
+    </w:p>
+    <w:p>
+      <w:pPr>
+        <w:pStyle w:val="Heading2"/>
+      </w:pPr>
+      <w:r>
+        <w:rPr>
+          <w:lang w:val="zh_TW" w:bidi="zh_TW"/>
+        </w:rPr>
+        <w:t>睡覺</w:t>
+      </w:r>
+      <w:r>
+        <w:rPr>
+          <w:lang w:val="zh_TW" w:bidi="zh_TW"/>
+        </w:rPr>
+      </w:r>
+    </w:p>
+    <w:p>
+      <w:pPr/>
+      <w:r>
+        <w:rPr>
+          <w:lang w:val="zh_TW" w:bidi="zh_TW"/>
+        </w:rPr>
+      </w:r>
+      <w:r>
+        <w:rPr>
+          <w:lang w:val="zh_TW" w:bidi="zh_TW"/>
+        </w:rPr>
+        <w:t>身心的自然休息狀態。在聖經中，睡覺可以有三個意義：</w:t>
+      </w:r>
+    </w:p>
+    <w:p>
+      <w:pPr>
+        <w:pStyle w:val="ListNumber"/>
+        <w:numPr>
+          <w:ilvl w:val="0"/>
+          <w:numId w:val="14"/>
+        </w:numPr>
+        <w:spacing w:line="240" w:lineRule="auto"/>
+        <w:ind w:left="720"/>
+      </w:pPr>
+      <w:r>
+        <w:rPr>
+          <w:lang w:val="zh_TW" w:bidi="zh_TW"/>
+        </w:rPr>
+      </w:r>
+      <w:r>
+        <w:rPr>
+          <w:lang w:val="zh_TW" w:bidi="zh_TW"/>
+        </w:rPr>
+        <w:t>身體的休息</w:t>
+      </w:r>
+    </w:p>
+    <w:p>
+      <w:pPr>
+        <w:pStyle w:val="ListNumber"/>
+        <w:spacing w:line="240" w:lineRule="auto"/>
+        <w:ind w:left="720"/>
+      </w:pPr>
+      <w:r>
+        <w:rPr>
+          <w:lang w:val="zh_TW" w:bidi="zh_TW"/>
+        </w:rPr>
+      </w:r>
+      <w:r>
+        <w:rPr>
+          <w:lang w:val="zh_TW" w:bidi="zh_TW"/>
+        </w:rPr>
+        <w:t>道德或屬靈上無所作為</w:t>
+      </w:r>
+    </w:p>
+    <w:p>
+      <w:pPr>
+        <w:pStyle w:val="ListNumber"/>
+        <w:spacing w:line="240" w:lineRule="auto"/>
+        <w:ind w:left="720"/>
+      </w:pPr>
+      <w:r>
+        <w:rPr>
+          <w:lang w:val="zh_TW" w:bidi="zh_TW"/>
+        </w:rPr>
+      </w:r>
+      <w:r>
+        <w:rPr>
+          <w:lang w:val="zh_TW" w:bidi="zh_TW"/>
+        </w:rPr>
+        <w:t>死亡</w:t>
+      </w:r>
+    </w:p>
+    <w:p>
+      <w:pPr>
+        <w:pStyle w:val="Heading3"/>
+      </w:pPr>
+      <w:r>
+        <w:rPr>
+          <w:lang w:val="zh_TW" w:bidi="zh_TW"/>
+        </w:rPr>
+        <w:t>睡覺作為身體的需求</w:t>
+      </w:r>
+    </w:p>
+    <w:p>
+      <w:pPr/>
+      <w:r>
+        <w:rPr>
+          <w:lang w:val="zh_TW" w:bidi="zh_TW"/>
+        </w:rPr>
+      </w:r>
+      <w:r>
+        <w:rPr>
+          <w:lang w:val="zh_TW" w:bidi="zh_TW"/>
+        </w:rPr>
+        <w:t>人類身體所需的睡眠，被視為神所賜予珍貴的禮物（</w:t>
+      </w:r>
+      <w:hyperlink r:id="rId87">
+        <w:r>
+          <w:rPr>
+            <w:lang w:val="zh_TW" w:bidi="zh_TW"/>
+          </w:rPr>
+          <w:rPr>
+            <w:color w:val="0000EE"/>
+            <w:u w:val="single"/>
+          </w:rPr>
+          <w:t>詩4:8</w:t>
+        </w:r>
+      </w:hyperlink>
+      <w:r>
+        <w:rPr>
+          <w:lang w:val="zh_TW" w:bidi="zh_TW"/>
+        </w:rPr>
+        <w:t>，</w:t>
+      </w:r>
+      <w:hyperlink r:id="rId88">
+        <w:r>
+          <w:rPr>
+            <w:lang w:val="zh_TW" w:bidi="zh_TW"/>
+          </w:rPr>
+          <w:rPr>
+            <w:color w:val="0000EE"/>
+            <w:u w:val="single"/>
+          </w:rPr>
+          <w:t>127:2</w:t>
+        </w:r>
+      </w:hyperlink>
+      <w:r>
+        <w:rPr>
+          <w:lang w:val="zh_TW" w:bidi="zh_TW"/>
+        </w:rPr>
+        <w:t>）。神可以選擇某人，使他失眠，以達成祂的目的（</w:t>
+      </w:r>
+      <w:hyperlink r:id="rId89">
+        <w:r>
+          <w:rPr>
+            <w:lang w:val="zh_TW" w:bidi="zh_TW"/>
+          </w:rPr>
+          <w:rPr>
+            <w:color w:val="0000EE"/>
+            <w:u w:val="single"/>
+          </w:rPr>
+          <w:t>斯6:1</w:t>
+        </w:r>
+      </w:hyperlink>
+      <w:r>
+        <w:rPr>
+          <w:lang w:val="zh_TW" w:bidi="zh_TW"/>
+        </w:rPr>
+        <w:t>；</w:t>
+      </w:r>
+      <w:hyperlink r:id="rId90">
+        <w:r>
+          <w:rPr>
+            <w:lang w:val="zh_TW" w:bidi="zh_TW"/>
+          </w:rPr>
+          <w:rPr>
+            <w:color w:val="0000EE"/>
+            <w:u w:val="single"/>
+          </w:rPr>
+          <w:t>但6:18</w:t>
+        </w:r>
+      </w:hyperlink>
+      <w:r>
+        <w:rPr>
+          <w:lang w:val="zh_TW" w:bidi="zh_TW"/>
+        </w:rPr>
+        <w:t>）。神也可能賜人沉睡（</w:t>
+      </w:r>
+      <w:hyperlink r:id="rId91">
+        <w:r>
+          <w:rPr>
+            <w:lang w:val="zh_TW" w:bidi="zh_TW"/>
+          </w:rPr>
+          <w:rPr>
+            <w:color w:val="0000EE"/>
+            <w:u w:val="single"/>
+          </w:rPr>
+          <w:t>創2:21</w:t>
+        </w:r>
+      </w:hyperlink>
+      <w:r>
+        <w:rPr>
+          <w:lang w:val="zh_TW" w:bidi="zh_TW"/>
+        </w:rPr>
+        <w:t>，</w:t>
+      </w:r>
+      <w:hyperlink r:id="rId92">
+        <w:r>
+          <w:rPr>
+            <w:lang w:val="zh_TW" w:bidi="zh_TW"/>
+          </w:rPr>
+          <w:rPr>
+            <w:color w:val="0000EE"/>
+            <w:u w:val="single"/>
+          </w:rPr>
+          <w:t>15:12</w:t>
+        </w:r>
+      </w:hyperlink>
+      <w:r>
+        <w:rPr>
+          <w:lang w:val="zh_TW" w:bidi="zh_TW"/>
+        </w:rPr>
+        <w:t>；</w:t>
+      </w:r>
+      <w:hyperlink r:id="rId93">
+        <w:r>
+          <w:rPr>
+            <w:lang w:val="zh_TW" w:bidi="zh_TW"/>
+          </w:rPr>
+          <w:rPr>
+            <w:color w:val="0000EE"/>
+            <w:u w:val="single"/>
+          </w:rPr>
+          <w:t>撒上26:12</w:t>
+        </w:r>
+      </w:hyperlink>
+      <w:r>
+        <w:rPr>
+          <w:lang w:val="zh_TW" w:bidi="zh_TW"/>
+        </w:rPr>
+        <w:t>）。人在睡覺時，神可能會在夢或異象中顯示祂的旨意（例如：</w:t>
+      </w:r>
+      <w:hyperlink r:id="rId94">
+        <w:r>
+          <w:rPr>
+            <w:lang w:val="zh_TW" w:bidi="zh_TW"/>
+          </w:rPr>
+          <w:rPr>
+            <w:color w:val="0000EE"/>
+            <w:u w:val="single"/>
+          </w:rPr>
+          <w:t>創28:11–16</w:t>
+        </w:r>
+      </w:hyperlink>
+      <w:r>
+        <w:rPr>
+          <w:lang w:val="zh_TW" w:bidi="zh_TW"/>
+        </w:rPr>
+        <w:t>；</w:t>
+      </w:r>
+      <w:hyperlink r:id="rId95">
+        <w:r>
+          <w:rPr>
+            <w:lang w:val="zh_TW" w:bidi="zh_TW"/>
+          </w:rPr>
+          <w:rPr>
+            <w:color w:val="0000EE"/>
+            <w:u w:val="single"/>
+          </w:rPr>
+          <w:t>伯4:13–17</w:t>
+        </w:r>
+      </w:hyperlink>
+      <w:r>
+        <w:rPr>
+          <w:lang w:val="zh_TW" w:bidi="zh_TW"/>
+        </w:rPr>
+        <w:t>；</w:t>
+      </w:r>
+      <w:hyperlink r:id="rId96">
+        <w:r>
+          <w:rPr>
+            <w:lang w:val="zh_TW" w:bidi="zh_TW"/>
+          </w:rPr>
+          <w:rPr>
+            <w:color w:val="0000EE"/>
+            <w:u w:val="single"/>
+          </w:rPr>
+          <w:t>太1:20–24</w:t>
+        </w:r>
+      </w:hyperlink>
+      <w:r>
+        <w:rPr>
+          <w:lang w:val="zh_TW" w:bidi="zh_TW"/>
+        </w:rPr>
+        <w:t>）。</w:t>
+      </w:r>
+    </w:p>
+    <w:p>
+      <w:pPr/>
+      <w:r>
+        <w:rPr>
+          <w:lang w:val="zh_TW" w:bidi="zh_TW"/>
+        </w:rPr>
+      </w:r>
+      <w:r>
+        <w:rPr>
+          <w:lang w:val="zh_TW" w:bidi="zh_TW"/>
+        </w:rPr>
+        <w:t>箴言警告，人若沉迷睡覺，會導致生命缺乏紀律。例如，有一則箴言說：「</w:t>
+      </w:r>
+      <w:r>
+        <w:rPr>
+          <w:lang w:val="zh_TW" w:bidi="zh_TW"/>
+        </w:rPr>
+        <w:t>不要貪睡，免致貧窮； 眼要睜開，你就吃飽。</w:t>
+      </w:r>
+      <w:r>
+        <w:rPr>
+          <w:lang w:val="zh_TW" w:bidi="zh_TW"/>
+        </w:rPr>
+        <w:t>」（</w:t>
+      </w:r>
+      <w:hyperlink r:id="rId97">
+        <w:r>
+          <w:rPr>
+            <w:lang w:val="zh_TW" w:bidi="zh_TW"/>
+          </w:rPr>
+          <w:rPr>
+            <w:color w:val="0000EE"/>
+            <w:u w:val="single"/>
+          </w:rPr>
+          <w:t>箴20:13</w:t>
+        </w:r>
+      </w:hyperlink>
+      <w:r>
+        <w:rPr>
+          <w:lang w:val="zh_TW" w:bidi="zh_TW"/>
+        </w:rPr>
+        <w:t>；另見</w:t>
+      </w:r>
+      <w:hyperlink r:id="rId98">
+        <w:r>
+          <w:rPr>
+            <w:lang w:val="zh_TW" w:bidi="zh_TW"/>
+          </w:rPr>
+          <w:rPr>
+            <w:color w:val="0000EE"/>
+            <w:u w:val="single"/>
+          </w:rPr>
+          <w:t>6:9–11</w:t>
+        </w:r>
+      </w:hyperlink>
+      <w:r>
+        <w:rPr>
+          <w:lang w:val="zh_TW" w:bidi="zh_TW"/>
+        </w:rPr>
+        <w:t>，</w:t>
+      </w:r>
+      <w:hyperlink r:id="rId99">
+        <w:r>
+          <w:rPr>
+            <w:lang w:val="zh_TW" w:bidi="zh_TW"/>
+          </w:rPr>
+          <w:rPr>
+            <w:color w:val="0000EE"/>
+            <w:u w:val="single"/>
+          </w:rPr>
+          <w:t>10:5</w:t>
+        </w:r>
+      </w:hyperlink>
+      <w:r>
+        <w:rPr>
+          <w:lang w:val="zh_TW" w:bidi="zh_TW"/>
+        </w:rPr>
+        <w:t>，</w:t>
+      </w:r>
+      <w:hyperlink r:id="rId100">
+        <w:r>
+          <w:rPr>
+            <w:lang w:val="zh_TW" w:bidi="zh_TW"/>
+          </w:rPr>
+          <w:rPr>
+            <w:color w:val="0000EE"/>
+            <w:u w:val="single"/>
+          </w:rPr>
+          <w:t>24:32–34</w:t>
+        </w:r>
+      </w:hyperlink>
+      <w:r>
+        <w:rPr>
+          <w:lang w:val="zh_TW" w:bidi="zh_TW"/>
+        </w:rPr>
+        <w:t>）。</w:t>
+      </w:r>
+    </w:p>
+    <w:p>
+      <w:pPr>
+        <w:pStyle w:val="Heading3"/>
+      </w:pPr>
+      <w:r>
+        <w:rPr>
+          <w:lang w:val="zh_TW" w:bidi="zh_TW"/>
+        </w:rPr>
+        <w:t>睡眠作為道德或屬靈的無所作為</w:t>
+      </w:r>
+    </w:p>
+    <w:p>
+      <w:pPr/>
+      <w:r>
+        <w:rPr>
+          <w:lang w:val="zh_TW" w:bidi="zh_TW"/>
+        </w:rPr>
+      </w:r>
+      <w:r>
+        <w:rPr>
+          <w:lang w:val="zh_TW" w:bidi="zh_TW"/>
+        </w:rPr>
+        <w:t>從象徵角度來說，睡眠用來表達懶惰、粗心和不活躍。</w:t>
+      </w:r>
+      <w:hyperlink r:id="rId101">
+        <w:r>
+          <w:rPr>
+            <w:lang w:val="zh_TW" w:bidi="zh_TW"/>
+          </w:rPr>
+          <w:rPr>
+            <w:color w:val="0000EE"/>
+            <w:u w:val="single"/>
+          </w:rPr>
+          <w:t>以賽亞書五十六章10節</w:t>
+        </w:r>
+      </w:hyperlink>
+      <w:r>
+        <w:rPr>
+          <w:lang w:val="zh_TW" w:bidi="zh_TW"/>
+        </w:rPr>
+        <w:t>提到未盡責成為領袖，帶領神子民的人：「</w:t>
+      </w:r>
+      <w:r>
+        <w:rPr>
+          <w:lang w:val="zh_TW" w:bidi="zh_TW"/>
+        </w:rPr>
+        <w:t>他看守的人是瞎眼的</w:t>
+      </w:r>
+      <w:r>
+        <w:rPr>
+          <w:lang w:val="zh_TW" w:bidi="zh_TW"/>
+        </w:rPr>
+        <w:t>......</w:t>
+      </w:r>
+      <w:r>
+        <w:rPr>
+          <w:lang w:val="zh_TW" w:bidi="zh_TW"/>
+        </w:rPr>
+        <w:t>但知做夢，躺臥，貪睡</w:t>
+      </w:r>
+      <w:r>
+        <w:rPr>
+          <w:lang w:val="zh_TW" w:bidi="zh_TW"/>
+        </w:rPr>
+        <w:t>」。在新約聖經中，主的僕人應保持警醒，以便他們的主人來時，不會發現他們在睡覺（</w:t>
+      </w:r>
+      <w:hyperlink r:id="rId102">
+        <w:r>
+          <w:rPr>
+            <w:lang w:val="zh_TW" w:bidi="zh_TW"/>
+          </w:rPr>
+          <w:rPr>
+            <w:color w:val="0000EE"/>
+            <w:u w:val="single"/>
+          </w:rPr>
+          <w:t>可13:35–37</w:t>
+        </w:r>
+      </w:hyperlink>
+      <w:r>
+        <w:rPr>
+          <w:lang w:val="zh_TW" w:bidi="zh_TW"/>
+        </w:rPr>
+        <w:t>；另見</w:t>
+      </w:r>
+      <w:hyperlink r:id="rId103">
+        <w:r>
+          <w:rPr>
+            <w:lang w:val="zh_TW" w:bidi="zh_TW"/>
+          </w:rPr>
+          <w:rPr>
+            <w:color w:val="0000EE"/>
+            <w:u w:val="single"/>
+          </w:rPr>
+          <w:t>太25:1–13</w:t>
+        </w:r>
+      </w:hyperlink>
+      <w:r>
+        <w:rPr>
+          <w:lang w:val="zh_TW" w:bidi="zh_TW"/>
+        </w:rPr>
+        <w:t>，</w:t>
+      </w:r>
+      <w:hyperlink r:id="rId104">
+        <w:r>
+          <w:rPr>
+            <w:lang w:val="zh_TW" w:bidi="zh_TW"/>
+          </w:rPr>
+          <w:rPr>
+            <w:color w:val="0000EE"/>
+            <w:u w:val="single"/>
+          </w:rPr>
+          <w:t>26:40–46</w:t>
+        </w:r>
+      </w:hyperlink>
+      <w:r>
+        <w:rPr>
+          <w:lang w:val="zh_TW" w:bidi="zh_TW"/>
+        </w:rPr>
+        <w:t>）。在新約聖經的書信中，保羅經常提醒信徒應在屬靈上警醒：</w:t>
+      </w:r>
+    </w:p>
+    <w:p>
+      <w:pPr>
+        <w:pStyle w:val="ListBullet"/>
+        <w:spacing w:line="240" w:lineRule="auto"/>
+        <w:ind w:left="720"/>
+      </w:pPr>
+      <w:r>
+        <w:rPr>
+          <w:lang w:val="zh_TW" w:bidi="zh_TW"/>
+        </w:rPr>
+      </w:r>
+      <w:r>
+        <w:rPr>
+          <w:lang w:val="zh_TW" w:bidi="zh_TW"/>
+        </w:rPr>
+        <w:t>「</w:t>
+      </w:r>
+      <w:r>
+        <w:rPr>
+          <w:lang w:val="zh_TW" w:bidi="zh_TW"/>
+        </w:rPr>
+        <w:t>你這睡着的人當醒過來， 從死裏復活！基督就要光照你了。</w:t>
+      </w:r>
+      <w:r>
+        <w:rPr>
+          <w:lang w:val="zh_TW" w:bidi="zh_TW"/>
+        </w:rPr>
+        <w:t>」（</w:t>
+      </w:r>
+      <w:hyperlink r:id="rId105">
+        <w:r>
+          <w:rPr>
+            <w:lang w:val="zh_TW" w:bidi="zh_TW"/>
+          </w:rPr>
+          <w:rPr>
+            <w:color w:val="0000EE"/>
+            <w:u w:val="single"/>
+          </w:rPr>
+          <w:t>弗5:14</w:t>
+        </w:r>
+      </w:hyperlink>
+      <w:r>
+        <w:rPr>
+          <w:lang w:val="zh_TW" w:bidi="zh_TW"/>
+        </w:rPr>
+        <w:t>）。</w:t>
+      </w:r>
+    </w:p>
+    <w:p>
+      <w:pPr>
+        <w:pStyle w:val="ListBullet"/>
+        <w:spacing w:line="240" w:lineRule="auto"/>
+        <w:ind w:left="720"/>
+      </w:pPr>
+      <w:r>
+        <w:rPr>
+          <w:lang w:val="zh_TW" w:bidi="zh_TW"/>
+        </w:rPr>
+      </w:r>
+      <w:r>
+        <w:rPr>
+          <w:lang w:val="zh_TW" w:bidi="zh_TW"/>
+        </w:rPr>
+        <w:t>「</w:t>
+      </w:r>
+      <w:r>
+        <w:rPr>
+          <w:lang w:val="zh_TW" w:bidi="zh_TW"/>
+        </w:rPr>
+        <w:t>所以，我們不要睡覺像別人一樣，總要警醒謹守。</w:t>
+      </w:r>
+      <w:r>
+        <w:rPr>
+          <w:lang w:val="zh_TW" w:bidi="zh_TW"/>
+        </w:rPr>
+        <w:t>」（</w:t>
+      </w:r>
+      <w:hyperlink r:id="rId106">
+        <w:r>
+          <w:rPr>
+            <w:lang w:val="zh_TW" w:bidi="zh_TW"/>
+          </w:rPr>
+          <w:rPr>
+            <w:color w:val="0000EE"/>
+            <w:u w:val="single"/>
+          </w:rPr>
+          <w:t>帖前5:6</w:t>
+        </w:r>
+      </w:hyperlink>
+      <w:r>
+        <w:rPr>
+          <w:lang w:val="zh_TW" w:bidi="zh_TW"/>
+        </w:rPr>
+        <w:t>）。</w:t>
+      </w:r>
+    </w:p>
+    <w:p>
+      <w:pPr>
+        <w:pStyle w:val="Heading3"/>
+      </w:pPr>
+      <w:r>
+        <w:rPr>
+          <w:lang w:val="zh_TW" w:bidi="zh_TW"/>
+        </w:rPr>
+        <w:t>睡眠如同死亡</w:t>
+      </w:r>
+    </w:p>
+    <w:p>
+      <w:pPr/>
+      <w:r>
+        <w:rPr>
+          <w:lang w:val="zh_TW" w:bidi="zh_TW"/>
+        </w:rPr>
+      </w:r>
+      <w:r>
+        <w:rPr>
+          <w:lang w:val="zh_TW" w:bidi="zh_TW"/>
+        </w:rPr>
+        <w:t>聖經經常將死亡比作睡眠。在舊約聖經中，當一個人去世時，通常說他與他的列祖同睡（例如</w:t>
+      </w:r>
+      <w:hyperlink r:id="rId107">
+        <w:r>
+          <w:rPr>
+            <w:lang w:val="zh_TW" w:bidi="zh_TW"/>
+          </w:rPr>
+          <w:rPr>
+            <w:color w:val="0000EE"/>
+            <w:u w:val="single"/>
+          </w:rPr>
+          <w:t>申31:16</w:t>
+        </w:r>
+      </w:hyperlink>
+      <w:r>
+        <w:rPr>
+          <w:lang w:val="zh_TW" w:bidi="zh_TW"/>
+        </w:rPr>
+        <w:t>；</w:t>
+      </w:r>
+      <w:hyperlink r:id="rId108">
+        <w:r>
+          <w:rPr>
+            <w:lang w:val="zh_TW" w:bidi="zh_TW"/>
+          </w:rPr>
+          <w:rPr>
+            <w:color w:val="0000EE"/>
+            <w:u w:val="single"/>
+          </w:rPr>
+          <w:t>撒下7:12</w:t>
+        </w:r>
+      </w:hyperlink>
+      <w:r>
+        <w:rPr>
+          <w:lang w:val="zh_TW" w:bidi="zh_TW"/>
+        </w:rPr>
+        <w:t>）。</w:t>
+      </w:r>
+    </w:p>
+    <w:p>
+      <w:pPr/>
+      <w:r>
+        <w:rPr>
+          <w:lang w:val="zh_TW" w:bidi="zh_TW"/>
+        </w:rPr>
+      </w:r>
+      <w:r>
+        <w:rPr>
+          <w:lang w:val="zh_TW" w:bidi="zh_TW"/>
+        </w:rPr>
+        <w:t>耶穌將死亡比作睡眠（</w:t>
+      </w:r>
+      <w:hyperlink r:id="rId109">
+        <w:r>
+          <w:rPr>
+            <w:lang w:val="zh_TW" w:bidi="zh_TW"/>
+          </w:rPr>
+          <w:rPr>
+            <w:color w:val="0000EE"/>
+            <w:u w:val="single"/>
+          </w:rPr>
+          <w:t>太9:24</w:t>
+        </w:r>
+      </w:hyperlink>
+      <w:r>
+        <w:rPr>
+          <w:lang w:val="zh_TW" w:bidi="zh_TW"/>
+        </w:rPr>
+        <w:t>；</w:t>
+      </w:r>
+      <w:hyperlink r:id="rId110">
+        <w:r>
+          <w:rPr>
+            <w:lang w:val="zh_TW" w:bidi="zh_TW"/>
+          </w:rPr>
+          <w:rPr>
+            <w:color w:val="0000EE"/>
+            <w:u w:val="single"/>
+          </w:rPr>
+          <w:t>約11:11</w:t>
+        </w:r>
+      </w:hyperlink>
+      <w:r>
+        <w:rPr>
+          <w:lang w:val="zh_TW" w:bidi="zh_TW"/>
+        </w:rPr>
+        <w:t>），使徒保羅也是如此（</w:t>
+      </w:r>
+      <w:hyperlink r:id="rId111">
+        <w:r>
+          <w:rPr>
+            <w:lang w:val="zh_TW" w:bidi="zh_TW"/>
+          </w:rPr>
+          <w:rPr>
+            <w:color w:val="0000EE"/>
+            <w:u w:val="single"/>
+          </w:rPr>
+          <w:t>林前11:30</w:t>
+        </w:r>
+      </w:hyperlink>
+      <w:r>
+        <w:rPr>
+          <w:lang w:val="zh_TW" w:bidi="zh_TW"/>
+        </w:rPr>
+        <w:t>，</w:t>
+      </w:r>
+      <w:hyperlink r:id="rId112">
+        <w:r>
+          <w:rPr>
+            <w:lang w:val="zh_TW" w:bidi="zh_TW"/>
+          </w:rPr>
+          <w:rPr>
+            <w:color w:val="0000EE"/>
+            <w:u w:val="single"/>
+          </w:rPr>
+          <w:t>15:20、51</w:t>
+        </w:r>
+      </w:hyperlink>
+      <w:r>
+        <w:rPr>
+          <w:lang w:val="zh_TW" w:bidi="zh_TW"/>
+        </w:rPr>
+        <w:t>；</w:t>
+      </w:r>
+      <w:hyperlink r:id="rId113">
+        <w:r>
+          <w:rPr>
+            <w:lang w:val="zh_TW" w:bidi="zh_TW"/>
+          </w:rPr>
+          <w:rPr>
+            <w:color w:val="0000EE"/>
+            <w:u w:val="single"/>
+          </w:rPr>
+          <w:t>帖前4:13–14</w:t>
+        </w:r>
+      </w:hyperlink>
+      <w:r>
+        <w:rPr>
+          <w:lang w:val="zh_TW" w:bidi="zh_TW"/>
+        </w:rPr>
+        <w:t>）。這些陳述中顯示了死亡的暫時性，因此它被稱為睡眠。甚至</w:t>
+      </w:r>
+      <w:hyperlink r:id="rId114">
+        <w:r>
+          <w:rPr>
+            <w:lang w:val="zh_TW" w:bidi="zh_TW"/>
+          </w:rPr>
+          <w:rPr>
+            <w:color w:val="0000EE"/>
+            <w:u w:val="single"/>
+          </w:rPr>
+          <w:t>但以理書十二章二節</w:t>
+        </w:r>
+      </w:hyperlink>
+      <w:r>
+        <w:rPr>
+          <w:lang w:val="zh_TW" w:bidi="zh_TW"/>
+        </w:rPr>
+        <w:t>也說死亡是睡眠，「</w:t>
+      </w:r>
+      <w:r>
+        <w:rPr>
+          <w:lang w:val="zh_TW" w:bidi="zh_TW"/>
+        </w:rPr>
+        <w:t>睡在塵埃中的，必有多人復醒。其中有得永生的，有受羞辱永遠被憎惡的。</w:t>
+      </w:r>
+      <w:r>
+        <w:rPr>
+          <w:lang w:val="zh_TW" w:bidi="zh_TW"/>
+        </w:rPr>
+        <w:t>」</w:t>
+      </w:r>
+    </w:p>
+    <w:p>
+      <w:pPr/>
+      <w:r>
+        <w:rPr>
+          <w:lang w:val="zh_TW" w:bidi="zh_TW"/>
+        </w:rPr>
+      </w:r>
+      <w:r>
+        <w:rPr>
+          <w:lang w:val="zh_TW" w:bidi="zh_TW"/>
+        </w:rPr>
+        <w:t>新約聖經中的其他段落更為具體，包括</w:t>
+      </w:r>
+      <w:hyperlink r:id="rId115">
+        <w:r>
+          <w:rPr>
+            <w:lang w:val="zh_TW" w:bidi="zh_TW"/>
+          </w:rPr>
+          <w:rPr>
+            <w:color w:val="0000EE"/>
+            <w:u w:val="single"/>
+          </w:rPr>
+          <w:t>路加福音二十三章43節</w:t>
+        </w:r>
+      </w:hyperlink>
+      <w:r>
+        <w:rPr>
+          <w:lang w:val="zh_TW" w:bidi="zh_TW"/>
+        </w:rPr>
+        <w:t>；</w:t>
+      </w:r>
+      <w:hyperlink r:id="rId116">
+        <w:r>
+          <w:rPr>
+            <w:lang w:val="zh_TW" w:bidi="zh_TW"/>
+          </w:rPr>
+          <w:rPr>
+            <w:color w:val="0000EE"/>
+            <w:u w:val="single"/>
+          </w:rPr>
+          <w:t>哥林多後書五章8節</w:t>
+        </w:r>
+      </w:hyperlink>
+      <w:r>
+        <w:rPr>
+          <w:lang w:val="zh_TW" w:bidi="zh_TW"/>
+        </w:rPr>
+        <w:t>；</w:t>
+      </w:r>
+      <w:hyperlink r:id="rId117">
+        <w:r>
+          <w:rPr>
+            <w:lang w:val="zh_TW" w:bidi="zh_TW"/>
+          </w:rPr>
+          <w:rPr>
+            <w:color w:val="0000EE"/>
+            <w:u w:val="single"/>
+          </w:rPr>
+          <w:t>腓利比書一章23節</w:t>
+        </w:r>
+      </w:hyperlink>
+      <w:r>
+        <w:rPr>
+          <w:lang w:val="zh_TW" w:bidi="zh_TW"/>
+        </w:rPr>
+        <w:t>和</w:t>
+      </w:r>
+      <w:hyperlink r:id="rId118">
+        <w:r>
+          <w:rPr>
+            <w:lang w:val="zh_TW" w:bidi="zh_TW"/>
+          </w:rPr>
+          <w:rPr>
+            <w:color w:val="0000EE"/>
+            <w:u w:val="single"/>
+          </w:rPr>
+          <w:t>帖撒羅尼迦前書五章13至14節</w:t>
+        </w:r>
+      </w:hyperlink>
+      <w:r>
+        <w:rPr>
+          <w:lang w:val="zh_TW" w:bidi="zh_TW"/>
+        </w:rPr>
+        <w:t>，其上下文的語境對我們理解聖經中死亡的意義，也十分重要。在上述路加福音的經文中，耶穌釘十字架時，曾對垂死的強盗說：「</w:t>
+      </w:r>
+      <w:r>
+        <w:rPr>
+          <w:lang w:val="zh_TW" w:bidi="zh_TW"/>
+        </w:rPr>
+        <w:t>今日你要同我在樂園裏了。</w:t>
+      </w:r>
+      <w:r>
+        <w:rPr>
+          <w:lang w:val="zh_TW" w:bidi="zh_TW"/>
+        </w:rPr>
+        <w:t>」在上述哥林多後書的例子中，保羅談到死亡對他來說是去「與主同住」。</w:t>
       </w:r>
       <w:r>
         <w:rPr>
@@ -2983,6 +5691,12 @@
   </w:num>
   <w:num w:numId="13" w16cid:durableId="592781308">
     <w:abstractNumId w:val="11"/>
+  </w:num>
+  <w:num w:numId="14">
+    <w:abstractNumId w:val="3"/>
+    <w:lvlOverride w:ilvl="0">
+      <w:startOverride w:val="1"/>
+    </w:lvlOverride>
   </w:num>
   <w:numIdMacAtCleanup w:val="10"/>
 </w:numbering>

--- a/zht/docx/144.content.docx
+++ b/zht/docx/144.content.docx
@@ -19,7 +19,7 @@
         <w:rPr>
           <w:lang w:val="zh_TW" w:bidi="zh_TW"/>
         </w:rPr>
-        <w:t>Resource: Tyndale Open Bible Dictionary</w:t>
+        <w:t>Resource: Aquifer Open Bible Dictionary</w:t>
       </w:r>
       <w:r>
         <w:rPr>
@@ -112,7 +112,7 @@
         <w:rPr>
           <w:lang w:val="zh_TW" w:bidi="zh_TW"/>
         </w:rPr>
-        <w:t>Tyndale Open Bible Dictionary</w:t>
+        <w:t>Aquifer Open Bible Dictionary</w:t>
       </w:r>
     </w:p>
     <w:p>
@@ -149,7 +149,7 @@
         <w:rPr>
           <w:lang w:val="zh_TW" w:bidi="zh_TW"/>
         </w:rPr>
-        <w:t>shui</w:t>
+        <w:t>shu</w:t>
       </w:r>
       <w:r>
         <w:rPr>
@@ -212,7 +212,7 @@
         <w:rPr>
           <w:lang w:val="zh_TW" w:bidi="zh_TW"/>
         </w:rPr>
-        <w:t>水</w:t>
+        <w:t>書珥</w:t>
       </w:r>
       <w:r>
         <w:rPr>
@@ -231,7 +231,115 @@
         <w:rPr>
           <w:lang w:val="zh_TW" w:bidi="zh_TW"/>
         </w:rPr>
-        <w:t>生命的基本要素之一，覆蓋了地球表面的大部分，也是人體的主要組成部分。沒有水，生物只能存活幾天。</w:t>
+        <w:t>這是位於埃及尼羅河三角洲以東的西奈半島的曠野地區，位於南地（Negev）以西。在古代，有一條商隊路線從埃及經過這裡到達巴勒斯坦。亞伯拉罕曾在書珥和加低斯之間居住過一段時間（</w:t>
+      </w:r>
+      <w:hyperlink r:id="rId13">
+        <w:r>
+          <w:rPr>
+            <w:lang w:val="zh_TW" w:bidi="zh_TW"/>
+          </w:rPr>
+          <w:rPr>
+            <w:color w:val="0000EE"/>
+            <w:u w:val="single"/>
+          </w:rPr>
+          <w:t>創20:1</w:t>
+        </w:r>
+      </w:hyperlink>
+      <w:r>
+        <w:rPr>
+          <w:lang w:val="zh_TW" w:bidi="zh_TW"/>
+        </w:rPr>
+        <w:t>）。以實瑪利人也曾居住在這個地區（</w:t>
+      </w:r>
+      <w:hyperlink r:id="rId14">
+        <w:r>
+          <w:rPr>
+            <w:lang w:val="zh_TW" w:bidi="zh_TW"/>
+          </w:rPr>
+          <w:rPr>
+            <w:color w:val="0000EE"/>
+            <w:u w:val="single"/>
+          </w:rPr>
+          <w:t>創25:18</w:t>
+        </w:r>
+      </w:hyperlink>
+      <w:r>
+        <w:rPr>
+          <w:lang w:val="zh_TW" w:bidi="zh_TW"/>
+        </w:rPr>
+        <w:t>）。過紅海後，摩西帶領以色列人在這片乾旱的地上行走了三天（</w:t>
+      </w:r>
+      <w:hyperlink r:id="rId15">
+        <w:r>
+          <w:rPr>
+            <w:lang w:val="zh_TW" w:bidi="zh_TW"/>
+          </w:rPr>
+          <w:rPr>
+            <w:color w:val="0000EE"/>
+            <w:u w:val="single"/>
+          </w:rPr>
+          <w:t>出15:22</w:t>
+        </w:r>
+      </w:hyperlink>
+      <w:r>
+        <w:rPr>
+          <w:lang w:val="zh_TW" w:bidi="zh_TW"/>
+        </w:rPr>
+        <w:t>）。以色列王掃羅在書珥附近征服了亞瑪力人（</w:t>
+      </w:r>
+      <w:hyperlink r:id="rId16">
+        <w:r>
+          <w:rPr>
+            <w:lang w:val="zh_TW" w:bidi="zh_TW"/>
+          </w:rPr>
+          <w:rPr>
+            <w:color w:val="0000EE"/>
+            <w:u w:val="single"/>
+          </w:rPr>
+          <w:t>撒上15:7</w:t>
+        </w:r>
+      </w:hyperlink>
+      <w:r>
+        <w:rPr>
+          <w:lang w:val="zh_TW" w:bidi="zh_TW"/>
+        </w:rPr>
+        <w:t>）。後來，大衛在這裡擊敗了基述人、基色人和亞瑪力人（</w:t>
+      </w:r>
+      <w:hyperlink r:id="rId17">
+        <w:r>
+          <w:rPr>
+            <w:lang w:val="zh_TW" w:bidi="zh_TW"/>
+          </w:rPr>
+          <w:rPr>
+            <w:color w:val="0000EE"/>
+            <w:u w:val="single"/>
+          </w:rPr>
+          <w:t>撒上27:8</w:t>
+        </w:r>
+      </w:hyperlink>
+      <w:r>
+        <w:rPr>
+          <w:lang w:val="zh_TW" w:bidi="zh_TW"/>
+        </w:rPr>
+        <w:t>）。</w:t>
+      </w:r>
+      <w:hyperlink r:id="rId18">
+        <w:r>
+          <w:rPr>
+            <w:lang w:val="zh_TW" w:bidi="zh_TW"/>
+          </w:rPr>
+          <w:rPr>
+            <w:color w:val="0000EE"/>
+            <w:u w:val="single"/>
+          </w:rPr>
+          <w:t>民數記三十三章8節</w:t>
+        </w:r>
+      </w:hyperlink>
+      <w:r>
+        <w:rPr>
+          <w:lang w:val="zh_TW" w:bidi="zh_TW"/>
+        </w:rPr>
+        <w:t>稱這個地區為伊坦的曠野。</w:t>
       </w:r>
     </w:p>
     <w:p>
@@ -243,38 +351,240 @@
       </w:r>
       <w:r>
         <w:rPr>
-          <w:lang w:val="zh_TW" w:bidi="zh_TW"/>
-        </w:rPr>
-        <w:t>在創世之初，水覆蓋了地球，然後神使旱地從水中顯出來（</w:t>
-      </w:r>
-      <w:hyperlink r:id="rId13">
-        <w:r>
-          <w:rPr>
-            <w:lang w:val="zh_TW" w:bidi="zh_TW"/>
-          </w:rPr>
-          <w:rPr>
-            <w:color w:val="0000EE"/>
-            <w:u w:val="single"/>
-          </w:rPr>
-          <w:t>創1:9–10</w:t>
-        </w:r>
-      </w:hyperlink>
-      <w:r>
-        <w:rPr>
-          <w:lang w:val="zh_TW" w:bidi="zh_TW"/>
-        </w:rPr>
-        <w:t>）。正如彼得所說：「憑神的命有了天，並從水而出、藉水而成的地」（</w:t>
-      </w:r>
-      <w:hyperlink r:id="rId14">
-        <w:r>
-          <w:rPr>
-            <w:lang w:val="zh_TW" w:bidi="zh_TW"/>
-          </w:rPr>
-          <w:rPr>
-            <w:color w:val="0000EE"/>
-            <w:u w:val="single"/>
-          </w:rPr>
-          <w:t>彼後3:5</w:t>
+          <w:i/>
+          <w:lang w:val="zh_TW" w:bidi="zh_TW"/>
+        </w:rPr>
+        <w:t xml:space="preserve">另見 </w:t>
+      </w:r>
+      <w:r>
+        <w:rPr>
+          <w:lang w:val="zh_TW" w:bidi="zh_TW"/>
+        </w:rPr>
+        <w:t>西奈，西奈山</w:t>
+      </w:r>
+      <w:r>
+        <w:rPr>
+          <w:lang w:val="zh_TW" w:bidi="zh_TW"/>
+        </w:rPr>
+        <w:t>；</w:t>
+      </w:r>
+      <w:r>
+        <w:rPr>
+          <w:lang w:val="zh_TW" w:bidi="zh_TW"/>
+        </w:rPr>
+        <w:t>曠野漂流</w:t>
+      </w:r>
+      <w:r>
+        <w:rPr>
+          <w:lang w:val="zh_TW" w:bidi="zh_TW"/>
+        </w:rPr>
+        <w:t>。</w:t>
+      </w:r>
+      <w:r>
+        <w:rPr>
+          <w:lang w:val="zh_TW" w:bidi="zh_TW"/>
+        </w:rPr>
+      </w:r>
+      <w:r>
+        <w:rPr>
+          <w:lang w:val="zh_TW" w:bidi="zh_TW"/>
+        </w:rPr>
+      </w:r>
+    </w:p>
+    <w:p>
+      <w:pPr/>
+      <w:r>
+        <w:rPr>
+          <w:lang w:val="zh_TW" w:bidi="zh_TW"/>
+        </w:rPr>
+      </w:r>
+    </w:p>
+    <w:p>
+      <w:pPr>
+        <w:pStyle w:val="Heading2"/>
+      </w:pPr>
+      <w:r>
+        <w:rPr>
+          <w:lang w:val="zh_TW" w:bidi="zh_TW"/>
+        </w:rPr>
+        <w:t>書卷</w:t>
+      </w:r>
+      <w:r>
+        <w:rPr>
+          <w:lang w:val="zh_TW" w:bidi="zh_TW"/>
+        </w:rPr>
+      </w:r>
+    </w:p>
+    <w:p>
+      <w:pPr/>
+      <w:r>
+        <w:rPr>
+          <w:lang w:val="zh_TW" w:bidi="zh_TW"/>
+        </w:rPr>
+      </w:r>
+      <w:r>
+        <w:rPr>
+          <w:lang w:val="zh_TW" w:bidi="zh_TW"/>
+        </w:rPr>
+        <w:t>書寫用的紙張或卷軸，常被用來保存記錄或故事。這些材料通常由木材、羊皮紙、或蒲草紙製成。至於有頁面裝訂成冊的書籍，則是在聖經時期之後才逐漸發展出來的。</w:t>
+      </w:r>
+    </w:p>
+    <w:p>
+      <w:pPr/>
+      <w:r>
+        <w:rPr>
+          <w:lang w:val="zh_TW" w:bidi="zh_TW"/>
+        </w:rPr>
+      </w:r>
+      <w:r>
+        <w:rPr>
+          <w:lang w:val="zh_TW" w:bidi="zh_TW"/>
+        </w:rPr>
+        <w:t>聖經包含多卷被稱為「書卷」的經文，因為這些文獻在被編入聖經之前就是單獨的書卷。聖經共有66卷書（例如：創世記、以賽亞書、馬太福音和啟示錄）。</w:t>
+      </w:r>
+    </w:p>
+    <w:p>
+      <w:pPr>
+        <w:pStyle w:val="Heading3"/>
+      </w:pPr>
+      <w:r>
+        <w:rPr>
+          <w:lang w:val="zh_TW" w:bidi="zh_TW"/>
+        </w:rPr>
+        <w:t>律法書</w:t>
+      </w:r>
+    </w:p>
+    <w:p>
+      <w:pPr/>
+      <w:r>
+        <w:rPr>
+          <w:lang w:val="zh_TW" w:bidi="zh_TW"/>
+        </w:rPr>
+      </w:r>
+      <w:r>
+        <w:rPr>
+          <w:lang w:val="zh_TW" w:bidi="zh_TW"/>
+        </w:rPr>
+        <w:t>對古代以色列人來說是最重要的書卷（</w:t>
+      </w:r>
+      <w:hyperlink r:id="rId19">
+        <w:r>
+          <w:rPr>
+            <w:lang w:val="zh_TW" w:bidi="zh_TW"/>
+          </w:rPr>
+          <w:rPr>
+            <w:color w:val="0000EE"/>
+            <w:u w:val="single"/>
+          </w:rPr>
+          <w:t>王下22:8</w:t>
+        </w:r>
+      </w:hyperlink>
+      <w:r>
+        <w:rPr>
+          <w:lang w:val="zh_TW" w:bidi="zh_TW"/>
+        </w:rPr>
+        <w:t>）。這卷書之所以重要，是因為它是神賜給摩西的（</w:t>
+      </w:r>
+      <w:hyperlink r:id="rId20">
+        <w:r>
+          <w:rPr>
+            <w:lang w:val="zh_TW" w:bidi="zh_TW"/>
+          </w:rPr>
+          <w:rPr>
+            <w:color w:val="0000EE"/>
+            <w:u w:val="single"/>
+          </w:rPr>
+          <w:t>書23:6</w:t>
+        </w:r>
+      </w:hyperlink>
+      <w:r>
+        <w:rPr>
+          <w:lang w:val="zh_TW" w:bidi="zh_TW"/>
+        </w:rPr>
+        <w:t>；</w:t>
+      </w:r>
+      <w:hyperlink r:id="rId21">
+        <w:r>
+          <w:rPr>
+            <w:lang w:val="zh_TW" w:bidi="zh_TW"/>
+          </w:rPr>
+          <w:rPr>
+            <w:color w:val="0000EE"/>
+            <w:u w:val="single"/>
+          </w:rPr>
+          <w:t>可12:26</w:t>
+        </w:r>
+      </w:hyperlink>
+      <w:r>
+        <w:rPr>
+          <w:lang w:val="zh_TW" w:bidi="zh_TW"/>
+        </w:rPr>
+        <w:t>）。它很重要，也是因為其中包含了摩西之約（例如，</w:t>
+      </w:r>
+      <w:hyperlink r:id="rId22">
+        <w:r>
+          <w:rPr>
+            <w:lang w:val="zh_TW" w:bidi="zh_TW"/>
+          </w:rPr>
+          <w:rPr>
+            <w:color w:val="0000EE"/>
+            <w:u w:val="single"/>
+          </w:rPr>
+          <w:t>出20章</w:t>
+        </w:r>
+      </w:hyperlink>
+      <w:r>
+        <w:rPr>
+          <w:lang w:val="zh_TW" w:bidi="zh_TW"/>
+        </w:rPr>
+        <w:t>）。神曾吩咐約書亞晝夜思想這卷書（</w:t>
+      </w:r>
+      <w:hyperlink r:id="rId23">
+        <w:r>
+          <w:rPr>
+            <w:lang w:val="zh_TW" w:bidi="zh_TW"/>
+          </w:rPr>
+          <w:rPr>
+            <w:color w:val="0000EE"/>
+            <w:u w:val="single"/>
+          </w:rPr>
+          <w:t>書1:8</w:t>
+        </w:r>
+      </w:hyperlink>
+      <w:r>
+        <w:rPr>
+          <w:lang w:val="zh_TW" w:bidi="zh_TW"/>
+        </w:rPr>
+        <w:t>）。先知們經常引用它，尤其是申命記。在約西亞作王時期，律法書在聖殿的修復過程中被發現，這導致了重要的宗教改革（</w:t>
+      </w:r>
+      <w:hyperlink r:id="rId24">
+        <w:r>
+          <w:rPr>
+            <w:lang w:val="zh_TW" w:bidi="zh_TW"/>
+          </w:rPr>
+          <w:rPr>
+            <w:color w:val="0000EE"/>
+            <w:u w:val="single"/>
+          </w:rPr>
+          <w:t>王下22:8</w:t>
+        </w:r>
+      </w:hyperlink>
+      <w:r>
+        <w:rPr>
+          <w:lang w:val="zh_TW" w:bidi="zh_TW"/>
+        </w:rPr>
+        <w:t>–</w:t>
+      </w:r>
+      <w:hyperlink r:id="rId24">
+        <w:r>
+          <w:rPr>
+            <w:lang w:val="zh_TW" w:bidi="zh_TW"/>
+          </w:rPr>
+          <w:rPr>
+            <w:color w:val="0000EE"/>
+            <w:u w:val="single"/>
+          </w:rPr>
+          <w:t>13</w:t>
         </w:r>
       </w:hyperlink>
       <w:r>
@@ -285,6 +595,17 @@
       </w:r>
     </w:p>
     <w:p>
+      <w:pPr>
+        <w:pStyle w:val="Heading3"/>
+      </w:pPr>
+      <w:r>
+        <w:rPr>
+          <w:lang w:val="zh_TW" w:bidi="zh_TW"/>
+        </w:rPr>
+        <w:t>聖經中提到的書卷</w:t>
+      </w:r>
+    </w:p>
+    <w:p>
       <w:pPr/>
       <w:r>
         <w:rPr>
@@ -295,61 +616,169 @@
         <w:rPr>
           <w:lang w:val="zh_TW" w:bidi="zh_TW"/>
         </w:rPr>
-        <w:t>當神創造伊甸園時，祂造了一條河來滋潤園子，這條河分成四條河，其中兩條是幼發拉底河和底格里斯河，這兩條河至今仍滋養著美索不達米亞地區的農業（</w:t>
-      </w:r>
-      <w:hyperlink r:id="rId15">
-        <w:r>
-          <w:rPr>
-            <w:lang w:val="zh_TW" w:bidi="zh_TW"/>
-          </w:rPr>
-          <w:rPr>
-            <w:color w:val="0000EE"/>
-            <w:u w:val="single"/>
-          </w:rPr>
-          <w:t>創2:10–14</w:t>
-        </w:r>
-      </w:hyperlink>
-      <w:r>
-        <w:rPr>
-          <w:lang w:val="zh_TW" w:bidi="zh_TW"/>
-        </w:rPr>
-        <w:t>）。聖經記載，早期地球上沒有雨水，只有霧氣滋潤大地（</w:t>
-      </w:r>
-      <w:hyperlink r:id="rId16">
-        <w:r>
-          <w:rPr>
-            <w:lang w:val="zh_TW" w:bidi="zh_TW"/>
-          </w:rPr>
-          <w:rPr>
-            <w:color w:val="0000EE"/>
-            <w:u w:val="single"/>
-          </w:rPr>
-          <w:t>5–6</w:t>
-        </w:r>
-      </w:hyperlink>
-      <w:r>
-        <w:rPr>
-          <w:lang w:val="zh_TW" w:bidi="zh_TW"/>
-        </w:rPr>
-        <w:t>節）。在挪亞的時代，神用洪水（大量且迅猛的水流）毀滅了「當時的世界」（</w:t>
-      </w:r>
-      <w:hyperlink r:id="rId17">
-        <w:r>
-          <w:rPr>
-            <w:lang w:val="zh_TW" w:bidi="zh_TW"/>
-          </w:rPr>
-          <w:rPr>
-            <w:color w:val="0000EE"/>
-            <w:u w:val="single"/>
-          </w:rPr>
-          <w:t>彼後3:6</w:t>
-        </w:r>
-      </w:hyperlink>
-      <w:r>
-        <w:rPr>
-          <w:lang w:val="zh_TW" w:bidi="zh_TW"/>
-        </w:rPr>
-        <w:t>）。這是對世人邪惡的懲罰。</w:t>
+        <w:t>聖經中特別提到的一些作為資料來源的書卷包括：</w:t>
+      </w:r>
+    </w:p>
+    <w:p>
+      <w:pPr>
+        <w:pStyle w:val="ListBullet"/>
+        <w:spacing w:line="240" w:lineRule="auto"/>
+        <w:ind w:left="720"/>
+      </w:pPr>
+      <w:r>
+        <w:rPr>
+          <w:lang w:val="zh_TW" w:bidi="zh_TW"/>
+        </w:rPr>
+      </w:r>
+      <w:r>
+        <w:rPr>
+          <w:lang w:val="zh_TW" w:bidi="zh_TW"/>
+        </w:rPr>
+        <w:t>耶和華的戰記（</w:t>
+      </w:r>
+      <w:hyperlink r:id="rId25">
+        <w:r>
+          <w:rPr>
+            <w:lang w:val="zh_TW" w:bidi="zh_TW"/>
+          </w:rPr>
+          <w:rPr>
+            <w:color w:val="0000EE"/>
+            <w:u w:val="single"/>
+          </w:rPr>
+          <w:t>民21:14</w:t>
+        </w:r>
+      </w:hyperlink>
+      <w:r>
+        <w:rPr>
+          <w:lang w:val="zh_TW" w:bidi="zh_TW"/>
+        </w:rPr>
+        <w:t>）</w:t>
+      </w:r>
+    </w:p>
+    <w:p>
+      <w:pPr>
+        <w:pStyle w:val="ListBullet"/>
+        <w:spacing w:line="240" w:lineRule="auto"/>
+        <w:ind w:left="720"/>
+      </w:pPr>
+      <w:r>
+        <w:rPr>
+          <w:lang w:val="zh_TW" w:bidi="zh_TW"/>
+        </w:rPr>
+      </w:r>
+      <w:r>
+        <w:rPr>
+          <w:lang w:val="zh_TW" w:bidi="zh_TW"/>
+        </w:rPr>
+        <w:t>雅煞珥書（</w:t>
+      </w:r>
+      <w:hyperlink r:id="rId26">
+        <w:r>
+          <w:rPr>
+            <w:lang w:val="zh_TW" w:bidi="zh_TW"/>
+          </w:rPr>
+          <w:rPr>
+            <w:color w:val="0000EE"/>
+            <w:u w:val="single"/>
+          </w:rPr>
+          <w:t>約書亞10:13</w:t>
+        </w:r>
+      </w:hyperlink>
+      <w:r>
+        <w:rPr>
+          <w:lang w:val="zh_TW" w:bidi="zh_TW"/>
+        </w:rPr>
+        <w:t>；</w:t>
+      </w:r>
+      <w:hyperlink r:id="rId27">
+        <w:r>
+          <w:rPr>
+            <w:lang w:val="zh_TW" w:bidi="zh_TW"/>
+          </w:rPr>
+          <w:rPr>
+            <w:color w:val="0000EE"/>
+            <w:u w:val="single"/>
+          </w:rPr>
+          <w:t>撒母耳下1:18</w:t>
+        </w:r>
+      </w:hyperlink>
+      <w:r>
+        <w:rPr>
+          <w:lang w:val="zh_TW" w:bidi="zh_TW"/>
+        </w:rPr>
+        <w:t>）</w:t>
+      </w:r>
+    </w:p>
+    <w:p>
+      <w:pPr>
+        <w:pStyle w:val="ListBullet"/>
+        <w:spacing w:line="240" w:lineRule="auto"/>
+        <w:ind w:left="720"/>
+      </w:pPr>
+      <w:r>
+        <w:rPr>
+          <w:lang w:val="zh_TW" w:bidi="zh_TW"/>
+        </w:rPr>
+      </w:r>
+      <w:r>
+        <w:rPr>
+          <w:lang w:val="zh_TW" w:bidi="zh_TW"/>
+        </w:rPr>
+        <w:t>所羅門記（</w:t>
+      </w:r>
+      <w:hyperlink r:id="rId28">
+        <w:r>
+          <w:rPr>
+            <w:lang w:val="zh_TW" w:bidi="zh_TW"/>
+          </w:rPr>
+          <w:rPr>
+            <w:color w:val="0000EE"/>
+            <w:u w:val="single"/>
+          </w:rPr>
+          <w:t>王上11:41</w:t>
+        </w:r>
+      </w:hyperlink>
+      <w:r>
+        <w:rPr>
+          <w:lang w:val="zh_TW" w:bidi="zh_TW"/>
+        </w:rPr>
+        <w:t>）</w:t>
+      </w:r>
+    </w:p>
+    <w:p>
+      <w:pPr>
+        <w:pStyle w:val="ListBullet"/>
+        <w:spacing w:line="240" w:lineRule="auto"/>
+        <w:ind w:left="720"/>
+      </w:pPr>
+      <w:r>
+        <w:rPr>
+          <w:lang w:val="zh_TW" w:bidi="zh_TW"/>
+        </w:rPr>
+      </w:r>
+      <w:r>
+        <w:rPr>
+          <w:lang w:val="zh_TW" w:bidi="zh_TW"/>
+        </w:rPr>
+        <w:t>猶大列王記（</w:t>
+      </w:r>
+      <w:hyperlink r:id="rId29">
+        <w:r>
+          <w:rPr>
+            <w:lang w:val="zh_TW" w:bidi="zh_TW"/>
+          </w:rPr>
+          <w:rPr>
+            <w:color w:val="0000EE"/>
+            <w:u w:val="single"/>
+          </w:rPr>
+          <w:t>王上14:29</w:t>
+        </w:r>
+      </w:hyperlink>
+      <w:r>
+        <w:rPr>
+          <w:lang w:val="zh_TW" w:bidi="zh_TW"/>
+        </w:rPr>
+        <w:t>）</w:t>
       </w:r>
     </w:p>
     <w:p>
@@ -363,18 +792,239 @@
         <w:rPr>
           <w:lang w:val="zh_TW" w:bidi="zh_TW"/>
         </w:rPr>
-        <w:t>在近東地區，水尤為重要。因為該地區降雨量有限。例如，埃及的開羅每年僅降雨二到四英寸（或5.1到10.2厘米），而阿斯旺（Aswan）的年均降雨量幾乎為零。埃及依賴尼羅河，該河的水源來自赤道的降雨。相比較之下，巴勒斯坦則「有山有谷、雨水滋潤」（</w:t>
-      </w:r>
-      <w:hyperlink r:id="rId18">
-        <w:r>
-          <w:rPr>
-            <w:lang w:val="zh_TW" w:bidi="zh_TW"/>
-          </w:rPr>
-          <w:rPr>
-            <w:color w:val="0000EE"/>
-            <w:u w:val="single"/>
-          </w:rPr>
-          <w:t>申11:10–11</w:t>
+        <w:t>歷代志中還提到了多卷被用作資料來源的先知文獻：</w:t>
+      </w:r>
+    </w:p>
+    <w:p>
+      <w:pPr>
+        <w:pStyle w:val="ListBullet"/>
+        <w:spacing w:line="240" w:lineRule="auto"/>
+        <w:ind w:left="720"/>
+      </w:pPr>
+      <w:r>
+        <w:rPr>
+          <w:lang w:val="zh_TW" w:bidi="zh_TW"/>
+        </w:rPr>
+      </w:r>
+      <w:r>
+        <w:rPr>
+          <w:lang w:val="zh_TW" w:bidi="zh_TW"/>
+        </w:rPr>
+        <w:t>先見撒母耳的書</w:t>
+      </w:r>
+    </w:p>
+    <w:p>
+      <w:pPr>
+        <w:pStyle w:val="ListBullet"/>
+        <w:spacing w:line="240" w:lineRule="auto"/>
+        <w:ind w:left="720"/>
+      </w:pPr>
+      <w:r>
+        <w:rPr>
+          <w:lang w:val="zh_TW" w:bidi="zh_TW"/>
+        </w:rPr>
+      </w:r>
+      <w:r>
+        <w:rPr>
+          <w:lang w:val="zh_TW" w:bidi="zh_TW"/>
+        </w:rPr>
+        <w:t>先知拿單的書</w:t>
+      </w:r>
+    </w:p>
+    <w:p>
+      <w:pPr>
+        <w:pStyle w:val="ListBullet"/>
+        <w:spacing w:line="240" w:lineRule="auto"/>
+        <w:ind w:left="720"/>
+      </w:pPr>
+      <w:r>
+        <w:rPr>
+          <w:lang w:val="zh_TW" w:bidi="zh_TW"/>
+        </w:rPr>
+      </w:r>
+      <w:r>
+        <w:rPr>
+          <w:lang w:val="zh_TW" w:bidi="zh_TW"/>
+        </w:rPr>
+        <w:t>先見迦得的書（</w:t>
+      </w:r>
+      <w:hyperlink r:id="rId30">
+        <w:r>
+          <w:rPr>
+            <w:lang w:val="zh_TW" w:bidi="zh_TW"/>
+          </w:rPr>
+          <w:rPr>
+            <w:color w:val="0000EE"/>
+            <w:u w:val="single"/>
+          </w:rPr>
+          <w:t>代上29:29</w:t>
+        </w:r>
+      </w:hyperlink>
+      <w:r>
+        <w:rPr>
+          <w:lang w:val="zh_TW" w:bidi="zh_TW"/>
+        </w:rPr>
+        <w:t>）</w:t>
+      </w:r>
+    </w:p>
+    <w:p>
+      <w:pPr>
+        <w:pStyle w:val="ListBullet"/>
+        <w:spacing w:line="240" w:lineRule="auto"/>
+        <w:ind w:left="720"/>
+      </w:pPr>
+      <w:r>
+        <w:rPr>
+          <w:lang w:val="zh_TW" w:bidi="zh_TW"/>
+        </w:rPr>
+      </w:r>
+      <w:r>
+        <w:rPr>
+          <w:lang w:val="zh_TW" w:bidi="zh_TW"/>
+        </w:rPr>
+        <w:t>示羅人亞希雅的預言書（</w:t>
+      </w:r>
+      <w:hyperlink r:id="rId31">
+        <w:r>
+          <w:rPr>
+            <w:lang w:val="zh_TW" w:bidi="zh_TW"/>
+          </w:rPr>
+          <w:rPr>
+            <w:color w:val="0000EE"/>
+            <w:u w:val="single"/>
+          </w:rPr>
+          <w:t>代下9:29</w:t>
+        </w:r>
+      </w:hyperlink>
+      <w:r>
+        <w:rPr>
+          <w:lang w:val="zh_TW" w:bidi="zh_TW"/>
+        </w:rPr>
+        <w:t>）</w:t>
+      </w:r>
+    </w:p>
+    <w:p>
+      <w:pPr/>
+      <w:r>
+        <w:rPr>
+          <w:lang w:val="zh_TW" w:bidi="zh_TW"/>
+        </w:rPr>
+      </w:r>
+      <w:r>
+        <w:rPr>
+          <w:lang w:val="zh_TW" w:bidi="zh_TW"/>
+        </w:rPr>
+        <w:t>這些先知文獻被引用於歷代志，表明以色列人將自己的歷史視為神作為的記錄。</w:t>
+      </w:r>
+    </w:p>
+    <w:p>
+      <w:pPr/>
+      <w:r>
+        <w:rPr>
+          <w:lang w:val="zh_TW" w:bidi="zh_TW"/>
+        </w:rPr>
+      </w:r>
+      <w:r>
+        <w:rPr>
+          <w:i/>
+          <w:lang w:val="zh_TW" w:bidi="zh_TW"/>
+        </w:rPr>
+        <w:t>見</w:t>
+      </w:r>
+      <w:r>
+        <w:rPr>
+          <w:lang w:val="zh_TW" w:bidi="zh_TW"/>
+        </w:rPr>
+        <w:t xml:space="preserve"> </w:t>
+      </w:r>
+      <w:r>
+        <w:rPr>
+          <w:lang w:val="zh_TW" w:bidi="zh_TW"/>
+        </w:rPr>
+        <w:t>寫作</w:t>
+      </w:r>
+      <w:r>
+        <w:rPr>
+          <w:lang w:val="zh_TW" w:bidi="zh_TW"/>
+        </w:rPr>
+        <w:t>。</w:t>
+      </w:r>
+      <w:r>
+        <w:rPr>
+          <w:lang w:val="zh_TW" w:bidi="zh_TW"/>
+        </w:rPr>
+      </w:r>
+      <w:r>
+        <w:rPr>
+          <w:lang w:val="zh_TW" w:bidi="zh_TW"/>
+        </w:rPr>
+      </w:r>
+    </w:p>
+    <w:p>
+      <w:pPr/>
+      <w:r>
+        <w:rPr>
+          <w:lang w:val="zh_TW" w:bidi="zh_TW"/>
+        </w:rPr>
+      </w:r>
+    </w:p>
+    <w:p>
+      <w:pPr>
+        <w:pStyle w:val="Heading2"/>
+      </w:pPr>
+      <w:r>
+        <w:rPr>
+          <w:lang w:val="zh_TW" w:bidi="zh_TW"/>
+        </w:rPr>
+        <w:t>書尼，書尼族</w:t>
+      </w:r>
+      <w:r>
+        <w:rPr>
+          <w:lang w:val="zh_TW" w:bidi="zh_TW"/>
+        </w:rPr>
+      </w:r>
+    </w:p>
+    <w:p>
+      <w:pPr/>
+      <w:r>
+        <w:rPr>
+          <w:lang w:val="zh_TW" w:bidi="zh_TW"/>
+        </w:rPr>
+      </w:r>
+      <w:r>
+        <w:rPr>
+          <w:lang w:val="zh_TW" w:bidi="zh_TW"/>
+        </w:rPr>
+        <w:t>迦得的七個兒子中的第三個（</w:t>
+      </w:r>
+      <w:hyperlink r:id="rId32">
+        <w:r>
+          <w:rPr>
+            <w:lang w:val="zh_TW" w:bidi="zh_TW"/>
+          </w:rPr>
+          <w:rPr>
+            <w:color w:val="0000EE"/>
+            <w:u w:val="single"/>
+          </w:rPr>
+          <w:t>創46:16</w:t>
+        </w:r>
+      </w:hyperlink>
+      <w:r>
+        <w:rPr>
+          <w:lang w:val="zh_TW" w:bidi="zh_TW"/>
+        </w:rPr>
+        <w:t>），也是書尼族的始祖（</w:t>
+      </w:r>
+      <w:hyperlink r:id="rId33">
+        <w:r>
+          <w:rPr>
+            <w:lang w:val="zh_TW" w:bidi="zh_TW"/>
+          </w:rPr>
+          <w:rPr>
+            <w:color w:val="0000EE"/>
+            <w:u w:val="single"/>
+          </w:rPr>
+          <w:t>民26:15</w:t>
         </w:r>
       </w:hyperlink>
       <w:r>
@@ -383,6 +1033,16 @@
         </w:rPr>
         <w:t>）。</w:t>
       </w:r>
+      <w:r>
+        <w:rPr>
+          <w:lang w:val="zh_TW" w:bidi="zh_TW"/>
+        </w:rPr>
+      </w:r>
+      <w:r>
+        <w:rPr>
+          <w:lang w:val="zh_TW" w:bidi="zh_TW"/>
+        </w:rPr>
+      </w:r>
     </w:p>
     <w:p>
       <w:pPr/>
@@ -391,22 +1051,46 @@
           <w:lang w:val="zh_TW" w:bidi="zh_TW"/>
         </w:rPr>
       </w:r>
-      <w:r>
-        <w:rPr>
-          <w:lang w:val="zh_TW" w:bidi="zh_TW"/>
-        </w:rPr>
-        <w:t>水在聖經中有許多象徵性的用法。義人像一棵樹栽在溪水旁（</w:t>
-      </w:r>
-      <w:hyperlink r:id="rId19">
-        <w:r>
-          <w:rPr>
-            <w:lang w:val="zh_TW" w:bidi="zh_TW"/>
-          </w:rPr>
-          <w:rPr>
-            <w:color w:val="0000EE"/>
-            <w:u w:val="single"/>
-          </w:rPr>
-          <w:t>詩1:3</w:t>
+    </w:p>
+    <w:p>
+      <w:pPr>
+        <w:pStyle w:val="Heading2"/>
+      </w:pPr>
+      <w:r>
+        <w:rPr>
+          <w:lang w:val="zh_TW" w:bidi="zh_TW"/>
+        </w:rPr>
+        <w:t>書亞 （Shuah）</w:t>
+      </w:r>
+      <w:r>
+        <w:rPr>
+          <w:lang w:val="zh_TW" w:bidi="zh_TW"/>
+        </w:rPr>
+      </w:r>
+    </w:p>
+    <w:p>
+      <w:pPr/>
+      <w:r>
+        <w:rPr>
+          <w:lang w:val="zh_TW" w:bidi="zh_TW"/>
+        </w:rPr>
+      </w:r>
+      <w:r>
+        <w:rPr>
+          <w:lang w:val="zh_TW" w:bidi="zh_TW"/>
+        </w:rPr>
+        <w:t>1. 書亞是基土拉為亞伯拉罕所生的六個兒子之一（</w:t>
+      </w:r>
+      <w:hyperlink r:id="rId34">
+        <w:r>
+          <w:rPr>
+            <w:lang w:val="zh_TW" w:bidi="zh_TW"/>
+          </w:rPr>
+          <w:rPr>
+            <w:color w:val="0000EE"/>
+            <w:u w:val="single"/>
+          </w:rPr>
+          <w:t>創25:2</w:t>
         </w:r>
       </w:hyperlink>
       <w:r>
@@ -415,52 +1099,46 @@
         </w:rPr>
         <w:t>；</w:t>
       </w:r>
-      <w:hyperlink r:id="rId20">
-        <w:r>
-          <w:rPr>
-            <w:lang w:val="zh_TW" w:bidi="zh_TW"/>
-          </w:rPr>
-          <w:rPr>
-            <w:color w:val="0000EE"/>
-            <w:u w:val="single"/>
-          </w:rPr>
-          <w:t>耶17:8</w:t>
-        </w:r>
-      </w:hyperlink>
-      <w:r>
-        <w:rPr>
-          <w:lang w:val="zh_TW" w:bidi="zh_TW"/>
-        </w:rPr>
-        <w:t>）。靈魂對神的渴慕就像對水的渴求：「我要切切地尋求你，在乾旱疲乏無水之地，我渴想你； 我的心切慕你」（</w:t>
-      </w:r>
-      <w:hyperlink r:id="rId21">
-        <w:r>
-          <w:rPr>
-            <w:lang w:val="zh_TW" w:bidi="zh_TW"/>
-          </w:rPr>
-          <w:rPr>
-            <w:color w:val="0000EE"/>
-            <w:u w:val="single"/>
-          </w:rPr>
-          <w:t>詩63:1</w:t>
-        </w:r>
-      </w:hyperlink>
-      <w:r>
-        <w:rPr>
-          <w:lang w:val="zh_TW" w:bidi="zh_TW"/>
-        </w:rPr>
-        <w:t>）；「我的心渴想你， 如乾旱之地盼雨一樣」（</w:t>
-      </w:r>
-      <w:hyperlink r:id="rId22">
-        <w:r>
-          <w:rPr>
-            <w:lang w:val="zh_TW" w:bidi="zh_TW"/>
-          </w:rPr>
-          <w:rPr>
-            <w:color w:val="0000EE"/>
-            <w:u w:val="single"/>
-          </w:rPr>
-          <w:t>143:6</w:t>
+      <w:hyperlink r:id="rId35">
+        <w:r>
+          <w:rPr>
+            <w:lang w:val="zh_TW" w:bidi="zh_TW"/>
+          </w:rPr>
+          <w:rPr>
+            <w:color w:val="0000EE"/>
+            <w:u w:val="single"/>
+          </w:rPr>
+          <w:t>代上1:32</w:t>
+        </w:r>
+      </w:hyperlink>
+      <w:r>
+        <w:rPr>
+          <w:lang w:val="zh_TW" w:bidi="zh_TW"/>
+        </w:rPr>
+        <w:t>）。他可能是住在烏斯地附近的</w:t>
+      </w:r>
+      <w:r>
+        <w:rPr>
+          <w:lang w:val="zh_TW" w:bidi="zh_TW"/>
+        </w:rPr>
+        <w:t>書亞人</w:t>
+      </w:r>
+      <w:r>
+        <w:rPr>
+          <w:lang w:val="zh_TW" w:bidi="zh_TW"/>
+        </w:rPr>
+        <w:t>的先祖（</w:t>
+      </w:r>
+      <w:hyperlink r:id="rId36">
+        <w:r>
+          <w:rPr>
+            <w:lang w:val="zh_TW" w:bidi="zh_TW"/>
+          </w:rPr>
+          <w:rPr>
+            <w:color w:val="0000EE"/>
+            <w:u w:val="single"/>
+          </w:rPr>
+          <w:t>伯2:11</w:t>
         </w:r>
       </w:hyperlink>
       <w:r>
@@ -481,54 +1159,398 @@
         <w:rPr>
           <w:lang w:val="zh_TW" w:bidi="zh_TW"/>
         </w:rPr>
-        <w:t>耶穌滿足了這個需求，並宣告說：「人若渴了，可以到我這裡來喝。信我的人就如經上所說：『從他腹中要流出活水的江河來。』」（</w:t>
-      </w:r>
-      <w:hyperlink r:id="rId23">
-        <w:r>
-          <w:rPr>
-            <w:lang w:val="zh_TW" w:bidi="zh_TW"/>
-          </w:rPr>
-          <w:rPr>
-            <w:color w:val="0000EE"/>
-            <w:u w:val="single"/>
-          </w:rPr>
-          <w:t>約7:37–38</w:t>
-        </w:r>
-      </w:hyperlink>
-      <w:r>
-        <w:rPr>
-          <w:lang w:val="zh_TW" w:bidi="zh_TW"/>
-        </w:rPr>
-        <w:t>）。耶穌說：「人若喝我所賜的水就永遠不渴。我所賜的水要在他裡頭成為泉源，直湧到永生。」（</w:t>
-      </w:r>
-      <w:hyperlink r:id="rId24">
-        <w:r>
-          <w:rPr>
-            <w:lang w:val="zh_TW" w:bidi="zh_TW"/>
-          </w:rPr>
-          <w:rPr>
-            <w:color w:val="0000EE"/>
-            <w:u w:val="single"/>
-          </w:rPr>
-          <w:t>4:14</w:t>
-        </w:r>
-      </w:hyperlink>
-      <w:r>
-        <w:rPr>
-          <w:lang w:val="zh_TW" w:bidi="zh_TW"/>
-        </w:rPr>
-        <w:t>）。耶穌的靈，就是那滿足人類靈魂渴慕的靈水（</w:t>
-      </w:r>
-      <w:hyperlink r:id="rId25">
-        <w:r>
-          <w:rPr>
-            <w:lang w:val="zh_TW" w:bidi="zh_TW"/>
-          </w:rPr>
-          <w:rPr>
-            <w:color w:val="0000EE"/>
-            <w:u w:val="single"/>
-          </w:rPr>
-          <w:t>7:38–39</w:t>
+        <w:t>2. 猶大的岳父，見於</w:t>
+      </w:r>
+      <w:hyperlink r:id="rId37">
+        <w:r>
+          <w:rPr>
+            <w:lang w:val="zh_TW" w:bidi="zh_TW"/>
+          </w:rPr>
+          <w:rPr>
+            <w:color w:val="0000EE"/>
+            <w:u w:val="single"/>
+          </w:rPr>
+          <w:t>創世記三十八章2節</w:t>
+        </w:r>
+      </w:hyperlink>
+      <w:r>
+        <w:rPr>
+          <w:lang w:val="zh_TW" w:bidi="zh_TW"/>
+        </w:rPr>
+        <w:t>、</w:t>
+      </w:r>
+      <w:hyperlink r:id="rId37">
+        <w:r>
+          <w:rPr>
+            <w:lang w:val="zh_TW" w:bidi="zh_TW"/>
+          </w:rPr>
+          <w:rPr>
+            <w:color w:val="0000EE"/>
+            <w:u w:val="single"/>
+          </w:rPr>
+          <w:t>12節</w:t>
+        </w:r>
+      </w:hyperlink>
+      <w:r>
+        <w:rPr>
+          <w:lang w:val="zh_TW" w:bidi="zh_TW"/>
+        </w:rPr>
+        <w:t>。</w:t>
+      </w:r>
+    </w:p>
+    <w:p>
+      <w:pPr/>
+      <w:r>
+        <w:rPr>
+          <w:lang w:val="zh_TW" w:bidi="zh_TW"/>
+        </w:rPr>
+      </w:r>
+      <w:r>
+        <w:rPr>
+          <w:i/>
+          <w:lang w:val="zh_TW" w:bidi="zh_TW"/>
+        </w:rPr>
+        <w:t xml:space="preserve">見 </w:t>
+      </w:r>
+      <w:r>
+        <w:rPr>
+          <w:lang w:val="zh_TW" w:bidi="zh_TW"/>
+        </w:rPr>
+        <w:t>書亞（Shua）#1</w:t>
+      </w:r>
+      <w:r>
+        <w:rPr>
+          <w:lang w:val="zh_TW" w:bidi="zh_TW"/>
+        </w:rPr>
+        <w:t>。</w:t>
+      </w:r>
+    </w:p>
+    <w:p>
+      <w:pPr/>
+      <w:r>
+        <w:rPr>
+          <w:lang w:val="zh_TW" w:bidi="zh_TW"/>
+        </w:rPr>
+      </w:r>
+      <w:r>
+        <w:rPr>
+          <w:lang w:val="zh_TW" w:bidi="zh_TW"/>
+        </w:rPr>
+        <w:t>3. 有些譯本將其寫為書哈（Shuhah），他是基祿的兄弟，見於</w:t>
+      </w:r>
+      <w:hyperlink r:id="rId38">
+        <w:r>
+          <w:rPr>
+            <w:lang w:val="zh_TW" w:bidi="zh_TW"/>
+          </w:rPr>
+          <w:rPr>
+            <w:color w:val="0000EE"/>
+            <w:u w:val="single"/>
+          </w:rPr>
+          <w:t>歷代志上四章11節</w:t>
+        </w:r>
+      </w:hyperlink>
+      <w:r>
+        <w:rPr>
+          <w:lang w:val="zh_TW" w:bidi="zh_TW"/>
+        </w:rPr>
+        <w:t>。</w:t>
+      </w:r>
+    </w:p>
+    <w:p>
+      <w:pPr/>
+      <w:r>
+        <w:rPr>
+          <w:lang w:val="zh_TW" w:bidi="zh_TW"/>
+        </w:rPr>
+      </w:r>
+      <w:r>
+        <w:rPr>
+          <w:i/>
+          <w:lang w:val="zh_TW" w:bidi="zh_TW"/>
+        </w:rPr>
+        <w:t xml:space="preserve">見 </w:t>
+      </w:r>
+      <w:r>
+        <w:rPr>
+          <w:lang w:val="zh_TW" w:bidi="zh_TW"/>
+        </w:rPr>
+        <w:t>書哈</w:t>
+      </w:r>
+      <w:r>
+        <w:rPr>
+          <w:lang w:val="zh_TW" w:bidi="zh_TW"/>
+        </w:rPr>
+        <w:t>。</w:t>
+      </w:r>
+      <w:r>
+        <w:rPr>
+          <w:lang w:val="zh_TW" w:bidi="zh_TW"/>
+        </w:rPr>
+      </w:r>
+      <w:r>
+        <w:rPr>
+          <w:lang w:val="zh_TW" w:bidi="zh_TW"/>
+        </w:rPr>
+      </w:r>
+    </w:p>
+    <w:p>
+      <w:pPr/>
+      <w:r>
+        <w:rPr>
+          <w:lang w:val="zh_TW" w:bidi="zh_TW"/>
+        </w:rPr>
+      </w:r>
+    </w:p>
+    <w:p>
+      <w:pPr>
+        <w:pStyle w:val="Heading2"/>
+      </w:pPr>
+      <w:r>
+        <w:rPr>
+          <w:lang w:val="zh_TW" w:bidi="zh_TW"/>
+        </w:rPr>
+        <w:t>贖價</w:t>
+      </w:r>
+      <w:r>
+        <w:rPr>
+          <w:lang w:val="zh_TW" w:bidi="zh_TW"/>
+        </w:rPr>
+      </w:r>
+    </w:p>
+    <w:p>
+      <w:pPr/>
+      <w:r>
+        <w:rPr>
+          <w:lang w:val="zh_TW" w:bidi="zh_TW"/>
+        </w:rPr>
+      </w:r>
+      <w:r>
+        <w:rPr>
+          <w:lang w:val="zh_TW" w:bidi="zh_TW"/>
+        </w:rPr>
+        <w:t>為釋放奴隸、俘虜、財產或生命而付出的代價。 耶穌說祂的全部工作就是通過捨命作多人的贖價來服事他們（</w:t>
+      </w:r>
+      <w:hyperlink r:id="rId39">
+        <w:r>
+          <w:rPr>
+            <w:lang w:val="zh_TW" w:bidi="zh_TW"/>
+          </w:rPr>
+          <w:rPr>
+            <w:color w:val="0000EE"/>
+            <w:u w:val="single"/>
+          </w:rPr>
+          <w:t>太20:28</w:t>
+        </w:r>
+      </w:hyperlink>
+      <w:r>
+        <w:rPr>
+          <w:lang w:val="zh_TW" w:bidi="zh_TW"/>
+        </w:rPr>
+        <w:t>；</w:t>
+      </w:r>
+      <w:hyperlink r:id="rId40">
+        <w:r>
+          <w:rPr>
+            <w:lang w:val="zh_TW" w:bidi="zh_TW"/>
+          </w:rPr>
+          <w:rPr>
+            <w:color w:val="0000EE"/>
+            <w:u w:val="single"/>
+          </w:rPr>
+          <w:t>可10:45</w:t>
+        </w:r>
+      </w:hyperlink>
+      <w:r>
+        <w:rPr>
+          <w:lang w:val="zh_TW" w:bidi="zh_TW"/>
+        </w:rPr>
+        <w:t>）。「贖價（ransom）」與「救贖（redemption）」和「拯救（salvation）」等詞密切相關，指的是基督如何為人類的罪付出代價。</w:t>
+      </w:r>
+    </w:p>
+    <w:p>
+      <w:pPr>
+        <w:pStyle w:val="Heading3"/>
+      </w:pPr>
+      <w:r>
+        <w:rPr>
+          <w:lang w:val="zh_TW" w:bidi="zh_TW"/>
+        </w:rPr>
+        <w:t>在舊約中</w:t>
+      </w:r>
+    </w:p>
+    <w:p>
+      <w:pPr/>
+      <w:r>
+        <w:rPr>
+          <w:lang w:val="zh_TW" w:bidi="zh_TW"/>
+        </w:rPr>
+      </w:r>
+      <w:r>
+        <w:rPr>
+          <w:lang w:val="zh_TW" w:bidi="zh_TW"/>
+        </w:rPr>
+        <w:t>在舊約中，神給祂的百姓一些規則，允許他們通過支付贖價來買回（或贖回）生命和財產（參</w:t>
+      </w:r>
+      <w:hyperlink r:id="rId41">
+        <w:r>
+          <w:rPr>
+            <w:lang w:val="zh_TW" w:bidi="zh_TW"/>
+          </w:rPr>
+          <w:rPr>
+            <w:color w:val="0000EE"/>
+            <w:u w:val="single"/>
+          </w:rPr>
+          <w:t>利25–27章</w:t>
+        </w:r>
+      </w:hyperlink>
+      <w:r>
+        <w:rPr>
+          <w:lang w:val="zh_TW" w:bidi="zh_TW"/>
+        </w:rPr>
+        <w:t>）。贖價是用來替代被贖回或被釋放的某物或某人而支付的款項。</w:t>
+      </w:r>
+    </w:p>
+    <w:p>
+      <w:pPr/>
+      <w:r>
+        <w:rPr>
+          <w:lang w:val="zh_TW" w:bidi="zh_TW"/>
+        </w:rPr>
+      </w:r>
+      <w:r>
+        <w:rPr>
+          <w:lang w:val="zh_TW" w:bidi="zh_TW"/>
+        </w:rPr>
+        <w:t>舊約使用了三個不同的希伯來文詞語來表示贖價或贖回。只有在經文明確顯示已支付某種代價時，這些詞語才會被翻譯為「贖價」。即使英文譯本使用其他詞彙如redemption（救贖），它們通常仍然意味著某種贖價已被支付。</w:t>
+      </w:r>
+    </w:p>
+    <w:p>
+      <w:pPr/>
+      <w:r>
+        <w:rPr>
+          <w:lang w:val="zh_TW" w:bidi="zh_TW"/>
+        </w:rPr>
+      </w:r>
+      <w:r>
+        <w:rPr>
+          <w:lang w:val="zh_TW" w:bidi="zh_TW"/>
+        </w:rPr>
+        <w:t>其中一個希伯文詞語（</w:t>
+      </w:r>
+      <w:r>
+        <w:rPr>
+          <w:i/>
+          <w:lang w:val="zh_TW" w:bidi="zh_TW"/>
+        </w:rPr>
+        <w:t>kopher</w:t>
+      </w:r>
+      <w:r>
+        <w:rPr>
+          <w:lang w:val="zh_TW" w:bidi="zh_TW"/>
+        </w:rPr>
+        <w:t>）意指「覆蓋」或「遮蓋」。這是一種用來代替懲罰的支付。例如：</w:t>
+      </w:r>
+    </w:p>
+    <w:p>
+      <w:pPr>
+        <w:pStyle w:val="ListBullet"/>
+        <w:spacing w:line="240" w:lineRule="auto"/>
+        <w:ind w:left="720"/>
+      </w:pPr>
+      <w:r>
+        <w:rPr>
+          <w:lang w:val="zh_TW" w:bidi="zh_TW"/>
+        </w:rPr>
+      </w:r>
+      <w:r>
+        <w:rPr>
+          <w:lang w:val="zh_TW" w:bidi="zh_TW"/>
+        </w:rPr>
+        <w:t>如果一頭牛殺了人，牛的主人可以支付贖價來保全自己的性命（</w:t>
+      </w:r>
+      <w:hyperlink r:id="rId42">
+        <w:r>
+          <w:rPr>
+            <w:lang w:val="zh_TW" w:bidi="zh_TW"/>
+          </w:rPr>
+          <w:rPr>
+            <w:color w:val="0000EE"/>
+            <w:u w:val="single"/>
+          </w:rPr>
+          <w:t>出21:30</w:t>
+        </w:r>
+      </w:hyperlink>
+      <w:r>
+        <w:rPr>
+          <w:lang w:val="zh_TW" w:bidi="zh_TW"/>
+        </w:rPr>
+        <w:t xml:space="preserve">）。 </w:t>
+      </w:r>
+    </w:p>
+    <w:p>
+      <w:pPr>
+        <w:pStyle w:val="ListBullet"/>
+        <w:spacing w:line="240" w:lineRule="auto"/>
+        <w:ind w:left="720"/>
+      </w:pPr>
+      <w:r>
+        <w:rPr>
+          <w:lang w:val="zh_TW" w:bidi="zh_TW"/>
+        </w:rPr>
+      </w:r>
+      <w:r>
+        <w:rPr>
+          <w:lang w:val="zh_TW" w:bidi="zh_TW"/>
+        </w:rPr>
+        <w:t>神要求每個以色列人在人口普查時支付半舍客勒作為贖價，以防止瘟疫（</w:t>
+      </w:r>
+      <w:hyperlink r:id="rId43">
+        <w:r>
+          <w:rPr>
+            <w:lang w:val="zh_TW" w:bidi="zh_TW"/>
+          </w:rPr>
+          <w:rPr>
+            <w:color w:val="0000EE"/>
+            <w:u w:val="single"/>
+          </w:rPr>
+          <w:t>出30:12</w:t>
+        </w:r>
+      </w:hyperlink>
+      <w:r>
+        <w:rPr>
+          <w:lang w:val="zh_TW" w:bidi="zh_TW"/>
+        </w:rPr>
+        <w:t>）。這「贖罪銀（atonement money）」是用於會幕事奉中使用的祭物。</w:t>
+      </w:r>
+    </w:p>
+    <w:p>
+      <w:pPr>
+        <w:pStyle w:val="ListBullet"/>
+        <w:spacing w:line="240" w:lineRule="auto"/>
+        <w:ind w:left="720"/>
+      </w:pPr>
+      <w:r>
+        <w:rPr>
+          <w:lang w:val="zh_TW" w:bidi="zh_TW"/>
+        </w:rPr>
+      </w:r>
+      <w:r>
+        <w:rPr>
+          <w:lang w:val="zh_TW" w:bidi="zh_TW"/>
+        </w:rPr>
+        <w:t>兇手不能被贖，任何在逃城中尋求避難的人也不能被贖回（</w:t>
+      </w:r>
+      <w:hyperlink r:id="rId44">
+        <w:r>
+          <w:rPr>
+            <w:lang w:val="zh_TW" w:bidi="zh_TW"/>
+          </w:rPr>
+          <w:rPr>
+            <w:color w:val="0000EE"/>
+            <w:u w:val="single"/>
+          </w:rPr>
+          <w:t>民35:31–32</w:t>
         </w:r>
       </w:hyperlink>
       <w:r>
@@ -539,6 +1561,42 @@
       </w:r>
     </w:p>
     <w:p>
+      <w:pPr>
+        <w:pStyle w:val="ListBullet"/>
+        <w:spacing w:line="240" w:lineRule="auto"/>
+        <w:ind w:left="720"/>
+      </w:pPr>
+      <w:r>
+        <w:rPr>
+          <w:lang w:val="zh_TW" w:bidi="zh_TW"/>
+        </w:rPr>
+      </w:r>
+      <w:r>
+        <w:rPr>
+          <w:lang w:val="zh_TW" w:bidi="zh_TW"/>
+        </w:rPr>
+        <w:t>無法通過支付贖價來避免死亡（</w:t>
+      </w:r>
+      <w:hyperlink r:id="rId45">
+        <w:r>
+          <w:rPr>
+            <w:lang w:val="zh_TW" w:bidi="zh_TW"/>
+          </w:rPr>
+          <w:rPr>
+            <w:color w:val="0000EE"/>
+            <w:u w:val="single"/>
+          </w:rPr>
+          <w:t>詩49:7–9</w:t>
+        </w:r>
+      </w:hyperlink>
+      <w:r>
+        <w:rPr>
+          <w:lang w:val="zh_TW" w:bidi="zh_TW"/>
+        </w:rPr>
+        <w:t xml:space="preserve">）。 </w:t>
+      </w:r>
+    </w:p>
+    <w:p>
       <w:pPr/>
       <w:r>
         <w:rPr>
@@ -549,36 +1607,54 @@
         <w:rPr>
           <w:lang w:val="zh_TW" w:bidi="zh_TW"/>
         </w:rPr>
-        <w:t>神的話語也被描繪為水，能使我們靈性得潔淨。主說教會的潔凈是「用水藉著道把教會洗淨」（</w:t>
-      </w:r>
-      <w:hyperlink r:id="rId26">
-        <w:r>
-          <w:rPr>
-            <w:lang w:val="zh_TW" w:bidi="zh_TW"/>
-          </w:rPr>
-          <w:rPr>
-            <w:color w:val="0000EE"/>
-            <w:u w:val="single"/>
-          </w:rPr>
-          <w:t>弗5:26</w:t>
-        </w:r>
-      </w:hyperlink>
-      <w:r>
-        <w:rPr>
-          <w:lang w:val="zh_TW" w:bidi="zh_TW"/>
-        </w:rPr>
-        <w:t>）。保羅說人得救是「藉著重生的洗和聖靈的更新」（</w:t>
-      </w:r>
-      <w:hyperlink r:id="rId27">
-        <w:r>
-          <w:rPr>
-            <w:lang w:val="zh_TW" w:bidi="zh_TW"/>
-          </w:rPr>
-          <w:rPr>
-            <w:color w:val="0000EE"/>
-            <w:u w:val="single"/>
-          </w:rPr>
-          <w:t>多3:5</w:t>
+        <w:t>在某些情況下，這個詞用來指為了不正當地影響某人或讓他們保持沉默而支付的款項（</w:t>
+      </w:r>
+      <w:hyperlink r:id="rId46">
+        <w:r>
+          <w:rPr>
+            <w:lang w:val="zh_TW" w:bidi="zh_TW"/>
+          </w:rPr>
+          <w:rPr>
+            <w:color w:val="0000EE"/>
+            <w:u w:val="single"/>
+          </w:rPr>
+          <w:t>撒上12:3</w:t>
+        </w:r>
+      </w:hyperlink>
+      <w:r>
+        <w:rPr>
+          <w:lang w:val="zh_TW" w:bidi="zh_TW"/>
+        </w:rPr>
+        <w:t>；</w:t>
+      </w:r>
+      <w:hyperlink r:id="rId47">
+        <w:r>
+          <w:rPr>
+            <w:lang w:val="zh_TW" w:bidi="zh_TW"/>
+          </w:rPr>
+          <w:rPr>
+            <w:color w:val="0000EE"/>
+            <w:u w:val="single"/>
+          </w:rPr>
+          <w:t>箴6:35</w:t>
+        </w:r>
+      </w:hyperlink>
+      <w:r>
+        <w:rPr>
+          <w:lang w:val="zh_TW" w:bidi="zh_TW"/>
+        </w:rPr>
+        <w:t>；</w:t>
+      </w:r>
+      <w:hyperlink r:id="rId48">
+        <w:r>
+          <w:rPr>
+            <w:lang w:val="zh_TW" w:bidi="zh_TW"/>
+          </w:rPr>
+          <w:rPr>
+            <w:color w:val="0000EE"/>
+            <w:u w:val="single"/>
+          </w:rPr>
+          <w:t>摩5:12</w:t>
         </w:r>
       </w:hyperlink>
       <w:r>
@@ -599,71 +1675,231 @@
         <w:rPr>
           <w:lang w:val="zh_TW" w:bidi="zh_TW"/>
         </w:rPr>
-        <w:t>在聖經的最後一章，主宣告：「我要將生命泉的水白白賜給那口渴的人喝」（</w:t>
-      </w:r>
-      <w:hyperlink r:id="rId28">
-        <w:r>
-          <w:rPr>
-            <w:lang w:val="zh_TW" w:bidi="zh_TW"/>
-          </w:rPr>
-          <w:rPr>
-            <w:color w:val="0000EE"/>
-            <w:u w:val="single"/>
-          </w:rPr>
-          <w:t>啟21:6</w:t>
-        </w:r>
-      </w:hyperlink>
-      <w:r>
-        <w:rPr>
-          <w:lang w:val="zh_TW" w:bidi="zh_TW"/>
-        </w:rPr>
-        <w:t>）。甚至在描述天上的新耶路撒冷時，也提到水——生命水的河：「天使又指示我在城內街道當中一道生命水的河，明亮如水晶，從神和羔羊的寶座流出來。」（</w:t>
-      </w:r>
-      <w:hyperlink r:id="rId29">
-        <w:r>
-          <w:rPr>
-            <w:lang w:val="zh_TW" w:bidi="zh_TW"/>
-          </w:rPr>
-          <w:rPr>
-            <w:color w:val="0000EE"/>
-            <w:u w:val="single"/>
-          </w:rPr>
-          <w:t>22:1–2</w:t>
-        </w:r>
-      </w:hyperlink>
-      <w:r>
-        <w:rPr>
-          <w:lang w:val="zh_TW" w:bidi="zh_TW"/>
-        </w:rPr>
-        <w:t>）。同樣，聖經的最後邀請說：「口渴的人也當來；願意的，都可以白白取生命的水喝」（</w:t>
-      </w:r>
-      <w:hyperlink r:id="rId30">
-        <w:r>
-          <w:rPr>
-            <w:lang w:val="zh_TW" w:bidi="zh_TW"/>
-          </w:rPr>
-          <w:rPr>
-            <w:color w:val="0000EE"/>
-            <w:u w:val="single"/>
-          </w:rPr>
-          <w:t>17</w:t>
-        </w:r>
-      </w:hyperlink>
-      <w:r>
-        <w:rPr>
-          <w:lang w:val="zh_TW" w:bidi="zh_TW"/>
-        </w:rPr>
-        <w:t>節）。</w:t>
-      </w:r>
-      <w:r>
-        <w:rPr>
-          <w:lang w:val="zh_TW" w:bidi="zh_TW"/>
-        </w:rPr>
-      </w:r>
-      <w:r>
-        <w:rPr>
-          <w:lang w:val="zh_TW" w:bidi="zh_TW"/>
-        </w:rPr>
+        <w:t>第二個希伯來詞語「贖價」和「贖回」與</w:t>
+      </w:r>
+      <w:r>
+        <w:rPr>
+          <w:i/>
+          <w:lang w:val="zh_TW" w:bidi="zh_TW"/>
+        </w:rPr>
+        <w:t>go’el</w:t>
+      </w:r>
+      <w:r>
+        <w:rPr>
+          <w:lang w:val="zh_TW" w:bidi="zh_TW"/>
+        </w:rPr>
+        <w:t>有關。</w:t>
+      </w:r>
+      <w:r>
+        <w:rPr>
+          <w:i/>
+          <w:lang w:val="zh_TW" w:bidi="zh_TW"/>
+        </w:rPr>
+        <w:t>Go’el</w:t>
+      </w:r>
+      <w:r>
+        <w:rPr>
+          <w:lang w:val="zh_TW" w:bidi="zh_TW"/>
+        </w:rPr>
+        <w:t>的意思是「救贖者（redeemer）」，或將失去的東西取回來的人。這個詞源自希伯來文詞語，意為「恢復、修復、拯救或救援（restore, repair, deliver, or rescue）」。這個詞涉及神的家庭律法，要求親屬互相幫助（</w:t>
+      </w:r>
+      <w:hyperlink r:id="rId49">
+        <w:r>
+          <w:rPr>
+            <w:lang w:val="zh_TW" w:bidi="zh_TW"/>
+          </w:rPr>
+          <w:rPr>
+            <w:color w:val="0000EE"/>
+            <w:u w:val="single"/>
+          </w:rPr>
+          <w:t>利25:25–55</w:t>
+        </w:r>
+      </w:hyperlink>
+      <w:r>
+        <w:rPr>
+          <w:lang w:val="zh_TW" w:bidi="zh_TW"/>
+        </w:rPr>
+        <w:t>）。一位近親（親屬）有以下幾項職責：</w:t>
+      </w:r>
+    </w:p>
+    <w:p>
+      <w:pPr>
+        <w:pStyle w:val="ListBullet"/>
+        <w:spacing w:line="240" w:lineRule="auto"/>
+        <w:ind w:left="720"/>
+      </w:pPr>
+      <w:r>
+        <w:rPr>
+          <w:lang w:val="zh_TW" w:bidi="zh_TW"/>
+        </w:rPr>
+      </w:r>
+      <w:r>
+        <w:rPr>
+          <w:lang w:val="zh_TW" w:bidi="zh_TW"/>
+        </w:rPr>
+        <w:t>親屬有責任買回家族成員因為某些原因必須賣掉的財產（</w:t>
+      </w:r>
+      <w:hyperlink r:id="rId50">
+        <w:r>
+          <w:rPr>
+            <w:lang w:val="zh_TW" w:bidi="zh_TW"/>
+          </w:rPr>
+          <w:rPr>
+            <w:color w:val="0000EE"/>
+            <w:u w:val="single"/>
+          </w:rPr>
+          <w:t>利25:25–34；</w:t>
+        </w:r>
+      </w:hyperlink>
+      <w:hyperlink r:id="rId51">
+        <w:r>
+          <w:rPr>
+            <w:lang w:val="zh_TW" w:bidi="zh_TW"/>
+          </w:rPr>
+          <w:rPr>
+            <w:color w:val="0000EE"/>
+            <w:u w:val="single"/>
+          </w:rPr>
+          <w:t>得4:4–6</w:t>
+        </w:r>
+      </w:hyperlink>
+      <w:r>
+        <w:rPr>
+          <w:lang w:val="zh_TW" w:bidi="zh_TW"/>
+        </w:rPr>
+        <w:t>）。</w:t>
+      </w:r>
+    </w:p>
+    <w:p>
+      <w:pPr>
+        <w:pStyle w:val="ListBullet"/>
+        <w:spacing w:line="240" w:lineRule="auto"/>
+        <w:ind w:left="720"/>
+      </w:pPr>
+      <w:r>
+        <w:rPr>
+          <w:lang w:val="zh_TW" w:bidi="zh_TW"/>
+        </w:rPr>
+      </w:r>
+      <w:r>
+        <w:rPr>
+          <w:lang w:val="zh_TW" w:bidi="zh_TW"/>
+        </w:rPr>
+        <w:t>親屬有責任解救因貧困而被迫賣身為奴的親屬（</w:t>
+      </w:r>
+      <w:hyperlink r:id="rId52">
+        <w:r>
+          <w:rPr>
+            <w:lang w:val="zh_TW" w:bidi="zh_TW"/>
+          </w:rPr>
+          <w:rPr>
+            <w:color w:val="0000EE"/>
+            <w:u w:val="single"/>
+          </w:rPr>
+          <w:t>利25:47–55</w:t>
+        </w:r>
+      </w:hyperlink>
+      <w:r>
+        <w:rPr>
+          <w:lang w:val="zh_TW" w:bidi="zh_TW"/>
+        </w:rPr>
+        <w:t>）。</w:t>
+      </w:r>
+    </w:p>
+    <w:p>
+      <w:pPr>
+        <w:pStyle w:val="ListBullet"/>
+        <w:spacing w:line="240" w:lineRule="auto"/>
+        <w:ind w:left="720"/>
+      </w:pPr>
+      <w:r>
+        <w:rPr>
+          <w:lang w:val="zh_TW" w:bidi="zh_TW"/>
+        </w:rPr>
+      </w:r>
+      <w:r>
+        <w:rPr>
+          <w:lang w:val="zh_TW" w:bidi="zh_TW"/>
+        </w:rPr>
+        <w:t>親屬有責任為死去的親屬伸張正義，懲罰殺害他們的人（</w:t>
+      </w:r>
+      <w:hyperlink r:id="rId53">
+        <w:r>
+          <w:rPr>
+            <w:lang w:val="zh_TW" w:bidi="zh_TW"/>
+          </w:rPr>
+          <w:rPr>
+            <w:color w:val="0000EE"/>
+            <w:u w:val="single"/>
+          </w:rPr>
+          <w:t>民35:19–27；</w:t>
+        </w:r>
+      </w:hyperlink>
+      <w:hyperlink r:id="rId54">
+        <w:r>
+          <w:rPr>
+            <w:lang w:val="zh_TW" w:bidi="zh_TW"/>
+          </w:rPr>
+          <w:rPr>
+            <w:color w:val="0000EE"/>
+            <w:u w:val="single"/>
+          </w:rPr>
+          <w:t>書20:3–5</w:t>
+        </w:r>
+      </w:hyperlink>
+      <w:r>
+        <w:rPr>
+          <w:lang w:val="zh_TW" w:bidi="zh_TW"/>
+        </w:rPr>
+        <w:t xml:space="preserve">）。 </w:t>
+      </w:r>
+    </w:p>
+    <w:p>
+      <w:pPr>
+        <w:pStyle w:val="ListBullet"/>
+        <w:spacing w:line="240" w:lineRule="auto"/>
+        <w:ind w:left="720"/>
+      </w:pPr>
+      <w:r>
+        <w:rPr>
+          <w:lang w:val="zh_TW" w:bidi="zh_TW"/>
+        </w:rPr>
+      </w:r>
+      <w:r>
+        <w:rPr>
+          <w:lang w:val="zh_TW" w:bidi="zh_TW"/>
+        </w:rPr>
+        <w:t>親屬也有義務娶已故兄弟沒有子女的妻子，以延續家族血脈（</w:t>
+      </w:r>
+      <w:hyperlink r:id="rId55">
+        <w:r>
+          <w:rPr>
+            <w:lang w:val="zh_TW" w:bidi="zh_TW"/>
+          </w:rPr>
+          <w:rPr>
+            <w:color w:val="0000EE"/>
+            <w:u w:val="single"/>
+          </w:rPr>
+          <w:t>得3:9–13，</w:t>
+        </w:r>
+      </w:hyperlink>
+      <w:hyperlink r:id="rId56">
+        <w:r>
+          <w:rPr>
+            <w:lang w:val="zh_TW" w:bidi="zh_TW"/>
+          </w:rPr>
+          <w:rPr>
+            <w:color w:val="0000EE"/>
+            <w:u w:val="single"/>
+          </w:rPr>
+          <w:t>4:1–12</w:t>
+        </w:r>
+      </w:hyperlink>
+      <w:r>
+        <w:rPr>
+          <w:lang w:val="zh_TW" w:bidi="zh_TW"/>
+        </w:rPr>
+        <w:t xml:space="preserve">）。 </w:t>
       </w:r>
     </w:p>
     <w:p>
@@ -673,21 +1909,42 @@
           <w:lang w:val="zh_TW" w:bidi="zh_TW"/>
         </w:rPr>
       </w:r>
-    </w:p>
-    <w:p>
-      <w:pPr>
-        <w:pStyle w:val="Heading2"/>
-      </w:pPr>
-      <w:r>
-        <w:rPr>
-          <w:lang w:val="zh_TW" w:bidi="zh_TW"/>
-        </w:rPr>
-        <w:t>水瓶</w:t>
-      </w:r>
-      <w:r>
-        <w:rPr>
-          <w:lang w:val="zh_TW" w:bidi="zh_TW"/>
-        </w:rPr>
+      <w:r>
+        <w:rPr>
+          <w:lang w:val="zh_TW" w:bidi="zh_TW"/>
+        </w:rPr>
+        <w:t>一般來說，</w:t>
+      </w:r>
+      <w:r>
+        <w:rPr>
+          <w:i/>
+          <w:lang w:val="zh_TW" w:bidi="zh_TW"/>
+        </w:rPr>
+        <w:t>go‘el</w:t>
+      </w:r>
+      <w:r>
+        <w:rPr>
+          <w:lang w:val="zh_TW" w:bidi="zh_TW"/>
+        </w:rPr>
+        <w:t xml:space="preserve"> 是幫助或保護他人的人。例如，約伯呼求神捍衛他（</w:t>
+      </w:r>
+      <w:hyperlink r:id="rId57">
+        <w:r>
+          <w:rPr>
+            <w:lang w:val="zh_TW" w:bidi="zh_TW"/>
+          </w:rPr>
+          <w:rPr>
+            <w:color w:val="0000EE"/>
+            <w:u w:val="single"/>
+          </w:rPr>
+          <w:t>伯19:25</w:t>
+        </w:r>
+      </w:hyperlink>
+      <w:r>
+        <w:rPr>
+          <w:lang w:val="zh_TW" w:bidi="zh_TW"/>
+        </w:rPr>
+        <w:t xml:space="preserve">）。 </w:t>
       </w:r>
     </w:p>
     <w:p>
@@ -701,18 +1958,247 @@
         <w:rPr>
           <w:lang w:val="zh_TW" w:bidi="zh_TW"/>
         </w:rPr>
-        <w:t>水瓶是用來盛裝並傾倒液體的器皿，也可稱為罈或壺，常用來裝水或酒。水瓶多以陶土製成，也有金屬製的。人們會把水瓶扛在肩上，或頂在頭上攜帶。在聖經時代，婦女常拿著水瓶到井旁打水（</w:t>
-      </w:r>
-      <w:hyperlink r:id="rId31">
-        <w:r>
-          <w:rPr>
-            <w:lang w:val="zh_TW" w:bidi="zh_TW"/>
-          </w:rPr>
-          <w:rPr>
-            <w:color w:val="0000EE"/>
-            <w:u w:val="single"/>
-          </w:rPr>
-          <w:t>創24:14–20</w:t>
+        <w:t>在最高意義上，神是以色列的親屬和</w:t>
+      </w:r>
+      <w:r>
+        <w:rPr>
+          <w:i/>
+          <w:lang w:val="zh_TW" w:bidi="zh_TW"/>
+        </w:rPr>
+        <w:t xml:space="preserve">go’el </w:t>
+      </w:r>
+      <w:r>
+        <w:rPr>
+          <w:lang w:val="zh_TW" w:bidi="zh_TW"/>
+        </w:rPr>
+        <w:t>（救贖者）。神救贖他們脫離：</w:t>
+      </w:r>
+    </w:p>
+    <w:p>
+      <w:pPr>
+        <w:pStyle w:val="ListBullet"/>
+        <w:spacing w:line="240" w:lineRule="auto"/>
+        <w:ind w:left="720"/>
+      </w:pPr>
+      <w:r>
+        <w:rPr>
+          <w:lang w:val="zh_TW" w:bidi="zh_TW"/>
+        </w:rPr>
+      </w:r>
+      <w:r>
+        <w:rPr>
+          <w:lang w:val="zh_TW" w:bidi="zh_TW"/>
+        </w:rPr>
+        <w:t>埃及的奴役（</w:t>
+      </w:r>
+      <w:hyperlink r:id="rId58">
+        <w:r>
+          <w:rPr>
+            <w:lang w:val="zh_TW" w:bidi="zh_TW"/>
+          </w:rPr>
+          <w:rPr>
+            <w:color w:val="0000EE"/>
+            <w:u w:val="single"/>
+          </w:rPr>
+          <w:t>出6:5–7</w:t>
+        </w:r>
+      </w:hyperlink>
+      <w:r>
+        <w:rPr>
+          <w:lang w:val="zh_TW" w:bidi="zh_TW"/>
+        </w:rPr>
+        <w:t>），</w:t>
+      </w:r>
+    </w:p>
+    <w:p>
+      <w:pPr>
+        <w:pStyle w:val="ListBullet"/>
+        <w:spacing w:line="240" w:lineRule="auto"/>
+        <w:ind w:left="720"/>
+      </w:pPr>
+      <w:r>
+        <w:rPr>
+          <w:lang w:val="zh_TW" w:bidi="zh_TW"/>
+        </w:rPr>
+      </w:r>
+      <w:r>
+        <w:rPr>
+          <w:lang w:val="zh_TW" w:bidi="zh_TW"/>
+        </w:rPr>
+        <w:t>被擄到巴比倫的困境中，</w:t>
+      </w:r>
+    </w:p>
+    <w:p>
+      <w:pPr>
+        <w:pStyle w:val="ListBullet"/>
+        <w:spacing w:line="240" w:lineRule="auto"/>
+        <w:ind w:left="720"/>
+      </w:pPr>
+      <w:r>
+        <w:rPr>
+          <w:lang w:val="zh_TW" w:bidi="zh_TW"/>
+        </w:rPr>
+      </w:r>
+      <w:r>
+        <w:rPr>
+          <w:lang w:val="zh_TW" w:bidi="zh_TW"/>
+        </w:rPr>
+        <w:t>一般的苦難（</w:t>
+      </w:r>
+      <w:r>
+        <w:rPr>
+          <w:i/>
+          <w:lang w:val="zh_TW" w:bidi="zh_TW"/>
+        </w:rPr>
+        <w:t>go’el</w:t>
+      </w:r>
+      <w:r>
+        <w:rPr>
+          <w:lang w:val="zh_TW" w:bidi="zh_TW"/>
+        </w:rPr>
+        <w:t>一詞在</w:t>
+      </w:r>
+      <w:hyperlink r:id="rId59">
+        <w:r>
+          <w:rPr>
+            <w:lang w:val="zh_TW" w:bidi="zh_TW"/>
+          </w:rPr>
+          <w:rPr>
+            <w:color w:val="0000EE"/>
+            <w:u w:val="single"/>
+          </w:rPr>
+          <w:t>賽40–46章</w:t>
+        </w:r>
+      </w:hyperlink>
+      <w:r>
+        <w:rPr>
+          <w:lang w:val="zh_TW" w:bidi="zh_TW"/>
+        </w:rPr>
+        <w:t xml:space="preserve">中出現了13次）。 </w:t>
+      </w:r>
+    </w:p>
+    <w:p>
+      <w:pPr/>
+      <w:r>
+        <w:rPr>
+          <w:lang w:val="zh_TW" w:bidi="zh_TW"/>
+        </w:rPr>
+      </w:r>
+      <w:r>
+        <w:rPr>
+          <w:lang w:val="zh_TW" w:bidi="zh_TW"/>
+        </w:rPr>
+        <w:t>因此，以色列被稱為「耶和華救贖的民」（</w:t>
+      </w:r>
+      <w:hyperlink r:id="rId60">
+        <w:r>
+          <w:rPr>
+            <w:lang w:val="zh_TW" w:bidi="zh_TW"/>
+          </w:rPr>
+          <w:rPr>
+            <w:color w:val="0000EE"/>
+            <w:u w:val="single"/>
+          </w:rPr>
+          <w:t>賽35:10</w:t>
+        </w:r>
+      </w:hyperlink>
+      <w:r>
+        <w:rPr>
+          <w:lang w:val="zh_TW" w:bidi="zh_TW"/>
+        </w:rPr>
+        <w:t>），「無銀」被贖（</w:t>
+      </w:r>
+      <w:hyperlink r:id="rId61">
+        <w:r>
+          <w:rPr>
+            <w:lang w:val="zh_TW" w:bidi="zh_TW"/>
+          </w:rPr>
+          <w:rPr>
+            <w:color w:val="0000EE"/>
+            <w:u w:val="single"/>
+          </w:rPr>
+          <w:t>52:3</w:t>
+        </w:r>
+      </w:hyperlink>
+      <w:r>
+        <w:rPr>
+          <w:lang w:val="zh_TW" w:bidi="zh_TW"/>
+        </w:rPr>
+        <w:t>）。在這些情況下，「贖價」是指神的大能和力量。</w:t>
+      </w:r>
+    </w:p>
+    <w:p>
+      <w:pPr/>
+      <w:r>
+        <w:rPr>
+          <w:lang w:val="zh_TW" w:bidi="zh_TW"/>
+        </w:rPr>
+      </w:r>
+      <w:r>
+        <w:rPr>
+          <w:lang w:val="zh_TW" w:bidi="zh_TW"/>
+        </w:rPr>
+        <w:t>舊約使用第三個希伯來文詞語（</w:t>
+      </w:r>
+      <w:r>
+        <w:rPr>
+          <w:i/>
+          <w:lang w:val="zh_TW" w:bidi="zh_TW"/>
+        </w:rPr>
+        <w:t>pidyon</w:t>
+      </w:r>
+      <w:r>
+        <w:rPr>
+          <w:lang w:val="zh_TW" w:bidi="zh_TW"/>
+        </w:rPr>
+        <w:t>）來表示贖價或支付。這個詞來自商業律法。在舊約中，它主要有三種用法：</w:t>
+      </w:r>
+    </w:p>
+    <w:p>
+      <w:pPr>
+        <w:pStyle w:val="ListBullet"/>
+        <w:spacing w:line="240" w:lineRule="auto"/>
+        <w:ind w:left="720"/>
+      </w:pPr>
+      <w:r>
+        <w:rPr>
+          <w:lang w:val="zh_TW" w:bidi="zh_TW"/>
+        </w:rPr>
+      </w:r>
+      <w:r>
+        <w:rPr>
+          <w:lang w:val="zh_TW" w:bidi="zh_TW"/>
+        </w:rPr>
+        <w:t>這個詞用於長子。神在埃及的逾越節拯救了以色列的長子，之後所有的長子和頭生的牲畜都屬於神。人們必須支付贖價來保留自己的長子（</w:t>
+      </w:r>
+      <w:hyperlink r:id="rId62">
+        <w:r>
+          <w:rPr>
+            <w:lang w:val="zh_TW" w:bidi="zh_TW"/>
+          </w:rPr>
+          <w:rPr>
+            <w:color w:val="0000EE"/>
+            <w:u w:val="single"/>
+          </w:rPr>
+          <w:t>出13:12–15</w:t>
+        </w:r>
+      </w:hyperlink>
+      <w:r>
+        <w:rPr>
+          <w:lang w:val="zh_TW" w:bidi="zh_TW"/>
+        </w:rPr>
+        <w:t>，</w:t>
+      </w:r>
+      <w:hyperlink r:id="rId63">
+        <w:r>
+          <w:rPr>
+            <w:lang w:val="zh_TW" w:bidi="zh_TW"/>
+          </w:rPr>
+          <w:rPr>
+            <w:color w:val="0000EE"/>
+            <w:u w:val="single"/>
+          </w:rPr>
+          <w:t>34:20</w:t>
         </w:r>
       </w:hyperlink>
       <w:r>
@@ -721,23 +2207,490 @@
         </w:rPr>
         <w:t>；</w:t>
       </w:r>
-      <w:hyperlink r:id="rId32">
-        <w:r>
-          <w:rPr>
-            <w:lang w:val="zh_TW" w:bidi="zh_TW"/>
-          </w:rPr>
-          <w:rPr>
-            <w:color w:val="0000EE"/>
-            <w:u w:val="single"/>
-          </w:rPr>
-          <w:t>可14:13</w:t>
-        </w:r>
-      </w:hyperlink>
-      <w:r>
-        <w:rPr>
-          <w:lang w:val="zh_TW" w:bidi="zh_TW"/>
-        </w:rPr>
-        <w:t>）。</w:t>
+      <w:hyperlink r:id="rId64">
+        <w:r>
+          <w:rPr>
+            <w:lang w:val="zh_TW" w:bidi="zh_TW"/>
+          </w:rPr>
+          <w:rPr>
+            <w:color w:val="0000EE"/>
+            <w:u w:val="single"/>
+          </w:rPr>
+          <w:t>利27:27</w:t>
+        </w:r>
+      </w:hyperlink>
+      <w:r>
+        <w:rPr>
+          <w:lang w:val="zh_TW" w:bidi="zh_TW"/>
+        </w:rPr>
+        <w:t>；</w:t>
+      </w:r>
+      <w:hyperlink r:id="rId65">
+        <w:r>
+          <w:rPr>
+            <w:lang w:val="zh_TW" w:bidi="zh_TW"/>
+          </w:rPr>
+          <w:rPr>
+            <w:color w:val="0000EE"/>
+            <w:u w:val="single"/>
+          </w:rPr>
+          <w:t>民18:15–17</w:t>
+        </w:r>
+      </w:hyperlink>
+      <w:r>
+        <w:rPr>
+          <w:lang w:val="zh_TW" w:bidi="zh_TW"/>
+        </w:rPr>
+        <w:t>）。後來，神揀選了利未人來事奉祂，而不是所有的長子。由於長子比利未人多273人，因此多出的長子需要每人支付五舍客勒的贖銀（</w:t>
+      </w:r>
+      <w:hyperlink r:id="rId66">
+        <w:r>
+          <w:rPr>
+            <w:lang w:val="zh_TW" w:bidi="zh_TW"/>
+          </w:rPr>
+          <w:rPr>
+            <w:color w:val="0000EE"/>
+            <w:u w:val="single"/>
+          </w:rPr>
+          <w:t>民3:40–48</w:t>
+        </w:r>
+      </w:hyperlink>
+      <w:r>
+        <w:rPr>
+          <w:lang w:val="zh_TW" w:bidi="zh_TW"/>
+        </w:rPr>
+        <w:t xml:space="preserve">）。 </w:t>
+      </w:r>
+    </w:p>
+    <w:p>
+      <w:pPr>
+        <w:pStyle w:val="ListBullet"/>
+        <w:spacing w:line="240" w:lineRule="auto"/>
+        <w:ind w:left="720"/>
+      </w:pPr>
+      <w:r>
+        <w:rPr>
+          <w:lang w:val="zh_TW" w:bidi="zh_TW"/>
+        </w:rPr>
+      </w:r>
+      <w:r>
+        <w:rPr>
+          <w:lang w:val="zh_TW" w:bidi="zh_TW"/>
+        </w:rPr>
+        <w:t>這個詞也用於贖回奴隸所支付的價錢（</w:t>
+      </w:r>
+      <w:hyperlink r:id="rId67">
+        <w:r>
+          <w:rPr>
+            <w:lang w:val="zh_TW" w:bidi="zh_TW"/>
+          </w:rPr>
+          <w:rPr>
+            <w:color w:val="0000EE"/>
+            <w:u w:val="single"/>
+          </w:rPr>
+          <w:t>申15:15</w:t>
+        </w:r>
+      </w:hyperlink>
+      <w:r>
+        <w:rPr>
+          <w:lang w:val="zh_TW" w:bidi="zh_TW"/>
+        </w:rPr>
+        <w:t>，</w:t>
+      </w:r>
+      <w:hyperlink r:id="rId68">
+        <w:r>
+          <w:rPr>
+            <w:lang w:val="zh_TW" w:bidi="zh_TW"/>
+          </w:rPr>
+          <w:rPr>
+            <w:color w:val="0000EE"/>
+            <w:u w:val="single"/>
+          </w:rPr>
+          <w:t>24:18</w:t>
+        </w:r>
+      </w:hyperlink>
+      <w:r>
+        <w:rPr>
+          <w:lang w:val="zh_TW" w:bidi="zh_TW"/>
+        </w:rPr>
+        <w:t>）。它也適用於釋放作為妾的婢女（</w:t>
+      </w:r>
+      <w:hyperlink r:id="rId69">
+        <w:r>
+          <w:rPr>
+            <w:lang w:val="zh_TW" w:bidi="zh_TW"/>
+          </w:rPr>
+          <w:rPr>
+            <w:color w:val="0000EE"/>
+            <w:u w:val="single"/>
+          </w:rPr>
+          <w:t>出21:8–11</w:t>
+        </w:r>
+      </w:hyperlink>
+      <w:r>
+        <w:rPr>
+          <w:lang w:val="zh_TW" w:bidi="zh_TW"/>
+        </w:rPr>
+        <w:t>；</w:t>
+      </w:r>
+      <w:hyperlink r:id="rId70">
+        <w:r>
+          <w:rPr>
+            <w:lang w:val="zh_TW" w:bidi="zh_TW"/>
+          </w:rPr>
+          <w:rPr>
+            <w:color w:val="0000EE"/>
+            <w:u w:val="single"/>
+          </w:rPr>
+          <w:t>利19:20</w:t>
+        </w:r>
+      </w:hyperlink>
+      <w:r>
+        <w:rPr>
+          <w:lang w:val="zh_TW" w:bidi="zh_TW"/>
+        </w:rPr>
+        <w:t>）。神透過提醒以色列人祂曾將他們從埃及的奴役中解救出來，藉此證明這些規則的合理性（</w:t>
+      </w:r>
+      <w:hyperlink r:id="rId67">
+        <w:r>
+          <w:rPr>
+            <w:lang w:val="zh_TW" w:bidi="zh_TW"/>
+          </w:rPr>
+          <w:rPr>
+            <w:color w:val="0000EE"/>
+            <w:u w:val="single"/>
+          </w:rPr>
+          <w:t>申15:15，</w:t>
+        </w:r>
+      </w:hyperlink>
+      <w:hyperlink r:id="rId68">
+        <w:r>
+          <w:rPr>
+            <w:lang w:val="zh_TW" w:bidi="zh_TW"/>
+          </w:rPr>
+          <w:rPr>
+            <w:color w:val="0000EE"/>
+            <w:u w:val="single"/>
+          </w:rPr>
+          <w:t>24:18</w:t>
+        </w:r>
+      </w:hyperlink>
+      <w:r>
+        <w:rPr>
+          <w:lang w:val="zh_TW" w:bidi="zh_TW"/>
+        </w:rPr>
+        <w:t xml:space="preserve">）。 </w:t>
+      </w:r>
+    </w:p>
+    <w:p>
+      <w:pPr>
+        <w:pStyle w:val="ListBullet"/>
+        <w:spacing w:line="240" w:lineRule="auto"/>
+        <w:ind w:left="720"/>
+      </w:pPr>
+      <w:r>
+        <w:rPr>
+          <w:lang w:val="zh_TW" w:bidi="zh_TW"/>
+        </w:rPr>
+      </w:r>
+      <w:r>
+        <w:rPr>
+          <w:lang w:val="zh_TW" w:bidi="zh_TW"/>
+        </w:rPr>
+        <w:t>當聖經提到神將以色列人從埃及（</w:t>
+      </w:r>
+      <w:hyperlink r:id="rId71">
+        <w:r>
+          <w:rPr>
+            <w:lang w:val="zh_TW" w:bidi="zh_TW"/>
+          </w:rPr>
+          <w:rPr>
+            <w:color w:val="0000EE"/>
+            <w:u w:val="single"/>
+          </w:rPr>
+          <w:t>申7:8</w:t>
+        </w:r>
+      </w:hyperlink>
+      <w:r>
+        <w:rPr>
+          <w:lang w:val="zh_TW" w:bidi="zh_TW"/>
+        </w:rPr>
+        <w:t>，</w:t>
+      </w:r>
+      <w:hyperlink r:id="rId72">
+        <w:r>
+          <w:rPr>
+            <w:lang w:val="zh_TW" w:bidi="zh_TW"/>
+          </w:rPr>
+          <w:rPr>
+            <w:color w:val="0000EE"/>
+            <w:u w:val="single"/>
+          </w:rPr>
+          <w:t>9:26</w:t>
+        </w:r>
+      </w:hyperlink>
+      <w:r>
+        <w:rPr>
+          <w:lang w:val="zh_TW" w:bidi="zh_TW"/>
+        </w:rPr>
+        <w:t>，</w:t>
+      </w:r>
+      <w:hyperlink r:id="rId73">
+        <w:r>
+          <w:rPr>
+            <w:lang w:val="zh_TW" w:bidi="zh_TW"/>
+          </w:rPr>
+          <w:rPr>
+            <w:color w:val="0000EE"/>
+            <w:u w:val="single"/>
+          </w:rPr>
+          <w:t>13:5</w:t>
+        </w:r>
+      </w:hyperlink>
+      <w:r>
+        <w:rPr>
+          <w:lang w:val="zh_TW" w:bidi="zh_TW"/>
+        </w:rPr>
+        <w:t>；</w:t>
+      </w:r>
+      <w:hyperlink r:id="rId74">
+        <w:r>
+          <w:rPr>
+            <w:lang w:val="zh_TW" w:bidi="zh_TW"/>
+          </w:rPr>
+          <w:rPr>
+            <w:color w:val="0000EE"/>
+            <w:u w:val="single"/>
+          </w:rPr>
+          <w:t>撒下7:23</w:t>
+        </w:r>
+      </w:hyperlink>
+      <w:r>
+        <w:rPr>
+          <w:lang w:val="zh_TW" w:bidi="zh_TW"/>
+        </w:rPr>
+        <w:t>；</w:t>
+      </w:r>
+      <w:hyperlink r:id="rId75">
+        <w:r>
+          <w:rPr>
+            <w:lang w:val="zh_TW" w:bidi="zh_TW"/>
+          </w:rPr>
+          <w:rPr>
+            <w:color w:val="0000EE"/>
+            <w:u w:val="single"/>
+          </w:rPr>
+          <w:t>代上17:21</w:t>
+        </w:r>
+      </w:hyperlink>
+      <w:r>
+        <w:rPr>
+          <w:lang w:val="zh_TW" w:bidi="zh_TW"/>
+        </w:rPr>
+        <w:t>；</w:t>
+      </w:r>
+      <w:hyperlink r:id="rId76">
+        <w:r>
+          <w:rPr>
+            <w:lang w:val="zh_TW" w:bidi="zh_TW"/>
+          </w:rPr>
+          <w:rPr>
+            <w:color w:val="0000EE"/>
+            <w:u w:val="single"/>
+          </w:rPr>
+          <w:t>詩78:42</w:t>
+        </w:r>
+      </w:hyperlink>
+      <w:r>
+        <w:rPr>
+          <w:lang w:val="zh_TW" w:bidi="zh_TW"/>
+        </w:rPr>
+        <w:t>）以及從巴比倫（</w:t>
+      </w:r>
+      <w:hyperlink r:id="rId60">
+        <w:r>
+          <w:rPr>
+            <w:lang w:val="zh_TW" w:bidi="zh_TW"/>
+          </w:rPr>
+          <w:rPr>
+            <w:color w:val="0000EE"/>
+            <w:u w:val="single"/>
+          </w:rPr>
+          <w:t>賽35:10，</w:t>
+        </w:r>
+      </w:hyperlink>
+      <w:hyperlink r:id="rId77">
+        <w:r>
+          <w:rPr>
+            <w:lang w:val="zh_TW" w:bidi="zh_TW"/>
+          </w:rPr>
+          <w:rPr>
+            <w:color w:val="0000EE"/>
+            <w:u w:val="single"/>
+          </w:rPr>
+          <w:t>51:11</w:t>
+        </w:r>
+      </w:hyperlink>
+      <w:r>
+        <w:rPr>
+          <w:lang w:val="zh_TW" w:bidi="zh_TW"/>
+        </w:rPr>
+        <w:t>）中救贖出來時，也使用了這個希伯來詞。聖經有時提及神拯救百姓，卻沒有提到具體事件（</w:t>
+      </w:r>
+      <w:hyperlink r:id="rId78">
+        <w:r>
+          <w:rPr>
+            <w:lang w:val="zh_TW" w:bidi="zh_TW"/>
+          </w:rPr>
+          <w:rPr>
+            <w:color w:val="0000EE"/>
+            <w:u w:val="single"/>
+          </w:rPr>
+          <w:t>何7:13；</w:t>
+        </w:r>
+      </w:hyperlink>
+      <w:r>
+        <w:rPr>
+          <w:lang w:val="zh_TW" w:bidi="zh_TW"/>
+        </w:rPr>
+        <w:t>參</w:t>
+      </w:r>
+      <w:hyperlink r:id="rId79">
+        <w:r>
+          <w:rPr>
+            <w:lang w:val="zh_TW" w:bidi="zh_TW"/>
+          </w:rPr>
+          <w:rPr>
+            <w:color w:val="0000EE"/>
+            <w:u w:val="single"/>
+          </w:rPr>
+          <w:t>申21:8</w:t>
+        </w:r>
+      </w:hyperlink>
+      <w:r>
+        <w:rPr>
+          <w:lang w:val="zh_TW" w:bidi="zh_TW"/>
+        </w:rPr>
+        <w:t>；</w:t>
+      </w:r>
+      <w:hyperlink r:id="rId80">
+        <w:r>
+          <w:rPr>
+            <w:lang w:val="zh_TW" w:bidi="zh_TW"/>
+          </w:rPr>
+          <w:rPr>
+            <w:color w:val="0000EE"/>
+            <w:u w:val="single"/>
+          </w:rPr>
+          <w:t>尼1:10</w:t>
+        </w:r>
+      </w:hyperlink>
+      <w:r>
+        <w:rPr>
+          <w:lang w:val="zh_TW" w:bidi="zh_TW"/>
+        </w:rPr>
+        <w:t>；</w:t>
+      </w:r>
+      <w:hyperlink r:id="rId81">
+        <w:r>
+          <w:rPr>
+            <w:lang w:val="zh_TW" w:bidi="zh_TW"/>
+          </w:rPr>
+          <w:rPr>
+            <w:color w:val="0000EE"/>
+            <w:u w:val="single"/>
+          </w:rPr>
+          <w:t>賽1:27</w:t>
+        </w:r>
+      </w:hyperlink>
+      <w:r>
+        <w:rPr>
+          <w:lang w:val="zh_TW" w:bidi="zh_TW"/>
+        </w:rPr>
+        <w:t>；</w:t>
+      </w:r>
+      <w:hyperlink r:id="rId82">
+        <w:r>
+          <w:rPr>
+            <w:lang w:val="zh_TW" w:bidi="zh_TW"/>
+          </w:rPr>
+          <w:rPr>
+            <w:color w:val="0000EE"/>
+            <w:u w:val="single"/>
+          </w:rPr>
+          <w:t>耶31:11</w:t>
+        </w:r>
+      </w:hyperlink>
+      <w:r>
+        <w:rPr>
+          <w:lang w:val="zh_TW" w:bidi="zh_TW"/>
+        </w:rPr>
+        <w:t>）。神也救贖人脫離死亡（</w:t>
+      </w:r>
+      <w:hyperlink r:id="rId83">
+        <w:r>
+          <w:rPr>
+            <w:lang w:val="zh_TW" w:bidi="zh_TW"/>
+          </w:rPr>
+          <w:rPr>
+            <w:color w:val="0000EE"/>
+            <w:u w:val="single"/>
+          </w:rPr>
+          <w:t>何13:14</w:t>
+        </w:r>
+      </w:hyperlink>
+      <w:r>
+        <w:rPr>
+          <w:lang w:val="zh_TW" w:bidi="zh_TW"/>
+        </w:rPr>
+        <w:t>）、脫離罪惡（</w:t>
+      </w:r>
+      <w:hyperlink r:id="rId84">
+        <w:r>
+          <w:rPr>
+            <w:lang w:val="zh_TW" w:bidi="zh_TW"/>
+          </w:rPr>
+          <w:rPr>
+            <w:color w:val="0000EE"/>
+            <w:u w:val="single"/>
+          </w:rPr>
+          <w:t>詩130:8</w:t>
+        </w:r>
+      </w:hyperlink>
+      <w:r>
+        <w:rPr>
+          <w:lang w:val="zh_TW" w:bidi="zh_TW"/>
+        </w:rPr>
+        <w:t>）、脫離困難（</w:t>
+      </w:r>
+      <w:hyperlink r:id="rId85">
+        <w:r>
+          <w:rPr>
+            <w:lang w:val="zh_TW" w:bidi="zh_TW"/>
+          </w:rPr>
+          <w:rPr>
+            <w:color w:val="0000EE"/>
+            <w:u w:val="single"/>
+          </w:rPr>
+          <w:t>25:22</w:t>
+        </w:r>
+      </w:hyperlink>
+      <w:r>
+        <w:rPr>
+          <w:lang w:val="zh_TW" w:bidi="zh_TW"/>
+        </w:rPr>
+        <w:t>）。這種拯救總是暗示某種形式的支付或代價，例如救贖所需的神的「大能」或「大能之手」。</w:t>
+      </w:r>
+    </w:p>
+    <w:p>
+      <w:pPr>
+        <w:pStyle w:val="Heading3"/>
+      </w:pPr>
+      <w:r>
+        <w:rPr>
+          <w:lang w:val="zh_TW" w:bidi="zh_TW"/>
+        </w:rPr>
+        <w:t>在新約中</w:t>
       </w:r>
     </w:p>
     <w:p>
@@ -749,32 +2702,9 @@
       </w:r>
       <w:r>
         <w:rPr>
-          <w:i/>
-          <w:lang w:val="zh_TW" w:bidi="zh_TW"/>
-        </w:rPr>
-        <w:t xml:space="preserve">見 </w:t>
-      </w:r>
-      <w:r>
-        <w:rPr>
-          <w:lang w:val="zh_TW" w:bidi="zh_TW"/>
-        </w:rPr>
-        <w:t>陶器</w:t>
-      </w:r>
-      <w:r>
-        <w:rPr>
-          <w:lang w:val="zh_TW" w:bidi="zh_TW"/>
-        </w:rPr>
-        <w:t>。</w:t>
-      </w:r>
-      <w:r>
-        <w:rPr>
-          <w:lang w:val="zh_TW" w:bidi="zh_TW"/>
-        </w:rPr>
-      </w:r>
-      <w:r>
-        <w:rPr>
-          <w:lang w:val="zh_TW" w:bidi="zh_TW"/>
-        </w:rPr>
+          <w:lang w:val="zh_TW" w:bidi="zh_TW"/>
+        </w:rPr>
+        <w:t>在新約中，只有一組相關的詞語用來表示贖價。這個詞的基本意思是「釋放（set free）」或「解救（release）」。它的意思是通過支付代價來釋放某人。在英文聖經中，ransom（贖價）這個詞大約出現了8次。這些都是明確描述支付代價來解救某人的情況。希臘文舊約（稱為七十士譯本）謹慎地使用了這個詞。他們只在三個希伯來文詞語明確表示支付贖價時才使用它。</w:t>
       </w:r>
     </w:p>
     <w:p>
@@ -784,46 +2714,22 @@
           <w:lang w:val="zh_TW" w:bidi="zh_TW"/>
         </w:rPr>
       </w:r>
-    </w:p>
-    <w:p>
-      <w:pPr>
-        <w:pStyle w:val="Heading2"/>
-      </w:pPr>
-      <w:r>
-        <w:rPr>
-          <w:lang w:val="zh_TW" w:bidi="zh_TW"/>
-        </w:rPr>
-        <w:t>水手</w:t>
-      </w:r>
-      <w:r>
-        <w:rPr>
-          <w:lang w:val="zh_TW" w:bidi="zh_TW"/>
-        </w:rPr>
-      </w:r>
-    </w:p>
-    <w:p>
-      <w:pPr/>
-      <w:r>
-        <w:rPr>
-          <w:lang w:val="zh_TW" w:bidi="zh_TW"/>
-        </w:rPr>
-      </w:r>
-      <w:r>
-        <w:rPr>
-          <w:lang w:val="zh_TW" w:bidi="zh_TW"/>
-        </w:rPr>
-        <w:t>指受過訓練，能夠駕駛船隻在海上航行的人。以色列人通常不從事航海活動，他們的水上活動主要局限於加利利海和約旦河。他們偶爾可能會接觸到大船（</w:t>
-      </w:r>
-      <w:hyperlink r:id="rId33">
-        <w:r>
-          <w:rPr>
-            <w:lang w:val="zh_TW" w:bidi="zh_TW"/>
-          </w:rPr>
-          <w:rPr>
-            <w:color w:val="0000EE"/>
-            <w:u w:val="single"/>
-          </w:rPr>
-          <w:t>創49:13</w:t>
+      <w:r>
+        <w:rPr>
+          <w:lang w:val="zh_TW" w:bidi="zh_TW"/>
+        </w:rPr>
+        <w:t>在新約中，「贖價」最重要的用法是當耶穌談到祂自己的死亡時。耶穌說祂的死將作為「多人的贖價」（</w:t>
+      </w:r>
+      <w:hyperlink r:id="rId39">
+        <w:r>
+          <w:rPr>
+            <w:lang w:val="zh_TW" w:bidi="zh_TW"/>
+          </w:rPr>
+          <w:rPr>
+            <w:color w:val="0000EE"/>
+            <w:u w:val="single"/>
+          </w:rPr>
+          <w:t>太20:28</w:t>
         </w:r>
       </w:hyperlink>
       <w:r>
@@ -832,128 +2738,6 @@
         </w:rPr>
         <w:t>；</w:t>
       </w:r>
-      <w:hyperlink r:id="rId34">
-        <w:r>
-          <w:rPr>
-            <w:lang w:val="zh_TW" w:bidi="zh_TW"/>
-          </w:rPr>
-          <w:rPr>
-            <w:color w:val="0000EE"/>
-            <w:u w:val="single"/>
-          </w:rPr>
-          <w:t>士5:17</w:t>
-        </w:r>
-      </w:hyperlink>
-      <w:r>
-        <w:rPr>
-          <w:lang w:val="zh_TW" w:bidi="zh_TW"/>
-        </w:rPr>
-        <w:t>）。所羅門在亞喀巴灣（Gulf of Aqaba）的以旬迦別擁有一支船隊（</w:t>
-      </w:r>
-      <w:hyperlink r:id="rId35">
-        <w:r>
-          <w:rPr>
-            <w:lang w:val="zh_TW" w:bidi="zh_TW"/>
-          </w:rPr>
-          <w:rPr>
-            <w:color w:val="0000EE"/>
-            <w:u w:val="single"/>
-          </w:rPr>
-          <w:t>王上9:26–28</w:t>
-        </w:r>
-      </w:hyperlink>
-      <w:r>
-        <w:rPr>
-          <w:lang w:val="zh_TW" w:bidi="zh_TW"/>
-        </w:rPr>
-        <w:t>；</w:t>
-      </w:r>
-      <w:hyperlink r:id="rId36">
-        <w:r>
-          <w:rPr>
-            <w:lang w:val="zh_TW" w:bidi="zh_TW"/>
-          </w:rPr>
-          <w:rPr>
-            <w:color w:val="0000EE"/>
-            <w:u w:val="single"/>
-          </w:rPr>
-          <w:t>代下8:17–18</w:t>
-        </w:r>
-      </w:hyperlink>
-      <w:r>
-        <w:rPr>
-          <w:lang w:val="zh_TW" w:bidi="zh_TW"/>
-        </w:rPr>
-        <w:t>，</w:t>
-      </w:r>
-      <w:hyperlink r:id="rId37">
-        <w:r>
-          <w:rPr>
-            <w:lang w:val="zh_TW" w:bidi="zh_TW"/>
-          </w:rPr>
-          <w:rPr>
-            <w:color w:val="0000EE"/>
-            <w:u w:val="single"/>
-          </w:rPr>
-          <w:t>9:21</w:t>
-        </w:r>
-      </w:hyperlink>
-      <w:r>
-        <w:rPr>
-          <w:lang w:val="zh_TW" w:bidi="zh_TW"/>
-        </w:rPr>
-        <w:t>）。約沙法也在以旬迦別擁有一支船隊（</w:t>
-      </w:r>
-      <w:hyperlink r:id="rId38">
-        <w:r>
-          <w:rPr>
-            <w:lang w:val="zh_TW" w:bidi="zh_TW"/>
-          </w:rPr>
-          <w:rPr>
-            <w:color w:val="0000EE"/>
-            <w:u w:val="single"/>
-          </w:rPr>
-          <w:t>王上22:48</w:t>
-        </w:r>
-      </w:hyperlink>
-      <w:r>
-        <w:rPr>
-          <w:lang w:val="zh_TW" w:bidi="zh_TW"/>
-        </w:rPr>
-        <w:t>；</w:t>
-      </w:r>
-      <w:hyperlink r:id="rId39">
-        <w:r>
-          <w:rPr>
-            <w:lang w:val="zh_TW" w:bidi="zh_TW"/>
-          </w:rPr>
-          <w:rPr>
-            <w:color w:val="0000EE"/>
-            <w:u w:val="single"/>
-          </w:rPr>
-          <w:t>代下20:35–37</w:t>
-        </w:r>
-      </w:hyperlink>
-      <w:r>
-        <w:rPr>
-          <w:lang w:val="zh_TW" w:bidi="zh_TW"/>
-        </w:rPr>
-        <w:t>）。</w:t>
-      </w:r>
-    </w:p>
-    <w:p>
-      <w:pPr/>
-      <w:r>
-        <w:rPr>
-          <w:lang w:val="zh_TW" w:bidi="zh_TW"/>
-        </w:rPr>
-      </w:r>
-      <w:r>
-        <w:rPr>
-          <w:lang w:val="zh_TW" w:bidi="zh_TW"/>
-        </w:rPr>
-        <w:t>新約多次提到船隻和水手——如加利利的眾多漁船（</w:t>
-      </w:r>
       <w:hyperlink r:id="rId40">
         <w:r>
           <w:rPr>
@@ -963,1962 +2747,14 @@
             <w:color w:val="0000EE"/>
             <w:u w:val="single"/>
           </w:rPr>
-          <w:t>太14:22</w:t>
-        </w:r>
-      </w:hyperlink>
-      <w:r>
-        <w:rPr>
-          <w:lang w:val="zh_TW" w:bidi="zh_TW"/>
-        </w:rPr>
-        <w:t>；</w:t>
-      </w:r>
-      <w:hyperlink r:id="rId41">
-        <w:r>
-          <w:rPr>
-            <w:lang w:val="zh_TW" w:bidi="zh_TW"/>
-          </w:rPr>
-          <w:rPr>
-            <w:color w:val="0000EE"/>
-            <w:u w:val="single"/>
-          </w:rPr>
-          <w:t>可1:19</w:t>
-        </w:r>
-      </w:hyperlink>
-      <w:r>
-        <w:rPr>
-          <w:lang w:val="zh_TW" w:bidi="zh_TW"/>
-        </w:rPr>
-        <w:t>，</w:t>
-      </w:r>
-      <w:hyperlink r:id="rId42">
-        <w:r>
-          <w:rPr>
-            <w:lang w:val="zh_TW" w:bidi="zh_TW"/>
-          </w:rPr>
-          <w:rPr>
-            <w:color w:val="0000EE"/>
-            <w:u w:val="single"/>
-          </w:rPr>
-          <w:t>3:9</w:t>
-        </w:r>
-      </w:hyperlink>
-      <w:r>
-        <w:rPr>
-          <w:lang w:val="zh_TW" w:bidi="zh_TW"/>
-        </w:rPr>
-        <w:t>；</w:t>
-      </w:r>
-      <w:hyperlink r:id="rId43">
-        <w:r>
-          <w:rPr>
-            <w:lang w:val="zh_TW" w:bidi="zh_TW"/>
-          </w:rPr>
-          <w:rPr>
-            <w:color w:val="0000EE"/>
-            <w:u w:val="single"/>
-          </w:rPr>
-          <w:t>路5:2</w:t>
-        </w:r>
-      </w:hyperlink>
-      <w:r>
-        <w:rPr>
-          <w:lang w:val="zh_TW" w:bidi="zh_TW"/>
-        </w:rPr>
-        <w:t>；</w:t>
-      </w:r>
-      <w:hyperlink r:id="rId44">
-        <w:r>
-          <w:rPr>
-            <w:lang w:val="zh_TW" w:bidi="zh_TW"/>
-          </w:rPr>
-          <w:rPr>
-            <w:color w:val="0000EE"/>
-            <w:u w:val="single"/>
-          </w:rPr>
-          <w:t>約6:19、22–24</w:t>
-        </w:r>
-      </w:hyperlink>
-      <w:r>
-        <w:rPr>
-          <w:lang w:val="zh_TW" w:bidi="zh_TW"/>
-        </w:rPr>
-        <w:t>，</w:t>
-      </w:r>
-      <w:hyperlink r:id="rId45">
-        <w:r>
-          <w:rPr>
-            <w:lang w:val="zh_TW" w:bidi="zh_TW"/>
-          </w:rPr>
-          <w:rPr>
-            <w:color w:val="0000EE"/>
-            <w:u w:val="single"/>
-          </w:rPr>
-          <w:t>21:8</w:t>
-        </w:r>
-      </w:hyperlink>
-      <w:r>
-        <w:rPr>
-          <w:lang w:val="zh_TW" w:bidi="zh_TW"/>
-        </w:rPr>
-        <w:t>），也有大船，如保羅前往羅馬所乘的大船（</w:t>
-      </w:r>
-      <w:hyperlink r:id="rId46">
-        <w:r>
-          <w:rPr>
-            <w:lang w:val="zh_TW" w:bidi="zh_TW"/>
-          </w:rPr>
-          <w:rPr>
-            <w:color w:val="0000EE"/>
-            <w:u w:val="single"/>
-          </w:rPr>
-          <w:t>徒27:6–44</w:t>
-        </w:r>
-      </w:hyperlink>
-      <w:r>
-        <w:rPr>
-          <w:lang w:val="zh_TW" w:bidi="zh_TW"/>
-        </w:rPr>
-        <w:t>）。</w:t>
-      </w:r>
-      <w:hyperlink r:id="rId47">
-        <w:r>
-          <w:rPr>
-            <w:lang w:val="zh_TW" w:bidi="zh_TW"/>
-          </w:rPr>
-          <w:rPr>
-            <w:color w:val="0000EE"/>
-            <w:u w:val="single"/>
-          </w:rPr>
-          <w:t>使徒行傳二十七章27、30節</w:t>
-        </w:r>
-      </w:hyperlink>
-      <w:r>
-        <w:rPr>
-          <w:lang w:val="zh_TW" w:bidi="zh_TW"/>
-        </w:rPr>
-        <w:t>中提到船員或水手。英文譯本中的mariner一詞指的是水手（</w:t>
-      </w:r>
-      <w:hyperlink r:id="rId48">
-        <w:r>
-          <w:rPr>
-            <w:lang w:val="zh_TW" w:bidi="zh_TW"/>
-          </w:rPr>
-          <w:rPr>
-            <w:color w:val="0000EE"/>
-            <w:u w:val="single"/>
-          </w:rPr>
-          <w:t>結27:9、27–29</w:t>
-        </w:r>
-      </w:hyperlink>
-      <w:r>
-        <w:rPr>
-          <w:lang w:val="zh_TW" w:bidi="zh_TW"/>
-        </w:rPr>
-        <w:t>；</w:t>
-      </w:r>
-      <w:hyperlink r:id="rId49">
-        <w:r>
-          <w:rPr>
-            <w:lang w:val="zh_TW" w:bidi="zh_TW"/>
-          </w:rPr>
-          <w:rPr>
-            <w:color w:val="0000EE"/>
-            <w:u w:val="single"/>
-          </w:rPr>
-          <w:t>拿1:5</w:t>
-        </w:r>
-      </w:hyperlink>
-      <w:r>
-        <w:rPr>
-          <w:lang w:val="zh_TW" w:bidi="zh_TW"/>
-        </w:rPr>
-        <w:t>）。</w:t>
-      </w:r>
-    </w:p>
-    <w:p>
-      <w:pPr/>
-      <w:r>
-        <w:rPr>
-          <w:lang w:val="zh_TW" w:bidi="zh_TW"/>
-        </w:rPr>
-      </w:r>
-      <w:r>
-        <w:rPr>
-          <w:i/>
-          <w:lang w:val="zh_TW" w:bidi="zh_TW"/>
-        </w:rPr>
-        <w:t>另見</w:t>
-      </w:r>
-      <w:r>
-        <w:rPr>
-          <w:lang w:val="zh_TW" w:bidi="zh_TW"/>
-        </w:rPr>
-        <w:t>旅行</w:t>
-      </w:r>
-      <w:r>
-        <w:rPr>
-          <w:lang w:val="zh_TW" w:bidi="zh_TW"/>
-        </w:rPr>
-        <w:t>。</w:t>
-      </w:r>
-      <w:r>
-        <w:rPr>
-          <w:lang w:val="zh_TW" w:bidi="zh_TW"/>
-        </w:rPr>
-      </w:r>
-      <w:r>
-        <w:rPr>
-          <w:lang w:val="zh_TW" w:bidi="zh_TW"/>
-        </w:rPr>
-      </w:r>
-    </w:p>
-    <w:p>
-      <w:pPr/>
-      <w:r>
-        <w:rPr>
-          <w:lang w:val="zh_TW" w:bidi="zh_TW"/>
-        </w:rPr>
-      </w:r>
-    </w:p>
-    <w:p>
-      <w:pPr>
-        <w:pStyle w:val="Heading2"/>
-      </w:pPr>
-      <w:r>
-        <w:rPr>
-          <w:lang w:val="zh_TW" w:bidi="zh_TW"/>
-        </w:rPr>
-        <w:t>稅吏</w:t>
-      </w:r>
-      <w:r>
-        <w:rPr>
-          <w:lang w:val="zh_TW" w:bidi="zh_TW"/>
-        </w:rPr>
-      </w:r>
-    </w:p>
-    <w:p>
-      <w:pPr/>
-      <w:r>
-        <w:rPr>
-          <w:lang w:val="zh_TW" w:bidi="zh_TW"/>
-        </w:rPr>
-      </w:r>
-      <w:r>
-        <w:rPr>
-          <w:lang w:val="zh_TW" w:bidi="zh_TW"/>
-        </w:rPr>
-        <w:t>負責為政府徵收稅款的人。在新約時期，羅馬政府徵收各種稅款，他們自己的官員負責其中一些工作，但也將部分任務委派給私人，包括猶太人和其他人，這些人必須向當局上交一筆約定的稅款。然而，許多不誠實的稅吏徵收的稅款遠超過人們需要繳納的數額，因此稅吏成為一個被人厭惡的群體，特別是那些欺騙猶太同胞的猶太稅吏。撒該就是一個猶太人，他是「稅吏長」，在耶利哥一帶積累了相當的財富（</w:t>
-      </w:r>
-      <w:hyperlink r:id="rId50">
-        <w:r>
-          <w:rPr>
-            <w:lang w:val="zh_TW" w:bidi="zh_TW"/>
-          </w:rPr>
-          <w:rPr>
-            <w:color w:val="0000EE"/>
-            <w:u w:val="single"/>
-          </w:rPr>
-          <w:t>路19:2–10</w:t>
-        </w:r>
-      </w:hyperlink>
-      <w:r>
-        <w:rPr>
-          <w:lang w:val="zh_TW" w:bidi="zh_TW"/>
-        </w:rPr>
-        <w:t>）。這樣的人被視為罪人，常與「稅吏並罪人」這句法聯繫起來（</w:t>
-      </w:r>
-      <w:hyperlink r:id="rId51">
-        <w:r>
-          <w:rPr>
-            <w:lang w:val="zh_TW" w:bidi="zh_TW"/>
-          </w:rPr>
-          <w:rPr>
-            <w:color w:val="0000EE"/>
-            <w:u w:val="single"/>
-          </w:rPr>
-          <w:t>太9:10–11</w:t>
-        </w:r>
-      </w:hyperlink>
-      <w:r>
-        <w:rPr>
-          <w:lang w:val="zh_TW" w:bidi="zh_TW"/>
-        </w:rPr>
-        <w:t>，</w:t>
-      </w:r>
-      <w:hyperlink r:id="rId52">
-        <w:r>
-          <w:rPr>
-            <w:lang w:val="zh_TW" w:bidi="zh_TW"/>
-          </w:rPr>
-          <w:rPr>
-            <w:color w:val="0000EE"/>
-            <w:u w:val="single"/>
-          </w:rPr>
-          <w:t>11:19</w:t>
-        </w:r>
-      </w:hyperlink>
-      <w:r>
-        <w:rPr>
-          <w:lang w:val="zh_TW" w:bidi="zh_TW"/>
-        </w:rPr>
-        <w:t>；</w:t>
-      </w:r>
-      <w:hyperlink r:id="rId53">
-        <w:r>
-          <w:rPr>
-            <w:lang w:val="zh_TW" w:bidi="zh_TW"/>
-          </w:rPr>
-          <w:rPr>
-            <w:color w:val="0000EE"/>
-            <w:u w:val="single"/>
-          </w:rPr>
-          <w:t>可2:15–16</w:t>
-        </w:r>
-      </w:hyperlink>
-      <w:r>
-        <w:rPr>
-          <w:lang w:val="zh_TW" w:bidi="zh_TW"/>
-        </w:rPr>
-        <w:t>；</w:t>
-      </w:r>
-      <w:hyperlink r:id="rId54">
-        <w:r>
-          <w:rPr>
-            <w:lang w:val="zh_TW" w:bidi="zh_TW"/>
-          </w:rPr>
-          <w:rPr>
-            <w:color w:val="0000EE"/>
-            <w:u w:val="single"/>
-          </w:rPr>
-          <w:t>路5:30</w:t>
-        </w:r>
-      </w:hyperlink>
-      <w:r>
-        <w:rPr>
-          <w:lang w:val="zh_TW" w:bidi="zh_TW"/>
-        </w:rPr>
-        <w:t>，</w:t>
-      </w:r>
-      <w:hyperlink r:id="rId50">
-        <w:r>
-          <w:rPr>
-            <w:lang w:val="zh_TW" w:bidi="zh_TW"/>
-          </w:rPr>
-          <w:rPr>
-            <w:color w:val="0000EE"/>
-            <w:u w:val="single"/>
-          </w:rPr>
-          <w:t>19:2–10</w:t>
-        </w:r>
-      </w:hyperlink>
-      <w:r>
-        <w:rPr>
-          <w:lang w:val="zh_TW" w:bidi="zh_TW"/>
-        </w:rPr>
-        <w:t>）。</w:t>
-      </w:r>
-      <w:r>
-        <w:rPr>
-          <w:lang w:val="zh_TW" w:bidi="zh_TW"/>
-        </w:rPr>
-      </w:r>
-      <w:r>
-        <w:rPr>
-          <w:lang w:val="zh_TW" w:bidi="zh_TW"/>
-        </w:rPr>
-      </w:r>
-    </w:p>
-    <w:p>
-      <w:pPr/>
-      <w:r>
-        <w:rPr>
-          <w:lang w:val="zh_TW" w:bidi="zh_TW"/>
-        </w:rPr>
-      </w:r>
-    </w:p>
-    <w:p>
-      <w:pPr>
-        <w:pStyle w:val="Heading2"/>
-      </w:pPr>
-      <w:r>
-        <w:rPr>
-          <w:lang w:val="zh_TW" w:bidi="zh_TW"/>
-        </w:rPr>
-        <w:t>稅收與課稅</w:t>
-      </w:r>
-      <w:r>
-        <w:rPr>
-          <w:lang w:val="zh_TW" w:bidi="zh_TW"/>
-        </w:rPr>
-      </w:r>
-    </w:p>
-    <w:p>
-      <w:pPr/>
-      <w:r>
-        <w:rPr>
-          <w:lang w:val="zh_TW" w:bidi="zh_TW"/>
-        </w:rPr>
-      </w:r>
-      <w:r>
-        <w:rPr>
-          <w:lang w:val="zh_TW" w:bidi="zh_TW"/>
-        </w:rPr>
-        <w:t>稅收是強大的國家向居住在其境內的人民徵收的金錢或物品</w:t>
-      </w:r>
-      <w:r>
-        <w:rPr>
-          <w:lang w:val="zh_TW" w:bidi="zh_TW"/>
-        </w:rPr>
-        <w:t>。</w:t>
-      </w:r>
-      <w:r>
-        <w:rPr>
-          <w:lang w:val="zh_TW" w:bidi="zh_TW"/>
-        </w:rPr>
-        <w:t>這</w:t>
-      </w:r>
-      <w:r>
-        <w:rPr>
-          <w:lang w:val="zh_TW" w:bidi="zh_TW"/>
-        </w:rPr>
-        <w:t>筆款項</w:t>
-      </w:r>
-      <w:r>
-        <w:rPr>
-          <w:lang w:val="zh_TW" w:bidi="zh_TW"/>
-        </w:rPr>
-        <w:t>也稱為貢品</w:t>
-      </w:r>
-      <w:r>
-        <w:rPr>
-          <w:lang w:val="zh_TW" w:bidi="zh_TW"/>
-        </w:rPr>
-        <w:t>，通常包括金、銀、</w:t>
-      </w:r>
-      <w:r>
-        <w:rPr>
-          <w:lang w:val="zh_TW" w:bidi="zh_TW"/>
-        </w:rPr>
-        <w:t>牲畜</w:t>
-      </w:r>
-      <w:r>
-        <w:rPr>
-          <w:lang w:val="zh_TW" w:bidi="zh_TW"/>
-        </w:rPr>
-        <w:t>、農作物和強制勞動。統治者和祭司</w:t>
-      </w:r>
-      <w:r>
-        <w:rPr>
-          <w:lang w:val="zh_TW" w:bidi="zh_TW"/>
-        </w:rPr>
-        <w:t>也會徵稅</w:t>
-      </w:r>
-      <w:r>
-        <w:rPr>
-          <w:lang w:val="zh_TW" w:bidi="zh_TW"/>
-        </w:rPr>
-        <w:t>以維持聖殿的運作。</w:t>
-      </w:r>
-    </w:p>
-    <w:p>
-      <w:pPr/>
-      <w:r>
-        <w:rPr>
-          <w:lang w:val="zh_TW" w:bidi="zh_TW"/>
-        </w:rPr>
-      </w:r>
-      <w:r>
-        <w:rPr>
-          <w:lang w:val="zh_TW" w:bidi="zh_TW"/>
-        </w:rPr>
-        <w:t>「貢品」</w:t>
-      </w:r>
-      <w:r>
-        <w:rPr>
-          <w:lang w:val="zh_TW" w:bidi="zh_TW"/>
-        </w:rPr>
-        <w:t>（譯註：和合本譯為服苦的僕人）一詞首次在</w:t>
-      </w:r>
-      <w:hyperlink r:id="rId55">
-        <w:r>
-          <w:rPr>
-            <w:lang w:val="zh_TW" w:bidi="zh_TW"/>
-          </w:rPr>
-          <w:rPr>
-            <w:color w:val="0000EE"/>
-            <w:u w:val="single"/>
-          </w:rPr>
-          <w:t>創世記四十九章15節</w:t>
-        </w:r>
-      </w:hyperlink>
-      <w:r>
-        <w:rPr>
-          <w:lang w:val="zh_TW" w:bidi="zh_TW"/>
-        </w:rPr>
-        <w:t>出現。在</w:t>
-      </w:r>
-      <w:hyperlink r:id="rId56">
-        <w:r>
-          <w:rPr>
-            <w:lang w:val="zh_TW" w:bidi="zh_TW"/>
-          </w:rPr>
-          <w:rPr>
-            <w:color w:val="0000EE"/>
-            <w:u w:val="single"/>
-          </w:rPr>
-          <w:t>民數記三十一章28節</w:t>
-        </w:r>
-      </w:hyperlink>
-      <w:r>
-        <w:rPr>
-          <w:lang w:val="zh_TW" w:bidi="zh_TW"/>
-        </w:rPr>
-        <w:t>中，</w:t>
-      </w:r>
-      <w:r>
-        <w:rPr>
-          <w:lang w:val="zh_TW" w:bidi="zh_TW"/>
-        </w:rPr>
-        <w:t>戰利品被分配，其中一部分作為貢品獻給祭司</w:t>
-      </w:r>
-      <w:r>
-        <w:rPr>
-          <w:lang w:val="zh_TW" w:bidi="zh_TW"/>
-        </w:rPr>
-        <w:t>。</w:t>
-      </w:r>
-      <w:r>
-        <w:rPr>
-          <w:lang w:val="zh_TW" w:bidi="zh_TW"/>
-        </w:rPr>
-        <w:t>最初，希伯來人</w:t>
-      </w:r>
-      <w:r>
-        <w:rPr>
-          <w:lang w:val="zh_TW" w:bidi="zh_TW"/>
-        </w:rPr>
-        <w:t>是自願</w:t>
-      </w:r>
-      <w:r>
-        <w:rPr>
-          <w:lang w:val="zh_TW" w:bidi="zh_TW"/>
-        </w:rPr>
-        <w:t>將聖殿的貢品奉獻給主的</w:t>
-      </w:r>
-      <w:r>
-        <w:rPr>
-          <w:lang w:val="zh_TW" w:bidi="zh_TW"/>
-        </w:rPr>
-        <w:t>（</w:t>
-      </w:r>
-      <w:hyperlink r:id="rId57">
-        <w:r>
-          <w:rPr>
-            <w:lang w:val="zh_TW" w:bidi="zh_TW"/>
-          </w:rPr>
-          <w:rPr>
-            <w:color w:val="0000EE"/>
-            <w:u w:val="single"/>
-          </w:rPr>
-          <w:t>申16:10</w:t>
-        </w:r>
-      </w:hyperlink>
-      <w:r>
-        <w:rPr>
-          <w:lang w:val="zh_TW" w:bidi="zh_TW"/>
-        </w:rPr>
-        <w:t>）。</w:t>
-      </w:r>
-      <w:r>
-        <w:rPr>
-          <w:lang w:val="zh_TW" w:bidi="zh_TW"/>
-        </w:rPr>
-        <w:t>後來，這成為一種強制的稅收</w:t>
-      </w:r>
-      <w:r>
-        <w:rPr>
-          <w:lang w:val="zh_TW" w:bidi="zh_TW"/>
-        </w:rPr>
-        <w:t>（</w:t>
-      </w:r>
-      <w:hyperlink r:id="rId58">
-        <w:r>
-          <w:rPr>
-            <w:lang w:val="zh_TW" w:bidi="zh_TW"/>
-          </w:rPr>
-          <w:rPr>
-            <w:color w:val="0000EE"/>
-            <w:u w:val="single"/>
-          </w:rPr>
-          <w:t>太17:24</w:t>
-        </w:r>
-      </w:hyperlink>
-      <w:r>
-        <w:rPr>
-          <w:lang w:val="zh_TW" w:bidi="zh_TW"/>
-        </w:rPr>
-        <w:t>）。</w:t>
-      </w:r>
-    </w:p>
-    <w:p>
-      <w:pPr>
-        <w:pStyle w:val="Heading3"/>
-      </w:pPr>
-      <w:r>
-        <w:rPr>
-          <w:lang w:val="zh_TW" w:bidi="zh_TW"/>
-        </w:rPr>
-        <w:t>古代世界的</w:t>
-      </w:r>
-      <w:r>
-        <w:rPr>
-          <w:lang w:val="zh_TW" w:bidi="zh_TW"/>
-        </w:rPr>
-        <w:t>稅收</w:t>
-      </w:r>
-    </w:p>
-    <w:p>
-      <w:pPr/>
-      <w:r>
-        <w:rPr>
-          <w:lang w:val="zh_TW" w:bidi="zh_TW"/>
-        </w:rPr>
-      </w:r>
-      <w:r>
-        <w:rPr>
-          <w:lang w:val="zh_TW" w:bidi="zh_TW"/>
-        </w:rPr>
-        <w:t>早在公元前2500年，</w:t>
-      </w:r>
-      <w:r>
-        <w:rPr>
-          <w:lang w:val="zh_TW" w:bidi="zh_TW"/>
-        </w:rPr>
-        <w:t>稅收已經影響了拉加什（</w:t>
-      </w:r>
-      <w:r>
-        <w:rPr>
-          <w:lang w:val="zh_TW" w:bidi="zh_TW"/>
-        </w:rPr>
-        <w:t>Lagash）這個城市</w:t>
-      </w:r>
-      <w:r>
-        <w:rPr>
-          <w:lang w:val="zh_TW" w:bidi="zh_TW"/>
-        </w:rPr>
-        <w:t>生活的各個方面</w:t>
-      </w:r>
-      <w:r>
-        <w:rPr>
-          <w:lang w:val="zh_TW" w:bidi="zh_TW"/>
-        </w:rPr>
-        <w:t>，包括</w:t>
-      </w:r>
-      <w:r>
-        <w:rPr>
-          <w:lang w:val="zh_TW" w:bidi="zh_TW"/>
-        </w:rPr>
-        <w:t>收入、婚姻、離婚和死亡</w:t>
-      </w:r>
-      <w:r>
-        <w:rPr>
-          <w:lang w:val="zh_TW" w:bidi="zh_TW"/>
-        </w:rPr>
-        <w:t>。蘇美人（Sumerians）相信土地屬於神和國王，因此他們須支付租金或稅款。</w:t>
-      </w:r>
-    </w:p>
-    <w:p>
-      <w:pPr>
-        <w:pStyle w:val="Heading4"/>
-      </w:pPr>
-      <w:r>
-        <w:rPr>
-          <w:lang w:val="zh_TW" w:bidi="zh_TW"/>
-        </w:rPr>
-        <w:t>古代以色列的</w:t>
-      </w:r>
-      <w:r>
-        <w:rPr>
-          <w:lang w:val="zh_TW" w:bidi="zh_TW"/>
-        </w:rPr>
-        <w:t>稅收</w:t>
-      </w:r>
-    </w:p>
-    <w:p>
-      <w:pPr/>
-      <w:r>
-        <w:rPr>
-          <w:lang w:val="zh_TW" w:bidi="zh_TW"/>
-        </w:rPr>
-      </w:r>
-      <w:r>
-        <w:rPr>
-          <w:lang w:val="zh_TW" w:bidi="zh_TW"/>
-        </w:rPr>
-        <w:t>在埃及，約瑟在七個豐年期間徵收了20%的穀物，來為接下來的七個荒年做準備（</w:t>
-      </w:r>
-      <w:hyperlink r:id="rId59">
-        <w:r>
-          <w:rPr>
-            <w:lang w:val="zh_TW" w:bidi="zh_TW"/>
-          </w:rPr>
-          <w:rPr>
-            <w:color w:val="0000EE"/>
-            <w:u w:val="single"/>
-          </w:rPr>
-          <w:t>創41:25–42:5</w:t>
-        </w:r>
-      </w:hyperlink>
-      <w:r>
-        <w:rPr>
-          <w:lang w:val="zh_TW" w:bidi="zh_TW"/>
-        </w:rPr>
-        <w:t>）。後來，在飢荒期間，人民將土地賣給法老，因此他擁有了埃及大部分的土地。從那時起，人民耕種土地，並從收成中給法老20%的稅（創47:13–26）。</w:t>
-      </w:r>
-    </w:p>
-    <w:p>
-      <w:pPr/>
-      <w:r>
-        <w:rPr>
-          <w:lang w:val="zh_TW" w:bidi="zh_TW"/>
-        </w:rPr>
-      </w:r>
-      <w:r>
-        <w:rPr>
-          <w:lang w:val="zh_TW" w:bidi="zh_TW"/>
-        </w:rPr>
-        <w:t>像大衛這樣用血汗換取江山的國王，</w:t>
-      </w:r>
-      <w:r>
-        <w:rPr>
-          <w:lang w:val="zh_TW" w:bidi="zh_TW"/>
-        </w:rPr>
-        <w:t>無需向自己的百姓徵稅就能保持國庫充盈</w:t>
-      </w:r>
-      <w:r>
-        <w:rPr>
-          <w:lang w:val="zh_TW" w:bidi="zh_TW"/>
-        </w:rPr>
-        <w:t>。被征服的民族，如迦南人，</w:t>
-      </w:r>
-      <w:r>
-        <w:rPr>
-          <w:lang w:val="zh_TW" w:bidi="zh_TW"/>
-        </w:rPr>
-        <w:t>會向國庫貢獻財富</w:t>
-      </w:r>
-      <w:r>
-        <w:rPr>
-          <w:lang w:val="zh_TW" w:bidi="zh_TW"/>
-        </w:rPr>
-        <w:t>（</w:t>
-      </w:r>
-      <w:hyperlink r:id="rId60">
-        <w:r>
-          <w:rPr>
-            <w:lang w:val="zh_TW" w:bidi="zh_TW"/>
-          </w:rPr>
-          <w:rPr>
-            <w:color w:val="0000EE"/>
-            <w:u w:val="single"/>
-          </w:rPr>
-          <w:t>撒下8:6–14</w:t>
-        </w:r>
-      </w:hyperlink>
-      <w:r>
-        <w:rPr>
-          <w:lang w:val="zh_TW" w:bidi="zh_TW"/>
-        </w:rPr>
-        <w:t>；</w:t>
-      </w:r>
-      <w:hyperlink r:id="rId61">
-        <w:r>
-          <w:rPr>
-            <w:lang w:val="zh_TW" w:bidi="zh_TW"/>
-          </w:rPr>
-          <w:rPr>
-            <w:color w:val="0000EE"/>
-            <w:u w:val="single"/>
-          </w:rPr>
-          <w:t>代上27:25–31</w:t>
-        </w:r>
-      </w:hyperlink>
-      <w:r>
-        <w:rPr>
-          <w:lang w:val="zh_TW" w:bidi="zh_TW"/>
-        </w:rPr>
-        <w:t>）。</w:t>
-      </w:r>
-      <w:r>
-        <w:rPr>
-          <w:lang w:val="zh_TW" w:bidi="zh_TW"/>
-        </w:rPr>
-        <w:t>這些財富包括</w:t>
-      </w:r>
-      <w:r>
-        <w:rPr>
-          <w:lang w:val="zh_TW" w:bidi="zh_TW"/>
-        </w:rPr>
-        <w:t>金、銀、銅、1,700 名騎兵和 20,000名步兵。此外，大衛和他的繼任者經常</w:t>
-      </w:r>
-      <w:r>
-        <w:rPr>
-          <w:lang w:val="zh_TW" w:bidi="zh_TW"/>
-        </w:rPr>
-        <w:t>強迫以色列境內的</w:t>
-      </w:r>
-      <w:r>
-        <w:rPr>
-          <w:lang w:val="zh_TW" w:bidi="zh_TW"/>
-        </w:rPr>
-        <w:t>外邦人</w:t>
-      </w:r>
-      <w:r>
-        <w:rPr>
-          <w:lang w:val="zh_TW" w:bidi="zh_TW"/>
-        </w:rPr>
-        <w:t>做苦工</w:t>
-      </w:r>
-      <w:r>
-        <w:rPr>
-          <w:lang w:val="zh_TW" w:bidi="zh_TW"/>
-        </w:rPr>
-        <w:t>（</w:t>
-      </w:r>
-      <w:hyperlink r:id="rId62">
-        <w:r>
-          <w:rPr>
-            <w:lang w:val="zh_TW" w:bidi="zh_TW"/>
-          </w:rPr>
-          <w:rPr>
-            <w:color w:val="0000EE"/>
-            <w:u w:val="single"/>
-          </w:rPr>
-          <w:t>撒下20:24</w:t>
-        </w:r>
-      </w:hyperlink>
-      <w:r>
-        <w:rPr>
-          <w:lang w:val="zh_TW" w:bidi="zh_TW"/>
-        </w:rPr>
-        <w:t>；王上</w:t>
-      </w:r>
-      <w:hyperlink r:id="rId63">
-        <w:r>
-          <w:rPr>
-            <w:lang w:val="zh_TW" w:bidi="zh_TW"/>
-          </w:rPr>
-          <w:rPr>
-            <w:color w:val="0000EE"/>
-            <w:u w:val="single"/>
-          </w:rPr>
-          <w:t>9:20–21</w:t>
-        </w:r>
-      </w:hyperlink>
-      <w:r>
-        <w:rPr>
-          <w:lang w:val="zh_TW" w:bidi="zh_TW"/>
-        </w:rPr>
-        <w:t>）。</w:t>
-      </w:r>
-    </w:p>
-    <w:p>
-      <w:pPr/>
-      <w:r>
-        <w:rPr>
-          <w:lang w:val="zh_TW" w:bidi="zh_TW"/>
-        </w:rPr>
-      </w:r>
-      <w:r>
-        <w:rPr>
-          <w:lang w:val="zh_TW" w:bidi="zh_TW"/>
-        </w:rPr>
-        <w:t>以色列可能最早在所羅門統治時期就開始徵稅</w:t>
-      </w:r>
-      <w:r>
-        <w:rPr>
-          <w:lang w:val="zh_TW" w:bidi="zh_TW"/>
-        </w:rPr>
-        <w:t>。在這段時間，收入來自貢品，而非戰利品。為了支持宮廷和大型建築工程，所羅門將以色列分為12個地區，每個地區都</w:t>
-      </w:r>
-      <w:r>
-        <w:rPr>
-          <w:lang w:val="zh_TW" w:bidi="zh_TW"/>
-        </w:rPr>
-        <w:t>派</w:t>
-      </w:r>
-      <w:r>
-        <w:rPr>
-          <w:lang w:val="zh_TW" w:bidi="zh_TW"/>
-        </w:rPr>
-        <w:t>一名</w:t>
-      </w:r>
-      <w:r>
-        <w:rPr>
-          <w:lang w:val="zh_TW" w:bidi="zh_TW"/>
-        </w:rPr>
-        <w:t>官吏。</w:t>
-      </w:r>
-      <w:r>
-        <w:rPr>
-          <w:lang w:val="zh_TW" w:bidi="zh_TW"/>
-        </w:rPr>
-        <w:t>而這些官吏每年為王家提供一個月的食物和其它支持（</w:t>
-      </w:r>
-      <w:hyperlink r:id="rId64">
-        <w:r>
-          <w:rPr>
-            <w:lang w:val="zh_TW" w:bidi="zh_TW"/>
-          </w:rPr>
-          <w:rPr>
-            <w:color w:val="0000EE"/>
-            <w:u w:val="single"/>
-          </w:rPr>
-          <w:t>王上4:7</w:t>
-        </w:r>
-      </w:hyperlink>
-      <w:r>
-        <w:rPr>
-          <w:lang w:val="zh_TW" w:bidi="zh_TW"/>
-        </w:rPr>
-        <w:t>）。</w:t>
-      </w:r>
-    </w:p>
-    <w:p>
-      <w:pPr/>
-      <w:r>
-        <w:rPr>
-          <w:lang w:val="zh_TW" w:bidi="zh_TW"/>
-        </w:rPr>
-      </w:r>
-      <w:r>
-        <w:rPr>
-          <w:lang w:val="zh_TW" w:bidi="zh_TW"/>
-        </w:rPr>
-        <w:t>所羅門還通過對經過他王國的商隊徵稅來獲得收入</w:t>
-      </w:r>
-      <w:r>
-        <w:rPr>
-          <w:lang w:val="zh_TW" w:bidi="zh_TW"/>
-        </w:rPr>
-        <w:t>。此外，外邦人和以色列人都被迫</w:t>
-      </w:r>
-      <w:r>
-        <w:rPr>
-          <w:lang w:val="zh_TW" w:bidi="zh_TW"/>
-        </w:rPr>
-        <w:t>參與大型項目</w:t>
-      </w:r>
-      <w:r>
-        <w:rPr>
-          <w:lang w:val="zh_TW" w:bidi="zh_TW"/>
-        </w:rPr>
-        <w:t>，</w:t>
-      </w:r>
-      <w:r>
-        <w:rPr>
-          <w:lang w:val="zh_TW" w:bidi="zh_TW"/>
-        </w:rPr>
-        <w:t>特別是</w:t>
-      </w:r>
-      <w:r>
-        <w:rPr>
-          <w:lang w:val="zh_TW" w:bidi="zh_TW"/>
-        </w:rPr>
-        <w:t>聖殿</w:t>
-      </w:r>
-      <w:r>
-        <w:rPr>
-          <w:lang w:val="zh_TW" w:bidi="zh_TW"/>
-        </w:rPr>
-        <w:t>的建設</w:t>
-      </w:r>
-      <w:r>
-        <w:rPr>
-          <w:lang w:val="zh_TW" w:bidi="zh_TW"/>
-        </w:rPr>
-        <w:t>（</w:t>
-      </w:r>
-      <w:hyperlink r:id="rId65">
-        <w:r>
-          <w:rPr>
-            <w:lang w:val="zh_TW" w:bidi="zh_TW"/>
-          </w:rPr>
-          <w:rPr>
-            <w:color w:val="0000EE"/>
-            <w:u w:val="single"/>
-          </w:rPr>
-          <w:t>王上5:13</w:t>
-        </w:r>
-      </w:hyperlink>
-      <w:r>
-        <w:rPr>
-          <w:lang w:val="zh_TW" w:bidi="zh_TW"/>
-        </w:rPr>
-        <w:t>，</w:t>
-      </w:r>
-      <w:hyperlink r:id="rId63">
-        <w:r>
-          <w:rPr>
-            <w:lang w:val="zh_TW" w:bidi="zh_TW"/>
-          </w:rPr>
-          <w:rPr>
-            <w:color w:val="0000EE"/>
-            <w:u w:val="single"/>
-          </w:rPr>
-          <w:t>9:20–21</w:t>
-        </w:r>
-      </w:hyperlink>
-      <w:r>
-        <w:rPr>
-          <w:lang w:val="zh_TW" w:bidi="zh_TW"/>
-        </w:rPr>
-        <w:t>；</w:t>
-      </w:r>
-      <w:hyperlink r:id="rId66">
-        <w:r>
-          <w:rPr>
-            <w:lang w:val="zh_TW" w:bidi="zh_TW"/>
-          </w:rPr>
-          <w:rPr>
-            <w:color w:val="0000EE"/>
-            <w:u w:val="single"/>
-          </w:rPr>
-          <w:t>代下8:7–8</w:t>
-        </w:r>
-      </w:hyperlink>
-      <w:r>
-        <w:rPr>
-          <w:lang w:val="zh_TW" w:bidi="zh_TW"/>
-        </w:rPr>
-        <w:t>）。考古學家從出土罐子的罐柄上，找到了印有希伯來文「歸於王」的印記。這些很可能是用來收集作為王室徵收部分貨物的大罐子（</w:t>
-      </w:r>
-      <w:hyperlink r:id="rId67">
-        <w:r>
-          <w:rPr>
-            <w:lang w:val="zh_TW" w:bidi="zh_TW"/>
-          </w:rPr>
-          <w:rPr>
-            <w:color w:val="0000EE"/>
-            <w:u w:val="single"/>
-          </w:rPr>
-          <w:t>代下2:10</w:t>
-        </w:r>
-      </w:hyperlink>
-      <w:r>
-        <w:rPr>
-          <w:lang w:val="zh_TW" w:bidi="zh_TW"/>
-        </w:rPr>
-        <w:t>）。</w:t>
-      </w:r>
-    </w:p>
-    <w:p>
-      <w:pPr/>
-      <w:r>
-        <w:rPr>
-          <w:lang w:val="zh_TW" w:bidi="zh_TW"/>
-        </w:rPr>
-      </w:r>
-      <w:r>
-        <w:rPr>
-          <w:lang w:val="zh_TW" w:bidi="zh_TW"/>
-        </w:rPr>
-        <w:t>約沙法成功地在國內向人民徵稅（</w:t>
-      </w:r>
-      <w:hyperlink r:id="rId68">
-        <w:r>
-          <w:rPr>
-            <w:lang w:val="zh_TW" w:bidi="zh_TW"/>
-          </w:rPr>
-          <w:rPr>
-            <w:color w:val="0000EE"/>
-            <w:u w:val="single"/>
-          </w:rPr>
-          <w:t>代下17:5</w:t>
-        </w:r>
-      </w:hyperlink>
-      <w:r>
-        <w:rPr>
-          <w:lang w:val="zh_TW" w:bidi="zh_TW"/>
-        </w:rPr>
-        <w:t>）。</w:t>
-      </w:r>
-      <w:r>
-        <w:rPr>
-          <w:lang w:val="zh_TW" w:bidi="zh_TW"/>
-        </w:rPr>
-        <w:t>他還繼續收取來自外國的貢品，</w:t>
-      </w:r>
-      <w:r>
-        <w:rPr>
-          <w:lang w:val="zh_TW" w:bidi="zh_TW"/>
-        </w:rPr>
-        <w:t>包括來自非利士人的金和銀，以及來自阿拉伯人的7,700隻公</w:t>
-      </w:r>
-      <w:r>
-        <w:rPr>
-          <w:lang w:val="zh_TW" w:bidi="zh_TW"/>
-        </w:rPr>
-        <w:t>綿</w:t>
-      </w:r>
-      <w:r>
-        <w:rPr>
-          <w:lang w:val="zh_TW" w:bidi="zh_TW"/>
-        </w:rPr>
-        <w:t>羊和7,700隻公山羊（</w:t>
-      </w:r>
-      <w:hyperlink r:id="rId69">
-        <w:r>
-          <w:rPr>
-            <w:lang w:val="zh_TW" w:bidi="zh_TW"/>
-          </w:rPr>
-          <w:rPr>
-            <w:color w:val="0000EE"/>
-            <w:u w:val="single"/>
-          </w:rPr>
-          <w:t>代下17:11–12</w:t>
-        </w:r>
-      </w:hyperlink>
-      <w:r>
-        <w:rPr>
-          <w:lang w:val="zh_TW" w:bidi="zh_TW"/>
-        </w:rPr>
-        <w:t>）。隨著鄰國日漸壯大，猶大開始進貢給外邦列國。亞述王西拿基立要求</w:t>
-      </w:r>
-      <w:r>
-        <w:rPr>
-          <w:lang w:val="zh_TW" w:bidi="zh_TW"/>
-        </w:rPr>
-        <w:t>銀子</w:t>
-      </w:r>
-      <w:r>
-        <w:rPr>
-          <w:lang w:val="zh_TW" w:bidi="zh_TW"/>
-        </w:rPr>
-        <w:t>300他連得和</w:t>
-      </w:r>
-      <w:r>
-        <w:rPr>
-          <w:lang w:val="zh_TW" w:bidi="zh_TW"/>
-        </w:rPr>
-        <w:t>金子</w:t>
-      </w:r>
-      <w:r>
-        <w:rPr>
-          <w:lang w:val="zh_TW" w:bidi="zh_TW"/>
-        </w:rPr>
-        <w:t>30他連得，甚至使猶大國要把聖殿的門上的金子</w:t>
-      </w:r>
-      <w:r>
-        <w:rPr>
-          <w:lang w:val="zh_TW" w:bidi="zh_TW"/>
-        </w:rPr>
-        <w:t>刮下來</w:t>
-      </w:r>
-      <w:r>
-        <w:rPr>
-          <w:lang w:val="zh_TW" w:bidi="zh_TW"/>
-        </w:rPr>
-        <w:t>（</w:t>
-      </w:r>
-      <w:hyperlink r:id="rId70">
-        <w:r>
-          <w:rPr>
-            <w:lang w:val="zh_TW" w:bidi="zh_TW"/>
-          </w:rPr>
-          <w:rPr>
-            <w:color w:val="0000EE"/>
-            <w:u w:val="single"/>
-          </w:rPr>
-          <w:t>王下18:14–16</w:t>
-        </w:r>
-      </w:hyperlink>
-      <w:r>
-        <w:rPr>
-          <w:lang w:val="zh_TW" w:bidi="zh_TW"/>
-        </w:rPr>
-        <w:t>）。後來，法老尼哥要求</w:t>
-      </w:r>
-      <w:r>
-        <w:rPr>
-          <w:lang w:val="zh_TW" w:bidi="zh_TW"/>
-        </w:rPr>
-        <w:t>猶大國</w:t>
-      </w:r>
-      <w:r>
-        <w:rPr>
-          <w:lang w:val="zh_TW" w:bidi="zh_TW"/>
-        </w:rPr>
-        <w:t>提供</w:t>
-      </w:r>
-      <w:r>
-        <w:rPr>
-          <w:lang w:val="zh_TW" w:bidi="zh_TW"/>
-        </w:rPr>
-        <w:t>銀子</w:t>
-      </w:r>
-      <w:r>
-        <w:rPr>
-          <w:lang w:val="zh_TW" w:bidi="zh_TW"/>
-        </w:rPr>
-        <w:t>100他連得和</w:t>
-      </w:r>
-      <w:r>
-        <w:rPr>
-          <w:lang w:val="zh_TW" w:bidi="zh_TW"/>
-        </w:rPr>
-        <w:t>金子</w:t>
-      </w:r>
-      <w:r>
-        <w:rPr>
-          <w:lang w:val="zh_TW" w:bidi="zh_TW"/>
-        </w:rPr>
-        <w:t>一他連得（</w:t>
-      </w:r>
-      <w:hyperlink r:id="rId71">
-        <w:r>
-          <w:rPr>
-            <w:lang w:val="zh_TW" w:bidi="zh_TW"/>
-          </w:rPr>
-          <w:rPr>
-            <w:color w:val="0000EE"/>
-            <w:u w:val="single"/>
-          </w:rPr>
-          <w:t>王下23:33</w:t>
-        </w:r>
-      </w:hyperlink>
-      <w:r>
-        <w:rPr>
-          <w:lang w:val="zh_TW" w:bidi="zh_TW"/>
-        </w:rPr>
-        <w:t>）。不久之後，尼布甲尼撒奪走了聖殿和王宮</w:t>
-      </w:r>
-      <w:r>
-        <w:rPr>
-          <w:lang w:val="zh_TW" w:bidi="zh_TW"/>
-        </w:rPr>
-        <w:t>中的</w:t>
-      </w:r>
-      <w:r>
-        <w:rPr>
-          <w:lang w:val="zh_TW" w:bidi="zh_TW"/>
-        </w:rPr>
-        <w:t>所有的</w:t>
-      </w:r>
-      <w:r>
-        <w:rPr>
-          <w:lang w:val="zh_TW" w:bidi="zh_TW"/>
-        </w:rPr>
-        <w:t>寶物</w:t>
-      </w:r>
-      <w:r>
-        <w:rPr>
-          <w:lang w:val="zh_TW" w:bidi="zh_TW"/>
-        </w:rPr>
-        <w:t>，又帶走了10,000名俘虜、</w:t>
-      </w:r>
-      <w:r>
-        <w:rPr>
-          <w:lang w:val="zh_TW" w:bidi="zh_TW"/>
-        </w:rPr>
-        <w:t>木匠</w:t>
-      </w:r>
-      <w:r>
-        <w:rPr>
-          <w:lang w:val="zh_TW" w:bidi="zh_TW"/>
-        </w:rPr>
-        <w:t>和鐵匠。除了</w:t>
-      </w:r>
-      <w:r>
-        <w:rPr>
-          <w:lang w:val="zh_TW" w:bidi="zh_TW"/>
-        </w:rPr>
-        <w:t>極貧窮的人</w:t>
-      </w:r>
-      <w:r>
-        <w:rPr>
-          <w:lang w:val="zh_TW" w:bidi="zh_TW"/>
-        </w:rPr>
-        <w:t>外，耶路撒冷幾乎無人居住（</w:t>
-      </w:r>
-      <w:hyperlink r:id="rId72">
-        <w:r>
-          <w:rPr>
-            <w:lang w:val="zh_TW" w:bidi="zh_TW"/>
-          </w:rPr>
-          <w:rPr>
-            <w:color w:val="0000EE"/>
-            <w:u w:val="single"/>
-          </w:rPr>
-          <w:t>王下24:13–16</w:t>
-        </w:r>
-      </w:hyperlink>
-      <w:r>
-        <w:rPr>
-          <w:lang w:val="zh_TW" w:bidi="zh_TW"/>
-        </w:rPr>
-        <w:t>）。</w:t>
-      </w:r>
-    </w:p>
-    <w:p>
-      <w:pPr>
-        <w:pStyle w:val="Heading4"/>
-      </w:pPr>
-      <w:r>
-        <w:rPr>
-          <w:lang w:val="zh_TW" w:bidi="zh_TW"/>
-        </w:rPr>
-        <w:t>外國的</w:t>
-      </w:r>
-      <w:r>
-        <w:rPr>
-          <w:lang w:val="zh_TW" w:bidi="zh_TW"/>
-        </w:rPr>
-        <w:t>課稅</w:t>
-      </w:r>
-    </w:p>
-    <w:p>
-      <w:pPr/>
-      <w:r>
-        <w:rPr>
-          <w:lang w:val="zh_TW" w:bidi="zh_TW"/>
-        </w:rPr>
-      </w:r>
-      <w:r>
-        <w:rPr>
-          <w:lang w:val="zh_TW" w:bidi="zh_TW"/>
-        </w:rPr>
-        <w:t>波斯人建立了一個固定的稅制。在這個制度中，總督（各省的巡撫）</w:t>
-      </w:r>
-      <w:r>
-        <w:rPr>
-          <w:lang w:val="zh_TW" w:bidi="zh_TW"/>
-        </w:rPr>
-        <w:t>需要</w:t>
-      </w:r>
-      <w:r>
-        <w:rPr>
-          <w:lang w:val="zh_TW" w:bidi="zh_TW"/>
-        </w:rPr>
-        <w:t>向皇家庫房支付固定的金額（</w:t>
-      </w:r>
-      <w:hyperlink r:id="rId73">
-        <w:r>
-          <w:rPr>
-            <w:lang w:val="zh_TW" w:bidi="zh_TW"/>
-          </w:rPr>
-          <w:rPr>
-            <w:color w:val="0000EE"/>
-            <w:u w:val="single"/>
-          </w:rPr>
-          <w:t>斯10:1</w:t>
-        </w:r>
-      </w:hyperlink>
-      <w:r>
-        <w:rPr>
-          <w:lang w:val="zh_TW" w:bidi="zh_TW"/>
-        </w:rPr>
-        <w:t>）。亞達薛西一世</w:t>
-      </w:r>
-      <w:r>
-        <w:rPr>
-          <w:lang w:val="zh_TW" w:bidi="zh_TW"/>
-        </w:rPr>
-        <w:t>豁免了</w:t>
-      </w:r>
-      <w:r>
-        <w:rPr>
-          <w:lang w:val="zh_TW" w:bidi="zh_TW"/>
-        </w:rPr>
-        <w:t>祭司、利未人和聖殿工人的稅務責任（</w:t>
-      </w:r>
-      <w:hyperlink r:id="rId74">
-        <w:r>
-          <w:rPr>
-            <w:lang w:val="zh_TW" w:bidi="zh_TW"/>
-          </w:rPr>
-          <w:rPr>
-            <w:color w:val="0000EE"/>
-            <w:u w:val="single"/>
-          </w:rPr>
-          <w:t>拉7:24</w:t>
-        </w:r>
-      </w:hyperlink>
-      <w:r>
-        <w:rPr>
-          <w:lang w:val="zh_TW" w:bidi="zh_TW"/>
-        </w:rPr>
-        <w:t>）。</w:t>
-      </w:r>
-      <w:r>
-        <w:rPr>
-          <w:lang w:val="zh_TW" w:bidi="zh_TW"/>
-        </w:rPr>
-        <w:t>此外，有些</w:t>
-      </w:r>
-      <w:r>
-        <w:rPr>
-          <w:lang w:val="zh_TW" w:bidi="zh_TW"/>
-        </w:rPr>
-        <w:t>巡撫（譯註：和合本譯作「省長」）向</w:t>
-      </w:r>
-      <w:r>
-        <w:rPr>
-          <w:lang w:val="zh_TW" w:bidi="zh_TW"/>
-        </w:rPr>
-        <w:t>百姓索要</w:t>
-      </w:r>
-      <w:r>
-        <w:rPr>
-          <w:lang w:val="zh_TW" w:bidi="zh_TW"/>
-        </w:rPr>
-        <w:t>額外的稅</w:t>
-      </w:r>
-      <w:r>
-        <w:rPr>
-          <w:lang w:val="zh_TW" w:bidi="zh_TW"/>
-        </w:rPr>
-        <w:t>收</w:t>
-      </w:r>
-      <w:r>
-        <w:rPr>
-          <w:lang w:val="zh_TW" w:bidi="zh_TW"/>
-        </w:rPr>
-        <w:t>，</w:t>
-      </w:r>
-      <w:r>
-        <w:rPr>
-          <w:lang w:val="zh_TW" w:bidi="zh_TW"/>
-        </w:rPr>
-        <w:t>用以供應其家庭的開支，</w:t>
-      </w:r>
-      <w:r>
-        <w:rPr>
-          <w:lang w:val="zh_TW" w:bidi="zh_TW"/>
-        </w:rPr>
-        <w:t>包括糧物、酒和</w:t>
-      </w:r>
-      <w:r>
-        <w:rPr>
-          <w:lang w:val="zh_TW" w:bidi="zh_TW"/>
-        </w:rPr>
-        <w:t>銀子</w:t>
-      </w:r>
-      <w:r>
-        <w:rPr>
-          <w:lang w:val="zh_TW" w:bidi="zh_TW"/>
-        </w:rPr>
-        <w:t>40舍客勒（</w:t>
-      </w:r>
-      <w:hyperlink r:id="rId75">
-        <w:r>
-          <w:rPr>
-            <w:lang w:val="zh_TW" w:bidi="zh_TW"/>
-          </w:rPr>
-          <w:rPr>
-            <w:color w:val="0000EE"/>
-            <w:u w:val="single"/>
-          </w:rPr>
-          <w:t>尼5:14–15</w:t>
-        </w:r>
-      </w:hyperlink>
-      <w:r>
-        <w:rPr>
-          <w:lang w:val="zh_TW" w:bidi="zh_TW"/>
-        </w:rPr>
-        <w:t>）。但作為巡撫，尼希米並沒有領取這筆食物津貼，因為他認為當時百姓的稅務負擔已經十分沉重。人們不得不以他們的田地、葡萄園和房屋作抵押借款，以支付「王的稅項」。這意味著如果他們無法償還貸款，就有失去財產的風險。大流士允許猶太人使用王室的稅金來重建聖殿（</w:t>
-      </w:r>
-      <w:hyperlink r:id="rId76">
-        <w:r>
-          <w:rPr>
-            <w:lang w:val="zh_TW" w:bidi="zh_TW"/>
-          </w:rPr>
-          <w:rPr>
-            <w:color w:val="0000EE"/>
-            <w:u w:val="single"/>
-          </w:rPr>
-          <w:t>拉6:7–10</w:t>
-        </w:r>
-      </w:hyperlink>
-      <w:r>
-        <w:rPr>
-          <w:lang w:val="zh_TW" w:bidi="zh_TW"/>
-        </w:rPr>
-        <w:t>）。</w:t>
-      </w:r>
-    </w:p>
-    <w:p>
-      <w:pPr/>
-      <w:r>
-        <w:rPr>
-          <w:lang w:val="zh_TW" w:bidi="zh_TW"/>
-        </w:rPr>
-      </w:r>
-      <w:r>
-        <w:rPr>
-          <w:lang w:val="zh_TW" w:bidi="zh_TW"/>
-        </w:rPr>
-        <w:t>在西流古（Seleucids）、托勒密（Ptolemies）和羅馬的時代，收稅方式有所改變。稅吏的職位被賣給出價最高的人，然後他們從人民身上榨取最高的稅金來建立個人財富。猶太人繳納什一稅以維修聖殿，並</w:t>
-      </w:r>
-      <w:r>
-        <w:rPr>
-          <w:lang w:val="zh_TW" w:bidi="zh_TW"/>
-        </w:rPr>
-        <w:t>繳納</w:t>
-      </w:r>
-      <w:r>
-        <w:rPr>
-          <w:lang w:val="zh_TW" w:bidi="zh_TW"/>
-        </w:rPr>
-        <w:t>高達三分之一的穀物和一半的水果的稅。此外，他們還</w:t>
-      </w:r>
-      <w:r>
-        <w:rPr>
-          <w:lang w:val="zh_TW" w:bidi="zh_TW"/>
-        </w:rPr>
-        <w:t>需要</w:t>
-      </w:r>
-      <w:r>
-        <w:rPr>
-          <w:lang w:val="zh_TW" w:bidi="zh_TW"/>
-        </w:rPr>
-        <w:t>支付</w:t>
-      </w:r>
-      <w:r>
-        <w:rPr>
-          <w:lang w:val="zh_TW" w:bidi="zh_TW"/>
-        </w:rPr>
-        <w:t>消費稅、銷售稅和人頭稅</w:t>
-      </w:r>
-      <w:r>
-        <w:rPr>
-          <w:lang w:val="zh_TW" w:bidi="zh_TW"/>
-        </w:rPr>
-        <w:t>。</w:t>
-      </w:r>
-    </w:p>
-    <w:p>
-      <w:pPr>
-        <w:pStyle w:val="Heading4"/>
-      </w:pPr>
-      <w:r>
-        <w:rPr>
-          <w:lang w:val="zh_TW" w:bidi="zh_TW"/>
-        </w:rPr>
-        <w:t>猶太法律中的稅收與實踐</w:t>
-      </w:r>
-    </w:p>
-    <w:p>
-      <w:pPr/>
-      <w:r>
-        <w:rPr>
-          <w:lang w:val="zh_TW" w:bidi="zh_TW"/>
-        </w:rPr>
-      </w:r>
-      <w:r>
-        <w:rPr>
-          <w:lang w:val="zh_TW" w:bidi="zh_TW"/>
-        </w:rPr>
-        <w:t>除了</w:t>
-      </w:r>
-      <w:r>
-        <w:rPr>
-          <w:lang w:val="zh_TW" w:bidi="zh_TW"/>
-        </w:rPr>
-        <w:t>外國的</w:t>
-      </w:r>
-      <w:r>
-        <w:rPr>
-          <w:lang w:val="zh_TW" w:bidi="zh_TW"/>
-        </w:rPr>
-        <w:t>稅外，</w:t>
-      </w:r>
-      <w:r>
-        <w:rPr>
-          <w:lang w:val="zh_TW" w:bidi="zh_TW"/>
-        </w:rPr>
-        <w:t>世界各地的猶太人，凡20歲以上的</w:t>
-      </w:r>
-      <w:r>
-        <w:rPr>
-          <w:lang w:val="zh_TW" w:bidi="zh_TW"/>
-        </w:rPr>
-        <w:t>（</w:t>
-      </w:r>
-      <w:hyperlink r:id="rId77">
-        <w:r>
-          <w:rPr>
-            <w:lang w:val="zh_TW" w:bidi="zh_TW"/>
-          </w:rPr>
-          <w:rPr>
-            <w:color w:val="0000EE"/>
-            <w:u w:val="single"/>
-          </w:rPr>
-          <w:t>出30:11–16</w:t>
-        </w:r>
-      </w:hyperlink>
-      <w:r>
-        <w:rPr>
-          <w:lang w:val="zh_TW" w:bidi="zh_TW"/>
-        </w:rPr>
-        <w:t>）</w:t>
-      </w:r>
-      <w:r>
-        <w:rPr>
-          <w:lang w:val="zh_TW" w:bidi="zh_TW"/>
-        </w:rPr>
-        <w:t>，每年都要支付半舍客勒來支持耶路撒冷的聖殿</w:t>
-      </w:r>
-      <w:r>
-        <w:rPr>
-          <w:lang w:val="zh_TW" w:bidi="zh_TW"/>
-        </w:rPr>
-        <w:t>（</w:t>
-      </w:r>
-      <w:hyperlink r:id="rId58">
-        <w:r>
-          <w:rPr>
-            <w:lang w:val="zh_TW" w:bidi="zh_TW"/>
-          </w:rPr>
-          <w:rPr>
-            <w:color w:val="0000EE"/>
-            <w:u w:val="single"/>
-          </w:rPr>
-          <w:t>太17:24</w:t>
-        </w:r>
-      </w:hyperlink>
-      <w:r>
-        <w:rPr>
-          <w:lang w:val="zh_TW" w:bidi="zh_TW"/>
-        </w:rPr>
-        <w:t>）。</w:t>
-      </w:r>
-      <w:r>
-        <w:rPr>
-          <w:lang w:val="zh_TW" w:bidi="zh_TW"/>
-        </w:rPr>
-        <w:t>即使在公元70年聖殿被毀後，這項傳統仍然持續</w:t>
-      </w:r>
-      <w:r>
-        <w:rPr>
-          <w:lang w:val="zh_TW" w:bidi="zh_TW"/>
-        </w:rPr>
-        <w:t>。耶穌</w:t>
-      </w:r>
-      <w:r>
-        <w:rPr>
-          <w:lang w:val="zh_TW" w:bidi="zh_TW"/>
-        </w:rPr>
-        <w:t>曾被問及關於這項稅收的問題</w:t>
-      </w:r>
-      <w:r>
-        <w:rPr>
-          <w:lang w:val="zh_TW" w:bidi="zh_TW"/>
-        </w:rPr>
-        <w:t>（</w:t>
-      </w:r>
-      <w:hyperlink r:id="rId78">
-        <w:r>
-          <w:rPr>
-            <w:lang w:val="zh_TW" w:bidi="zh_TW"/>
-          </w:rPr>
-          <w:rPr>
-            <w:color w:val="0000EE"/>
-            <w:u w:val="single"/>
-          </w:rPr>
-          <w:t>太17:25</w:t>
-        </w:r>
-      </w:hyperlink>
-      <w:r>
-        <w:rPr>
-          <w:lang w:val="zh_TW" w:bidi="zh_TW"/>
-        </w:rPr>
-        <w:t>），以及向羅馬繳稅</w:t>
-      </w:r>
-      <w:r>
-        <w:rPr>
-          <w:lang w:val="zh_TW" w:bidi="zh_TW"/>
-        </w:rPr>
-        <w:t>是否合法</w:t>
-      </w:r>
-      <w:r>
-        <w:rPr>
-          <w:lang w:val="zh_TW" w:bidi="zh_TW"/>
-        </w:rPr>
-        <w:t>（</w:t>
-      </w:r>
-      <w:hyperlink r:id="rId79">
-        <w:r>
-          <w:rPr>
-            <w:lang w:val="zh_TW" w:bidi="zh_TW"/>
-          </w:rPr>
-          <w:rPr>
-            <w:color w:val="0000EE"/>
-            <w:u w:val="single"/>
-          </w:rPr>
-          <w:t>太22:17</w:t>
-        </w:r>
-      </w:hyperlink>
-      <w:r>
-        <w:rPr>
-          <w:lang w:val="zh_TW" w:bidi="zh_TW"/>
-        </w:rPr>
-        <w:t>；</w:t>
-      </w:r>
-      <w:hyperlink r:id="rId80">
-        <w:r>
-          <w:rPr>
-            <w:lang w:val="zh_TW" w:bidi="zh_TW"/>
-          </w:rPr>
-          <w:rPr>
-            <w:color w:val="0000EE"/>
-            <w:u w:val="single"/>
-          </w:rPr>
-          <w:t>可12:14–15</w:t>
-        </w:r>
-      </w:hyperlink>
-      <w:r>
-        <w:rPr>
-          <w:lang w:val="zh_TW" w:bidi="zh_TW"/>
-        </w:rPr>
-        <w:t>；</w:t>
-      </w:r>
-      <w:hyperlink r:id="rId81">
-        <w:r>
-          <w:rPr>
-            <w:lang w:val="zh_TW" w:bidi="zh_TW"/>
-          </w:rPr>
-          <w:rPr>
-            <w:color w:val="0000EE"/>
-            <w:u w:val="single"/>
-          </w:rPr>
-          <w:t>路20:22</w:t>
-        </w:r>
-      </w:hyperlink>
-      <w:r>
-        <w:rPr>
-          <w:lang w:val="zh_TW" w:bidi="zh_TW"/>
-        </w:rPr>
-        <w:t>）。儘管耶穌</w:t>
-      </w:r>
-      <w:r>
-        <w:rPr>
-          <w:lang w:val="zh_TW" w:bidi="zh_TW"/>
-        </w:rPr>
-        <w:t>以著名的回答──</w:t>
-      </w:r>
-      <w:r>
-        <w:rPr>
-          <w:lang w:val="zh_TW" w:bidi="zh_TW"/>
-        </w:rPr>
-        <w:t>「</w:t>
-      </w:r>
-      <w:r>
-        <w:rPr>
-          <w:lang w:val="zh_TW" w:bidi="zh_TW"/>
-        </w:rPr>
-        <w:t>凱撒的物當歸給凱撒；神的物當歸給神</w:t>
-      </w:r>
-      <w:r>
-        <w:rPr>
-          <w:lang w:val="zh_TW" w:bidi="zh_TW"/>
-        </w:rPr>
-        <w:t>」 (</w:t>
-      </w:r>
-      <w:hyperlink r:id="rId82">
-        <w:r>
-          <w:rPr>
-            <w:lang w:val="zh_TW" w:bidi="zh_TW"/>
-          </w:rPr>
-          <w:rPr>
-            <w:color w:val="0000EE"/>
-            <w:u w:val="single"/>
-          </w:rPr>
-          <w:t>太22:21</w:t>
-        </w:r>
-      </w:hyperlink>
-      <w:r>
-        <w:rPr>
-          <w:lang w:val="zh_TW" w:bidi="zh_TW"/>
-        </w:rPr>
-        <w:t>；</w:t>
-      </w:r>
-      <w:hyperlink r:id="rId83">
-        <w:r>
-          <w:rPr>
-            <w:lang w:val="zh_TW" w:bidi="zh_TW"/>
-          </w:rPr>
-          <w:rPr>
-            <w:color w:val="0000EE"/>
-            <w:u w:val="single"/>
-          </w:rPr>
-          <w:t>可12:17</w:t>
-        </w:r>
-      </w:hyperlink>
-      <w:r>
-        <w:rPr>
-          <w:lang w:val="zh_TW" w:bidi="zh_TW"/>
-        </w:rPr>
-        <w:t>；</w:t>
-      </w:r>
-      <w:hyperlink r:id="rId84">
-        <w:r>
-          <w:rPr>
-            <w:lang w:val="zh_TW" w:bidi="zh_TW"/>
-          </w:rPr>
-          <w:rPr>
-            <w:color w:val="0000EE"/>
-            <w:u w:val="single"/>
-          </w:rPr>
-          <w:t xml:space="preserve">路 20:25) </w:t>
-        </w:r>
-      </w:hyperlink>
-      <w:r>
-        <w:rPr>
-          <w:lang w:val="zh_TW" w:bidi="zh_TW"/>
-        </w:rPr>
-        <w:t>──回應 ，但他仍在彼拉多面前被指控禁止納稅給凱撒（</w:t>
-      </w:r>
-      <w:hyperlink r:id="rId85">
-        <w:r>
-          <w:rPr>
-            <w:lang w:val="zh_TW" w:bidi="zh_TW"/>
-          </w:rPr>
-          <w:rPr>
-            <w:color w:val="0000EE"/>
-            <w:u w:val="single"/>
-          </w:rPr>
-          <w:t>路23:2</w:t>
-        </w:r>
-      </w:hyperlink>
-      <w:r>
-        <w:rPr>
-          <w:lang w:val="zh_TW" w:bidi="zh_TW"/>
-        </w:rPr>
-        <w:t>）。早期教會也支持將納稅視為公民義務（</w:t>
-      </w:r>
-      <w:hyperlink r:id="rId86">
-        <w:r>
-          <w:rPr>
-            <w:lang w:val="zh_TW" w:bidi="zh_TW"/>
-          </w:rPr>
-          <w:rPr>
-            <w:color w:val="0000EE"/>
-            <w:u w:val="single"/>
-          </w:rPr>
-          <w:t>羅13:5–7</w:t>
-        </w:r>
-      </w:hyperlink>
-      <w:r>
-        <w:rPr>
-          <w:lang w:val="zh_TW" w:bidi="zh_TW"/>
-        </w:rPr>
-        <w:t>）。</w:t>
-      </w:r>
-    </w:p>
-    <w:p>
-      <w:pPr/>
-      <w:r>
-        <w:rPr>
-          <w:lang w:val="zh_TW" w:bidi="zh_TW"/>
-        </w:rPr>
-      </w:r>
-      <w:r>
-        <w:rPr>
-          <w:i/>
-          <w:lang w:val="zh_TW" w:bidi="zh_TW"/>
-        </w:rPr>
-        <w:t>另見</w:t>
-      </w:r>
-      <w:r>
-        <w:rPr>
-          <w:lang w:val="zh_TW" w:bidi="zh_TW"/>
-        </w:rPr>
-        <w:t xml:space="preserve"> </w:t>
-      </w:r>
-      <w:r>
-        <w:rPr>
-          <w:lang w:val="zh_TW" w:bidi="zh_TW"/>
-        </w:rPr>
-        <w:t>金錢</w:t>
-      </w:r>
-      <w:r>
-        <w:rPr>
-          <w:lang w:val="zh_TW" w:bidi="zh_TW"/>
-        </w:rPr>
-        <w:t>、</w:t>
-      </w:r>
-      <w:r>
-        <w:rPr>
-          <w:lang w:val="zh_TW" w:bidi="zh_TW"/>
-        </w:rPr>
-        <w:t>銀行家，銀行業</w:t>
-      </w:r>
-      <w:r>
-        <w:rPr>
-          <w:lang w:val="zh_TW" w:bidi="zh_TW"/>
-        </w:rPr>
-        <w:t>、</w:t>
-      </w:r>
-      <w:r>
-        <w:rPr>
-          <w:lang w:val="zh_TW" w:bidi="zh_TW"/>
-        </w:rPr>
-        <w:t>稅吏</w:t>
-      </w:r>
-      <w:r>
-        <w:rPr>
-          <w:lang w:val="zh_TW" w:bidi="zh_TW"/>
-        </w:rPr>
-        <w:t>。</w:t>
-      </w:r>
-      <w:r>
-        <w:rPr>
-          <w:lang w:val="zh_TW" w:bidi="zh_TW"/>
-        </w:rPr>
-      </w:r>
-      <w:r>
-        <w:rPr>
-          <w:lang w:val="zh_TW" w:bidi="zh_TW"/>
-        </w:rPr>
-      </w:r>
-    </w:p>
-    <w:p>
-      <w:pPr/>
-      <w:r>
-        <w:rPr>
-          <w:lang w:val="zh_TW" w:bidi="zh_TW"/>
-        </w:rPr>
-      </w:r>
-    </w:p>
-    <w:p>
-      <w:pPr>
-        <w:pStyle w:val="Heading2"/>
-      </w:pPr>
-      <w:r>
-        <w:rPr>
-          <w:lang w:val="zh_TW" w:bidi="zh_TW"/>
-        </w:rPr>
-        <w:t>睡覺</w:t>
-      </w:r>
-      <w:r>
-        <w:rPr>
-          <w:lang w:val="zh_TW" w:bidi="zh_TW"/>
-        </w:rPr>
-      </w:r>
-    </w:p>
-    <w:p>
-      <w:pPr/>
-      <w:r>
-        <w:rPr>
-          <w:lang w:val="zh_TW" w:bidi="zh_TW"/>
-        </w:rPr>
-      </w:r>
-      <w:r>
-        <w:rPr>
-          <w:lang w:val="zh_TW" w:bidi="zh_TW"/>
-        </w:rPr>
-        <w:t>身心的自然休息狀態。在聖經中，睡覺可以有三個意義：</w:t>
+          <w:t>可10:45</w:t>
+        </w:r>
+      </w:hyperlink>
+      <w:r>
+        <w:rPr>
+          <w:lang w:val="zh_TW" w:bidi="zh_TW"/>
+        </w:rPr>
+        <w:t>）。耶穌的這一說法有三個重要含義：</w:t>
       </w:r>
     </w:p>
     <w:p>
@@ -2940,7 +2776,7 @@
         <w:rPr>
           <w:lang w:val="zh_TW" w:bidi="zh_TW"/>
         </w:rPr>
-        <w:t>身體的休息</w:t>
+        <w:t>耶穌來是要服事人，並付上贖價。</w:t>
       </w:r>
     </w:p>
     <w:p>
@@ -2958,7 +2794,7 @@
         <w:rPr>
           <w:lang w:val="zh_TW" w:bidi="zh_TW"/>
         </w:rPr>
-        <w:t>道德或屬靈上無所作為</w:t>
+        <w:t>贖價是祂自己的生命。</w:t>
       </w:r>
     </w:p>
     <w:p>
@@ -2976,18 +2812,7 @@
         <w:rPr>
           <w:lang w:val="zh_TW" w:bidi="zh_TW"/>
         </w:rPr>
-        <w:t>死亡</w:t>
-      </w:r>
-    </w:p>
-    <w:p>
-      <w:pPr>
-        <w:pStyle w:val="Heading3"/>
-      </w:pPr>
-      <w:r>
-        <w:rPr>
-          <w:lang w:val="zh_TW" w:bidi="zh_TW"/>
-        </w:rPr>
-        <w:t>睡覺作為身體的需求</w:t>
+        <w:t xml:space="preserve">祂的贖價具有替代性（substitutionary，耶穌通過支付這個贖價來代替我們）。 </w:t>
       </w:r>
     </w:p>
     <w:p>
@@ -3001,406 +2826,7 @@
         <w:rPr>
           <w:lang w:val="zh_TW" w:bidi="zh_TW"/>
         </w:rPr>
-        <w:t>人類身體所需的睡眠，被視為神所賜予珍貴的禮物（</w:t>
-      </w:r>
-      <w:hyperlink r:id="rId87">
-        <w:r>
-          <w:rPr>
-            <w:lang w:val="zh_TW" w:bidi="zh_TW"/>
-          </w:rPr>
-          <w:rPr>
-            <w:color w:val="0000EE"/>
-            <w:u w:val="single"/>
-          </w:rPr>
-          <w:t>詩4:8</w:t>
-        </w:r>
-      </w:hyperlink>
-      <w:r>
-        <w:rPr>
-          <w:lang w:val="zh_TW" w:bidi="zh_TW"/>
-        </w:rPr>
-        <w:t>，</w:t>
-      </w:r>
-      <w:hyperlink r:id="rId88">
-        <w:r>
-          <w:rPr>
-            <w:lang w:val="zh_TW" w:bidi="zh_TW"/>
-          </w:rPr>
-          <w:rPr>
-            <w:color w:val="0000EE"/>
-            <w:u w:val="single"/>
-          </w:rPr>
-          <w:t>127:2</w:t>
-        </w:r>
-      </w:hyperlink>
-      <w:r>
-        <w:rPr>
-          <w:lang w:val="zh_TW" w:bidi="zh_TW"/>
-        </w:rPr>
-        <w:t>）。神可以選擇某人，使他失眠，以達成祂的目的（</w:t>
-      </w:r>
-      <w:hyperlink r:id="rId89">
-        <w:r>
-          <w:rPr>
-            <w:lang w:val="zh_TW" w:bidi="zh_TW"/>
-          </w:rPr>
-          <w:rPr>
-            <w:color w:val="0000EE"/>
-            <w:u w:val="single"/>
-          </w:rPr>
-          <w:t>斯6:1</w:t>
-        </w:r>
-      </w:hyperlink>
-      <w:r>
-        <w:rPr>
-          <w:lang w:val="zh_TW" w:bidi="zh_TW"/>
-        </w:rPr>
-        <w:t>；</w:t>
-      </w:r>
-      <w:hyperlink r:id="rId90">
-        <w:r>
-          <w:rPr>
-            <w:lang w:val="zh_TW" w:bidi="zh_TW"/>
-          </w:rPr>
-          <w:rPr>
-            <w:color w:val="0000EE"/>
-            <w:u w:val="single"/>
-          </w:rPr>
-          <w:t>但6:18</w:t>
-        </w:r>
-      </w:hyperlink>
-      <w:r>
-        <w:rPr>
-          <w:lang w:val="zh_TW" w:bidi="zh_TW"/>
-        </w:rPr>
-        <w:t>）。神也可能賜人沉睡（</w:t>
-      </w:r>
-      <w:hyperlink r:id="rId91">
-        <w:r>
-          <w:rPr>
-            <w:lang w:val="zh_TW" w:bidi="zh_TW"/>
-          </w:rPr>
-          <w:rPr>
-            <w:color w:val="0000EE"/>
-            <w:u w:val="single"/>
-          </w:rPr>
-          <w:t>創2:21</w:t>
-        </w:r>
-      </w:hyperlink>
-      <w:r>
-        <w:rPr>
-          <w:lang w:val="zh_TW" w:bidi="zh_TW"/>
-        </w:rPr>
-        <w:t>，</w:t>
-      </w:r>
-      <w:hyperlink r:id="rId92">
-        <w:r>
-          <w:rPr>
-            <w:lang w:val="zh_TW" w:bidi="zh_TW"/>
-          </w:rPr>
-          <w:rPr>
-            <w:color w:val="0000EE"/>
-            <w:u w:val="single"/>
-          </w:rPr>
-          <w:t>15:12</w:t>
-        </w:r>
-      </w:hyperlink>
-      <w:r>
-        <w:rPr>
-          <w:lang w:val="zh_TW" w:bidi="zh_TW"/>
-        </w:rPr>
-        <w:t>；</w:t>
-      </w:r>
-      <w:hyperlink r:id="rId93">
-        <w:r>
-          <w:rPr>
-            <w:lang w:val="zh_TW" w:bidi="zh_TW"/>
-          </w:rPr>
-          <w:rPr>
-            <w:color w:val="0000EE"/>
-            <w:u w:val="single"/>
-          </w:rPr>
-          <w:t>撒上26:12</w:t>
-        </w:r>
-      </w:hyperlink>
-      <w:r>
-        <w:rPr>
-          <w:lang w:val="zh_TW" w:bidi="zh_TW"/>
-        </w:rPr>
-        <w:t>）。人在睡覺時，神可能會在夢或異象中顯示祂的旨意（例如：</w:t>
-      </w:r>
-      <w:hyperlink r:id="rId94">
-        <w:r>
-          <w:rPr>
-            <w:lang w:val="zh_TW" w:bidi="zh_TW"/>
-          </w:rPr>
-          <w:rPr>
-            <w:color w:val="0000EE"/>
-            <w:u w:val="single"/>
-          </w:rPr>
-          <w:t>創28:11–16</w:t>
-        </w:r>
-      </w:hyperlink>
-      <w:r>
-        <w:rPr>
-          <w:lang w:val="zh_TW" w:bidi="zh_TW"/>
-        </w:rPr>
-        <w:t>；</w:t>
-      </w:r>
-      <w:hyperlink r:id="rId95">
-        <w:r>
-          <w:rPr>
-            <w:lang w:val="zh_TW" w:bidi="zh_TW"/>
-          </w:rPr>
-          <w:rPr>
-            <w:color w:val="0000EE"/>
-            <w:u w:val="single"/>
-          </w:rPr>
-          <w:t>伯4:13–17</w:t>
-        </w:r>
-      </w:hyperlink>
-      <w:r>
-        <w:rPr>
-          <w:lang w:val="zh_TW" w:bidi="zh_TW"/>
-        </w:rPr>
-        <w:t>；</w:t>
-      </w:r>
-      <w:hyperlink r:id="rId96">
-        <w:r>
-          <w:rPr>
-            <w:lang w:val="zh_TW" w:bidi="zh_TW"/>
-          </w:rPr>
-          <w:rPr>
-            <w:color w:val="0000EE"/>
-            <w:u w:val="single"/>
-          </w:rPr>
-          <w:t>太1:20–24</w:t>
-        </w:r>
-      </w:hyperlink>
-      <w:r>
-        <w:rPr>
-          <w:lang w:val="zh_TW" w:bidi="zh_TW"/>
-        </w:rPr>
-        <w:t>）。</w:t>
-      </w:r>
-    </w:p>
-    <w:p>
-      <w:pPr/>
-      <w:r>
-        <w:rPr>
-          <w:lang w:val="zh_TW" w:bidi="zh_TW"/>
-        </w:rPr>
-      </w:r>
-      <w:r>
-        <w:rPr>
-          <w:lang w:val="zh_TW" w:bidi="zh_TW"/>
-        </w:rPr>
-        <w:t>箴言警告，人若沉迷睡覺，會導致生命缺乏紀律。例如，有一則箴言說：「</w:t>
-      </w:r>
-      <w:r>
-        <w:rPr>
-          <w:lang w:val="zh_TW" w:bidi="zh_TW"/>
-        </w:rPr>
-        <w:t>不要貪睡，免致貧窮； 眼要睜開，你就吃飽。</w:t>
-      </w:r>
-      <w:r>
-        <w:rPr>
-          <w:lang w:val="zh_TW" w:bidi="zh_TW"/>
-        </w:rPr>
-        <w:t>」（</w:t>
-      </w:r>
-      <w:hyperlink r:id="rId97">
-        <w:r>
-          <w:rPr>
-            <w:lang w:val="zh_TW" w:bidi="zh_TW"/>
-          </w:rPr>
-          <w:rPr>
-            <w:color w:val="0000EE"/>
-            <w:u w:val="single"/>
-          </w:rPr>
-          <w:t>箴20:13</w:t>
-        </w:r>
-      </w:hyperlink>
-      <w:r>
-        <w:rPr>
-          <w:lang w:val="zh_TW" w:bidi="zh_TW"/>
-        </w:rPr>
-        <w:t>；另見</w:t>
-      </w:r>
-      <w:hyperlink r:id="rId98">
-        <w:r>
-          <w:rPr>
-            <w:lang w:val="zh_TW" w:bidi="zh_TW"/>
-          </w:rPr>
-          <w:rPr>
-            <w:color w:val="0000EE"/>
-            <w:u w:val="single"/>
-          </w:rPr>
-          <w:t>6:9–11</w:t>
-        </w:r>
-      </w:hyperlink>
-      <w:r>
-        <w:rPr>
-          <w:lang w:val="zh_TW" w:bidi="zh_TW"/>
-        </w:rPr>
-        <w:t>，</w:t>
-      </w:r>
-      <w:hyperlink r:id="rId99">
-        <w:r>
-          <w:rPr>
-            <w:lang w:val="zh_TW" w:bidi="zh_TW"/>
-          </w:rPr>
-          <w:rPr>
-            <w:color w:val="0000EE"/>
-            <w:u w:val="single"/>
-          </w:rPr>
-          <w:t>10:5</w:t>
-        </w:r>
-      </w:hyperlink>
-      <w:r>
-        <w:rPr>
-          <w:lang w:val="zh_TW" w:bidi="zh_TW"/>
-        </w:rPr>
-        <w:t>，</w:t>
-      </w:r>
-      <w:hyperlink r:id="rId100">
-        <w:r>
-          <w:rPr>
-            <w:lang w:val="zh_TW" w:bidi="zh_TW"/>
-          </w:rPr>
-          <w:rPr>
-            <w:color w:val="0000EE"/>
-            <w:u w:val="single"/>
-          </w:rPr>
-          <w:t>24:32–34</w:t>
-        </w:r>
-      </w:hyperlink>
-      <w:r>
-        <w:rPr>
-          <w:lang w:val="zh_TW" w:bidi="zh_TW"/>
-        </w:rPr>
-        <w:t>）。</w:t>
-      </w:r>
-    </w:p>
-    <w:p>
-      <w:pPr>
-        <w:pStyle w:val="Heading3"/>
-      </w:pPr>
-      <w:r>
-        <w:rPr>
-          <w:lang w:val="zh_TW" w:bidi="zh_TW"/>
-        </w:rPr>
-        <w:t>睡眠作為道德或屬靈的無所作為</w:t>
-      </w:r>
-    </w:p>
-    <w:p>
-      <w:pPr/>
-      <w:r>
-        <w:rPr>
-          <w:lang w:val="zh_TW" w:bidi="zh_TW"/>
-        </w:rPr>
-      </w:r>
-      <w:r>
-        <w:rPr>
-          <w:lang w:val="zh_TW" w:bidi="zh_TW"/>
-        </w:rPr>
-        <w:t>從象徵角度來說，睡眠用來表達懶惰、粗心和不活躍。</w:t>
-      </w:r>
-      <w:hyperlink r:id="rId101">
-        <w:r>
-          <w:rPr>
-            <w:lang w:val="zh_TW" w:bidi="zh_TW"/>
-          </w:rPr>
-          <w:rPr>
-            <w:color w:val="0000EE"/>
-            <w:u w:val="single"/>
-          </w:rPr>
-          <w:t>以賽亞書五十六章10節</w:t>
-        </w:r>
-      </w:hyperlink>
-      <w:r>
-        <w:rPr>
-          <w:lang w:val="zh_TW" w:bidi="zh_TW"/>
-        </w:rPr>
-        <w:t>提到未盡責成為領袖，帶領神子民的人：「</w:t>
-      </w:r>
-      <w:r>
-        <w:rPr>
-          <w:lang w:val="zh_TW" w:bidi="zh_TW"/>
-        </w:rPr>
-        <w:t>他看守的人是瞎眼的</w:t>
-      </w:r>
-      <w:r>
-        <w:rPr>
-          <w:lang w:val="zh_TW" w:bidi="zh_TW"/>
-        </w:rPr>
-        <w:t>......</w:t>
-      </w:r>
-      <w:r>
-        <w:rPr>
-          <w:lang w:val="zh_TW" w:bidi="zh_TW"/>
-        </w:rPr>
-        <w:t>但知做夢，躺臥，貪睡</w:t>
-      </w:r>
-      <w:r>
-        <w:rPr>
-          <w:lang w:val="zh_TW" w:bidi="zh_TW"/>
-        </w:rPr>
-        <w:t>」。在新約聖經中，主的僕人應保持警醒，以便他們的主人來時，不會發現他們在睡覺（</w:t>
-      </w:r>
-      <w:hyperlink r:id="rId102">
-        <w:r>
-          <w:rPr>
-            <w:lang w:val="zh_TW" w:bidi="zh_TW"/>
-          </w:rPr>
-          <w:rPr>
-            <w:color w:val="0000EE"/>
-            <w:u w:val="single"/>
-          </w:rPr>
-          <w:t>可13:35–37</w:t>
-        </w:r>
-      </w:hyperlink>
-      <w:r>
-        <w:rPr>
-          <w:lang w:val="zh_TW" w:bidi="zh_TW"/>
-        </w:rPr>
-        <w:t>；另見</w:t>
-      </w:r>
-      <w:hyperlink r:id="rId103">
-        <w:r>
-          <w:rPr>
-            <w:lang w:val="zh_TW" w:bidi="zh_TW"/>
-          </w:rPr>
-          <w:rPr>
-            <w:color w:val="0000EE"/>
-            <w:u w:val="single"/>
-          </w:rPr>
-          <w:t>太25:1–13</w:t>
-        </w:r>
-      </w:hyperlink>
-      <w:r>
-        <w:rPr>
-          <w:lang w:val="zh_TW" w:bidi="zh_TW"/>
-        </w:rPr>
-        <w:t>，</w:t>
-      </w:r>
-      <w:hyperlink r:id="rId104">
-        <w:r>
-          <w:rPr>
-            <w:lang w:val="zh_TW" w:bidi="zh_TW"/>
-          </w:rPr>
-          <w:rPr>
-            <w:color w:val="0000EE"/>
-            <w:u w:val="single"/>
-          </w:rPr>
-          <w:t>26:40–46</w:t>
-        </w:r>
-      </w:hyperlink>
-      <w:r>
-        <w:rPr>
-          <w:lang w:val="zh_TW" w:bidi="zh_TW"/>
-        </w:rPr>
-        <w:t>）。在新約聖經的書信中，保羅經常提醒信徒應在屬靈上警醒：</w:t>
+        <w:t>新約的其他部分進一步解釋了這一點：</w:t>
       </w:r>
     </w:p>
     <w:p>
@@ -3418,37 +2844,25 @@
         <w:rPr>
           <w:lang w:val="zh_TW" w:bidi="zh_TW"/>
         </w:rPr>
-        <w:t>「</w:t>
-      </w:r>
-      <w:r>
-        <w:rPr>
-          <w:lang w:val="zh_TW" w:bidi="zh_TW"/>
-        </w:rPr>
-        <w:t>你這睡着的人當醒過來， 從死裏復活！基督就要光照你了。</w:t>
-      </w:r>
-      <w:r>
-        <w:rPr>
-          <w:lang w:val="zh_TW" w:bidi="zh_TW"/>
-        </w:rPr>
-        <w:t>」（</w:t>
-      </w:r>
-      <w:hyperlink r:id="rId105">
-        <w:r>
-          <w:rPr>
-            <w:lang w:val="zh_TW" w:bidi="zh_TW"/>
-          </w:rPr>
-          <w:rPr>
-            <w:color w:val="0000EE"/>
-            <w:u w:val="single"/>
-          </w:rPr>
-          <w:t>弗5:14</w:t>
-        </w:r>
-      </w:hyperlink>
-      <w:r>
-        <w:rPr>
-          <w:lang w:val="zh_TW" w:bidi="zh_TW"/>
-        </w:rPr>
-        <w:t>）。</w:t>
+        <w:t>耶穌基督「捨自己作萬人的贖價」（</w:t>
+      </w:r>
+      <w:hyperlink r:id="rId86">
+        <w:r>
+          <w:rPr>
+            <w:lang w:val="zh_TW" w:bidi="zh_TW"/>
+          </w:rPr>
+          <w:rPr>
+            <w:color w:val="0000EE"/>
+            <w:u w:val="single"/>
+          </w:rPr>
+          <w:t>提前2:6</w:t>
+        </w:r>
+      </w:hyperlink>
+      <w:r>
+        <w:rPr>
+          <w:lang w:val="zh_TW" w:bidi="zh_TW"/>
+        </w:rPr>
+        <w:t xml:space="preserve">）。 </w:t>
       </w:r>
     </w:p>
     <w:p>
@@ -3466,19 +2880,748 @@
         <w:rPr>
           <w:lang w:val="zh_TW" w:bidi="zh_TW"/>
         </w:rPr>
-        <w:t>「</w:t>
-      </w:r>
-      <w:r>
-        <w:rPr>
-          <w:lang w:val="zh_TW" w:bidi="zh_TW"/>
-        </w:rPr>
-        <w:t>所以，我們不要睡覺像別人一樣，總要警醒謹守。</w:t>
-      </w:r>
-      <w:r>
-        <w:rPr>
-          <w:lang w:val="zh_TW" w:bidi="zh_TW"/>
-        </w:rPr>
-        <w:t>」（</w:t>
+        <w:t>耶穌基督「為我們捨了自己，要贖我們脫離一切罪惡」（</w:t>
+      </w:r>
+      <w:hyperlink r:id="rId87">
+        <w:r>
+          <w:rPr>
+            <w:lang w:val="zh_TW" w:bidi="zh_TW"/>
+          </w:rPr>
+          <w:rPr>
+            <w:color w:val="0000EE"/>
+            <w:u w:val="single"/>
+          </w:rPr>
+          <w:t>多2:14</w:t>
+        </w:r>
+      </w:hyperlink>
+      <w:r>
+        <w:rPr>
+          <w:lang w:val="zh_TW" w:bidi="zh_TW"/>
+        </w:rPr>
+        <w:t xml:space="preserve">）。 </w:t>
+      </w:r>
+    </w:p>
+    <w:p>
+      <w:pPr>
+        <w:pStyle w:val="ListBullet"/>
+        <w:spacing w:line="240" w:lineRule="auto"/>
+        <w:ind w:left="720"/>
+      </w:pPr>
+      <w:r>
+        <w:rPr>
+          <w:lang w:val="zh_TW" w:bidi="zh_TW"/>
+        </w:rPr>
+      </w:r>
+      <w:r>
+        <w:rPr>
+          <w:lang w:val="zh_TW" w:bidi="zh_TW"/>
+        </w:rPr>
+        <w:t>贖價的代價是「基督的寶血」，祂如同無瑕疵的羔羊（</w:t>
+      </w:r>
+      <w:hyperlink r:id="rId88">
+        <w:r>
+          <w:rPr>
+            <w:lang w:val="zh_TW" w:bidi="zh_TW"/>
+          </w:rPr>
+          <w:rPr>
+            <w:color w:val="0000EE"/>
+            <w:u w:val="single"/>
+          </w:rPr>
+          <w:t>彼前1:18–19</w:t>
+        </w:r>
+      </w:hyperlink>
+      <w:r>
+        <w:rPr>
+          <w:lang w:val="zh_TW" w:bidi="zh_TW"/>
+        </w:rPr>
+        <w:t>）。</w:t>
+      </w:r>
+    </w:p>
+    <w:p>
+      <w:pPr/>
+      <w:r>
+        <w:rPr>
+          <w:lang w:val="zh_TW" w:bidi="zh_TW"/>
+        </w:rPr>
+      </w:r>
+      <w:r>
+        <w:rPr>
+          <w:lang w:val="zh_TW" w:bidi="zh_TW"/>
+        </w:rPr>
+        <w:t>這讓我們想起舊約中指向耶穌的動物獻祭，但是有一個很大的區別：</w:t>
+      </w:r>
+    </w:p>
+    <w:p>
+      <w:pPr>
+        <w:pStyle w:val="ListBullet"/>
+        <w:spacing w:line="240" w:lineRule="auto"/>
+        <w:ind w:left="720"/>
+      </w:pPr>
+      <w:r>
+        <w:rPr>
+          <w:lang w:val="zh_TW" w:bidi="zh_TW"/>
+        </w:rPr>
+      </w:r>
+      <w:r>
+        <w:rPr>
+          <w:lang w:val="zh_TW" w:bidi="zh_TW"/>
+        </w:rPr>
+        <w:t>山羊和牛犢的血無法拯救人。</w:t>
+      </w:r>
+    </w:p>
+    <w:p>
+      <w:pPr>
+        <w:pStyle w:val="ListBullet"/>
+        <w:spacing w:line="240" w:lineRule="auto"/>
+        <w:ind w:left="720"/>
+      </w:pPr>
+      <w:r>
+        <w:rPr>
+          <w:lang w:val="zh_TW" w:bidi="zh_TW"/>
+        </w:rPr>
+      </w:r>
+      <w:r>
+        <w:rPr>
+          <w:lang w:val="zh_TW" w:bidi="zh_TW"/>
+        </w:rPr>
+        <w:t>但是基督的血提供了永遠的贖罪（</w:t>
+      </w:r>
+      <w:hyperlink r:id="rId89">
+        <w:r>
+          <w:rPr>
+            <w:lang w:val="zh_TW" w:bidi="zh_TW"/>
+          </w:rPr>
+          <w:rPr>
+            <w:color w:val="0000EE"/>
+            <w:u w:val="single"/>
+          </w:rPr>
+          <w:t>來9:12</w:t>
+        </w:r>
+      </w:hyperlink>
+      <w:r>
+        <w:rPr>
+          <w:lang w:val="zh_TW" w:bidi="zh_TW"/>
+        </w:rPr>
+        <w:t xml:space="preserve">）。 </w:t>
+      </w:r>
+    </w:p>
+    <w:p>
+      <w:pPr/>
+      <w:r>
+        <w:rPr>
+          <w:lang w:val="zh_TW" w:bidi="zh_TW"/>
+        </w:rPr>
+      </w:r>
+      <w:r>
+        <w:rPr>
+          <w:lang w:val="zh_TW" w:bidi="zh_TW"/>
+        </w:rPr>
+        <w:t>聖經告訴我們，得救的人在天堂會唱新歌。他們讚美耶穌（稱為羔羊），因為祂的血為他們付了贖價（</w:t>
+      </w:r>
+      <w:hyperlink r:id="rId90">
+        <w:r>
+          <w:rPr>
+            <w:lang w:val="zh_TW" w:bidi="zh_TW"/>
+          </w:rPr>
+          <w:rPr>
+            <w:color w:val="0000EE"/>
+            <w:u w:val="single"/>
+          </w:rPr>
+          <w:t>啟5:9</w:t>
+        </w:r>
+      </w:hyperlink>
+      <w:r>
+        <w:rPr>
+          <w:lang w:val="zh_TW" w:bidi="zh_TW"/>
+        </w:rPr>
+        <w:t>；參</w:t>
+      </w:r>
+      <w:hyperlink r:id="rId91">
+        <w:r>
+          <w:rPr>
+            <w:lang w:val="zh_TW" w:bidi="zh_TW"/>
+          </w:rPr>
+          <w:rPr>
+            <w:color w:val="0000EE"/>
+            <w:u w:val="single"/>
+          </w:rPr>
+          <w:t>14:3–4</w:t>
+        </w:r>
+      </w:hyperlink>
+      <w:r>
+        <w:rPr>
+          <w:lang w:val="zh_TW" w:bidi="zh_TW"/>
+        </w:rPr>
+        <w:t>）。</w:t>
+      </w:r>
+    </w:p>
+    <w:p>
+      <w:pPr/>
+      <w:r>
+        <w:rPr>
+          <w:lang w:val="zh_TW" w:bidi="zh_TW"/>
+        </w:rPr>
+      </w:r>
+      <w:r>
+        <w:rPr>
+          <w:i/>
+          <w:lang w:val="zh_TW" w:bidi="zh_TW"/>
+        </w:rPr>
+        <w:t>另見</w:t>
+      </w:r>
+      <w:r>
+        <w:rPr>
+          <w:lang w:val="zh_TW" w:bidi="zh_TW"/>
+        </w:rPr>
+        <w:t>贖罪</w:t>
+      </w:r>
+      <w:r>
+        <w:rPr>
+          <w:lang w:val="zh_TW" w:bidi="zh_TW"/>
+        </w:rPr>
+        <w:t>；</w:t>
+      </w:r>
+      <w:r>
+        <w:rPr>
+          <w:lang w:val="zh_TW" w:bidi="zh_TW"/>
+        </w:rPr>
+        <w:t>救贖主、救贖</w:t>
+      </w:r>
+      <w:r>
+        <w:rPr>
+          <w:lang w:val="zh_TW" w:bidi="zh_TW"/>
+        </w:rPr>
+        <w:t>。</w:t>
+      </w:r>
+      <w:r>
+        <w:rPr>
+          <w:lang w:val="zh_TW" w:bidi="zh_TW"/>
+        </w:rPr>
+      </w:r>
+      <w:r>
+        <w:rPr>
+          <w:lang w:val="zh_TW" w:bidi="zh_TW"/>
+        </w:rPr>
+      </w:r>
+    </w:p>
+    <w:p>
+      <w:pPr/>
+      <w:r>
+        <w:rPr>
+          <w:lang w:val="zh_TW" w:bidi="zh_TW"/>
+        </w:rPr>
+      </w:r>
+    </w:p>
+    <w:p>
+      <w:pPr>
+        <w:pStyle w:val="Heading2"/>
+      </w:pPr>
+      <w:r>
+        <w:rPr>
+          <w:lang w:val="zh_TW" w:bidi="zh_TW"/>
+        </w:rPr>
+        <w:t>屬血氣的人</w:t>
+      </w:r>
+      <w:r>
+        <w:rPr>
+          <w:lang w:val="zh_TW" w:bidi="zh_TW"/>
+        </w:rPr>
+      </w:r>
+    </w:p>
+    <w:p>
+      <w:pPr/>
+      <w:r>
+        <w:rPr>
+          <w:lang w:val="zh_TW" w:bidi="zh_TW"/>
+        </w:rPr>
+      </w:r>
+      <w:r>
+        <w:rPr>
+          <w:lang w:val="zh_TW" w:bidi="zh_TW"/>
+        </w:rPr>
+        <w:t>「屬血氣的人」（譯註：NLT譯為Natural man，意即「自然人」）這個表達出現在一些聖經翻譯中，例如在</w:t>
+      </w:r>
+      <w:hyperlink r:id="rId92">
+        <w:r>
+          <w:rPr>
+            <w:lang w:val="zh_TW" w:bidi="zh_TW"/>
+          </w:rPr>
+          <w:rPr>
+            <w:color w:val="0000EE"/>
+            <w:u w:val="single"/>
+          </w:rPr>
+          <w:t>哥林多前書二章14節</w:t>
+        </w:r>
+      </w:hyperlink>
+      <w:r>
+        <w:rPr>
+          <w:lang w:val="zh_TW" w:bidi="zh_TW"/>
+        </w:rPr>
+        <w:t>。翻譯為「血氣的」或「屬情</w:t>
+      </w:r>
+      <w:r>
+        <w:rPr>
+          <w:lang w:val="zh_TW" w:bidi="zh_TW"/>
+        </w:rPr>
+        <w:t>慾的</w:t>
+      </w:r>
+      <w:r>
+        <w:rPr>
+          <w:lang w:val="zh_TW" w:bidi="zh_TW"/>
+        </w:rPr>
+        <w:t>」一詞也出現在</w:t>
+      </w:r>
+      <w:hyperlink r:id="rId93">
+        <w:r>
+          <w:rPr>
+            <w:lang w:val="zh_TW" w:bidi="zh_TW"/>
+          </w:rPr>
+          <w:rPr>
+            <w:color w:val="0000EE"/>
+            <w:u w:val="single"/>
+          </w:rPr>
+          <w:t>哥林多前書十五章44節、46節</w:t>
+        </w:r>
+      </w:hyperlink>
+      <w:r>
+        <w:rPr>
+          <w:lang w:val="zh_TW" w:bidi="zh_TW"/>
+        </w:rPr>
+        <w:t>，</w:t>
+      </w:r>
+      <w:hyperlink r:id="rId94">
+        <w:r>
+          <w:rPr>
+            <w:lang w:val="zh_TW" w:bidi="zh_TW"/>
+          </w:rPr>
+          <w:rPr>
+            <w:color w:val="0000EE"/>
+            <w:u w:val="single"/>
+          </w:rPr>
+          <w:t>雅各書三章15節</w:t>
+        </w:r>
+      </w:hyperlink>
+      <w:r>
+        <w:rPr>
+          <w:lang w:val="zh_TW" w:bidi="zh_TW"/>
+        </w:rPr>
+        <w:t>，和</w:t>
+      </w:r>
+      <w:hyperlink r:id="rId95">
+        <w:r>
+          <w:rPr>
+            <w:lang w:val="zh_TW" w:bidi="zh_TW"/>
+          </w:rPr>
+          <w:rPr>
+            <w:color w:val="0000EE"/>
+            <w:u w:val="single"/>
+          </w:rPr>
+          <w:t>猶大書19節</w:t>
+        </w:r>
+      </w:hyperlink>
+      <w:r>
+        <w:rPr>
+          <w:lang w:val="zh_TW" w:bidi="zh_TW"/>
+        </w:rPr>
+        <w:t>中。</w:t>
+      </w:r>
+    </w:p>
+    <w:p>
+      <w:pPr>
+        <w:pStyle w:val="Heading3"/>
+      </w:pPr>
+      <w:r>
+        <w:rPr>
+          <w:lang w:val="zh_TW" w:bidi="zh_TW"/>
+        </w:rPr>
+        <w:t>「屬血氣的人」的意思是什麼？</w:t>
+      </w:r>
+    </w:p>
+    <w:p>
+      <w:pPr/>
+      <w:r>
+        <w:rPr>
+          <w:lang w:val="zh_TW" w:bidi="zh_TW"/>
+        </w:rPr>
+      </w:r>
+      <w:r>
+        <w:rPr>
+          <w:lang w:val="zh_TW" w:bidi="zh_TW"/>
+        </w:rPr>
+        <w:t>這個詞與希臘文中通常譯為「魂」（soul）的名詞有關，其具體意義取決於上下文。這詞在哥林多前書出現過四次，都與「屬靈的」形成對比，而「屬靈的」在保羅書信中是一個常見的詞。在幾乎每個例子中，「屬靈的」都是指聖靈的工作。</w:t>
+      </w:r>
+    </w:p>
+    <w:p>
+      <w:pPr/>
+      <w:r>
+        <w:rPr>
+          <w:lang w:val="zh_TW" w:bidi="zh_TW"/>
+        </w:rPr>
+      </w:r>
+      <w:r>
+        <w:rPr>
+          <w:lang w:val="zh_TW" w:bidi="zh_TW"/>
+        </w:rPr>
+        <w:t>應用於事物上，「屬靈的」意味著「來自聖靈」或「由聖靈而生的」。新約作者描述了幾件事為「屬靈的」：</w:t>
+      </w:r>
+    </w:p>
+    <w:p>
+      <w:pPr>
+        <w:pStyle w:val="ListBullet"/>
+        <w:spacing w:line="240" w:lineRule="auto"/>
+        <w:ind w:left="720"/>
+      </w:pPr>
+      <w:r>
+        <w:rPr>
+          <w:lang w:val="zh_TW" w:bidi="zh_TW"/>
+        </w:rPr>
+      </w:r>
+      <w:r>
+        <w:rPr>
+          <w:lang w:val="zh_TW" w:bidi="zh_TW"/>
+        </w:rPr>
+        <w:t>律法在</w:t>
+      </w:r>
+      <w:hyperlink r:id="rId96">
+        <w:r>
+          <w:rPr>
+            <w:lang w:val="zh_TW" w:bidi="zh_TW"/>
+          </w:rPr>
+          <w:rPr>
+            <w:color w:val="0000EE"/>
+            <w:u w:val="single"/>
+          </w:rPr>
+          <w:t>羅馬書七章14節</w:t>
+        </w:r>
+      </w:hyperlink>
+      <w:r>
+        <w:rPr>
+          <w:lang w:val="zh_TW" w:bidi="zh_TW"/>
+        </w:rPr>
+        <w:t>中是「屬靈的」。</w:t>
+      </w:r>
+    </w:p>
+    <w:p>
+      <w:pPr>
+        <w:pStyle w:val="ListBullet"/>
+        <w:spacing w:line="240" w:lineRule="auto"/>
+        <w:ind w:left="720"/>
+      </w:pPr>
+      <w:r>
+        <w:rPr>
+          <w:lang w:val="zh_TW" w:bidi="zh_TW"/>
+        </w:rPr>
+      </w:r>
+      <w:r>
+        <w:rPr>
+          <w:lang w:val="zh_TW" w:bidi="zh_TW"/>
+        </w:rPr>
+        <w:t>恩賜在</w:t>
+      </w:r>
+      <w:hyperlink r:id="rId97">
+        <w:r>
+          <w:rPr>
+            <w:lang w:val="zh_TW" w:bidi="zh_TW"/>
+          </w:rPr>
+          <w:rPr>
+            <w:color w:val="0000EE"/>
+            <w:u w:val="single"/>
+          </w:rPr>
+          <w:t>哥林多前書十二章1節</w:t>
+        </w:r>
+      </w:hyperlink>
+      <w:r>
+        <w:rPr>
+          <w:lang w:val="zh_TW" w:bidi="zh_TW"/>
+        </w:rPr>
+        <w:t>中是「屬靈的」。</w:t>
+      </w:r>
+    </w:p>
+    <w:p>
+      <w:pPr>
+        <w:pStyle w:val="ListBullet"/>
+        <w:spacing w:line="240" w:lineRule="auto"/>
+        <w:ind w:left="720"/>
+      </w:pPr>
+      <w:r>
+        <w:rPr>
+          <w:lang w:val="zh_TW" w:bidi="zh_TW"/>
+        </w:rPr>
+      </w:r>
+      <w:r>
+        <w:rPr>
+          <w:lang w:val="zh_TW" w:bidi="zh_TW"/>
+        </w:rPr>
+        <w:t>福氣在</w:t>
+      </w:r>
+      <w:hyperlink r:id="rId98">
+        <w:r>
+          <w:rPr>
+            <w:lang w:val="zh_TW" w:bidi="zh_TW"/>
+          </w:rPr>
+          <w:rPr>
+            <w:color w:val="0000EE"/>
+            <w:u w:val="single"/>
+          </w:rPr>
+          <w:t>以弗所書一章3節</w:t>
+        </w:r>
+      </w:hyperlink>
+      <w:r>
+        <w:rPr>
+          <w:lang w:val="zh_TW" w:bidi="zh_TW"/>
+        </w:rPr>
+        <w:t>中是「屬靈的」。</w:t>
+      </w:r>
+    </w:p>
+    <w:p>
+      <w:pPr>
+        <w:pStyle w:val="ListBullet"/>
+        <w:spacing w:line="240" w:lineRule="auto"/>
+        <w:ind w:left="720"/>
+      </w:pPr>
+      <w:r>
+        <w:rPr>
+          <w:lang w:val="zh_TW" w:bidi="zh_TW"/>
+        </w:rPr>
+      </w:r>
+      <w:r>
+        <w:rPr>
+          <w:lang w:val="zh_TW" w:bidi="zh_TW"/>
+        </w:rPr>
+        <w:t>靈祭</w:t>
+      </w:r>
+      <w:r>
+        <w:rPr>
+          <w:lang w:val="zh_TW" w:bidi="zh_TW"/>
+        </w:rPr>
+        <w:t>在</w:t>
+      </w:r>
+      <w:hyperlink r:id="rId99">
+        <w:r>
+          <w:rPr>
+            <w:lang w:val="zh_TW" w:bidi="zh_TW"/>
+          </w:rPr>
+          <w:rPr>
+            <w:color w:val="0000EE"/>
+            <w:u w:val="single"/>
+          </w:rPr>
+          <w:t>彼得前書二章5節</w:t>
+        </w:r>
+      </w:hyperlink>
+      <w:r>
+        <w:rPr>
+          <w:lang w:val="zh_TW" w:bidi="zh_TW"/>
+        </w:rPr>
+        <w:t>中是「屬靈的」。</w:t>
+      </w:r>
+    </w:p>
+    <w:p>
+      <w:pPr/>
+      <w:r>
+        <w:rPr>
+          <w:lang w:val="zh_TW" w:bidi="zh_TW"/>
+        </w:rPr>
+      </w:r>
+      <w:r>
+        <w:rPr>
+          <w:lang w:val="zh_TW" w:bidi="zh_TW"/>
+        </w:rPr>
+        <w:t>當這個詞應用在人身上時，意味著一個人受到聖靈的激勵和引導（</w:t>
+      </w:r>
+      <w:hyperlink r:id="rId100">
+        <w:r>
+          <w:rPr>
+            <w:lang w:val="zh_TW" w:bidi="zh_TW"/>
+          </w:rPr>
+          <w:rPr>
+            <w:color w:val="0000EE"/>
+            <w:u w:val="single"/>
+          </w:rPr>
+          <w:t>林前2:15</w:t>
+        </w:r>
+      </w:hyperlink>
+      <w:r>
+        <w:rPr>
+          <w:lang w:val="zh_TW" w:bidi="zh_TW"/>
+        </w:rPr>
+        <w:t>，</w:t>
+      </w:r>
+      <w:hyperlink r:id="rId101">
+        <w:r>
+          <w:rPr>
+            <w:lang w:val="zh_TW" w:bidi="zh_TW"/>
+          </w:rPr>
+          <w:rPr>
+            <w:color w:val="0000EE"/>
+            <w:u w:val="single"/>
+          </w:rPr>
+          <w:t>14:37</w:t>
+        </w:r>
+      </w:hyperlink>
+      <w:r>
+        <w:rPr>
+          <w:lang w:val="zh_TW" w:bidi="zh_TW"/>
+        </w:rPr>
+        <w:t>；</w:t>
+      </w:r>
+      <w:hyperlink r:id="rId102">
+        <w:r>
+          <w:rPr>
+            <w:lang w:val="zh_TW" w:bidi="zh_TW"/>
+          </w:rPr>
+          <w:rPr>
+            <w:color w:val="0000EE"/>
+            <w:u w:val="single"/>
+          </w:rPr>
+          <w:t>加6:1</w:t>
+        </w:r>
+      </w:hyperlink>
+      <w:r>
+        <w:rPr>
+          <w:lang w:val="zh_TW" w:bidi="zh_TW"/>
+        </w:rPr>
+        <w:t>）。與「屬靈的」相對，「屬血氣的」則通常指缺乏聖靈或敵對聖靈及其工作的狀態。</w:t>
+      </w:r>
+    </w:p>
+    <w:p>
+      <w:pPr>
+        <w:pStyle w:val="Heading3"/>
+      </w:pPr>
+      <w:r>
+        <w:rPr>
+          <w:lang w:val="zh_TW" w:bidi="zh_TW"/>
+        </w:rPr>
+        <w:t>聖經中「屬血氣的」與「屬靈的」區別</w:t>
+      </w:r>
+    </w:p>
+    <w:p>
+      <w:pPr/>
+      <w:r>
+        <w:rPr>
+          <w:lang w:val="zh_TW" w:bidi="zh_TW"/>
+        </w:rPr>
+      </w:r>
+      <w:r>
+        <w:rPr>
+          <w:lang w:val="zh_TW" w:bidi="zh_TW"/>
+        </w:rPr>
+        <w:t>在</w:t>
+      </w:r>
+      <w:hyperlink r:id="rId103">
+        <w:r>
+          <w:rPr>
+            <w:lang w:val="zh_TW" w:bidi="zh_TW"/>
+          </w:rPr>
+          <w:rPr>
+            <w:color w:val="0000EE"/>
+            <w:u w:val="single"/>
+          </w:rPr>
+          <w:t>哥林多前書二章14至15節</w:t>
+        </w:r>
+      </w:hyperlink>
+      <w:r>
+        <w:rPr>
+          <w:lang w:val="zh_TW" w:bidi="zh_TW"/>
+        </w:rPr>
+        <w:t>中，「屬血氣的人」與「屬靈的人」形成鮮明對比。在這個語境中，屬血氣的人不接受從神的靈而來的事物（</w:t>
+      </w:r>
+      <w:hyperlink r:id="rId92">
+        <w:r>
+          <w:rPr>
+            <w:lang w:val="zh_TW" w:bidi="zh_TW"/>
+          </w:rPr>
+          <w:rPr>
+            <w:color w:val="0000EE"/>
+            <w:u w:val="single"/>
+          </w:rPr>
+          <w:t>林前2:14</w:t>
+        </w:r>
+      </w:hyperlink>
+      <w:r>
+        <w:rPr>
+          <w:lang w:val="zh_TW" w:bidi="zh_TW"/>
+        </w:rPr>
+        <w:t>）。相反，這些事物對他來說是「愚拙的」，因為這些事必須用屬靈的方法才能明白。他之所以認為愚拙，是因為不信（</w:t>
+      </w:r>
+      <w:hyperlink r:id="rId104">
+        <w:r>
+          <w:rPr>
+            <w:lang w:val="zh_TW" w:bidi="zh_TW"/>
+          </w:rPr>
+          <w:rPr>
+            <w:color w:val="0000EE"/>
+            <w:u w:val="single"/>
+          </w:rPr>
+          <w:t>1:21</w:t>
+        </w:r>
+      </w:hyperlink>
+      <w:r>
+        <w:rPr>
+          <w:lang w:val="zh_TW" w:bidi="zh_TW"/>
+        </w:rPr>
+        <w:t>）；而他所缺乏的，是唯有聖靈才能帶來的洞見。保羅所描繪的，明顯是指一個沒有聖靈，甚至敵對聖靈和神啟示真理的人。</w:t>
+      </w:r>
+    </w:p>
+    <w:p>
+      <w:pPr/>
+      <w:r>
+        <w:rPr>
+          <w:lang w:val="zh_TW" w:bidi="zh_TW"/>
+        </w:rPr>
+      </w:r>
+      <w:r>
+        <w:rPr>
+          <w:lang w:val="zh_TW" w:bidi="zh_TW"/>
+        </w:rPr>
+        <w:t>在</w:t>
+      </w:r>
+      <w:hyperlink r:id="rId105">
+        <w:r>
+          <w:rPr>
+            <w:lang w:val="zh_TW" w:bidi="zh_TW"/>
+          </w:rPr>
+          <w:rPr>
+            <w:color w:val="0000EE"/>
+            <w:u w:val="single"/>
+          </w:rPr>
+          <w:t>哥林多前書十五章44至46節</w:t>
+        </w:r>
+      </w:hyperlink>
+      <w:r>
+        <w:rPr>
+          <w:lang w:val="zh_TW" w:bidi="zh_TW"/>
+        </w:rPr>
+        <w:t>中，「屬靈的」與「屬血氣的」對比則出現在另一個脈絡。這裡將死亡時的「身體」與復活時的「身體」作比較。信徒埋葬時「所種的是血氣的身體」（第</w:t>
+      </w:r>
+      <w:hyperlink r:id="rId93">
+        <w:r>
+          <w:rPr>
+            <w:lang w:val="zh_TW" w:bidi="zh_TW"/>
+          </w:rPr>
+          <w:rPr>
+            <w:color w:val="0000EE"/>
+            <w:u w:val="single"/>
+          </w:rPr>
+          <w:t>44</w:t>
+        </w:r>
+      </w:hyperlink>
+      <w:r>
+        <w:rPr>
+          <w:lang w:val="zh_TW" w:bidi="zh_TW"/>
+        </w:rPr>
+        <w:t>節上）；復活時，「</w:t>
+      </w:r>
+      <w:r>
+        <w:rPr>
+          <w:lang w:val="zh_TW" w:bidi="zh_TW"/>
+        </w:rPr>
+        <w:t>是靈性的身體</w:t>
+      </w:r>
+      <w:r>
+        <w:rPr>
+          <w:lang w:val="zh_TW" w:bidi="zh_TW"/>
+        </w:rPr>
+        <w:t>」。復活的身體將被聖靈更新並轉化（</w:t>
       </w:r>
       <w:hyperlink r:id="rId106">
         <w:r>
@@ -3489,7 +3632,7 @@
             <w:color w:val="0000EE"/>
             <w:u w:val="single"/>
           </w:rPr>
-          <w:t>帖前5:6</w:t>
+          <w:t>羅8:11</w:t>
         </w:r>
       </w:hyperlink>
       <w:r>
@@ -3500,6 +3643,267 @@
       </w:r>
     </w:p>
     <w:p>
+      <w:pPr/>
+      <w:r>
+        <w:rPr>
+          <w:lang w:val="zh_TW" w:bidi="zh_TW"/>
+        </w:rPr>
+      </w:r>
+      <w:r>
+        <w:rPr>
+          <w:lang w:val="zh_TW" w:bidi="zh_TW"/>
+        </w:rPr>
+        <w:t>然而，在</w:t>
+      </w:r>
+      <w:hyperlink r:id="rId93">
+        <w:r>
+          <w:rPr>
+            <w:lang w:val="zh_TW" w:bidi="zh_TW"/>
+          </w:rPr>
+          <w:rPr>
+            <w:color w:val="0000EE"/>
+            <w:u w:val="single"/>
+          </w:rPr>
+          <w:t>哥林多前書十五章44節下</w:t>
+        </w:r>
+      </w:hyperlink>
+      <w:r>
+        <w:rPr>
+          <w:lang w:val="zh_TW" w:bidi="zh_TW"/>
+        </w:rPr>
+        <w:t>和</w:t>
+      </w:r>
+      <w:hyperlink r:id="rId107">
+        <w:r>
+          <w:rPr>
+            <w:lang w:val="zh_TW" w:bidi="zh_TW"/>
+          </w:rPr>
+          <w:rPr>
+            <w:color w:val="0000EE"/>
+            <w:u w:val="single"/>
+          </w:rPr>
+          <w:t>45節上</w:t>
+        </w:r>
+      </w:hyperlink>
+      <w:r>
+        <w:rPr>
+          <w:lang w:val="zh_TW" w:bidi="zh_TW"/>
+        </w:rPr>
+        <w:t>，保羅將「血氣的身體」與剛剛受造、墮落之前的亞當聯繫起來（</w:t>
+      </w:r>
+      <w:hyperlink r:id="rId108">
+        <w:r>
+          <w:rPr>
+            <w:lang w:val="zh_TW" w:bidi="zh_TW"/>
+          </w:rPr>
+          <w:rPr>
+            <w:color w:val="0000EE"/>
+            <w:u w:val="single"/>
+          </w:rPr>
+          <w:t>創2:7</w:t>
+        </w:r>
+      </w:hyperlink>
+      <w:r>
+        <w:rPr>
+          <w:lang w:val="zh_TW" w:bidi="zh_TW"/>
+        </w:rPr>
+        <w:t>）。這表明，所謂的「血氣」是指創造時的模樣。按照神起初的創造，「血氣的」亞當是「甚好」（</w:t>
+      </w:r>
+      <w:hyperlink r:id="rId109">
+        <w:r>
+          <w:rPr>
+            <w:lang w:val="zh_TW" w:bidi="zh_TW"/>
+          </w:rPr>
+          <w:rPr>
+            <w:color w:val="0000EE"/>
+            <w:u w:val="single"/>
+          </w:rPr>
+          <w:t>創1:31</w:t>
+        </w:r>
+      </w:hyperlink>
+      <w:r>
+        <w:rPr>
+          <w:lang w:val="zh_TW" w:bidi="zh_TW"/>
+        </w:rPr>
+        <w:t>）。然而，人類的罪惡破壞了「血氣的」亞當，使他落在死亡的定罪之下。因此，按照原始創造的角度來衡量，原來創造那個「血氣的」亞當本是自然的，人的罪惡卻使本是自然的「血氣」反成了異常的「血氣」。聖靈現在在基督裡的工作，就是除去這種異常，並完成神創造時原本的旨意（</w:t>
+      </w:r>
+      <w:hyperlink r:id="rId110">
+        <w:r>
+          <w:rPr>
+            <w:lang w:val="zh_TW" w:bidi="zh_TW"/>
+          </w:rPr>
+          <w:rPr>
+            <w:color w:val="0000EE"/>
+            <w:u w:val="single"/>
+          </w:rPr>
+          <w:t>羅8:19</w:t>
+        </w:r>
+      </w:hyperlink>
+      <w:hyperlink r:id="rId105">
+        <w:r>
+          <w:rPr>
+            <w:lang w:val="zh_TW" w:bidi="zh_TW"/>
+          </w:rPr>
+          <w:rPr>
+            <w:color w:val="0000EE"/>
+            <w:u w:val="single"/>
+          </w:rPr>
+          <w:t>–</w:t>
+        </w:r>
+      </w:hyperlink>
+      <w:hyperlink r:id="rId110">
+        <w:r>
+          <w:rPr>
+            <w:lang w:val="zh_TW" w:bidi="zh_TW"/>
+          </w:rPr>
+          <w:rPr>
+            <w:color w:val="0000EE"/>
+            <w:u w:val="single"/>
+          </w:rPr>
+          <w:t>22</w:t>
+        </w:r>
+      </w:hyperlink>
+      <w:r>
+        <w:rPr>
+          <w:lang w:val="zh_TW" w:bidi="zh_TW"/>
+        </w:rPr>
+        <w:t>；</w:t>
+      </w:r>
+      <w:hyperlink r:id="rId111">
+        <w:r>
+          <w:rPr>
+            <w:lang w:val="zh_TW" w:bidi="zh_TW"/>
+          </w:rPr>
+          <w:rPr>
+            <w:color w:val="0000EE"/>
+            <w:u w:val="single"/>
+          </w:rPr>
+          <w:t>林後5:17</w:t>
+        </w:r>
+      </w:hyperlink>
+      <w:r>
+        <w:rPr>
+          <w:lang w:val="zh_TW" w:bidi="zh_TW"/>
+        </w:rPr>
+        <w:t>）。</w:t>
+      </w:r>
+    </w:p>
+    <w:p>
+      <w:pPr/>
+      <w:r>
+        <w:rPr>
+          <w:lang w:val="zh_TW" w:bidi="zh_TW"/>
+        </w:rPr>
+      </w:r>
+      <w:r>
+        <w:rPr>
+          <w:i/>
+          <w:lang w:val="zh_TW" w:bidi="zh_TW"/>
+        </w:rPr>
+        <w:t>另見</w:t>
+      </w:r>
+      <w:r>
+        <w:rPr>
+          <w:lang w:val="zh_TW" w:bidi="zh_TW"/>
+        </w:rPr>
+        <w:t>人</w:t>
+      </w:r>
+      <w:r>
+        <w:rPr>
+          <w:lang w:val="zh_TW" w:bidi="zh_TW"/>
+        </w:rPr>
+        <w:t>；</w:t>
+      </w:r>
+      <w:r>
+        <w:rPr>
+          <w:lang w:val="zh_TW" w:bidi="zh_TW"/>
+        </w:rPr>
+        <w:t>新人與舊人</w:t>
+      </w:r>
+      <w:r>
+        <w:rPr>
+          <w:lang w:val="zh_TW" w:bidi="zh_TW"/>
+        </w:rPr>
+        <w:t>。</w:t>
+      </w:r>
+      <w:r>
+        <w:rPr>
+          <w:lang w:val="zh_TW" w:bidi="zh_TW"/>
+        </w:rPr>
+      </w:r>
+      <w:r>
+        <w:rPr>
+          <w:lang w:val="zh_TW" w:bidi="zh_TW"/>
+        </w:rPr>
+      </w:r>
+    </w:p>
+    <w:p>
+      <w:pPr/>
+      <w:r>
+        <w:rPr>
+          <w:lang w:val="zh_TW" w:bidi="zh_TW"/>
+        </w:rPr>
+      </w:r>
+    </w:p>
+    <w:p>
+      <w:pPr>
+        <w:pStyle w:val="Heading2"/>
+      </w:pPr>
+      <w:r>
+        <w:rPr>
+          <w:lang w:val="zh_TW" w:bidi="zh_TW"/>
+        </w:rPr>
+        <w:t>數字和數字象徵學</w:t>
+      </w:r>
+      <w:r>
+        <w:rPr>
+          <w:lang w:val="zh_TW" w:bidi="zh_TW"/>
+        </w:rPr>
+      </w:r>
+    </w:p>
+    <w:p>
+      <w:pPr/>
+      <w:r>
+        <w:rPr>
+          <w:lang w:val="zh_TW" w:bidi="zh_TW"/>
+        </w:rPr>
+      </w:r>
+      <w:r>
+        <w:rPr>
+          <w:lang w:val="zh_TW" w:bidi="zh_TW"/>
+        </w:rPr>
+        <w:t>在聖經中，數字常有兩層意思。首先，它們表明了實際的數量，例如計算人數或測量時間。其次，數字也可能具有特別的意義，用以教導我們關於神或祂的計劃。</w:t>
+      </w:r>
+    </w:p>
+    <w:p>
+      <w:pPr/>
+      <w:r>
+        <w:rPr>
+          <w:lang w:val="zh_TW" w:bidi="zh_TW"/>
+        </w:rPr>
+      </w:r>
+      <w:r>
+        <w:rPr>
+          <w:lang w:val="zh_TW" w:bidi="zh_TW"/>
+        </w:rPr>
+        <w:t>但以理書和啟示錄以特殊的方式使用數字，這兩卷書常以具體的數字來傳達重要的信息。</w:t>
+      </w:r>
+    </w:p>
+    <w:p>
+      <w:pPr/>
+      <w:r>
+        <w:rPr>
+          <w:lang w:val="zh_TW" w:bidi="zh_TW"/>
+        </w:rPr>
+      </w:r>
+      <w:r>
+        <w:rPr>
+          <w:lang w:val="zh_TW" w:bidi="zh_TW"/>
+        </w:rPr>
+        <w:t>許多基督徒對於從數字中尋找隱藏意義持謹慎態度。因為有些團體過度使用數字象徵學（numerology），試圖在舊約聖經的每一個數字中找出特別的含義，即使那些數字可能只是單純的事實。這種看法最早出自神祕的前基督教（pre-Christian）猶太團體，後來卡巴拉學派（Kabbalists）進一步發展，他們經常為數字賦予隱藏的意義。</w:t>
+      </w:r>
+    </w:p>
+    <w:p>
       <w:pPr>
         <w:pStyle w:val="Heading3"/>
       </w:pPr>
@@ -3507,7 +3911,170 @@
         <w:rPr>
           <w:lang w:val="zh_TW" w:bidi="zh_TW"/>
         </w:rPr>
-        <w:t>睡眠如同死亡</w:t>
+        <w:t>概述</w:t>
+      </w:r>
+    </w:p>
+    <w:p>
+      <w:pPr>
+        <w:pStyle w:val="ListBullet"/>
+        <w:spacing w:line="240" w:lineRule="auto"/>
+        <w:ind w:left="720"/>
+      </w:pPr>
+      <w:r>
+        <w:rPr>
+          <w:lang w:val="zh_TW" w:bidi="zh_TW"/>
+        </w:rPr>
+      </w:r>
+      <w:r>
+        <w:rPr>
+          <w:u w:val="single"/>
+          <w:lang w:val="zh_TW" w:bidi="zh_TW"/>
+        </w:rPr>
+        <w:t>數字的表達</w:t>
+      </w:r>
+    </w:p>
+    <w:p>
+      <w:pPr>
+        <w:pStyle w:val="ListBullet"/>
+        <w:spacing w:line="240" w:lineRule="auto"/>
+        <w:ind w:left="720"/>
+      </w:pPr>
+      <w:r>
+        <w:rPr>
+          <w:lang w:val="zh_TW" w:bidi="zh_TW"/>
+        </w:rPr>
+      </w:r>
+      <w:r>
+        <w:rPr>
+          <w:u w:val="single"/>
+          <w:lang w:val="zh_TW" w:bidi="zh_TW"/>
+        </w:rPr>
+        <w:t>數字符號的書寫方式</w:t>
+      </w:r>
+    </w:p>
+    <w:p>
+      <w:pPr>
+        <w:pStyle w:val="ListBullet"/>
+        <w:spacing w:line="240" w:lineRule="auto"/>
+        <w:ind w:left="720"/>
+      </w:pPr>
+      <w:r>
+        <w:rPr>
+          <w:lang w:val="zh_TW" w:bidi="zh_TW"/>
+        </w:rPr>
+      </w:r>
+      <w:r>
+        <w:rPr>
+          <w:u w:val="single"/>
+          <w:lang w:val="zh_TW" w:bidi="zh_TW"/>
+        </w:rPr>
+        <w:t>大數字的問題</w:t>
+      </w:r>
+    </w:p>
+    <w:p>
+      <w:pPr>
+        <w:pStyle w:val="ListBullet"/>
+        <w:spacing w:line="240" w:lineRule="auto"/>
+        <w:ind w:left="720"/>
+      </w:pPr>
+      <w:r>
+        <w:rPr>
+          <w:lang w:val="zh_TW" w:bidi="zh_TW"/>
+        </w:rPr>
+      </w:r>
+      <w:r>
+        <w:rPr>
+          <w:u w:val="single"/>
+          <w:lang w:val="zh_TW" w:bidi="zh_TW"/>
+        </w:rPr>
+        <w:t>按世代計算</w:t>
+      </w:r>
+    </w:p>
+    <w:p>
+      <w:pPr>
+        <w:pStyle w:val="ListBullet"/>
+        <w:spacing w:line="240" w:lineRule="auto"/>
+        <w:ind w:left="720"/>
+      </w:pPr>
+      <w:r>
+        <w:rPr>
+          <w:lang w:val="zh_TW" w:bidi="zh_TW"/>
+        </w:rPr>
+      </w:r>
+      <w:r>
+        <w:rPr>
+          <w:u w:val="single"/>
+          <w:lang w:val="zh_TW" w:bidi="zh_TW"/>
+        </w:rPr>
+        <w:t>數字的約略用法</w:t>
+      </w:r>
+    </w:p>
+    <w:p>
+      <w:pPr>
+        <w:pStyle w:val="ListBullet"/>
+        <w:spacing w:line="240" w:lineRule="auto"/>
+        <w:ind w:left="720"/>
+      </w:pPr>
+      <w:r>
+        <w:rPr>
+          <w:lang w:val="zh_TW" w:bidi="zh_TW"/>
+        </w:rPr>
+      </w:r>
+      <w:r>
+        <w:rPr>
+          <w:u w:val="single"/>
+          <w:lang w:val="zh_TW" w:bidi="zh_TW"/>
+        </w:rPr>
+        <w:t>數字的象徵用法</w:t>
+      </w:r>
+    </w:p>
+    <w:p>
+      <w:pPr>
+        <w:pStyle w:val="ListBullet"/>
+        <w:spacing w:line="240" w:lineRule="auto"/>
+        <w:ind w:left="720"/>
+      </w:pPr>
+      <w:r>
+        <w:rPr>
+          <w:lang w:val="zh_TW" w:bidi="zh_TW"/>
+        </w:rPr>
+      </w:r>
+      <w:r>
+        <w:rPr>
+          <w:u w:val="single"/>
+          <w:lang w:val="zh_TW" w:bidi="zh_TW"/>
+        </w:rPr>
+        <w:t>精確的統計</w:t>
+      </w:r>
+    </w:p>
+    <w:p>
+      <w:pPr>
+        <w:pStyle w:val="ListBullet"/>
+        <w:spacing w:line="240" w:lineRule="auto"/>
+        <w:ind w:left="720"/>
+      </w:pPr>
+      <w:r>
+        <w:rPr>
+          <w:lang w:val="zh_TW" w:bidi="zh_TW"/>
+        </w:rPr>
+      </w:r>
+      <w:r>
+        <w:rPr>
+          <w:u w:val="single"/>
+          <w:lang w:val="zh_TW" w:bidi="zh_TW"/>
+        </w:rPr>
+        <w:t>數字象徵學</w:t>
+      </w:r>
+    </w:p>
+    <w:p>
+      <w:pPr>
+        <w:pStyle w:val="Heading3"/>
+      </w:pPr>
+      <w:r>
+        <w:rPr>
+          <w:lang w:val="zh_TW" w:bidi="zh_TW"/>
+        </w:rPr>
+        <w:t>數字的表達</w:t>
       </w:r>
     </w:p>
     <w:p>
@@ -3521,18 +4088,2228 @@
         <w:rPr>
           <w:lang w:val="zh_TW" w:bidi="zh_TW"/>
         </w:rPr>
-        <w:t>聖經經常將死亡比作睡眠。在舊約聖經中，當一個人去世時，通常說他與他的列祖同睡（例如</w:t>
-      </w:r>
-      <w:hyperlink r:id="rId107">
-        <w:r>
-          <w:rPr>
-            <w:lang w:val="zh_TW" w:bidi="zh_TW"/>
-          </w:rPr>
-          <w:rPr>
-            <w:color w:val="0000EE"/>
-            <w:u w:val="single"/>
-          </w:rPr>
-          <w:t>申31:16</w:t>
+        <w:t>希伯來文與其它閃族語言一樣，擁有一個簡單但實用的數字系統。數字一是形容詞，從二開始，數字則是名詞。這些名詞有男性與女性兩種形式，且以平行方式使用：男性形式用於女性名詞之前，女性形式則用於男性名詞之前。</w:t>
+      </w:r>
+    </w:p>
+    <w:p>
+      <w:pPr/>
+      <w:r>
+        <w:rPr>
+          <w:lang w:val="zh_TW" w:bidi="zh_TW"/>
+        </w:rPr>
+      </w:r>
+      <w:r>
+        <w:rPr>
+          <w:lang w:val="zh_TW" w:bidi="zh_TW"/>
+        </w:rPr>
+        <w:t>序數（第一、第二、第三）與基數（一、二、三）並存。如同多數語言，基數有時可以代替序數。例如，「第二日」可以表達為「日二」。從十到十九之間，有一種合成形式，與英文的十三（thirteen〔three-ten〕）相似，而二十（twenty）的字面意思是「十的複數」。它是「十」的複數。「三十」、「四十」等的字面意思則是「三的複數」、「四的複數」。這樣的規律一直持續到一百，而一百則是另一個全新的字詞。</w:t>
+      </w:r>
+    </w:p>
+    <w:p>
+      <w:pPr/>
+      <w:r>
+        <w:rPr>
+          <w:lang w:val="zh_TW" w:bidi="zh_TW"/>
+        </w:rPr>
+      </w:r>
+      <w:r>
+        <w:rPr>
+          <w:lang w:val="zh_TW" w:bidi="zh_TW"/>
+        </w:rPr>
+        <w:t>希伯來文中也有「一千」與「一萬」等獨立的字詞，這與希臘文、中文及許多其它語言相似。更大的數字必須用這些單位的倍數來表達。「萬萬」和「千千」這些表達方式顯示，古人對大數字的表達多是約略的。由於當時的人口稀少、國度規模也小，因此很少需要使用極大的數字。</w:t>
+      </w:r>
+    </w:p>
+    <w:p>
+      <w:pPr/>
+      <w:r>
+        <w:rPr>
+          <w:lang w:val="zh_TW" w:bidi="zh_TW"/>
+        </w:rPr>
+      </w:r>
+      <w:r>
+        <w:rPr>
+          <w:lang w:val="zh_TW" w:bidi="zh_TW"/>
+        </w:rPr>
+        <w:t>在希伯來文中除了單數與複數形式外，還有一種雙數形式，用以表達兩個東西（例如兩百、兩千）。分數（如二分之一、三分之一、十分之一）也可以表達。乘法、除法、加法與減法都曾使用，聖經中可以找到這四種運算的例子。希伯來數學系統基本上屬於更廣泛的西亞數學體系之一。我們對這體系的了解主要來自美索不達米亞與埃及。不過，這些地區所使用的數學系統比以色列的更為發達。</w:t>
+      </w:r>
+    </w:p>
+    <w:p>
+      <w:pPr>
+        <w:pStyle w:val="Heading3"/>
+      </w:pPr>
+      <w:r>
+        <w:rPr>
+          <w:lang w:val="zh_TW" w:bidi="zh_TW"/>
+        </w:rPr>
+        <w:t>數字符號的書寫方法</w:t>
+      </w:r>
+    </w:p>
+    <w:p>
+      <w:pPr/>
+      <w:r>
+        <w:rPr>
+          <w:lang w:val="zh_TW" w:bidi="zh_TW"/>
+        </w:rPr>
+      </w:r>
+      <w:r>
+        <w:rPr>
+          <w:lang w:val="zh_TW" w:bidi="zh_TW"/>
+        </w:rPr>
+        <w:t>在聖經中，數字一律以文字寫出。這種做法也見於著名的摩押石碑（Moabite Stone）與西羅亞銘文（Siloam Inscription）。古代世界的各民族都能以各種符號或代碼（如我們的1、2、3）來表示數字。然而，這種方法容易出錯，因此後來人們通常以完整的文字寫出數字。雖然仍有可能引起混淆，但機率已大為減少。</w:t>
+      </w:r>
+    </w:p>
+    <w:p>
+      <w:pPr/>
+      <w:r>
+        <w:rPr>
+          <w:lang w:val="zh_TW" w:bidi="zh_TW"/>
+        </w:rPr>
+      </w:r>
+      <w:r>
+        <w:rPr>
+          <w:lang w:val="zh_TW" w:bidi="zh_TW"/>
+        </w:rPr>
+        <w:t>在希伯來文與希臘文中，還有另一種書寫數字的方式，就是用字母表中的連續字母代替連續的數字，類似以A代表1、B代表2。到了新約聖經的時代，已廣泛使用這種方法，並且成為現代希伯來文的慣例。這種系統的優點是，可以在數字組合中插入任意的母音，形成可讀的造字。例如，在</w:t>
+      </w:r>
+      <w:hyperlink r:id="rId112">
+        <w:r>
+          <w:rPr>
+            <w:lang w:val="zh_TW" w:bidi="zh_TW"/>
+          </w:rPr>
+          <w:rPr>
+            <w:color w:val="0000EE"/>
+            <w:u w:val="single"/>
+          </w:rPr>
+          <w:t>啟示錄十三章18節</w:t>
+        </w:r>
+      </w:hyperlink>
+      <w:r>
+        <w:rPr>
+          <w:lang w:val="zh_TW" w:bidi="zh_TW"/>
+        </w:rPr>
+        <w:t>所提到的「獸的數目」666，可以用字母表示，對應於「尼祿凱撒」這個名字的子音。若採用另一讀法616，則也可能對應其它名字。</w:t>
+      </w:r>
+    </w:p>
+    <w:p>
+      <w:pPr>
+        <w:pStyle w:val="Heading3"/>
+      </w:pPr>
+      <w:r>
+        <w:rPr>
+          <w:lang w:val="zh_TW" w:bidi="zh_TW"/>
+        </w:rPr>
+        <w:t>大數字的問題</w:t>
+      </w:r>
+    </w:p>
+    <w:p>
+      <w:pPr/>
+      <w:r>
+        <w:rPr>
+          <w:lang w:val="zh_TW" w:bidi="zh_TW"/>
+        </w:rPr>
+      </w:r>
+      <w:r>
+        <w:rPr>
+          <w:lang w:val="zh_TW" w:bidi="zh_TW"/>
+        </w:rPr>
+        <w:t>即使考慮到所有這些可能性，與大數字有關的問題仍然存在，尤其是在舊約聖經中。最明顯的例子是</w:t>
+      </w:r>
+      <w:hyperlink r:id="rId113">
+        <w:r>
+          <w:rPr>
+            <w:lang w:val="zh_TW" w:bidi="zh_TW"/>
+          </w:rPr>
+          <w:rPr>
+            <w:color w:val="0000EE"/>
+            <w:u w:val="single"/>
+          </w:rPr>
+          <w:t>創世記五章</w:t>
+        </w:r>
+      </w:hyperlink>
+      <w:r>
+        <w:rPr>
+          <w:lang w:val="zh_TW" w:bidi="zh_TW"/>
+        </w:rPr>
+        <w:t>中十位長壽族長的年歲。希伯來文本、撒馬利亞文本以及最早的希臘文譯本（即七十士譯本）所記載的數字彼此不同，相差達數百年。然而，這些年歲都極大。</w:t>
+      </w:r>
+    </w:p>
+    <w:p>
+      <w:pPr/>
+      <w:r>
+        <w:rPr>
+          <w:lang w:val="zh_TW" w:bidi="zh_TW"/>
+        </w:rPr>
+      </w:r>
+      <w:r>
+        <w:rPr>
+          <w:lang w:val="zh_TW" w:bidi="zh_TW"/>
+        </w:rPr>
+        <w:t>有些人將這些數字按字面意思來理解。他們指出，這些族長的年歲逐步遞減，直到挪亞時代，神為人所設定的壽命降為120歲（</w:t>
+      </w:r>
+      <w:hyperlink r:id="rId114">
+        <w:r>
+          <w:rPr>
+            <w:lang w:val="zh_TW" w:bidi="zh_TW"/>
+          </w:rPr>
+          <w:rPr>
+            <w:color w:val="0000EE"/>
+            <w:u w:val="single"/>
+          </w:rPr>
+          <w:t>創6:3</w:t>
+        </w:r>
+      </w:hyperlink>
+      <w:r>
+        <w:rPr>
+          <w:lang w:val="zh_TW" w:bidi="zh_TW"/>
+        </w:rPr>
+        <w:t>）；後來又降到人類平均七十歲的壽數（</w:t>
+      </w:r>
+      <w:hyperlink r:id="rId115">
+        <w:r>
+          <w:rPr>
+            <w:lang w:val="zh_TW" w:bidi="zh_TW"/>
+          </w:rPr>
+          <w:rPr>
+            <w:color w:val="0000EE"/>
+            <w:u w:val="single"/>
+          </w:rPr>
+          <w:t>詩90:10</w:t>
+        </w:r>
+      </w:hyperlink>
+      <w:r>
+        <w:rPr>
+          <w:lang w:val="zh_TW" w:bidi="zh_TW"/>
+        </w:rPr>
+        <w:t>）。這與人類在墮落之後靈性的逐步敗壞相對應——從亞當的完全狀態到如今的光景。無論這些數字的具體解釋為何，毫無疑問，聖經的神學意圖正是在於表達這一點。</w:t>
+      </w:r>
+    </w:p>
+    <w:p>
+      <w:pPr/>
+      <w:r>
+        <w:rPr>
+          <w:lang w:val="zh_TW" w:bidi="zh_TW"/>
+        </w:rPr>
+      </w:r>
+      <w:r>
+        <w:rPr>
+          <w:lang w:val="zh_TW" w:bidi="zh_TW"/>
+        </w:rPr>
+        <w:t>以色列人出埃及的龐大人數也是一個問題。如果真的有60萬名能作戰的男子（</w:t>
+      </w:r>
+      <w:hyperlink r:id="rId116">
+        <w:r>
+          <w:rPr>
+            <w:lang w:val="zh_TW" w:bidi="zh_TW"/>
+          </w:rPr>
+          <w:rPr>
+            <w:color w:val="0000EE"/>
+            <w:u w:val="single"/>
+          </w:rPr>
+          <w:t>民1:46</w:t>
+        </w:r>
+      </w:hyperlink>
+      <w:r>
+        <w:rPr>
+          <w:lang w:val="zh_TW" w:bidi="zh_TW"/>
+        </w:rPr>
+        <w:t>），那就意味著整個民族的人口約有200萬或更多。也許那個譯為「千」的字詞其實是指「支派單位」。無論確切的數字是多少，總人數顯然要小得多。當然，神完全有能力在曠野中供養任何數量的人。然而，考古學中關於以色列人攻取迦南前後該地人口的證據，似乎支持人口數較少的看法。相同的原則也可以用來解釋各以色列支派勇士人數的龐大記載，甚至也可能適用於舊約歷史書中所提到以色列和猶大的軍事總數之巨大數據。</w:t>
+      </w:r>
+    </w:p>
+    <w:p>
+      <w:pPr/>
+      <w:r>
+        <w:rPr>
+          <w:lang w:val="zh_TW" w:bidi="zh_TW"/>
+        </w:rPr>
+      </w:r>
+      <w:r>
+        <w:rPr>
+          <w:lang w:val="zh_TW" w:bidi="zh_TW"/>
+        </w:rPr>
+        <w:t>對一般的聖經讀者或聽眾而言，也許最大的問題之一是歷代志與列王紀中所記載的數字不同，儘管兩卷書描述的是同樣的事件。這些差異可能是由於抄寫錯誤，或因以符號或單一字母書寫數字時產生混淆所致，這可以解釋許多個別的不一致情況，但並不能解釋所有的差異。歷代志中的數字通常大得多，這些極大的整數很可能具有象徵意義，而非要按字面來理解。猶太人當時同時擁有列王紀與歷代志這兩卷書，因此他們自己也不太可能把這兩組數字都視為字面上的事實。</w:t>
+      </w:r>
+    </w:p>
+    <w:p>
+      <w:pPr>
+        <w:pStyle w:val="Heading3"/>
+      </w:pPr>
+      <w:r>
+        <w:rPr>
+          <w:lang w:val="zh_TW" w:bidi="zh_TW"/>
+        </w:rPr>
+        <w:t>按世代計算</w:t>
+      </w:r>
+    </w:p>
+    <w:p>
+      <w:pPr/>
+      <w:r>
+        <w:rPr>
+          <w:lang w:val="zh_TW" w:bidi="zh_TW"/>
+        </w:rPr>
+      </w:r>
+      <w:r>
+        <w:rPr>
+          <w:lang w:val="zh_TW" w:bidi="zh_TW"/>
+        </w:rPr>
+        <w:t>舊約聖經的一個問題是事件的年代推算。即使有精確的數字系統，也沒有一個絕對固定的起算點。後來的猶太人和基督徒以創造的推定日期作為起點來計算。從大衛和所羅門之後，年代的推算既依據內部參照，也依據外部參照。內部參照是指猶大諸王與以色列諸王的對比年代，外部參照則涉及以色列以外的君王與王后。</w:t>
+      </w:r>
+    </w:p>
+    <w:p>
+      <w:pPr/>
+      <w:r>
+        <w:rPr>
+          <w:lang w:val="zh_TW" w:bidi="zh_TW"/>
+        </w:rPr>
+      </w:r>
+      <w:r>
+        <w:rPr>
+          <w:lang w:val="zh_TW" w:bidi="zh_TW"/>
+        </w:rPr>
+        <w:t>這種開放的時間結構解釋了「四十年」這個模糊的時期，舊約聖經中常使用這個表達（例如士師記）來指任何漫長但不確定的時段。這幾乎可以肯定是指一個世代（希伯來文</w:t>
+      </w:r>
+      <w:r>
+        <w:rPr>
+          <w:i/>
+          <w:lang w:val="zh_TW" w:bidi="zh_TW"/>
+        </w:rPr>
+        <w:t>dor</w:t>
+      </w:r>
+      <w:r>
+        <w:rPr>
+          <w:lang w:val="zh_TW" w:bidi="zh_TW"/>
+        </w:rPr>
+        <w:t>）。按世代計算的方法明顯地出現在聖經某些地方，在其它地方則可能是隱含的。例如，亞伯拉罕的後裔要「到了第四代」才回到迦南（</w:t>
+      </w:r>
+      <w:hyperlink r:id="rId117">
+        <w:r>
+          <w:rPr>
+            <w:lang w:val="zh_TW" w:bidi="zh_TW"/>
+          </w:rPr>
+          <w:rPr>
+            <w:color w:val="0000EE"/>
+            <w:u w:val="single"/>
+          </w:rPr>
+          <w:t>創15:16</w:t>
+        </w:r>
+      </w:hyperlink>
+      <w:r>
+        <w:rPr>
+          <w:lang w:val="zh_TW" w:bidi="zh_TW"/>
+        </w:rPr>
+        <w:t>）。而基督的家譜則整齊地分為三組，每組十四代（</w:t>
+      </w:r>
+      <w:hyperlink r:id="rId118">
+        <w:r>
+          <w:rPr>
+            <w:lang w:val="zh_TW" w:bidi="zh_TW"/>
+          </w:rPr>
+          <w:rPr>
+            <w:color w:val="0000EE"/>
+            <w:u w:val="single"/>
+          </w:rPr>
+          <w:t>太1:17</w:t>
+        </w:r>
+      </w:hyperlink>
+      <w:r>
+        <w:rPr>
+          <w:lang w:val="zh_TW" w:bidi="zh_TW"/>
+        </w:rPr>
+        <w:t>），並非按年分分段。</w:t>
+      </w:r>
+    </w:p>
+    <w:p>
+      <w:pPr/>
+      <w:r>
+        <w:rPr>
+          <w:lang w:val="zh_TW" w:bidi="zh_TW"/>
+        </w:rPr>
+      </w:r>
+      <w:r>
+        <w:rPr>
+          <w:lang w:val="zh_TW" w:bidi="zh_TW"/>
+        </w:rPr>
+        <w:t>凡有人保存與誦讀祖先名錄的地方，按世代來計算是自然的事。然而，經文也說亞伯拉罕的後裔大約在四百年後回到迦南（</w:t>
+      </w:r>
+      <w:hyperlink r:id="rId119">
+        <w:r>
+          <w:rPr>
+            <w:lang w:val="zh_TW" w:bidi="zh_TW"/>
+          </w:rPr>
+          <w:rPr>
+            <w:color w:val="0000EE"/>
+            <w:u w:val="single"/>
+          </w:rPr>
+          <w:t>加3:17</w:t>
+        </w:r>
+      </w:hyperlink>
+      <w:r>
+        <w:rPr>
+          <w:lang w:val="zh_TW" w:bidi="zh_TW"/>
+        </w:rPr>
+        <w:t>）。「世代」一詞有時是指100年，而希伯來文中「世代」也可能是指120年（</w:t>
+      </w:r>
+      <w:hyperlink r:id="rId114">
+        <w:r>
+          <w:rPr>
+            <w:lang w:val="zh_TW" w:bidi="zh_TW"/>
+          </w:rPr>
+          <w:rPr>
+            <w:color w:val="0000EE"/>
+            <w:u w:val="single"/>
+          </w:rPr>
+          <w:t>創6:3</w:t>
+        </w:r>
+      </w:hyperlink>
+      <w:r>
+        <w:rPr>
+          <w:lang w:val="zh_TW" w:bidi="zh_TW"/>
+        </w:rPr>
+        <w:t>）。古代希伯來人通常會用一些模糊的表達，如「在那些日子」、「那些日子以後」或「日子將到」，來指過去、現在與未來，而不具體提及數字。換句話說，聖經的作者更關心神學意義，而非數學的精確性。</w:t>
+      </w:r>
+    </w:p>
+    <w:p>
+      <w:pPr>
+        <w:pStyle w:val="Heading3"/>
+      </w:pPr>
+      <w:r>
+        <w:rPr>
+          <w:lang w:val="zh_TW" w:bidi="zh_TW"/>
+        </w:rPr>
+        <w:t>數字的約略用法</w:t>
+      </w:r>
+    </w:p>
+    <w:p>
+      <w:pPr/>
+      <w:r>
+        <w:rPr>
+          <w:lang w:val="zh_TW" w:bidi="zh_TW"/>
+        </w:rPr>
+      </w:r>
+      <w:r>
+        <w:rPr>
+          <w:lang w:val="zh_TW" w:bidi="zh_TW"/>
+        </w:rPr>
+        <w:t>在舊約聖經中，以色列人在曠野漂流40年就是數字約略用法的一個好例子 （</w:t>
+      </w:r>
+      <w:hyperlink r:id="rId120">
+        <w:r>
+          <w:rPr>
+            <w:lang w:val="zh_TW" w:bidi="zh_TW"/>
+          </w:rPr>
+          <w:rPr>
+            <w:color w:val="0000EE"/>
+            <w:u w:val="single"/>
+          </w:rPr>
+          <w:t>民14:33</w:t>
+        </w:r>
+      </w:hyperlink>
+      <w:r>
+        <w:rPr>
+          <w:lang w:val="zh_TW" w:bidi="zh_TW"/>
+        </w:rPr>
+        <w:t>）。在新約聖經中，耶穌在曠野受試探40天（</w:t>
+      </w:r>
+      <w:hyperlink r:id="rId121">
+        <w:r>
+          <w:rPr>
+            <w:lang w:val="zh_TW" w:bidi="zh_TW"/>
+          </w:rPr>
+          <w:rPr>
+            <w:color w:val="0000EE"/>
+            <w:u w:val="single"/>
+          </w:rPr>
+          <w:t>太4:2</w:t>
+        </w:r>
+      </w:hyperlink>
+      <w:r>
+        <w:rPr>
+          <w:lang w:val="zh_TW" w:bidi="zh_TW"/>
+        </w:rPr>
+        <w:t>）；從祂復活到升天之間也有40天 （</w:t>
+      </w:r>
+      <w:hyperlink r:id="rId122">
+        <w:r>
+          <w:rPr>
+            <w:lang w:val="zh_TW" w:bidi="zh_TW"/>
+          </w:rPr>
+          <w:rPr>
+            <w:color w:val="0000EE"/>
+            <w:u w:val="single"/>
+          </w:rPr>
+          <w:t>徒1:3</w:t>
+        </w:r>
+      </w:hyperlink>
+      <w:r>
+        <w:rPr>
+          <w:lang w:val="zh_TW" w:bidi="zh_TW"/>
+        </w:rPr>
+        <w:t>）。</w:t>
+      </w:r>
+    </w:p>
+    <w:p>
+      <w:pPr/>
+      <w:r>
+        <w:rPr>
+          <w:lang w:val="zh_TW" w:bidi="zh_TW"/>
+        </w:rPr>
+      </w:r>
+      <w:r>
+        <w:rPr>
+          <w:lang w:val="zh_TW" w:bidi="zh_TW"/>
+        </w:rPr>
+        <w:t>摩西蒙召時年40歲（</w:t>
+      </w:r>
+      <w:hyperlink r:id="rId123">
+        <w:r>
+          <w:rPr>
+            <w:lang w:val="zh_TW" w:bidi="zh_TW"/>
+          </w:rPr>
+          <w:rPr>
+            <w:color w:val="0000EE"/>
+            <w:u w:val="single"/>
+          </w:rPr>
+          <w:t>徒7:23</w:t>
+        </w:r>
+      </w:hyperlink>
+      <w:r>
+        <w:rPr>
+          <w:lang w:val="zh_TW" w:bidi="zh_TW"/>
+        </w:rPr>
+        <w:t>），他顯然在米甸住了40年（</w:t>
+      </w:r>
+      <w:hyperlink r:id="rId124">
+        <w:r>
+          <w:rPr>
+            <w:lang w:val="zh_TW" w:bidi="zh_TW"/>
+          </w:rPr>
+          <w:rPr>
+            <w:color w:val="0000EE"/>
+            <w:u w:val="single"/>
+          </w:rPr>
+          <w:t>出7:7</w:t>
+        </w:r>
+      </w:hyperlink>
+      <w:r>
+        <w:rPr>
+          <w:lang w:val="zh_TW" w:bidi="zh_TW"/>
+        </w:rPr>
+        <w:t>），又帶領以色列人出埃及並在曠野中行走40年（</w:t>
+      </w:r>
+      <w:hyperlink r:id="rId125">
+        <w:r>
+          <w:rPr>
+            <w:lang w:val="zh_TW" w:bidi="zh_TW"/>
+          </w:rPr>
+          <w:rPr>
+            <w:color w:val="0000EE"/>
+            <w:u w:val="single"/>
+          </w:rPr>
+          <w:t>申34:7</w:t>
+        </w:r>
+      </w:hyperlink>
+      <w:r>
+        <w:rPr>
+          <w:lang w:val="zh_TW" w:bidi="zh_TW"/>
+        </w:rPr>
+        <w:t>）。因此，經上說他死的時候是120歲。然而，兩個世代，也就是40年的兩倍，乃是健康男子的正常最長壽命（</w:t>
+      </w:r>
+      <w:hyperlink r:id="rId115">
+        <w:r>
+          <w:rPr>
+            <w:lang w:val="zh_TW" w:bidi="zh_TW"/>
+          </w:rPr>
+          <w:rPr>
+            <w:color w:val="0000EE"/>
+            <w:u w:val="single"/>
+          </w:rPr>
+          <w:t>詩90:10</w:t>
+        </w:r>
+      </w:hyperlink>
+      <w:r>
+        <w:rPr>
+          <w:lang w:val="zh_TW" w:bidi="zh_TW"/>
+        </w:rPr>
+        <w:t>），但因人生艱難，往往縮短為70年。數字七十有時也以這種約略的方式使用。</w:t>
+      </w:r>
+    </w:p>
+    <w:p>
+      <w:pPr>
+        <w:pStyle w:val="Heading3"/>
+      </w:pPr>
+      <w:r>
+        <w:rPr>
+          <w:lang w:val="zh_TW" w:bidi="zh_TW"/>
+        </w:rPr>
+        <w:t>數字的象徵用法</w:t>
+      </w:r>
+    </w:p>
+    <w:p>
+      <w:pPr/>
+      <w:r>
+        <w:rPr>
+          <w:lang w:val="zh_TW" w:bidi="zh_TW"/>
+        </w:rPr>
+      </w:r>
+      <w:r>
+        <w:rPr>
+          <w:lang w:val="zh_TW" w:bidi="zh_TW"/>
+        </w:rPr>
+        <w:t>在聖經中，七象徵完全或完美。神在第七日歇了祂一切的工，完成創造（</w:t>
+      </w:r>
+      <w:hyperlink r:id="rId126">
+        <w:r>
+          <w:rPr>
+            <w:lang w:val="zh_TW" w:bidi="zh_TW"/>
+          </w:rPr>
+          <w:rPr>
+            <w:color w:val="0000EE"/>
+            <w:u w:val="single"/>
+          </w:rPr>
+          <w:t>創2:2</w:t>
+        </w:r>
+      </w:hyperlink>
+      <w:r>
+        <w:rPr>
+          <w:lang w:val="zh_TW" w:bidi="zh_TW"/>
+        </w:rPr>
+        <w:t>）。法老在夢中看見七隻從尼羅河上來的母牛（</w:t>
+      </w:r>
+      <w:hyperlink r:id="rId127">
+        <w:r>
+          <w:rPr>
+            <w:lang w:val="zh_TW" w:bidi="zh_TW"/>
+          </w:rPr>
+          <w:rPr>
+            <w:color w:val="0000EE"/>
+            <w:u w:val="single"/>
+          </w:rPr>
+          <w:t>41:2</w:t>
+        </w:r>
+      </w:hyperlink>
+      <w:r>
+        <w:rPr>
+          <w:lang w:val="zh_TW" w:bidi="zh_TW"/>
+        </w:rPr>
+        <w:t>）。參孫那分別為聖的拿細耳人之髮被編成七條辮子（</w:t>
+      </w:r>
+      <w:hyperlink r:id="rId128">
+        <w:r>
+          <w:rPr>
+            <w:lang w:val="zh_TW" w:bidi="zh_TW"/>
+          </w:rPr>
+          <w:rPr>
+            <w:color w:val="0000EE"/>
+            <w:u w:val="single"/>
+          </w:rPr>
+          <w:t>士16:13</w:t>
+        </w:r>
+      </w:hyperlink>
+      <w:r>
+        <w:rPr>
+          <w:lang w:val="zh_TW" w:bidi="zh_TW"/>
+        </w:rPr>
+        <w:t>）。抹大拉的馬利亞身上曾有七個鬼被趕出，表明她先前完全被撒但轄制（</w:t>
+      </w:r>
+      <w:hyperlink r:id="rId129">
+        <w:r>
+          <w:rPr>
+            <w:lang w:val="zh_TW" w:bidi="zh_TW"/>
+          </w:rPr>
+          <w:rPr>
+            <w:color w:val="0000EE"/>
+            <w:u w:val="single"/>
+          </w:rPr>
+          <w:t>路8:2</w:t>
+        </w:r>
+      </w:hyperlink>
+      <w:r>
+        <w:rPr>
+          <w:lang w:val="zh_TW" w:bidi="zh_TW"/>
+        </w:rPr>
+        <w:t>）。而「七個......鬼」要進入那被潔淨卻空虛的人的裡面（</w:t>
+      </w:r>
+      <w:hyperlink r:id="rId130">
+        <w:r>
+          <w:rPr>
+            <w:lang w:val="zh_TW" w:bidi="zh_TW"/>
+          </w:rPr>
+          <w:rPr>
+            <w:color w:val="0000EE"/>
+            <w:u w:val="single"/>
+          </w:rPr>
+          <w:t>太12:45</w:t>
+        </w:r>
+      </w:hyperlink>
+      <w:r>
+        <w:rPr>
+          <w:lang w:val="zh_TW" w:bidi="zh_TW"/>
+        </w:rPr>
+        <w:t>）。然而，從正面的例子來看，也有神的七靈（</w:t>
+      </w:r>
+      <w:hyperlink r:id="rId131">
+        <w:r>
+          <w:rPr>
+            <w:lang w:val="zh_TW" w:bidi="zh_TW"/>
+          </w:rPr>
+          <w:rPr>
+            <w:color w:val="0000EE"/>
+            <w:u w:val="single"/>
+          </w:rPr>
+          <w:t>啟3:1</w:t>
+        </w:r>
+      </w:hyperlink>
+      <w:r>
+        <w:rPr>
+          <w:lang w:val="zh_TW" w:bidi="zh_TW"/>
+        </w:rPr>
+        <w:t>）。</w:t>
+      </w:r>
+    </w:p>
+    <w:p>
+      <w:pPr/>
+      <w:r>
+        <w:rPr>
+          <w:lang w:val="zh_TW" w:bidi="zh_TW"/>
+        </w:rPr>
+      </w:r>
+      <w:r>
+        <w:rPr>
+          <w:lang w:val="zh_TW" w:bidi="zh_TW"/>
+        </w:rPr>
+        <w:t>在第七年，希伯來的奴僕要得自由（</w:t>
+      </w:r>
+      <w:hyperlink r:id="rId132">
+        <w:r>
+          <w:rPr>
+            <w:lang w:val="zh_TW" w:bidi="zh_TW"/>
+          </w:rPr>
+          <w:rPr>
+            <w:color w:val="0000EE"/>
+            <w:u w:val="single"/>
+          </w:rPr>
+          <w:t>出21:2</w:t>
+        </w:r>
+      </w:hyperlink>
+      <w:r>
+        <w:rPr>
+          <w:lang w:val="zh_TW" w:bidi="zh_TW"/>
+        </w:rPr>
+        <w:t>）。奴僕的勞役在七年之後就完成。每逢第七年是安息年（</w:t>
+      </w:r>
+      <w:hyperlink r:id="rId133">
+        <w:r>
+          <w:rPr>
+            <w:lang w:val="zh_TW" w:bidi="zh_TW"/>
+          </w:rPr>
+          <w:rPr>
+            <w:color w:val="0000EE"/>
+            <w:u w:val="single"/>
+          </w:rPr>
+          <w:t>利25:4</w:t>
+        </w:r>
+      </w:hyperlink>
+      <w:r>
+        <w:rPr>
+          <w:lang w:val="zh_TW" w:bidi="zh_TW"/>
+        </w:rPr>
+        <w:t>）。七個七再次強調完全的意義。禧年是在七個七年之後的第50年舉行，那一年所有的地都要釋放，歸還原主（</w:t>
+      </w:r>
+      <w:hyperlink r:id="rId134">
+        <w:r>
+          <w:rPr>
+            <w:lang w:val="zh_TW" w:bidi="zh_TW"/>
+          </w:rPr>
+          <w:rPr>
+            <w:color w:val="0000EE"/>
+            <w:u w:val="single"/>
+          </w:rPr>
+          <w:t>利25:10</w:t>
+        </w:r>
+      </w:hyperlink>
+      <w:r>
+        <w:rPr>
+          <w:lang w:val="zh_TW" w:bidi="zh_TW"/>
+        </w:rPr>
+        <w:t>）。五旬節或七七節是在逾越節後七個七日舉行。</w:t>
+      </w:r>
+    </w:p>
+    <w:p>
+      <w:pPr/>
+      <w:r>
+        <w:rPr>
+          <w:lang w:val="zh_TW" w:bidi="zh_TW"/>
+        </w:rPr>
+      </w:r>
+      <w:r>
+        <w:rPr>
+          <w:lang w:val="zh_TW" w:bidi="zh_TW"/>
+        </w:rPr>
+        <w:t>「七十」在希伯來文中直譯為「許多的七」。 「七十」更進一步強化了完全的概念。 以色列有70位長老（</w:t>
+      </w:r>
+      <w:hyperlink r:id="rId135">
+        <w:r>
+          <w:rPr>
+            <w:lang w:val="zh_TW" w:bidi="zh_TW"/>
+          </w:rPr>
+          <w:rPr>
+            <w:color w:val="0000EE"/>
+            <w:u w:val="single"/>
+          </w:rPr>
+          <w:t>出24:1</w:t>
+        </w:r>
+      </w:hyperlink>
+      <w:r>
+        <w:rPr>
+          <w:lang w:val="zh_TW" w:bidi="zh_TW"/>
+        </w:rPr>
+        <w:t>）。以色列被擄到巴比倫70年，以完成受罰的年數 （</w:t>
+      </w:r>
+      <w:hyperlink r:id="rId136">
+        <w:r>
+          <w:rPr>
+            <w:lang w:val="zh_TW" w:bidi="zh_TW"/>
+          </w:rPr>
+          <w:rPr>
+            <w:color w:val="0000EE"/>
+            <w:u w:val="single"/>
+          </w:rPr>
+          <w:t>耶25:12</w:t>
+        </w:r>
+      </w:hyperlink>
+      <w:r>
+        <w:rPr>
+          <w:lang w:val="zh_TW" w:bidi="zh_TW"/>
+        </w:rPr>
+        <w:t>）。「七十個七次」（</w:t>
+      </w:r>
+      <w:hyperlink r:id="rId137">
+        <w:r>
+          <w:rPr>
+            <w:lang w:val="zh_TW" w:bidi="zh_TW"/>
+          </w:rPr>
+          <w:rPr>
+            <w:color w:val="0000EE"/>
+            <w:u w:val="single"/>
+          </w:rPr>
+          <w:t>太18:22</w:t>
+        </w:r>
+      </w:hyperlink>
+      <w:r>
+        <w:rPr>
+          <w:lang w:val="zh_TW" w:bidi="zh_TW"/>
+        </w:rPr>
+        <w:t>）更進一步重申這意象。主耶穌並不是給彼得一個數學上的計算標準，而是強調人應該對弟兄的罪行實行無限的饒恕。</w:t>
+      </w:r>
+    </w:p>
+    <w:p>
+      <w:pPr/>
+      <w:r>
+        <w:rPr>
+          <w:lang w:val="zh_TW" w:bidi="zh_TW"/>
+        </w:rPr>
+      </w:r>
+      <w:r>
+        <w:rPr>
+          <w:lang w:val="zh_TW" w:bidi="zh_TW"/>
+        </w:rPr>
+        <w:t>「三」也可能具有完全或完美的意義，雖然不如七那樣強烈（</w:t>
+      </w:r>
+      <w:hyperlink r:id="rId138">
+        <w:r>
+          <w:rPr>
+            <w:lang w:val="zh_TW" w:bidi="zh_TW"/>
+          </w:rPr>
+          <w:rPr>
+            <w:color w:val="0000EE"/>
+            <w:u w:val="single"/>
+          </w:rPr>
+          <w:t>王下13:18</w:t>
+        </w:r>
+      </w:hyperlink>
+      <w:r>
+        <w:rPr>
+          <w:lang w:val="zh_TW" w:bidi="zh_TW"/>
+        </w:rPr>
+        <w:t>）。許多事情都發生在「第三天」（</w:t>
+      </w:r>
+      <w:hyperlink r:id="rId139">
+        <w:r>
+          <w:rPr>
+            <w:lang w:val="zh_TW" w:bidi="zh_TW"/>
+          </w:rPr>
+          <w:rPr>
+            <w:color w:val="0000EE"/>
+            <w:u w:val="single"/>
+          </w:rPr>
+          <w:t>何6:2</w:t>
+        </w:r>
+      </w:hyperlink>
+      <w:r>
+        <w:rPr>
+          <w:lang w:val="zh_TW" w:bidi="zh_TW"/>
+        </w:rPr>
+        <w:t>）。約拿在大魚腹中三日（</w:t>
+      </w:r>
+      <w:hyperlink r:id="rId140">
+        <w:r>
+          <w:rPr>
+            <w:lang w:val="zh_TW" w:bidi="zh_TW"/>
+          </w:rPr>
+          <w:rPr>
+            <w:color w:val="0000EE"/>
+            <w:u w:val="single"/>
+          </w:rPr>
+          <w:t>太12:40</w:t>
+        </w:r>
+      </w:hyperlink>
+      <w:r>
+        <w:rPr>
+          <w:lang w:val="zh_TW" w:bidi="zh_TW"/>
+        </w:rPr>
+        <w:t>）。主耶穌在第三天復活（</w:t>
+      </w:r>
+      <w:hyperlink r:id="rId141">
+        <w:r>
+          <w:rPr>
+            <w:lang w:val="zh_TW" w:bidi="zh_TW"/>
+          </w:rPr>
+          <w:rPr>
+            <w:color w:val="0000EE"/>
+            <w:u w:val="single"/>
+          </w:rPr>
+          <w:t>林前15:4</w:t>
+        </w:r>
+      </w:hyperlink>
+      <w:r>
+        <w:rPr>
+          <w:lang w:val="zh_TW" w:bidi="zh_TW"/>
+        </w:rPr>
+        <w:t>）。神給大衛三種懲罰選擇：三年的饑荒、三個月的敗逃，或三天的瘟疫（</w:t>
+      </w:r>
+      <w:hyperlink r:id="rId142">
+        <w:r>
+          <w:rPr>
+            <w:lang w:val="zh_TW" w:bidi="zh_TW"/>
+          </w:rPr>
+          <w:rPr>
+            <w:color w:val="0000EE"/>
+            <w:u w:val="single"/>
+          </w:rPr>
+          <w:t>撒下24:13</w:t>
+        </w:r>
+      </w:hyperlink>
+      <w:r>
+        <w:rPr>
+          <w:lang w:val="zh_TW" w:bidi="zh_TW"/>
+        </w:rPr>
+        <w:t>）。</w:t>
+      </w:r>
+    </w:p>
+    <w:p>
+      <w:pPr/>
+      <w:r>
+        <w:rPr>
+          <w:lang w:val="zh_TW" w:bidi="zh_TW"/>
+        </w:rPr>
+      </w:r>
+      <w:r>
+        <w:rPr>
+          <w:lang w:val="zh_TW" w:bidi="zh_TW"/>
+        </w:rPr>
+        <w:t>對基督徒而言，「三」有更深的屬靈意義，代表三位一體中的三個位格。這三個位格在大使命中被清楚表達出來（</w:t>
+      </w:r>
+      <w:hyperlink r:id="rId143">
+        <w:r>
+          <w:rPr>
+            <w:lang w:val="zh_TW" w:bidi="zh_TW"/>
+          </w:rPr>
+          <w:rPr>
+            <w:color w:val="0000EE"/>
+            <w:u w:val="single"/>
+          </w:rPr>
+          <w:t>太28:19</w:t>
+        </w:r>
+      </w:hyperlink>
+      <w:r>
+        <w:rPr>
+          <w:lang w:val="zh_TW" w:bidi="zh_TW"/>
+        </w:rPr>
+        <w:t>），也出現在保羅的祝禱中（</w:t>
+      </w:r>
+      <w:hyperlink r:id="rId144">
+        <w:r>
+          <w:rPr>
+            <w:lang w:val="zh_TW" w:bidi="zh_TW"/>
+          </w:rPr>
+          <w:rPr>
+            <w:color w:val="0000EE"/>
+            <w:u w:val="single"/>
+          </w:rPr>
+          <w:t>林後13:13</w:t>
+        </w:r>
+      </w:hyperlink>
+      <w:r>
+        <w:rPr>
+          <w:lang w:val="zh_TW" w:bidi="zh_TW"/>
+        </w:rPr>
+        <w:t>）。新約聖經中有許多三重結構的例子，而舊約聖經中也有其預表。</w:t>
+      </w:r>
+      <w:hyperlink r:id="rId145">
+        <w:r>
+          <w:rPr>
+            <w:lang w:val="zh_TW" w:bidi="zh_TW"/>
+          </w:rPr>
+          <w:rPr>
+            <w:color w:val="0000EE"/>
+            <w:u w:val="single"/>
+          </w:rPr>
+          <w:t>以賽亞書六章3節</w:t>
+        </w:r>
+      </w:hyperlink>
+      <w:r>
+        <w:rPr>
+          <w:lang w:val="zh_TW" w:bidi="zh_TW"/>
+        </w:rPr>
+        <w:t>三次重複的「聖哉」最為著名。</w:t>
+      </w:r>
+    </w:p>
+    <w:p>
+      <w:pPr/>
+      <w:r>
+        <w:rPr>
+          <w:lang w:val="zh_TW" w:bidi="zh_TW"/>
+        </w:rPr>
+      </w:r>
+      <w:r>
+        <w:rPr>
+          <w:lang w:val="zh_TW" w:bidi="zh_TW"/>
+        </w:rPr>
+        <w:t>有些學者認為四也是完全的象徵。例如，在</w:t>
+      </w:r>
+      <w:hyperlink r:id="rId146">
+        <w:r>
+          <w:rPr>
+            <w:lang w:val="zh_TW" w:bidi="zh_TW"/>
+          </w:rPr>
+          <w:rPr>
+            <w:color w:val="0000EE"/>
+            <w:u w:val="single"/>
+          </w:rPr>
+          <w:t>但以理書七章2節</w:t>
+        </w:r>
+      </w:hyperlink>
+      <w:r>
+        <w:rPr>
+          <w:lang w:val="zh_TW" w:bidi="zh_TW"/>
+        </w:rPr>
+        <w:t>中提到天的四風；</w:t>
+      </w:r>
+      <w:hyperlink r:id="rId147">
+        <w:r>
+          <w:rPr>
+            <w:lang w:val="zh_TW" w:bidi="zh_TW"/>
+          </w:rPr>
+          <w:rPr>
+            <w:color w:val="0000EE"/>
+            <w:u w:val="single"/>
+          </w:rPr>
+          <w:t>啟示錄六章1至7節</w:t>
+        </w:r>
+      </w:hyperlink>
+      <w:r>
+        <w:rPr>
+          <w:lang w:val="zh_TW" w:bidi="zh_TW"/>
+        </w:rPr>
+        <w:t>中有四匹馬；</w:t>
+      </w:r>
+      <w:hyperlink r:id="rId148">
+        <w:r>
+          <w:rPr>
+            <w:lang w:val="zh_TW" w:bidi="zh_TW"/>
+          </w:rPr>
+          <w:rPr>
+            <w:color w:val="0000EE"/>
+            <w:u w:val="single"/>
+          </w:rPr>
+          <w:t>啟示錄四章6節</w:t>
+        </w:r>
+      </w:hyperlink>
+      <w:r>
+        <w:rPr>
+          <w:lang w:val="zh_TW" w:bidi="zh_TW"/>
+        </w:rPr>
+        <w:t>描述神寶座周圍有四個活物。</w:t>
+      </w:r>
+    </w:p>
+    <w:p>
+      <w:pPr/>
+      <w:r>
+        <w:rPr>
+          <w:lang w:val="zh_TW" w:bidi="zh_TW"/>
+        </w:rPr>
+      </w:r>
+      <w:r>
+        <w:rPr>
+          <w:lang w:val="zh_TW" w:bidi="zh_TW"/>
+        </w:rPr>
+        <w:t>五通常被用作小數字的象徵，帶有不確定的意思（</w:t>
+      </w:r>
+      <w:hyperlink r:id="rId149">
+        <w:r>
+          <w:rPr>
+            <w:lang w:val="zh_TW" w:bidi="zh_TW"/>
+          </w:rPr>
+          <w:rPr>
+            <w:color w:val="0000EE"/>
+            <w:u w:val="single"/>
+          </w:rPr>
+          <w:t>賽19:18</w:t>
+        </w:r>
+      </w:hyperlink>
+      <w:r>
+        <w:rPr>
+          <w:lang w:val="zh_TW" w:bidi="zh_TW"/>
+        </w:rPr>
+        <w:t>，</w:t>
+      </w:r>
+      <w:hyperlink r:id="rId150">
+        <w:r>
+          <w:rPr>
+            <w:lang w:val="zh_TW" w:bidi="zh_TW"/>
+          </w:rPr>
+          <w:rPr>
+            <w:color w:val="0000EE"/>
+            <w:u w:val="single"/>
+          </w:rPr>
+          <w:t>30:17</w:t>
+        </w:r>
+      </w:hyperlink>
+      <w:r>
+        <w:rPr>
+          <w:lang w:val="zh_TW" w:bidi="zh_TW"/>
+        </w:rPr>
+        <w:t>）。至於八或九，則似乎沒有特別的象徵意義。它們與其它數字一樣，常用來實際描述神的作為（臨到埃及的九災，</w:t>
+      </w:r>
+      <w:hyperlink r:id="rId151">
+        <w:r>
+          <w:rPr>
+            <w:lang w:val="zh_TW" w:bidi="zh_TW"/>
+          </w:rPr>
+          <w:rPr>
+            <w:color w:val="0000EE"/>
+            <w:u w:val="single"/>
+          </w:rPr>
+          <w:t>出7–10章</w:t>
+        </w:r>
+      </w:hyperlink>
+      <w:r>
+        <w:rPr>
+          <w:lang w:val="zh_TW" w:bidi="zh_TW"/>
+        </w:rPr>
+        <w:t>）。</w:t>
+      </w:r>
+    </w:p>
+    <w:p>
+      <w:pPr/>
+      <w:r>
+        <w:rPr>
+          <w:lang w:val="zh_TW" w:bidi="zh_TW"/>
+        </w:rPr>
+      </w:r>
+      <w:r>
+        <w:rPr>
+          <w:lang w:val="zh_TW" w:bidi="zh_TW"/>
+        </w:rPr>
+        <w:t>「十」之所以有特別的意義，是因為有十誡（</w:t>
+      </w:r>
+      <w:hyperlink r:id="rId152">
+        <w:r>
+          <w:rPr>
+            <w:lang w:val="zh_TW" w:bidi="zh_TW"/>
+          </w:rPr>
+          <w:rPr>
+            <w:color w:val="0000EE"/>
+            <w:u w:val="single"/>
+          </w:rPr>
+          <w:t>出20:1–17</w:t>
+        </w:r>
+      </w:hyperlink>
+      <w:r>
+        <w:rPr>
+          <w:lang w:val="zh_TW" w:bidi="zh_TW"/>
+        </w:rPr>
+        <w:t>）。在聖經較早的部分，十並沒有特殊的象徵含義。如果有的話，它往往很寬泛地被使用。拉班改變雅各的工價十次（</w:t>
+      </w:r>
+      <w:hyperlink r:id="rId153">
+        <w:r>
+          <w:rPr>
+            <w:lang w:val="zh_TW" w:bidi="zh_TW"/>
+          </w:rPr>
+          <w:rPr>
+            <w:color w:val="0000EE"/>
+            <w:u w:val="single"/>
+          </w:rPr>
+          <w:t>創31:7</w:t>
+        </w:r>
+      </w:hyperlink>
+      <w:r>
+        <w:rPr>
+          <w:lang w:val="zh_TW" w:bidi="zh_TW"/>
+        </w:rPr>
+        <w:t>）。但以理和他的朋友們比所有其他學生聰明十倍（</w:t>
+      </w:r>
+      <w:hyperlink r:id="rId154">
+        <w:r>
+          <w:rPr>
+            <w:lang w:val="zh_TW" w:bidi="zh_TW"/>
+          </w:rPr>
+          <w:rPr>
+            <w:color w:val="0000EE"/>
+            <w:u w:val="single"/>
+          </w:rPr>
+          <w:t>但1:20</w:t>
+        </w:r>
+      </w:hyperlink>
+      <w:r>
+        <w:rPr>
+          <w:lang w:val="zh_TW" w:bidi="zh_TW"/>
+        </w:rPr>
+        <w:t>）。猶太的居民被十次警告敵人即將來襲（</w:t>
+      </w:r>
+      <w:hyperlink r:id="rId155">
+        <w:r>
+          <w:rPr>
+            <w:lang w:val="zh_TW" w:bidi="zh_TW"/>
+          </w:rPr>
+          <w:rPr>
+            <w:color w:val="0000EE"/>
+            <w:u w:val="single"/>
+          </w:rPr>
+          <w:t>尼4:12</w:t>
+        </w:r>
+      </w:hyperlink>
+      <w:r>
+        <w:rPr>
+          <w:lang w:val="zh_TW" w:bidi="zh_TW"/>
+        </w:rPr>
+        <w:t>）。</w:t>
+      </w:r>
+    </w:p>
+    <w:p>
+      <w:pPr/>
+      <w:r>
+        <w:rPr>
+          <w:lang w:val="zh_TW" w:bidi="zh_TW"/>
+        </w:rPr>
+      </w:r>
+      <w:r>
+        <w:rPr>
+          <w:lang w:val="zh_TW" w:bidi="zh_TW"/>
+        </w:rPr>
+        <w:t>十一似乎沒有特別的聖經意義，但十二則確實有特別的意義。最明顯的例證就是以色列的十二支派。在</w:t>
+      </w:r>
+      <w:hyperlink r:id="rId156">
+        <w:r>
+          <w:rPr>
+            <w:lang w:val="zh_TW" w:bidi="zh_TW"/>
+          </w:rPr>
+          <w:rPr>
+            <w:color w:val="0000EE"/>
+            <w:u w:val="single"/>
+          </w:rPr>
+          <w:t>啟示錄七章4至8節</w:t>
+        </w:r>
+      </w:hyperlink>
+      <w:r>
+        <w:rPr>
+          <w:lang w:val="zh_TW" w:bidi="zh_TW"/>
+        </w:rPr>
+        <w:t>中，支派的數目被限定為12，在數學上具有重要意義。但支派完全被排除——可能是因為但陷入拜偶像的罪（</w:t>
+      </w:r>
+      <w:hyperlink r:id="rId157">
+        <w:r>
+          <w:rPr>
+            <w:lang w:val="zh_TW" w:bidi="zh_TW"/>
+          </w:rPr>
+          <w:rPr>
+            <w:color w:val="0000EE"/>
+            <w:u w:val="single"/>
+          </w:rPr>
+          <w:t>士18:14–20</w:t>
+        </w:r>
+      </w:hyperlink>
+      <w:r>
+        <w:rPr>
+          <w:lang w:val="zh_TW" w:bidi="zh_TW"/>
+        </w:rPr>
+        <w:t>）。以實瑪利的後裔也分為十二個支派（</w:t>
+      </w:r>
+      <w:hyperlink r:id="rId158">
+        <w:r>
+          <w:rPr>
+            <w:lang w:val="zh_TW" w:bidi="zh_TW"/>
+          </w:rPr>
+          <w:rPr>
+            <w:color w:val="0000EE"/>
+            <w:u w:val="single"/>
+          </w:rPr>
+          <w:t>創17:20</w:t>
+        </w:r>
+      </w:hyperlink>
+      <w:r>
+        <w:rPr>
+          <w:lang w:val="zh_TW" w:bidi="zh_TW"/>
+        </w:rPr>
+        <w:t>）。</w:t>
+      </w:r>
+    </w:p>
+    <w:p>
+      <w:pPr/>
+      <w:r>
+        <w:rPr>
+          <w:lang w:val="zh_TW" w:bidi="zh_TW"/>
+        </w:rPr>
+      </w:r>
+      <w:r>
+        <w:rPr>
+          <w:lang w:val="zh_TW" w:bidi="zh_TW"/>
+        </w:rPr>
+        <w:t>數字十二在以色列以外也顯然具有重要意義。在新約聖經中，基督揀選了十二位使徒（</w:t>
+      </w:r>
+      <w:hyperlink r:id="rId159">
+        <w:r>
+          <w:rPr>
+            <w:lang w:val="zh_TW" w:bidi="zh_TW"/>
+          </w:rPr>
+          <w:rPr>
+            <w:color w:val="0000EE"/>
+            <w:u w:val="single"/>
+          </w:rPr>
+          <w:t>太10:1–4</w:t>
+        </w:r>
+      </w:hyperlink>
+      <w:r>
+        <w:rPr>
+          <w:lang w:val="zh_TW" w:bidi="zh_TW"/>
+        </w:rPr>
+        <w:t>）。當基督告訴使徒們，他們將坐在十二個寶座上審判以色列十二支派時，就明確指出了這個數字的聯繫（</w:t>
+      </w:r>
+      <w:hyperlink r:id="rId160">
+        <w:r>
+          <w:rPr>
+            <w:lang w:val="zh_TW" w:bidi="zh_TW"/>
+          </w:rPr>
+          <w:rPr>
+            <w:color w:val="0000EE"/>
+            <w:u w:val="single"/>
+          </w:rPr>
+          <w:t>太19:28</w:t>
+        </w:r>
+      </w:hyperlink>
+      <w:r>
+        <w:rPr>
+          <w:lang w:val="zh_TW" w:bidi="zh_TW"/>
+        </w:rPr>
+        <w:t>）。有趣的是，在選出並任命馬提亞之後（</w:t>
+      </w:r>
+      <w:hyperlink r:id="rId161">
+        <w:r>
+          <w:rPr>
+            <w:lang w:val="zh_TW" w:bidi="zh_TW"/>
+          </w:rPr>
+          <w:rPr>
+            <w:color w:val="0000EE"/>
+            <w:u w:val="single"/>
+          </w:rPr>
+          <w:t>徒1:26</w:t>
+        </w:r>
+      </w:hyperlink>
+      <w:r>
+        <w:rPr>
+          <w:lang w:val="zh_TW" w:bidi="zh_TW"/>
+        </w:rPr>
+        <w:t>），基督教會並沒有再刻意維持使徒人數為十二。正如「七個七」加強了七的意象，「十二乘十二」也強化了十二的象徵意義；當這個數字再乘以一千，就成為144,000被救贖的人（</w:t>
+      </w:r>
+      <w:hyperlink r:id="rId162">
+        <w:r>
+          <w:rPr>
+            <w:lang w:val="zh_TW" w:bidi="zh_TW"/>
+          </w:rPr>
+          <w:rPr>
+            <w:color w:val="0000EE"/>
+            <w:u w:val="single"/>
+          </w:rPr>
+          <w:t>啟7:4</w:t>
+        </w:r>
+      </w:hyperlink>
+      <w:r>
+        <w:rPr>
+          <w:lang w:val="zh_TW" w:bidi="zh_TW"/>
+        </w:rPr>
+        <w:t>）。這144,000人是從「以色列人各支派中」受印的。</w:t>
+      </w:r>
+    </w:p>
+    <w:p>
+      <w:pPr>
+        <w:pStyle w:val="Heading3"/>
+      </w:pPr>
+      <w:r>
+        <w:rPr>
+          <w:lang w:val="zh_TW" w:bidi="zh_TW"/>
+        </w:rPr>
+        <w:t>精確的統計</w:t>
+      </w:r>
+    </w:p>
+    <w:p>
+      <w:pPr/>
+      <w:r>
+        <w:rPr>
+          <w:lang w:val="zh_TW" w:bidi="zh_TW"/>
+        </w:rPr>
+      </w:r>
+      <w:r>
+        <w:rPr>
+          <w:lang w:val="zh_TW" w:bidi="zh_TW"/>
+        </w:rPr>
+        <w:t>有些數字具有比喻性的用法，用來表達完全、極大的數量或類似的概念。但希伯來文中也常用數字來表達精確的計算或測量。這類用法我們是從泥板與陶片（即寫有墨字、用於記錄的破陶片）中得知的。然而，要確定經文最早的原貌及其準確含義，仍然非常困難。</w:t>
+      </w:r>
+    </w:p>
+    <w:p>
+      <w:pPr/>
+      <w:r>
+        <w:rPr>
+          <w:lang w:val="zh_TW" w:bidi="zh_TW"/>
+        </w:rPr>
+      </w:r>
+      <w:r>
+        <w:rPr>
+          <w:lang w:val="zh_TW" w:bidi="zh_TW"/>
+        </w:rPr>
+        <w:t>一個例子是伯‧示麥居民中約耶哥尼雅子孫的人數，這些人因未與其他人一同歡喜迎接神的約櫃從非利士地回到以色列而被神擊殺（</w:t>
+      </w:r>
+      <w:hyperlink r:id="rId163">
+        <w:r>
+          <w:rPr>
+            <w:lang w:val="zh_TW" w:bidi="zh_TW"/>
+          </w:rPr>
+          <w:rPr>
+            <w:color w:val="0000EE"/>
+            <w:u w:val="single"/>
+          </w:rPr>
+          <w:t>撒上6:19</w:t>
+        </w:r>
+      </w:hyperlink>
+      <w:r>
+        <w:rPr>
+          <w:lang w:val="zh_TW" w:bidi="zh_TW"/>
+        </w:rPr>
+        <w:t>）。希臘文譯本（七十士譯本）記為「七十人」，而後來的希伯來抄本則增添了「五萬」。由於伯‧示麥本身只是個邊境小城，而「耶哥尼雅的子孫」想必只是其中一個支派，因此較小的數字顯然才是原本的。那龐大的數字顯然是後來抄寫時混亂所致。</w:t>
+      </w:r>
+    </w:p>
+    <w:p>
+      <w:pPr/>
+      <w:r>
+        <w:rPr>
+          <w:lang w:val="zh_TW" w:bidi="zh_TW"/>
+        </w:rPr>
+      </w:r>
+      <w:r>
+        <w:rPr>
+          <w:lang w:val="zh_TW" w:bidi="zh_TW"/>
+        </w:rPr>
+        <w:t>要判斷一個數字是實際的還是象徵性的，可以採用幾個原則：這個數字是否很小？是否不尋常且沒有明顯的神學意義？例如，艾城的人在第一次攻擊中殺死了大約36名以色列人（</w:t>
+      </w:r>
+      <w:hyperlink r:id="rId164">
+        <w:r>
+          <w:rPr>
+            <w:lang w:val="zh_TW" w:bidi="zh_TW"/>
+          </w:rPr>
+          <w:rPr>
+            <w:color w:val="0000EE"/>
+            <w:u w:val="single"/>
+          </w:rPr>
+          <w:t>書7:5</w:t>
+        </w:r>
+      </w:hyperlink>
+      <w:r>
+        <w:rPr>
+          <w:lang w:val="zh_TW" w:bidi="zh_TW"/>
+        </w:rPr>
+        <w:t>）。這個數字很小，顯示這是人們清楚記得的歷史細節。同樣地，</w:t>
+      </w:r>
+      <w:hyperlink r:id="rId165">
+        <w:r>
+          <w:rPr>
+            <w:lang w:val="zh_TW" w:bidi="zh_TW"/>
+          </w:rPr>
+          <w:rPr>
+            <w:color w:val="0000EE"/>
+            <w:u w:val="single"/>
+          </w:rPr>
+          <w:t>創世記十四章14節</w:t>
+        </w:r>
+      </w:hyperlink>
+      <w:r>
+        <w:rPr>
+          <w:lang w:val="zh_TW" w:bidi="zh_TW"/>
+        </w:rPr>
+        <w:t>中亞伯拉罕的318名壯丁，以及</w:t>
+      </w:r>
+      <w:hyperlink r:id="rId166">
+        <w:r>
+          <w:rPr>
+            <w:lang w:val="zh_TW" w:bidi="zh_TW"/>
+          </w:rPr>
+          <w:rPr>
+            <w:color w:val="0000EE"/>
+            <w:u w:val="single"/>
+          </w:rPr>
+          <w:t>約翰福音二十一章11節</w:t>
+        </w:r>
+      </w:hyperlink>
+      <w:r>
+        <w:rPr>
+          <w:lang w:val="zh_TW" w:bidi="zh_TW"/>
+        </w:rPr>
+        <w:t>中西門‧彼得在耶穌復活後捕得的153條魚，都是數量不尋常的大數字，顯然是按字面或統計意義使用的。像這樣看似無關緊要的細節，往往最容易留在人們記憶中，也正是敘事可信度的最佳證據。</w:t>
+      </w:r>
+    </w:p>
+    <w:p>
+      <w:pPr>
+        <w:pStyle w:val="Heading3"/>
+      </w:pPr>
+      <w:r>
+        <w:rPr>
+          <w:lang w:val="zh_TW" w:bidi="zh_TW"/>
+        </w:rPr>
+        <w:t>數字象徵學</w:t>
+      </w:r>
+    </w:p>
+    <w:p>
+      <w:pPr/>
+      <w:r>
+        <w:rPr>
+          <w:lang w:val="zh_TW" w:bidi="zh_TW"/>
+        </w:rPr>
+      </w:r>
+      <w:r>
+        <w:rPr>
+          <w:lang w:val="zh_TW" w:bidi="zh_TW"/>
+        </w:rPr>
+        <w:t>數字象徵學可說是進一步延伸應用數字的比喻性意義（如7與40）。在聖經中，這種數字的系統始終反映出神的主權、祂對歷史進程的掌管，以及祂持續不斷的計劃與最後勝利的確信。</w:t>
+      </w:r>
+    </w:p>
+    <w:p>
+      <w:pPr/>
+      <w:r>
+        <w:rPr>
+          <w:lang w:val="zh_TW" w:bidi="zh_TW"/>
+        </w:rPr>
+      </w:r>
+      <w:r>
+        <w:rPr>
+          <w:lang w:val="zh_TW" w:bidi="zh_TW"/>
+        </w:rPr>
+        <w:t>或許聖經中最早明確出現數字象徵學的例子是</w:t>
+      </w:r>
+      <w:hyperlink r:id="rId167">
+        <w:r>
+          <w:rPr>
+            <w:lang w:val="zh_TW" w:bidi="zh_TW"/>
+          </w:rPr>
+          <w:rPr>
+            <w:color w:val="0000EE"/>
+            <w:u w:val="single"/>
+          </w:rPr>
+          <w:t>列王紀上六章1節</w:t>
+        </w:r>
+      </w:hyperlink>
+      <w:r>
+        <w:rPr>
+          <w:lang w:val="zh_TW" w:bidi="zh_TW"/>
+        </w:rPr>
+        <w:t>。所羅門在出埃及後480年開始建造聖殿。這個數字可以5乘以10乘以12計算而得，也可以由4乘以120推算，而120是早期的人理想的壽命（</w:t>
+      </w:r>
+      <w:hyperlink r:id="rId114">
+        <w:r>
+          <w:rPr>
+            <w:lang w:val="zh_TW" w:bidi="zh_TW"/>
+          </w:rPr>
+          <w:rPr>
+            <w:color w:val="0000EE"/>
+            <w:u w:val="single"/>
+          </w:rPr>
+          <w:t>創6:3</w:t>
+        </w:r>
+      </w:hyperlink>
+      <w:r>
+        <w:rPr>
+          <w:lang w:val="zh_TW" w:bidi="zh_TW"/>
+        </w:rPr>
+        <w:t>）。</w:t>
+      </w:r>
+    </w:p>
+    <w:p>
+      <w:pPr/>
+      <w:r>
+        <w:rPr>
+          <w:lang w:val="zh_TW" w:bidi="zh_TW"/>
+        </w:rPr>
+      </w:r>
+      <w:hyperlink r:id="rId168">
+        <w:r>
+          <w:rPr>
+            <w:lang w:val="zh_TW" w:bidi="zh_TW"/>
+          </w:rPr>
+          <w:rPr>
+            <w:color w:val="0000EE"/>
+            <w:u w:val="single"/>
+          </w:rPr>
+          <w:t>歷代志上六章3至8節</w:t>
+        </w:r>
+      </w:hyperlink>
+      <w:r>
+        <w:rPr>
+          <w:lang w:val="zh_TW" w:bidi="zh_TW"/>
+        </w:rPr>
+        <w:t>記載了12代人，假設每代約40年，正好涵蓋同一時期。「十二代」可能才是這個數字計算的真實基礎，而非精確的總和。因為在士師時代，精確的統計幾乎是不可能的事，而在以色列立王之前也是極不可能的事。</w:t>
+      </w:r>
+    </w:p>
+    <w:p>
+      <w:pPr/>
+      <w:r>
+        <w:rPr>
+          <w:lang w:val="zh_TW" w:bidi="zh_TW"/>
+        </w:rPr>
+      </w:r>
+      <w:r>
+        <w:rPr>
+          <w:lang w:val="zh_TW" w:bidi="zh_TW"/>
+        </w:rPr>
+        <w:t>大衛是第一位在以色列設立官員記錄每日事件的君王（</w:t>
+      </w:r>
+      <w:hyperlink r:id="rId169">
+        <w:r>
+          <w:rPr>
+            <w:lang w:val="zh_TW" w:bidi="zh_TW"/>
+          </w:rPr>
+          <w:rPr>
+            <w:color w:val="0000EE"/>
+            <w:u w:val="single"/>
+          </w:rPr>
+          <w:t>撒下8:16–17</w:t>
+        </w:r>
+      </w:hyperlink>
+      <w:r>
+        <w:rPr>
+          <w:lang w:val="zh_TW" w:bidi="zh_TW"/>
+        </w:rPr>
+        <w:t>）。這種做法在古代的大國早已普遍存在。後來，這些以色列的編年史被提及為列王紀的參考來源之一（</w:t>
+      </w:r>
+      <w:hyperlink r:id="rId170">
+        <w:r>
+          <w:rPr>
+            <w:lang w:val="zh_TW" w:bidi="zh_TW"/>
+          </w:rPr>
+          <w:rPr>
+            <w:color w:val="0000EE"/>
+            <w:u w:val="single"/>
+          </w:rPr>
+          <w:t>王下14:18</w:t>
+        </w:r>
+      </w:hyperlink>
+      <w:r>
+        <w:rPr>
+          <w:lang w:val="zh_TW" w:bidi="zh_TW"/>
+        </w:rPr>
+        <w:t>）。因此，480這個數字很可能是約略的估算而非精確的統計，是用來表示神一個時期的結束。</w:t>
+      </w:r>
+    </w:p>
+    <w:p>
+      <w:pPr/>
+      <w:r>
+        <w:rPr>
+          <w:lang w:val="zh_TW" w:bidi="zh_TW"/>
+        </w:rPr>
+      </w:r>
+      <w:r>
+        <w:rPr>
+          <w:lang w:val="zh_TW" w:bidi="zh_TW"/>
+        </w:rPr>
+        <w:t>耶利米預言猶大將被擄70年（</w:t>
+      </w:r>
+      <w:hyperlink r:id="rId171">
+        <w:r>
+          <w:rPr>
+            <w:lang w:val="zh_TW" w:bidi="zh_TW"/>
+          </w:rPr>
+          <w:rPr>
+            <w:color w:val="0000EE"/>
+            <w:u w:val="single"/>
+          </w:rPr>
+          <w:t>耶25:11</w:t>
+        </w:r>
+      </w:hyperlink>
+      <w:r>
+        <w:rPr>
+          <w:lang w:val="zh_TW" w:bidi="zh_TW"/>
+        </w:rPr>
+        <w:t>，</w:t>
+      </w:r>
+      <w:hyperlink r:id="rId172">
+        <w:r>
+          <w:rPr>
+            <w:lang w:val="zh_TW" w:bidi="zh_TW"/>
+          </w:rPr>
+          <w:rPr>
+            <w:color w:val="0000EE"/>
+            <w:u w:val="single"/>
+          </w:rPr>
+          <w:t>29:10</w:t>
+        </w:r>
+      </w:hyperlink>
+      <w:r>
+        <w:rPr>
+          <w:lang w:val="zh_TW" w:bidi="zh_TW"/>
+        </w:rPr>
+        <w:t>）。這不僅是一個歷史上確實應驗的預言，也是一個象徵完全的數字，表明猶大的刑罰已經滿足（參</w:t>
+      </w:r>
+      <w:hyperlink r:id="rId173">
+        <w:r>
+          <w:rPr>
+            <w:lang w:val="zh_TW" w:bidi="zh_TW"/>
+          </w:rPr>
+          <w:rPr>
+            <w:color w:val="0000EE"/>
+            <w:u w:val="single"/>
+          </w:rPr>
+          <w:t>賽40:2</w:t>
+        </w:r>
+      </w:hyperlink>
+      <w:r>
+        <w:rPr>
+          <w:lang w:val="zh_TW" w:bidi="zh_TW"/>
+        </w:rPr>
+        <w:t>）。以賽亞（</w:t>
+      </w:r>
+      <w:hyperlink r:id="rId174">
+        <w:r>
+          <w:rPr>
+            <w:lang w:val="zh_TW" w:bidi="zh_TW"/>
+          </w:rPr>
+          <w:rPr>
+            <w:color w:val="0000EE"/>
+            <w:u w:val="single"/>
+          </w:rPr>
+          <w:t>賽23:15</w:t>
+        </w:r>
+      </w:hyperlink>
+      <w:r>
+        <w:rPr>
+          <w:lang w:val="zh_TW" w:bidi="zh_TW"/>
+        </w:rPr>
+        <w:t>）也曾預言泰爾要受懲罰70年。</w:t>
+      </w:r>
+    </w:p>
+    <w:p>
+      <w:pPr/>
+      <w:r>
+        <w:rPr>
+          <w:lang w:val="zh_TW" w:bidi="zh_TW"/>
+        </w:rPr>
+      </w:r>
+      <w:r>
+        <w:rPr>
+          <w:lang w:val="zh_TW" w:bidi="zh_TW"/>
+        </w:rPr>
+        <w:t>在</w:t>
+      </w:r>
+      <w:hyperlink r:id="rId175">
+        <w:r>
+          <w:rPr>
+            <w:lang w:val="zh_TW" w:bidi="zh_TW"/>
+          </w:rPr>
+          <w:rPr>
+            <w:color w:val="0000EE"/>
+            <w:u w:val="single"/>
+          </w:rPr>
+          <w:t>以西結書二十九章11至13節</w:t>
+        </w:r>
+      </w:hyperlink>
+      <w:r>
+        <w:rPr>
+          <w:lang w:val="zh_TW" w:bidi="zh_TW"/>
+        </w:rPr>
+        <w:t>中，先知預言埃及將「被擄」40年。而那70年被視為安息年之期，這地必須荒蕪，以補償在真正的數字象徵學開始之前因罪所累積的7個70年的虧欠（</w:t>
+      </w:r>
+      <w:hyperlink r:id="rId176">
+        <w:r>
+          <w:rPr>
+            <w:lang w:val="zh_TW" w:bidi="zh_TW"/>
+          </w:rPr>
+          <w:rPr>
+            <w:color w:val="0000EE"/>
+            <w:u w:val="single"/>
+          </w:rPr>
+          <w:t>代下36:21</w:t>
+        </w:r>
+      </w:hyperlink>
+      <w:r>
+        <w:rPr>
+          <w:lang w:val="zh_TW" w:bidi="zh_TW"/>
+        </w:rPr>
+        <w:t>）。在這裡，數字象徵學僅用來解釋過去與現在；但它也可以用來闡釋未來，特別是在但以理書中。</w:t>
+      </w:r>
+    </w:p>
+    <w:p>
+      <w:pPr/>
+      <w:r>
+        <w:rPr>
+          <w:lang w:val="zh_TW" w:bidi="zh_TW"/>
+        </w:rPr>
+      </w:r>
+      <w:hyperlink r:id="rId177">
+        <w:r>
+          <w:rPr>
+            <w:lang w:val="zh_TW" w:bidi="zh_TW"/>
+          </w:rPr>
+          <w:rPr>
+            <w:color w:val="0000EE"/>
+            <w:u w:val="single"/>
+          </w:rPr>
+          <w:t>但以理書九章2節</w:t>
+        </w:r>
+      </w:hyperlink>
+      <w:r>
+        <w:rPr>
+          <w:lang w:val="zh_TW" w:bidi="zh_TW"/>
+        </w:rPr>
+        <w:t>提到耶利米所預言的實際被擄70年。到了</w:t>
+      </w:r>
+      <w:hyperlink r:id="rId178">
+        <w:r>
+          <w:rPr>
+            <w:lang w:val="zh_TW" w:bidi="zh_TW"/>
+          </w:rPr>
+          <w:rPr>
+            <w:color w:val="0000EE"/>
+            <w:u w:val="single"/>
+          </w:rPr>
+          <w:t>但以理書九章24節</w:t>
+        </w:r>
+      </w:hyperlink>
+      <w:r>
+        <w:rPr>
+          <w:lang w:val="zh_TW" w:bidi="zh_TW"/>
+        </w:rPr>
+        <w:t>中，這一數字被延伸為七十個七的年數（即490年），應驗於遙遠的將來。</w:t>
+      </w:r>
+      <w:hyperlink r:id="rId179">
+        <w:r>
+          <w:rPr>
+            <w:lang w:val="zh_TW" w:bidi="zh_TW"/>
+          </w:rPr>
+          <w:rPr>
+            <w:color w:val="0000EE"/>
+            <w:u w:val="single"/>
+          </w:rPr>
+          <w:t>但以理書九章25節</w:t>
+        </w:r>
+      </w:hyperlink>
+      <w:r>
+        <w:rPr>
+          <w:lang w:val="zh_TW" w:bidi="zh_TW"/>
+        </w:rPr>
+        <w:t>指出，其中的69個七（即483年）將在彌賽亞出現之前過去，因此，人們推想最後一個七就是彌賽亞作工的時期。</w:t>
+      </w:r>
+    </w:p>
+    <w:p>
+      <w:pPr/>
+      <w:r>
+        <w:rPr>
+          <w:lang w:val="zh_TW" w:bidi="zh_TW"/>
+        </w:rPr>
+      </w:r>
+      <w:r>
+        <w:rPr>
+          <w:lang w:val="zh_TW" w:bidi="zh_TW"/>
+        </w:rPr>
+        <w:t>然而，無論如何解釋其實際年代，都必須與</w:t>
+      </w:r>
+      <w:hyperlink r:id="rId180">
+        <w:r>
+          <w:rPr>
+            <w:lang w:val="zh_TW" w:bidi="zh_TW"/>
+          </w:rPr>
+          <w:rPr>
+            <w:color w:val="0000EE"/>
+            <w:u w:val="single"/>
+          </w:rPr>
+          <w:t>九章26節</w:t>
+        </w:r>
+      </w:hyperlink>
+      <w:r>
+        <w:rPr>
+          <w:lang w:val="zh_TW" w:bidi="zh_TW"/>
+        </w:rPr>
+        <w:t>相符——那裡說彌賽亞在62個七之後（即434年）被「剪除」。難題在於確定這長時間段的起始點。這是一個精密的數字象徵學例子，涵蓋了數個世紀的歷史，而其根基最終仍在耶利米所說的70年之上。根據聖經的原則，這既可以有「即時的」應驗——即被擄歸回，也可以有「預言性的」應驗——指向將來基督的來臨。</w:t>
+      </w:r>
+    </w:p>
+    <w:p>
+      <w:pPr/>
+      <w:r>
+        <w:rPr>
+          <w:lang w:val="zh_TW" w:bidi="zh_TW"/>
+        </w:rPr>
+      </w:r>
+      <w:r>
+        <w:rPr>
+          <w:lang w:val="zh_TW" w:bidi="zh_TW"/>
+        </w:rPr>
+        <w:t>但以理書中另一個延伸的數字象徵學例子是「一載、二載、半載」（</w:t>
+      </w:r>
+      <w:hyperlink r:id="rId181">
+        <w:r>
+          <w:rPr>
+            <w:lang w:val="zh_TW" w:bidi="zh_TW"/>
+          </w:rPr>
+          <w:rPr>
+            <w:color w:val="0000EE"/>
+            <w:u w:val="single"/>
+          </w:rPr>
+          <w:t>7:25</w:t>
+        </w:r>
+      </w:hyperlink>
+      <w:r>
+        <w:rPr>
+          <w:lang w:val="zh_TW" w:bidi="zh_TW"/>
+        </w:rPr>
+        <w:t>）。這代表三年半，也就是七年的一半。它可以代表三年半（即「一個七」的一半），或指三個半「七」的年期（參</w:t>
+      </w:r>
+      <w:hyperlink r:id="rId182">
+        <w:r>
+          <w:rPr>
+            <w:lang w:val="zh_TW" w:bidi="zh_TW"/>
+          </w:rPr>
+          <w:rPr>
+            <w:color w:val="0000EE"/>
+            <w:u w:val="single"/>
+          </w:rPr>
+          <w:t>4:16</w:t>
+        </w:r>
+      </w:hyperlink>
+      <w:r>
+        <w:rPr>
+          <w:lang w:val="zh_TW" w:bidi="zh_TW"/>
+        </w:rPr>
+        <w:t>中的「七期」，那裡明顯是指「七年」）。</w:t>
+      </w:r>
+    </w:p>
+    <w:p>
+      <w:pPr/>
+      <w:r>
+        <w:rPr>
+          <w:lang w:val="zh_TW" w:bidi="zh_TW"/>
+        </w:rPr>
+      </w:r>
+      <w:r>
+        <w:rPr>
+          <w:lang w:val="zh_TW" w:bidi="zh_TW"/>
+        </w:rPr>
+        <w:t>無論這預言最終在基督裡如何應驗，其「初步」或「部分」的應驗，乃是主前167年至164年間安提阿古·伊皮法尼（Antiochus Epiphanes）對神的子民為期約三年半的激烈逼迫。這三年半的時期在</w:t>
+      </w:r>
+      <w:hyperlink r:id="rId183">
+        <w:r>
+          <w:rPr>
+            <w:lang w:val="zh_TW" w:bidi="zh_TW"/>
+          </w:rPr>
+          <w:rPr>
+            <w:color w:val="0000EE"/>
+            <w:u w:val="single"/>
+          </w:rPr>
+          <w:t>啟示錄十一章2節</w:t>
+        </w:r>
+      </w:hyperlink>
+      <w:r>
+        <w:rPr>
+          <w:lang w:val="zh_TW" w:bidi="zh_TW"/>
+        </w:rPr>
+        <w:t>（「四十二個月」）和</w:t>
+      </w:r>
+      <w:hyperlink r:id="rId184">
+        <w:r>
+          <w:rPr>
+            <w:lang w:val="zh_TW" w:bidi="zh_TW"/>
+          </w:rPr>
+          <w:rPr>
+            <w:color w:val="0000EE"/>
+            <w:u w:val="single"/>
+          </w:rPr>
+          <w:t>十二章14節</w:t>
+        </w:r>
+      </w:hyperlink>
+      <w:r>
+        <w:rPr>
+          <w:lang w:val="zh_TW" w:bidi="zh_TW"/>
+        </w:rPr>
+        <w:t>（「一載二載半載」）中再次出現，用來描述羅馬迫害基督教會的時期。這個數字很可能已成為一種象徵，用來代表任何痛苦但有時限的逼迫。</w:t>
+      </w:r>
+      <w:hyperlink r:id="rId185">
+        <w:r>
+          <w:rPr>
+            <w:lang w:val="zh_TW" w:bidi="zh_TW"/>
+          </w:rPr>
+          <w:rPr>
+            <w:color w:val="0000EE"/>
+            <w:u w:val="single"/>
+          </w:rPr>
+          <w:t>但以理書八章14節</w:t>
+        </w:r>
+      </w:hyperlink>
+      <w:r>
+        <w:rPr>
+          <w:lang w:val="zh_TW" w:bidi="zh_TW"/>
+        </w:rPr>
+        <w:t>中的「二千三百個晚上和早晨（譯註：和合本譯為「二千三百日」）」，或可理解為1,150日，這時間長度大致相同。</w:t>
+      </w:r>
+    </w:p>
+    <w:p>
+      <w:pPr/>
+      <w:r>
+        <w:rPr>
+          <w:lang w:val="zh_TW" w:bidi="zh_TW"/>
+        </w:rPr>
+      </w:r>
+      <w:hyperlink r:id="rId181">
+        <w:r>
+          <w:rPr>
+            <w:lang w:val="zh_TW" w:bidi="zh_TW"/>
+          </w:rPr>
+          <w:rPr>
+            <w:color w:val="0000EE"/>
+            <w:u w:val="single"/>
+          </w:rPr>
+          <w:t>但以理書七章25節</w:t>
+        </w:r>
+      </w:hyperlink>
+      <w:r>
+        <w:rPr>
+          <w:lang w:val="zh_TW" w:bidi="zh_TW"/>
+        </w:rPr>
+        <w:t>的三年半又在</w:t>
+      </w:r>
+      <w:hyperlink r:id="rId186">
+        <w:r>
+          <w:rPr>
+            <w:lang w:val="zh_TW" w:bidi="zh_TW"/>
+          </w:rPr>
+          <w:rPr>
+            <w:color w:val="0000EE"/>
+            <w:u w:val="single"/>
+          </w:rPr>
+          <w:t>啟示錄十一章</w:t>
+        </w:r>
+      </w:hyperlink>
+      <w:r>
+        <w:rPr>
+          <w:lang w:val="zh_TW" w:bidi="zh_TW"/>
+        </w:rPr>
+        <w:t>中以「四十二個月」的形式重現，指外邦人踐踏耶路撒冷的時期（</w:t>
+      </w:r>
+      <w:hyperlink r:id="rId183">
+        <w:r>
+          <w:rPr>
+            <w:lang w:val="zh_TW" w:bidi="zh_TW"/>
+          </w:rPr>
+          <w:rPr>
+            <w:color w:val="0000EE"/>
+            <w:u w:val="single"/>
+          </w:rPr>
+          <w:t>啟11:2</w:t>
+        </w:r>
+      </w:hyperlink>
+      <w:r>
+        <w:rPr>
+          <w:lang w:val="zh_TW" w:bidi="zh_TW"/>
+        </w:rPr>
+        <w:t>）。而</w:t>
+      </w:r>
+      <w:hyperlink r:id="rId187">
+        <w:r>
+          <w:rPr>
+            <w:lang w:val="zh_TW" w:bidi="zh_TW"/>
+          </w:rPr>
+          <w:rPr>
+            <w:color w:val="0000EE"/>
+            <w:u w:val="single"/>
+          </w:rPr>
+          <w:t>但以理書十二章11節</w:t>
+        </w:r>
+      </w:hyperlink>
+      <w:r>
+        <w:rPr>
+          <w:lang w:val="zh_TW" w:bidi="zh_TW"/>
+        </w:rPr>
+        <w:t>中的1,290日，則在此以略為不同的形式（1,260日）再現，指神的兩位見證人要傳講預言的期間（</w:t>
+      </w:r>
+      <w:hyperlink r:id="rId188">
+        <w:r>
+          <w:rPr>
+            <w:lang w:val="zh_TW" w:bidi="zh_TW"/>
+          </w:rPr>
+          <w:rPr>
+            <w:color w:val="0000EE"/>
+            <w:u w:val="single"/>
+          </w:rPr>
+          <w:t>啟11:3</w:t>
+        </w:r>
+      </w:hyperlink>
+      <w:r>
+        <w:rPr>
+          <w:lang w:val="zh_TW" w:bidi="zh_TW"/>
+        </w:rPr>
+        <w:t>）。</w:t>
+      </w:r>
+    </w:p>
+    <w:p>
+      <w:pPr/>
+      <w:r>
+        <w:rPr>
+          <w:lang w:val="zh_TW" w:bidi="zh_TW"/>
+        </w:rPr>
+      </w:r>
+      <w:r>
+        <w:rPr>
+          <w:lang w:val="zh_TW" w:bidi="zh_TW"/>
+        </w:rPr>
+        <w:t>這四十二個月又在</w:t>
+      </w:r>
+      <w:hyperlink r:id="rId189">
+        <w:r>
+          <w:rPr>
+            <w:lang w:val="zh_TW" w:bidi="zh_TW"/>
+          </w:rPr>
+          <w:rPr>
+            <w:color w:val="0000EE"/>
+            <w:u w:val="single"/>
+          </w:rPr>
+          <w:t>啟示錄十三章5節</w:t>
+        </w:r>
+      </w:hyperlink>
+      <w:r>
+        <w:rPr>
+          <w:lang w:val="zh_TW" w:bidi="zh_TW"/>
+        </w:rPr>
+        <w:t>中出現，作為那獸被允許褻瀆的期限。至於</w:t>
+      </w:r>
+      <w:hyperlink r:id="rId190">
+        <w:r>
+          <w:rPr>
+            <w:lang w:val="zh_TW" w:bidi="zh_TW"/>
+          </w:rPr>
+          <w:rPr>
+            <w:color w:val="0000EE"/>
+            <w:u w:val="single"/>
+          </w:rPr>
+          <w:t>二十章6節</w:t>
+        </w:r>
+      </w:hyperlink>
+      <w:r>
+        <w:rPr>
+          <w:lang w:val="zh_TW" w:bidi="zh_TW"/>
+        </w:rPr>
+        <w:t>所提的「一千年」，雖然並非取自但以理書，但「一千」的比喻用法在舊約聖經中相當常見。其中最直接的平行經文是</w:t>
+      </w:r>
+      <w:hyperlink r:id="rId191">
+        <w:r>
+          <w:rPr>
+            <w:lang w:val="zh_TW" w:bidi="zh_TW"/>
+          </w:rPr>
+          <w:rPr>
+            <w:color w:val="0000EE"/>
+            <w:u w:val="single"/>
+          </w:rPr>
+          <w:t>申命記七章9節</w:t>
+        </w:r>
+      </w:hyperlink>
+      <w:r>
+        <w:rPr>
+          <w:lang w:val="zh_TW" w:bidi="zh_TW"/>
+        </w:rPr>
+        <w:t>，說神要向「千代」守祂所立的約。</w:t>
+      </w:r>
+      <w:r>
+        <w:rPr>
+          <w:lang w:val="zh_TW" w:bidi="zh_TW"/>
+        </w:rPr>
+      </w:r>
+      <w:r>
+        <w:rPr>
+          <w:lang w:val="zh_TW" w:bidi="zh_TW"/>
+        </w:rPr>
+      </w:r>
+    </w:p>
+    <w:p>
+      <w:pPr/>
+      <w:r>
+        <w:rPr>
+          <w:lang w:val="zh_TW" w:bidi="zh_TW"/>
+        </w:rPr>
+      </w:r>
+    </w:p>
+    <w:p>
+      <w:pPr>
+        <w:pStyle w:val="Heading2"/>
+      </w:pPr>
+      <w:r>
+        <w:rPr>
+          <w:lang w:val="zh_TW" w:bidi="zh_TW"/>
+        </w:rPr>
+        <w:t>樹</w:t>
+      </w:r>
+      <w:r>
+        <w:rPr>
+          <w:lang w:val="zh_TW" w:bidi="zh_TW"/>
+        </w:rPr>
+      </w:r>
+    </w:p>
+    <w:p>
+      <w:pPr/>
+      <w:r>
+        <w:rPr>
+          <w:lang w:val="zh_TW" w:bidi="zh_TW"/>
+        </w:rPr>
+      </w:r>
+      <w:r>
+        <w:rPr>
+          <w:lang w:val="zh_TW" w:bidi="zh_TW"/>
+        </w:rPr>
+        <w:t>樹是一種有木質莖（稱為樹幹）的植物。大多數樹都有枝子和葉子。</w:t>
+      </w:r>
+    </w:p>
+    <w:p>
+      <w:pPr/>
+      <w:r>
+        <w:rPr>
+          <w:lang w:val="zh_TW" w:bidi="zh_TW"/>
+        </w:rPr>
+      </w:r>
+      <w:r>
+        <w:rPr>
+          <w:lang w:val="zh_TW" w:bidi="zh_TW"/>
+        </w:rPr>
+        <w:t>聖經提到許多不同的樹，如橄欖樹、棕樹和香柏樹。樹對提供食物、遮蔽、製作工具和建造房屋都具有重要作用。它們也常出現在聖經的象徵與故事中（</w:t>
+      </w:r>
+      <w:hyperlink r:id="rId192">
+        <w:r>
+          <w:rPr>
+            <w:lang w:val="zh_TW" w:bidi="zh_TW"/>
+          </w:rPr>
+          <w:rPr>
+            <w:color w:val="0000EE"/>
+            <w:u w:val="single"/>
+          </w:rPr>
+          <w:t>創2:9</w:t>
         </w:r>
       </w:hyperlink>
       <w:r>
@@ -3541,16 +6318,34 @@
         </w:rPr>
         <w:t>；</w:t>
       </w:r>
-      <w:hyperlink r:id="rId108">
-        <w:r>
-          <w:rPr>
-            <w:lang w:val="zh_TW" w:bidi="zh_TW"/>
-          </w:rPr>
-          <w:rPr>
-            <w:color w:val="0000EE"/>
-            <w:u w:val="single"/>
-          </w:rPr>
-          <w:t>撒下7:12</w:t>
+      <w:hyperlink r:id="rId193">
+        <w:r>
+          <w:rPr>
+            <w:lang w:val="zh_TW" w:bidi="zh_TW"/>
+          </w:rPr>
+          <w:rPr>
+            <w:color w:val="0000EE"/>
+            <w:u w:val="single"/>
+          </w:rPr>
+          <w:t>詩1:3</w:t>
+        </w:r>
+      </w:hyperlink>
+      <w:r>
+        <w:rPr>
+          <w:lang w:val="zh_TW" w:bidi="zh_TW"/>
+        </w:rPr>
+        <w:t>；</w:t>
+      </w:r>
+      <w:hyperlink r:id="rId194">
+        <w:r>
+          <w:rPr>
+            <w:lang w:val="zh_TW" w:bidi="zh_TW"/>
+          </w:rPr>
+          <w:rPr>
+            <w:color w:val="0000EE"/>
+            <w:u w:val="single"/>
+          </w:rPr>
+          <w:t>啟22:2</w:t>
         </w:r>
       </w:hyperlink>
       <w:r>
@@ -3569,129 +6364,63 @@
       </w:r>
       <w:r>
         <w:rPr>
-          <w:lang w:val="zh_TW" w:bidi="zh_TW"/>
-        </w:rPr>
-        <w:t>耶穌將死亡比作睡眠（</w:t>
-      </w:r>
-      <w:hyperlink r:id="rId109">
-        <w:r>
-          <w:rPr>
-            <w:lang w:val="zh_TW" w:bidi="zh_TW"/>
-          </w:rPr>
-          <w:rPr>
-            <w:color w:val="0000EE"/>
-            <w:u w:val="single"/>
-          </w:rPr>
-          <w:t>太9:24</w:t>
-        </w:r>
-      </w:hyperlink>
+          <w:i/>
+          <w:lang w:val="zh_TW" w:bidi="zh_TW"/>
+        </w:rPr>
+        <w:t>見</w:t>
+      </w:r>
+      <w:r>
+        <w:rPr>
+          <w:lang w:val="zh_TW" w:bidi="zh_TW"/>
+        </w:rPr>
+        <w:t>植物</w:t>
+      </w:r>
       <w:r>
         <w:rPr>
           <w:lang w:val="zh_TW" w:bidi="zh_TW"/>
         </w:rPr>
         <w:t>；</w:t>
       </w:r>
-      <w:hyperlink r:id="rId110">
-        <w:r>
-          <w:rPr>
-            <w:lang w:val="zh_TW" w:bidi="zh_TW"/>
-          </w:rPr>
-          <w:rPr>
-            <w:color w:val="0000EE"/>
-            <w:u w:val="single"/>
-          </w:rPr>
-          <w:t>約11:11</w:t>
-        </w:r>
-      </w:hyperlink>
-      <w:r>
-        <w:rPr>
-          <w:lang w:val="zh_TW" w:bidi="zh_TW"/>
-        </w:rPr>
-        <w:t>），使徒保羅也是如此（</w:t>
-      </w:r>
-      <w:hyperlink r:id="rId111">
-        <w:r>
-          <w:rPr>
-            <w:lang w:val="zh_TW" w:bidi="zh_TW"/>
-          </w:rPr>
-          <w:rPr>
-            <w:color w:val="0000EE"/>
-            <w:u w:val="single"/>
-          </w:rPr>
-          <w:t>林前11:30</w:t>
-        </w:r>
-      </w:hyperlink>
-      <w:r>
-        <w:rPr>
-          <w:lang w:val="zh_TW" w:bidi="zh_TW"/>
-        </w:rPr>
-        <w:t>，</w:t>
-      </w:r>
-      <w:hyperlink r:id="rId112">
-        <w:r>
-          <w:rPr>
-            <w:lang w:val="zh_TW" w:bidi="zh_TW"/>
-          </w:rPr>
-          <w:rPr>
-            <w:color w:val="0000EE"/>
-            <w:u w:val="single"/>
-          </w:rPr>
-          <w:t>15:20、51</w:t>
-        </w:r>
-      </w:hyperlink>
+      <w:r>
+        <w:rPr>
+          <w:i/>
+          <w:lang w:val="zh_TW" w:bidi="zh_TW"/>
+        </w:rPr>
+        <w:t>另見</w:t>
+      </w:r>
+      <w:r>
+        <w:rPr>
+          <w:lang w:val="zh_TW" w:bidi="zh_TW"/>
+        </w:rPr>
+        <w:t>分辨善惡樹</w:t>
+      </w:r>
       <w:r>
         <w:rPr>
           <w:lang w:val="zh_TW" w:bidi="zh_TW"/>
         </w:rPr>
         <w:t>；</w:t>
       </w:r>
-      <w:hyperlink r:id="rId113">
-        <w:r>
-          <w:rPr>
-            <w:lang w:val="zh_TW" w:bidi="zh_TW"/>
-          </w:rPr>
-          <w:rPr>
-            <w:color w:val="0000EE"/>
-            <w:u w:val="single"/>
-          </w:rPr>
-          <w:t>帖前4:13–14</w:t>
-        </w:r>
-      </w:hyperlink>
-      <w:r>
-        <w:rPr>
-          <w:lang w:val="zh_TW" w:bidi="zh_TW"/>
-        </w:rPr>
-        <w:t>）。這些陳述中顯示了死亡的暫時性，因此它被稱為睡眠。甚至</w:t>
-      </w:r>
-      <w:hyperlink r:id="rId114">
-        <w:r>
-          <w:rPr>
-            <w:lang w:val="zh_TW" w:bidi="zh_TW"/>
-          </w:rPr>
-          <w:rPr>
-            <w:color w:val="0000EE"/>
-            <w:u w:val="single"/>
-          </w:rPr>
-          <w:t>但以理書十二章二節</w:t>
-        </w:r>
-      </w:hyperlink>
-      <w:r>
-        <w:rPr>
-          <w:lang w:val="zh_TW" w:bidi="zh_TW"/>
-        </w:rPr>
-        <w:t>也說死亡是睡眠，「</w:t>
-      </w:r>
-      <w:r>
-        <w:rPr>
-          <w:lang w:val="zh_TW" w:bidi="zh_TW"/>
-        </w:rPr>
-        <w:t>睡在塵埃中的，必有多人復醒。其中有得永生的，有受羞辱永遠被憎惡的。</w:t>
-      </w:r>
-      <w:r>
-        <w:rPr>
-          <w:lang w:val="zh_TW" w:bidi="zh_TW"/>
-        </w:rPr>
-        <w:t>」</w:t>
+      <w:r>
+        <w:rPr>
+          <w:lang w:val="zh_TW" w:bidi="zh_TW"/>
+        </w:rPr>
+        <w:t>生命樹</w:t>
+      </w:r>
+      <w:r>
+        <w:rPr>
+          <w:lang w:val="zh_TW" w:bidi="zh_TW"/>
+        </w:rPr>
+        <w:t>。</w:t>
+      </w:r>
+      <w:r>
+        <w:rPr>
+          <w:lang w:val="zh_TW" w:bidi="zh_TW"/>
+        </w:rPr>
+      </w:r>
+      <w:r>
+        <w:rPr>
+          <w:lang w:val="zh_TW" w:bidi="zh_TW"/>
+        </w:rPr>
       </w:r>
     </w:p>
     <w:p>
@@ -3701,22 +6430,60 @@
           <w:lang w:val="zh_TW" w:bidi="zh_TW"/>
         </w:rPr>
       </w:r>
-      <w:r>
-        <w:rPr>
-          <w:lang w:val="zh_TW" w:bidi="zh_TW"/>
-        </w:rPr>
-        <w:t>新約聖經中的其他段落更為具體，包括</w:t>
-      </w:r>
-      <w:hyperlink r:id="rId115">
-        <w:r>
-          <w:rPr>
-            <w:lang w:val="zh_TW" w:bidi="zh_TW"/>
-          </w:rPr>
-          <w:rPr>
-            <w:color w:val="0000EE"/>
-            <w:u w:val="single"/>
-          </w:rPr>
-          <w:t>路加福音二十三章43節</w:t>
+    </w:p>
+    <w:p>
+      <w:pPr>
+        <w:pStyle w:val="Heading2"/>
+      </w:pPr>
+      <w:r>
+        <w:rPr>
+          <w:lang w:val="zh_TW" w:bidi="zh_TW"/>
+        </w:rPr>
+        <w:t>樹林</w:t>
+      </w:r>
+      <w:r>
+        <w:rPr>
+          <w:lang w:val="zh_TW" w:bidi="zh_TW"/>
+        </w:rPr>
+      </w:r>
+    </w:p>
+    <w:p>
+      <w:pPr/>
+      <w:r>
+        <w:rPr>
+          <w:lang w:val="zh_TW" w:bidi="zh_TW"/>
+        </w:rPr>
+      </w:r>
+      <w:r>
+        <w:rPr>
+          <w:lang w:val="zh_TW" w:bidi="zh_TW"/>
+        </w:rPr>
+        <w:t>樹林一詞是有些譯本對一個希伯來詞彙的誤譯；該字原是迦南一位女神的名稱，即亞舍拉。在古代近東宗教中，聖樹常被視為這位掌管生育之女神的象徵；有時人們也會豎立木製的柱像，作為象徵物。神曾命令以色列人拆毀這些象徵物。這類敬拜用的物件通常被稱為「亞舍拉柱（Asherim）」或「亞舍拉像（Asheroth）」。</w:t>
+      </w:r>
+    </w:p>
+    <w:p>
+      <w:pPr/>
+      <w:r>
+        <w:rPr>
+          <w:lang w:val="zh_TW" w:bidi="zh_TW"/>
+        </w:rPr>
+      </w:r>
+      <w:r>
+        <w:rPr>
+          <w:lang w:val="zh_TW" w:bidi="zh_TW"/>
+        </w:rPr>
+        <w:t>以色列人必須將它們砍下並焚燒（</w:t>
+      </w:r>
+      <w:hyperlink r:id="rId195">
+        <w:r>
+          <w:rPr>
+            <w:lang w:val="zh_TW" w:bidi="zh_TW"/>
+          </w:rPr>
+          <w:rPr>
+            <w:color w:val="0000EE"/>
+            <w:u w:val="single"/>
+          </w:rPr>
+          <w:t>出34:13</w:t>
         </w:r>
       </w:hyperlink>
       <w:r>
@@ -3725,71 +6492,156 @@
         </w:rPr>
         <w:t>；</w:t>
       </w:r>
-      <w:hyperlink r:id="rId116">
-        <w:r>
-          <w:rPr>
-            <w:lang w:val="zh_TW" w:bidi="zh_TW"/>
-          </w:rPr>
-          <w:rPr>
-            <w:color w:val="0000EE"/>
-            <w:u w:val="single"/>
-          </w:rPr>
-          <w:t>哥林多後書五章8節</w:t>
-        </w:r>
-      </w:hyperlink>
+      <w:hyperlink r:id="rId196">
+        <w:r>
+          <w:rPr>
+            <w:lang w:val="zh_TW" w:bidi="zh_TW"/>
+          </w:rPr>
+          <w:rPr>
+            <w:color w:val="0000EE"/>
+            <w:u w:val="single"/>
+          </w:rPr>
+          <w:t>申12:3</w:t>
+        </w:r>
+      </w:hyperlink>
+      <w:r>
+        <w:rPr>
+          <w:lang w:val="zh_TW" w:bidi="zh_TW"/>
+        </w:rPr>
+        <w:t>）。由於其材質多為木製，焚燒後通常不會留下可供辨識的遺跡。然而，考古學家在艾城的一處早期聖所中，於香爐之間發現一大塊碳化木材；有人推測，該木材可能是一段被修去枝條的樹幹。部分學者認為那可能就是一根亞舍拉柱。</w:t>
+      </w:r>
+    </w:p>
+    <w:p>
+      <w:pPr/>
+      <w:r>
+        <w:rPr>
+          <w:lang w:val="zh_TW" w:bidi="zh_TW"/>
+        </w:rPr>
+      </w:r>
+      <w:r>
+        <w:rPr>
+          <w:lang w:val="zh_TW" w:bidi="zh_TW"/>
+        </w:rPr>
+        <w:t>神嚴厲禁止以色列人敬拜亞舍拉，或為她建造任何聖物。然而，在以色列歷史中，百姓屢次違背神，參與偶像崇拜。在關於北國以色列滅亡的記載中，將其滅亡的原因歸咎於百姓敬拜樹林對外邦女神與其男性對應神巴力的崇拜（</w:t>
+      </w:r>
+      <w:hyperlink r:id="rId197">
+        <w:r>
+          <w:rPr>
+            <w:lang w:val="zh_TW" w:bidi="zh_TW"/>
+          </w:rPr>
+          <w:rPr>
+            <w:color w:val="0000EE"/>
+            <w:u w:val="single"/>
+          </w:rPr>
+          <w:t>王下17:7–18</w:t>
+        </w:r>
+      </w:hyperlink>
+      <w:r>
+        <w:rPr>
+          <w:lang w:val="zh_TW" w:bidi="zh_TW"/>
+        </w:rPr>
+        <w:t>）。此外，推羅巴力的女祭司耶洗別，更積極地促成此類偶像崇拜在以色列中的擴散。</w:t>
+      </w:r>
+    </w:p>
+    <w:p>
+      <w:pPr/>
+      <w:r>
+        <w:rPr>
+          <w:lang w:val="zh_TW" w:bidi="zh_TW"/>
+        </w:rPr>
+      </w:r>
+      <w:r>
+        <w:rPr>
+          <w:lang w:val="zh_TW" w:bidi="zh_TW"/>
+        </w:rPr>
+        <w:t>此外，有些英文譯本在</w:t>
+      </w:r>
+      <w:hyperlink r:id="rId198">
+        <w:r>
+          <w:rPr>
+            <w:lang w:val="zh_TW" w:bidi="zh_TW"/>
+          </w:rPr>
+          <w:rPr>
+            <w:color w:val="0000EE"/>
+            <w:u w:val="single"/>
+          </w:rPr>
+          <w:t>創世記二十一章33節</w:t>
+        </w:r>
+      </w:hyperlink>
+      <w:r>
+        <w:rPr>
+          <w:lang w:val="zh_TW" w:bidi="zh_TW"/>
+        </w:rPr>
+        <w:t>所譯的「樹林（grove）」，實際上是指一棵細葉檉柳樹。</w:t>
+      </w:r>
+    </w:p>
+    <w:p>
+      <w:pPr/>
+      <w:r>
+        <w:rPr>
+          <w:lang w:val="zh_TW" w:bidi="zh_TW"/>
+        </w:rPr>
+      </w:r>
+      <w:r>
+        <w:rPr>
+          <w:i/>
+          <w:lang w:val="zh_TW" w:bidi="zh_TW"/>
+        </w:rPr>
+        <w:t>另見</w:t>
+      </w:r>
+      <w:r>
+        <w:rPr>
+          <w:lang w:val="zh_TW" w:bidi="zh_TW"/>
+        </w:rPr>
+        <w:t xml:space="preserve"> </w:t>
+      </w:r>
+      <w:r>
+        <w:rPr>
+          <w:lang w:val="zh_TW" w:bidi="zh_TW"/>
+        </w:rPr>
+        <w:t>迦南神和宗教</w:t>
+      </w:r>
       <w:r>
         <w:rPr>
           <w:lang w:val="zh_TW" w:bidi="zh_TW"/>
         </w:rPr>
         <w:t>；</w:t>
       </w:r>
-      <w:hyperlink r:id="rId117">
-        <w:r>
-          <w:rPr>
-            <w:lang w:val="zh_TW" w:bidi="zh_TW"/>
-          </w:rPr>
-          <w:rPr>
-            <w:color w:val="0000EE"/>
-            <w:u w:val="single"/>
-          </w:rPr>
-          <w:t>腓利比書一章23節</w:t>
-        </w:r>
-      </w:hyperlink>
-      <w:r>
-        <w:rPr>
-          <w:lang w:val="zh_TW" w:bidi="zh_TW"/>
-        </w:rPr>
-        <w:t>和</w:t>
-      </w:r>
-      <w:hyperlink r:id="rId118">
-        <w:r>
-          <w:rPr>
-            <w:lang w:val="zh_TW" w:bidi="zh_TW"/>
-          </w:rPr>
-          <w:rPr>
-            <w:color w:val="0000EE"/>
-            <w:u w:val="single"/>
-          </w:rPr>
-          <w:t>帖撒羅尼迦前書五章13至14節</w:t>
-        </w:r>
-      </w:hyperlink>
-      <w:r>
-        <w:rPr>
-          <w:lang w:val="zh_TW" w:bidi="zh_TW"/>
-        </w:rPr>
-        <w:t>，其上下文的語境對我們理解聖經中死亡的意義，也十分重要。在上述路加福音的經文中，耶穌釘十字架時，曾對垂死的強盗說：「</w:t>
-      </w:r>
-      <w:r>
-        <w:rPr>
-          <w:lang w:val="zh_TW" w:bidi="zh_TW"/>
-        </w:rPr>
-        <w:t>今日你要同我在樂園裏了。</w:t>
-      </w:r>
-      <w:r>
-        <w:rPr>
-          <w:lang w:val="zh_TW" w:bidi="zh_TW"/>
-        </w:rPr>
-        <w:t>」在上述哥林多後書的例子中，保羅談到死亡對他來說是去「與主同住」。</w:t>
+      <w:r>
+        <w:rPr>
+          <w:lang w:val="zh_TW" w:bidi="zh_TW"/>
+        </w:rPr>
+        <w:t>諸神和女神</w:t>
+      </w:r>
+      <w:r>
+        <w:rPr>
+          <w:lang w:val="zh_TW" w:bidi="zh_TW"/>
+        </w:rPr>
+        <w:t>；</w:t>
+      </w:r>
+      <w:r>
+        <w:rPr>
+          <w:lang w:val="zh_TW" w:bidi="zh_TW"/>
+        </w:rPr>
+        <w:t>邱壇</w:t>
+      </w:r>
+      <w:r>
+        <w:rPr>
+          <w:lang w:val="zh_TW" w:bidi="zh_TW"/>
+        </w:rPr>
+        <w:t>；</w:t>
+      </w:r>
+      <w:r>
+        <w:rPr>
+          <w:lang w:val="zh_TW" w:bidi="zh_TW"/>
+        </w:rPr>
+        <w:t>偶像、偶像崇拜</w:t>
+      </w:r>
+      <w:r>
+        <w:rPr>
+          <w:lang w:val="zh_TW" w:bidi="zh_TW"/>
+        </w:rPr>
+        <w:t>。</w:t>
       </w:r>
       <w:r>
         <w:rPr>

--- a/zht/docx/144.content.docx
+++ b/zht/docx/144.content.docx
@@ -149,7 +149,7 @@
         <w:rPr>
           <w:lang w:val="zh_TW" w:bidi="zh_TW"/>
         </w:rPr>
-        <w:t>shang</w:t>
+        <w:t>sang</w:t>
       </w:r>
       <w:r>
         <w:rPr>
@@ -212,7 +212,7 @@
         <w:rPr>
           <w:lang w:val="zh_TW" w:bidi="zh_TW"/>
         </w:rPr>
-        <w:t>商人</w:t>
+        <w:t>桑拉</w:t>
       </w:r>
       <w:r>
         <w:rPr>
@@ -231,7 +231,7 @@
         <w:rPr>
           <w:lang w:val="zh_TW" w:bidi="zh_TW"/>
         </w:rPr>
-        <w:t>為了獲利而從事貨物買賣的人。人們早期使用以物易物的貿易制度，後來逐漸演變成由專業商人促成貨物的交換。起初，人們以銀子作為支付方式（</w:t>
+        <w:t>來自瑪士利加的以東的一位王。在以色列有君王統治之前，桑拉已經作王（</w:t>
       </w:r>
       <w:hyperlink r:id="rId13">
         <w:r>
@@ -242,14 +242,14 @@
             <w:color w:val="0000EE"/>
             <w:u w:val="single"/>
           </w:rPr>
-          <w:t>創23:16</w:t>
+          <w:t>創36:36–37</w:t>
         </w:r>
       </w:hyperlink>
       <w:r>
         <w:rPr>
           <w:lang w:val="zh_TW" w:bidi="zh_TW"/>
         </w:rPr>
-        <w:t>），之後又發展為使用錢幣或其它交換媒介。商人既在本地交易，也跟列邦貿易往來，他們與亞蘭人（</w:t>
+        <w:t>；</w:t>
       </w:r>
       <w:hyperlink r:id="rId14">
         <w:r>
@@ -260,313 +260,7 @@
             <w:color w:val="0000EE"/>
             <w:u w:val="single"/>
           </w:rPr>
-          <w:t>王上20:34</w:t>
-        </w:r>
-      </w:hyperlink>
-      <w:r>
-        <w:rPr>
-          <w:lang w:val="zh_TW" w:bidi="zh_TW"/>
-        </w:rPr>
-        <w:t>；</w:t>
-      </w:r>
-      <w:hyperlink r:id="rId15">
-        <w:r>
-          <w:rPr>
-            <w:lang w:val="zh_TW" w:bidi="zh_TW"/>
-          </w:rPr>
-          <w:rPr>
-            <w:color w:val="0000EE"/>
-            <w:u w:val="single"/>
-          </w:rPr>
-          <w:t>結27:16–18</w:t>
-        </w:r>
-      </w:hyperlink>
-      <w:r>
-        <w:rPr>
-          <w:lang w:val="zh_TW" w:bidi="zh_TW"/>
-        </w:rPr>
-        <w:t>）、迦南人和腓尼基人（</w:t>
-      </w:r>
-      <w:hyperlink r:id="rId16">
-        <w:r>
-          <w:rPr>
-            <w:lang w:val="zh_TW" w:bidi="zh_TW"/>
-          </w:rPr>
-          <w:rPr>
-            <w:color w:val="0000EE"/>
-            <w:u w:val="single"/>
-          </w:rPr>
-          <w:t>賽23:2</w:t>
-        </w:r>
-      </w:hyperlink>
-      <w:r>
-        <w:rPr>
-          <w:lang w:val="zh_TW" w:bidi="zh_TW"/>
-        </w:rPr>
-        <w:t>、</w:t>
-      </w:r>
-      <w:hyperlink r:id="rId16">
-        <w:r>
-          <w:rPr>
-            <w:lang w:val="zh_TW" w:bidi="zh_TW"/>
-          </w:rPr>
-          <w:rPr>
-            <w:color w:val="0000EE"/>
-            <w:u w:val="single"/>
-          </w:rPr>
-          <w:t>8</w:t>
-        </w:r>
-      </w:hyperlink>
-      <w:r>
-        <w:rPr>
-          <w:lang w:val="zh_TW" w:bidi="zh_TW"/>
-        </w:rPr>
-        <w:t>）、亞述人（</w:t>
-      </w:r>
-      <w:hyperlink r:id="rId17">
-        <w:r>
-          <w:rPr>
-            <w:lang w:val="zh_TW" w:bidi="zh_TW"/>
-          </w:rPr>
-          <w:rPr>
-            <w:color w:val="0000EE"/>
-            <w:u w:val="single"/>
-          </w:rPr>
-          <w:t>鴻3:16</w:t>
-        </w:r>
-      </w:hyperlink>
-      <w:r>
-        <w:rPr>
-          <w:lang w:val="zh_TW" w:bidi="zh_TW"/>
-        </w:rPr>
-        <w:t>）、巴比倫人、波斯人、希臘人和羅馬人交易。有些商人會遠行各地營商（</w:t>
-      </w:r>
-      <w:hyperlink r:id="rId18">
-        <w:r>
-          <w:rPr>
-            <w:lang w:val="zh_TW" w:bidi="zh_TW"/>
-          </w:rPr>
-          <w:rPr>
-            <w:color w:val="0000EE"/>
-            <w:u w:val="single"/>
-          </w:rPr>
-          <w:t>尼13:16–20</w:t>
-        </w:r>
-      </w:hyperlink>
-      <w:r>
-        <w:rPr>
-          <w:lang w:val="zh_TW" w:bidi="zh_TW"/>
-        </w:rPr>
-        <w:t>）。居於曠野的族群則以商隊形式，在多處地方販賣他們的貨物（</w:t>
-      </w:r>
-      <w:hyperlink r:id="rId19">
-        <w:r>
-          <w:rPr>
-            <w:lang w:val="zh_TW" w:bidi="zh_TW"/>
-          </w:rPr>
-          <w:rPr>
-            <w:color w:val="0000EE"/>
-            <w:u w:val="single"/>
-          </w:rPr>
-          <w:t>結27:15</w:t>
-        </w:r>
-      </w:hyperlink>
-      <w:r>
-        <w:rPr>
-          <w:lang w:val="zh_TW" w:bidi="zh_TW"/>
-        </w:rPr>
-        <w:t>、</w:t>
-      </w:r>
-      <w:hyperlink r:id="rId19">
-        <w:r>
-          <w:rPr>
-            <w:lang w:val="zh_TW" w:bidi="zh_TW"/>
-          </w:rPr>
-          <w:rPr>
-            <w:color w:val="0000EE"/>
-            <w:u w:val="single"/>
-          </w:rPr>
-          <w:t>20–23</w:t>
-        </w:r>
-      </w:hyperlink>
-      <w:r>
-        <w:rPr>
-          <w:lang w:val="zh_TW" w:bidi="zh_TW"/>
-        </w:rPr>
-        <w:t>，</w:t>
-      </w:r>
-      <w:hyperlink r:id="rId20">
-        <w:r>
-          <w:rPr>
-            <w:lang w:val="zh_TW" w:bidi="zh_TW"/>
-          </w:rPr>
-          <w:rPr>
-            <w:color w:val="0000EE"/>
-            <w:u w:val="single"/>
-          </w:rPr>
-          <w:t>38:13</w:t>
-        </w:r>
-      </w:hyperlink>
-      <w:r>
-        <w:rPr>
-          <w:lang w:val="zh_TW" w:bidi="zh_TW"/>
-        </w:rPr>
-        <w:t>）。商人通常在市集進行買賣，也會設立店鋪經營交易（</w:t>
-      </w:r>
-      <w:hyperlink r:id="rId14">
-        <w:r>
-          <w:rPr>
-            <w:lang w:val="zh_TW" w:bidi="zh_TW"/>
-          </w:rPr>
-          <w:rPr>
-            <w:color w:val="0000EE"/>
-            <w:u w:val="single"/>
-          </w:rPr>
-          <w:t>王上20:34</w:t>
-        </w:r>
-      </w:hyperlink>
-      <w:r>
-        <w:rPr>
-          <w:lang w:val="zh_TW" w:bidi="zh_TW"/>
-        </w:rPr>
-        <w:t>；</w:t>
-      </w:r>
-      <w:hyperlink r:id="rId21">
-        <w:r>
-          <w:rPr>
-            <w:lang w:val="zh_TW" w:bidi="zh_TW"/>
-          </w:rPr>
-          <w:rPr>
-            <w:color w:val="0000EE"/>
-            <w:u w:val="single"/>
-          </w:rPr>
-          <w:t>尼3:31</w:t>
-        </w:r>
-      </w:hyperlink>
-      <w:r>
-        <w:rPr>
-          <w:lang w:val="zh_TW" w:bidi="zh_TW"/>
-        </w:rPr>
-        <w:t>，</w:t>
-      </w:r>
-      <w:hyperlink r:id="rId22">
-        <w:r>
-          <w:rPr>
-            <w:lang w:val="zh_TW" w:bidi="zh_TW"/>
-          </w:rPr>
-          <w:rPr>
-            <w:color w:val="0000EE"/>
-            <w:u w:val="single"/>
-          </w:rPr>
-          <w:t>13:19–20</w:t>
-        </w:r>
-      </w:hyperlink>
-      <w:r>
-        <w:rPr>
-          <w:lang w:val="zh_TW" w:bidi="zh_TW"/>
-        </w:rPr>
-        <w:t>）。貨物則會存放在庫房中（</w:t>
-      </w:r>
-      <w:hyperlink r:id="rId23">
-        <w:r>
-          <w:rPr>
-            <w:lang w:val="zh_TW" w:bidi="zh_TW"/>
-          </w:rPr>
-          <w:rPr>
-            <w:color w:val="0000EE"/>
-            <w:u w:val="single"/>
-          </w:rPr>
-          <w:t>創41:49</w:t>
-        </w:r>
-      </w:hyperlink>
-      <w:r>
-        <w:rPr>
-          <w:lang w:val="zh_TW" w:bidi="zh_TW"/>
-        </w:rPr>
-        <w:t>；</w:t>
-      </w:r>
-      <w:hyperlink r:id="rId24">
-        <w:r>
-          <w:rPr>
-            <w:lang w:val="zh_TW" w:bidi="zh_TW"/>
-          </w:rPr>
-          <w:rPr>
-            <w:color w:val="0000EE"/>
-            <w:u w:val="single"/>
-          </w:rPr>
-          <w:t>王上9:19</w:t>
-        </w:r>
-      </w:hyperlink>
-      <w:r>
-        <w:rPr>
-          <w:lang w:val="zh_TW" w:bidi="zh_TW"/>
-        </w:rPr>
-        <w:t>）。雅各的眾子曾在埃及通商（</w:t>
-      </w:r>
-      <w:hyperlink r:id="rId25">
-        <w:r>
-          <w:rPr>
-            <w:lang w:val="zh_TW" w:bidi="zh_TW"/>
-          </w:rPr>
-          <w:rPr>
-            <w:color w:val="0000EE"/>
-            <w:u w:val="single"/>
-          </w:rPr>
-          <w:t>創43:11</w:t>
-        </w:r>
-      </w:hyperlink>
-      <w:r>
-        <w:rPr>
-          <w:lang w:val="zh_TW" w:bidi="zh_TW"/>
-        </w:rPr>
-        <w:t>）。所羅門作王的時代，貿易活動大大擴展（</w:t>
-      </w:r>
-      <w:hyperlink r:id="rId26">
-        <w:r>
-          <w:rPr>
-            <w:lang w:val="zh_TW" w:bidi="zh_TW"/>
-          </w:rPr>
-          <w:rPr>
-            <w:color w:val="0000EE"/>
-            <w:u w:val="single"/>
-          </w:rPr>
-          <w:t>王上9:26–27</w:t>
-        </w:r>
-      </w:hyperlink>
-      <w:r>
-        <w:rPr>
-          <w:lang w:val="zh_TW" w:bidi="zh_TW"/>
-        </w:rPr>
-        <w:t>，</w:t>
-      </w:r>
-      <w:hyperlink r:id="rId27">
-        <w:r>
-          <w:rPr>
-            <w:lang w:val="zh_TW" w:bidi="zh_TW"/>
-          </w:rPr>
-          <w:rPr>
-            <w:color w:val="0000EE"/>
-            <w:u w:val="single"/>
-          </w:rPr>
-          <w:t>10:28</w:t>
-        </w:r>
-      </w:hyperlink>
-      <w:r>
-        <w:rPr>
-          <w:lang w:val="zh_TW" w:bidi="zh_TW"/>
-        </w:rPr>
-        <w:t>）。猶大人在被擄期間，於巴比倫地參與貿易活動，並且有許多人後來沒有歸回巴勒斯坦。商人也在耶路撒冷協助尼希米重建城牆（</w:t>
-      </w:r>
-      <w:hyperlink r:id="rId28">
-        <w:r>
-          <w:rPr>
-            <w:lang w:val="zh_TW" w:bidi="zh_TW"/>
-          </w:rPr>
-          <w:rPr>
-            <w:color w:val="0000EE"/>
-            <w:u w:val="single"/>
-          </w:rPr>
-          <w:t>尼3:31–32</w:t>
+          <w:t>代上1:47–48</w:t>
         </w:r>
       </w:hyperlink>
       <w:r>

--- a/zht/docx/144.content.docx
+++ b/zht/docx/144.content.docx
@@ -149,7 +149,7 @@
         <w:rPr>
           <w:lang w:val="zh_TW" w:bidi="zh_TW"/>
         </w:rPr>
-        <w:t>sang</w:t>
+        <w:t>ru</w:t>
       </w:r>
       <w:r>
         <w:rPr>
@@ -212,7 +212,7 @@
         <w:rPr>
           <w:lang w:val="zh_TW" w:bidi="zh_TW"/>
         </w:rPr>
-        <w:t>桑拉</w:t>
+        <w:t>乳母</w:t>
       </w:r>
       <w:r>
         <w:rPr>
@@ -231,7 +231,7 @@
         <w:rPr>
           <w:lang w:val="zh_TW" w:bidi="zh_TW"/>
         </w:rPr>
-        <w:t>來自瑪士利加的以東的一位王。在以色列有君王統治之前，桑拉已經作王（</w:t>
+        <w:t>乳母是照顧非自己親生嬰孩的婦人，或是照顧幼兒的男子。這份工作主要是餵養並照料嬰孩。多數婦人會照顧自己的兒女，例如撒拉和哈拿（</w:t>
       </w:r>
       <w:hyperlink r:id="rId13">
         <w:r>
@@ -242,7 +242,7 @@
             <w:color w:val="0000EE"/>
             <w:u w:val="single"/>
           </w:rPr>
-          <w:t>創36:36–37</w:t>
+          <w:t>創21:7</w:t>
         </w:r>
       </w:hyperlink>
       <w:r>
@@ -260,7 +260,261 @@
             <w:color w:val="0000EE"/>
             <w:u w:val="single"/>
           </w:rPr>
-          <w:t>代上1:47–48</w:t>
+          <w:t>撒上1:23</w:t>
+        </w:r>
+      </w:hyperlink>
+      <w:r>
+        <w:rPr>
+          <w:lang w:val="zh_TW" w:bidi="zh_TW"/>
+        </w:rPr>
+        <w:t>）。</w:t>
+      </w:r>
+    </w:p>
+    <w:p>
+      <w:pPr/>
+      <w:r>
+        <w:rPr>
+          <w:lang w:val="zh_TW" w:bidi="zh_TW"/>
+        </w:rPr>
+      </w:r>
+      <w:r>
+        <w:rPr>
+          <w:lang w:val="zh_TW" w:bidi="zh_TW"/>
+        </w:rPr>
+        <w:t>奶母（wet nurse，替別的婦人哺乳其孩子的婦人）常常會成為家中的一分子，並且有一個特別的地位。利百加有一位奶母，這位婦人去世的時候，聖經甚至記下她的事：「利百加的奶母底波拉死了，就葬在伯特利下邊橡樹底下；那棵樹名叫亞倫‧巴古。」（</w:t>
+      </w:r>
+      <w:hyperlink r:id="rId15">
+        <w:r>
+          <w:rPr>
+            <w:lang w:val="zh_TW" w:bidi="zh_TW"/>
+          </w:rPr>
+          <w:rPr>
+            <w:color w:val="0000EE"/>
+            <w:u w:val="single"/>
+          </w:rPr>
+          <w:t>創35:8</w:t>
+        </w:r>
+      </w:hyperlink>
+      <w:r>
+        <w:rPr>
+          <w:lang w:val="zh_TW" w:bidi="zh_TW"/>
+        </w:rPr>
+        <w:t>）。</w:t>
+      </w:r>
+    </w:p>
+    <w:p>
+      <w:pPr/>
+      <w:r>
+        <w:rPr>
+          <w:lang w:val="zh_TW" w:bidi="zh_TW"/>
+        </w:rPr>
+      </w:r>
+      <w:r>
+        <w:rPr>
+          <w:lang w:val="zh_TW" w:bidi="zh_TW"/>
+        </w:rPr>
+        <w:t>摩西的母親在法老的女兒付錢請她照顧摩西之後，就成了他的乳母（</w:t>
+      </w:r>
+      <w:hyperlink r:id="rId16">
+        <w:r>
+          <w:rPr>
+            <w:lang w:val="zh_TW" w:bidi="zh_TW"/>
+          </w:rPr>
+          <w:rPr>
+            <w:color w:val="0000EE"/>
+            <w:u w:val="single"/>
+          </w:rPr>
+          <w:t>出2:7</w:t>
+        </w:r>
+      </w:hyperlink>
+      <w:r>
+        <w:rPr>
+          <w:lang w:val="zh_TW" w:bidi="zh_TW"/>
+        </w:rPr>
+        <w:t>）。王室的兒子也會由乳母照料，約阿施就是一例。他的姑姑約示巴將他和他的乳母藏起來（</w:t>
+      </w:r>
+      <w:hyperlink r:id="rId17">
+        <w:r>
+          <w:rPr>
+            <w:lang w:val="zh_TW" w:bidi="zh_TW"/>
+          </w:rPr>
+          <w:rPr>
+            <w:color w:val="0000EE"/>
+            <w:u w:val="single"/>
+          </w:rPr>
+          <w:t>王下11:2</w:t>
+        </w:r>
+      </w:hyperlink>
+      <w:r>
+        <w:rPr>
+          <w:lang w:val="zh_TW" w:bidi="zh_TW"/>
+        </w:rPr>
+        <w:t>）。因為約阿施躲藏了六年，並在七歲登基，所以他藏起來的時候大約一歲。他的乳母必定是一位奶母。</w:t>
+      </w:r>
+    </w:p>
+    <w:p>
+      <w:pPr/>
+      <w:r>
+        <w:rPr>
+          <w:lang w:val="zh_TW" w:bidi="zh_TW"/>
+        </w:rPr>
+      </w:r>
+      <w:r>
+        <w:rPr>
+          <w:lang w:val="zh_TW" w:bidi="zh_TW"/>
+        </w:rPr>
+        <w:t>王室的孩子會得到特別的照顧，斷奶以後也會由乳母看管。孩子通常吃奶到大約三歲，到了斷奶（停止哺乳）的時候，家裡會擺設筵席（</w:t>
+      </w:r>
+      <w:hyperlink r:id="rId18">
+        <w:r>
+          <w:rPr>
+            <w:lang w:val="zh_TW" w:bidi="zh_TW"/>
+          </w:rPr>
+          <w:rPr>
+            <w:color w:val="0000EE"/>
+            <w:u w:val="single"/>
+          </w:rPr>
+          <w:t>創21:8</w:t>
+        </w:r>
+      </w:hyperlink>
+      <w:r>
+        <w:rPr>
+          <w:lang w:val="zh_TW" w:bidi="zh_TW"/>
+        </w:rPr>
+        <w:t>；</w:t>
+      </w:r>
+      <w:hyperlink r:id="rId19">
+        <w:r>
+          <w:rPr>
+            <w:lang w:val="zh_TW" w:bidi="zh_TW"/>
+          </w:rPr>
+          <w:rPr>
+            <w:color w:val="0000EE"/>
+            <w:u w:val="single"/>
+          </w:rPr>
+          <w:t>撒上1:23–24</w:t>
+        </w:r>
+      </w:hyperlink>
+      <w:r>
+        <w:rPr>
+          <w:lang w:val="zh_TW" w:bidi="zh_TW"/>
+        </w:rPr>
+        <w:t>）。孩子斷奶之後，就由兼為教師的乳母照管孩子。米非波設五歲的時候，他的乳母抱著他逃跑，卻失腳跌倒，使他成了瘸腿的（</w:t>
+      </w:r>
+      <w:hyperlink r:id="rId20">
+        <w:r>
+          <w:rPr>
+            <w:lang w:val="zh_TW" w:bidi="zh_TW"/>
+          </w:rPr>
+          <w:rPr>
+            <w:color w:val="0000EE"/>
+            <w:u w:val="single"/>
+          </w:rPr>
+          <w:t>撒下4:4</w:t>
+        </w:r>
+      </w:hyperlink>
+      <w:r>
+        <w:rPr>
+          <w:lang w:val="zh_TW" w:bidi="zh_TW"/>
+        </w:rPr>
+        <w:t>）。拿俄米也以乳母的身分照顧她的孫子（</w:t>
+      </w:r>
+      <w:hyperlink r:id="rId21">
+        <w:r>
+          <w:rPr>
+            <w:lang w:val="zh_TW" w:bidi="zh_TW"/>
+          </w:rPr>
+          <w:rPr>
+            <w:color w:val="0000EE"/>
+            <w:u w:val="single"/>
+          </w:rPr>
+          <w:t>得4:16</w:t>
+        </w:r>
+      </w:hyperlink>
+      <w:r>
+        <w:rPr>
+          <w:lang w:val="zh_TW" w:bidi="zh_TW"/>
+        </w:rPr>
+        <w:t>）。</w:t>
+      </w:r>
+    </w:p>
+    <w:p>
+      <w:pPr/>
+      <w:r>
+        <w:rPr>
+          <w:lang w:val="zh_TW" w:bidi="zh_TW"/>
+        </w:rPr>
+      </w:r>
+      <w:r>
+        <w:rPr>
+          <w:lang w:val="zh_TW" w:bidi="zh_TW"/>
+        </w:rPr>
+        <w:t>男乳母很可能會擔任年幼貴冑的教師。例如，</w:t>
+      </w:r>
+      <w:hyperlink r:id="rId22">
+        <w:r>
+          <w:rPr>
+            <w:lang w:val="zh_TW" w:bidi="zh_TW"/>
+          </w:rPr>
+          <w:rPr>
+            <w:color w:val="0000EE"/>
+            <w:u w:val="single"/>
+          </w:rPr>
+          <w:t>列王紀下十章1節</w:t>
+        </w:r>
+      </w:hyperlink>
+      <w:r>
+        <w:rPr>
+          <w:lang w:val="zh_TW" w:bidi="zh_TW"/>
+        </w:rPr>
+        <w:t>提到了亞哈的眾子有師傅（參</w:t>
+      </w:r>
+      <w:hyperlink r:id="rId23">
+        <w:r>
+          <w:rPr>
+            <w:lang w:val="zh_TW" w:bidi="zh_TW"/>
+          </w:rPr>
+          <w:rPr>
+            <w:color w:val="0000EE"/>
+            <w:u w:val="single"/>
+          </w:rPr>
+          <w:t>王下10:5</w:t>
+        </w:r>
+      </w:hyperlink>
+      <w:r>
+        <w:rPr>
+          <w:lang w:val="zh_TW" w:bidi="zh_TW"/>
+        </w:rPr>
+        <w:t>）。因此，我們應該這樣理解摩西提到自己是「乳母」的話：「這百姓豈是我懷的胎，豈是我生下來的呢？你竟對我說：『把他們抱在懷裡，如養育之父抱吃奶的孩子，直抱到你起誓應許給他們祖宗的地去。』」（</w:t>
+      </w:r>
+      <w:hyperlink r:id="rId24">
+        <w:r>
+          <w:rPr>
+            <w:lang w:val="zh_TW" w:bidi="zh_TW"/>
+          </w:rPr>
+          <w:rPr>
+            <w:color w:val="0000EE"/>
+            <w:u w:val="single"/>
+          </w:rPr>
+          <w:t>民11:12</w:t>
+        </w:r>
+      </w:hyperlink>
+      <w:r>
+        <w:rPr>
+          <w:lang w:val="zh_TW" w:bidi="zh_TW"/>
+        </w:rPr>
+        <w:t>）。保羅也把自己看作教會的「乳母」（</w:t>
+      </w:r>
+      <w:hyperlink r:id="rId25">
+        <w:r>
+          <w:rPr>
+            <w:lang w:val="zh_TW" w:bidi="zh_TW"/>
+          </w:rPr>
+          <w:rPr>
+            <w:color w:val="0000EE"/>
+            <w:u w:val="single"/>
+          </w:rPr>
+          <w:t>帖前2:7</w:t>
         </w:r>
       </w:hyperlink>
       <w:r>

--- a/zht/docx/144.content.docx
+++ b/zht/docx/144.content.docx
@@ -233,36 +233,24 @@
         </w:rPr>
         <w:t>乳母是照顧非自己親生嬰孩的婦人，或是照顧幼兒的男子。這份工作主要是餵養並照料嬰孩。多數婦人會照顧自己的兒女，例如撒拉和哈拿（</w:t>
       </w:r>
-      <w:hyperlink r:id="rId13">
-        <w:r>
-          <w:rPr>
-            <w:lang w:val="zh_TW" w:bidi="zh_TW"/>
-          </w:rPr>
-          <w:rPr>
-            <w:color w:val="0000EE"/>
-            <w:u w:val="single"/>
-          </w:rPr>
-          <w:t>創21:7</w:t>
-        </w:r>
-      </w:hyperlink>
+      <w:r>
+        <w:rPr>
+          <w:lang w:val="zh_TW" w:bidi="zh_TW"/>
+        </w:rPr>
+        <w:t>創21:7</w:t>
+      </w:r>
       <w:r>
         <w:rPr>
           <w:lang w:val="zh_TW" w:bidi="zh_TW"/>
         </w:rPr>
         <w:t>；</w:t>
       </w:r>
-      <w:hyperlink r:id="rId14">
-        <w:r>
-          <w:rPr>
-            <w:lang w:val="zh_TW" w:bidi="zh_TW"/>
-          </w:rPr>
-          <w:rPr>
-            <w:color w:val="0000EE"/>
-            <w:u w:val="single"/>
-          </w:rPr>
-          <w:t>撒上1:23</w:t>
-        </w:r>
-      </w:hyperlink>
+      <w:r>
+        <w:rPr>
+          <w:lang w:val="zh_TW" w:bidi="zh_TW"/>
+        </w:rPr>
+        <w:t>撒上1:23</w:t>
+      </w:r>
       <w:r>
         <w:rPr>
           <w:lang w:val="zh_TW" w:bidi="zh_TW"/>
@@ -283,18 +271,12 @@
         </w:rPr>
         <w:t>奶母（wet nurse，替別的婦人哺乳其孩子的婦人）常常會成為家中的一分子，並且有一個特別的地位。利百加有一位奶母，這位婦人去世的時候，聖經甚至記下她的事：「利百加的奶母底波拉死了，就葬在伯特利下邊橡樹底下；那棵樹名叫亞倫‧巴古。」（</w:t>
       </w:r>
-      <w:hyperlink r:id="rId15">
-        <w:r>
-          <w:rPr>
-            <w:lang w:val="zh_TW" w:bidi="zh_TW"/>
-          </w:rPr>
-          <w:rPr>
-            <w:color w:val="0000EE"/>
-            <w:u w:val="single"/>
-          </w:rPr>
-          <w:t>創35:8</w:t>
-        </w:r>
-      </w:hyperlink>
+      <w:r>
+        <w:rPr>
+          <w:lang w:val="zh_TW" w:bidi="zh_TW"/>
+        </w:rPr>
+        <w:t>創35:8</w:t>
+      </w:r>
       <w:r>
         <w:rPr>
           <w:lang w:val="zh_TW" w:bidi="zh_TW"/>
@@ -315,36 +297,24 @@
         </w:rPr>
         <w:t>摩西的母親在法老的女兒付錢請她照顧摩西之後，就成了他的乳母（</w:t>
       </w:r>
-      <w:hyperlink r:id="rId16">
-        <w:r>
-          <w:rPr>
-            <w:lang w:val="zh_TW" w:bidi="zh_TW"/>
-          </w:rPr>
-          <w:rPr>
-            <w:color w:val="0000EE"/>
-            <w:u w:val="single"/>
-          </w:rPr>
-          <w:t>出2:7</w:t>
-        </w:r>
-      </w:hyperlink>
+      <w:r>
+        <w:rPr>
+          <w:lang w:val="zh_TW" w:bidi="zh_TW"/>
+        </w:rPr>
+        <w:t>出2:7</w:t>
+      </w:r>
       <w:r>
         <w:rPr>
           <w:lang w:val="zh_TW" w:bidi="zh_TW"/>
         </w:rPr>
         <w:t>）。王室的兒子也會由乳母照料，約阿施就是一例。他的姑姑約示巴將他和他的乳母藏起來（</w:t>
       </w:r>
-      <w:hyperlink r:id="rId17">
-        <w:r>
-          <w:rPr>
-            <w:lang w:val="zh_TW" w:bidi="zh_TW"/>
-          </w:rPr>
-          <w:rPr>
-            <w:color w:val="0000EE"/>
-            <w:u w:val="single"/>
-          </w:rPr>
-          <w:t>王下11:2</w:t>
-        </w:r>
-      </w:hyperlink>
+      <w:r>
+        <w:rPr>
+          <w:lang w:val="zh_TW" w:bidi="zh_TW"/>
+        </w:rPr>
+        <w:t>王下11:2</w:t>
+      </w:r>
       <w:r>
         <w:rPr>
           <w:lang w:val="zh_TW" w:bidi="zh_TW"/>
@@ -365,72 +335,48 @@
         </w:rPr>
         <w:t>王室的孩子會得到特別的照顧，斷奶以後也會由乳母看管。孩子通常吃奶到大約三歲，到了斷奶（停止哺乳）的時候，家裡會擺設筵席（</w:t>
       </w:r>
-      <w:hyperlink r:id="rId18">
-        <w:r>
-          <w:rPr>
-            <w:lang w:val="zh_TW" w:bidi="zh_TW"/>
-          </w:rPr>
-          <w:rPr>
-            <w:color w:val="0000EE"/>
-            <w:u w:val="single"/>
-          </w:rPr>
-          <w:t>創21:8</w:t>
-        </w:r>
-      </w:hyperlink>
+      <w:r>
+        <w:rPr>
+          <w:lang w:val="zh_TW" w:bidi="zh_TW"/>
+        </w:rPr>
+        <w:t>創21:8</w:t>
+      </w:r>
       <w:r>
         <w:rPr>
           <w:lang w:val="zh_TW" w:bidi="zh_TW"/>
         </w:rPr>
         <w:t>；</w:t>
       </w:r>
-      <w:hyperlink r:id="rId19">
-        <w:r>
-          <w:rPr>
-            <w:lang w:val="zh_TW" w:bidi="zh_TW"/>
-          </w:rPr>
-          <w:rPr>
-            <w:color w:val="0000EE"/>
-            <w:u w:val="single"/>
-          </w:rPr>
-          <w:t>撒上1:23–24</w:t>
-        </w:r>
-      </w:hyperlink>
+      <w:r>
+        <w:rPr>
+          <w:lang w:val="zh_TW" w:bidi="zh_TW"/>
+        </w:rPr>
+        <w:t>撒上1:23–24</w:t>
+      </w:r>
       <w:r>
         <w:rPr>
           <w:lang w:val="zh_TW" w:bidi="zh_TW"/>
         </w:rPr>
         <w:t>）。孩子斷奶之後，就由兼為教師的乳母照管孩子。米非波設五歲的時候，他的乳母抱著他逃跑，卻失腳跌倒，使他成了瘸腿的（</w:t>
       </w:r>
-      <w:hyperlink r:id="rId20">
-        <w:r>
-          <w:rPr>
-            <w:lang w:val="zh_TW" w:bidi="zh_TW"/>
-          </w:rPr>
-          <w:rPr>
-            <w:color w:val="0000EE"/>
-            <w:u w:val="single"/>
-          </w:rPr>
-          <w:t>撒下4:4</w:t>
-        </w:r>
-      </w:hyperlink>
+      <w:r>
+        <w:rPr>
+          <w:lang w:val="zh_TW" w:bidi="zh_TW"/>
+        </w:rPr>
+        <w:t>撒下4:4</w:t>
+      </w:r>
       <w:r>
         <w:rPr>
           <w:lang w:val="zh_TW" w:bidi="zh_TW"/>
         </w:rPr>
         <w:t>）。拿俄米也以乳母的身分照顧她的孫子（</w:t>
       </w:r>
-      <w:hyperlink r:id="rId21">
-        <w:r>
-          <w:rPr>
-            <w:lang w:val="zh_TW" w:bidi="zh_TW"/>
-          </w:rPr>
-          <w:rPr>
-            <w:color w:val="0000EE"/>
-            <w:u w:val="single"/>
-          </w:rPr>
-          <w:t>得4:16</w:t>
-        </w:r>
-      </w:hyperlink>
+      <w:r>
+        <w:rPr>
+          <w:lang w:val="zh_TW" w:bidi="zh_TW"/>
+        </w:rPr>
+        <w:t>得4:16</w:t>
+      </w:r>
       <w:r>
         <w:rPr>
           <w:lang w:val="zh_TW" w:bidi="zh_TW"/>
@@ -451,72 +397,48 @@
         </w:rPr>
         <w:t>男乳母很可能會擔任年幼貴冑的教師。例如，</w:t>
       </w:r>
-      <w:hyperlink r:id="rId22">
-        <w:r>
-          <w:rPr>
-            <w:lang w:val="zh_TW" w:bidi="zh_TW"/>
-          </w:rPr>
-          <w:rPr>
-            <w:color w:val="0000EE"/>
-            <w:u w:val="single"/>
-          </w:rPr>
-          <w:t>列王紀下十章1節</w:t>
-        </w:r>
-      </w:hyperlink>
+      <w:r>
+        <w:rPr>
+          <w:lang w:val="zh_TW" w:bidi="zh_TW"/>
+        </w:rPr>
+        <w:t>列王紀下十章1節</w:t>
+      </w:r>
       <w:r>
         <w:rPr>
           <w:lang w:val="zh_TW" w:bidi="zh_TW"/>
         </w:rPr>
         <w:t>提到了亞哈的眾子有師傅（參</w:t>
       </w:r>
-      <w:hyperlink r:id="rId23">
-        <w:r>
-          <w:rPr>
-            <w:lang w:val="zh_TW" w:bidi="zh_TW"/>
-          </w:rPr>
-          <w:rPr>
-            <w:color w:val="0000EE"/>
-            <w:u w:val="single"/>
-          </w:rPr>
-          <w:t>王下10:5</w:t>
-        </w:r>
-      </w:hyperlink>
+      <w:r>
+        <w:rPr>
+          <w:lang w:val="zh_TW" w:bidi="zh_TW"/>
+        </w:rPr>
+        <w:t>王下10:5</w:t>
+      </w:r>
       <w:r>
         <w:rPr>
           <w:lang w:val="zh_TW" w:bidi="zh_TW"/>
         </w:rPr>
         <w:t>）。因此，我們應該這樣理解摩西提到自己是「乳母」的話：「這百姓豈是我懷的胎，豈是我生下來的呢？你竟對我說：『把他們抱在懷裡，如養育之父抱吃奶的孩子，直抱到你起誓應許給他們祖宗的地去。』」（</w:t>
       </w:r>
-      <w:hyperlink r:id="rId24">
-        <w:r>
-          <w:rPr>
-            <w:lang w:val="zh_TW" w:bidi="zh_TW"/>
-          </w:rPr>
-          <w:rPr>
-            <w:color w:val="0000EE"/>
-            <w:u w:val="single"/>
-          </w:rPr>
-          <w:t>民11:12</w:t>
-        </w:r>
-      </w:hyperlink>
+      <w:r>
+        <w:rPr>
+          <w:lang w:val="zh_TW" w:bidi="zh_TW"/>
+        </w:rPr>
+        <w:t>民11:12</w:t>
+      </w:r>
       <w:r>
         <w:rPr>
           <w:lang w:val="zh_TW" w:bidi="zh_TW"/>
         </w:rPr>
         <w:t>）。保羅也把自己看作教會的「乳母」（</w:t>
       </w:r>
-      <w:hyperlink r:id="rId25">
-        <w:r>
-          <w:rPr>
-            <w:lang w:val="zh_TW" w:bidi="zh_TW"/>
-          </w:rPr>
-          <w:rPr>
-            <w:color w:val="0000EE"/>
-            <w:u w:val="single"/>
-          </w:rPr>
-          <w:t>帖前2:7</w:t>
-        </w:r>
-      </w:hyperlink>
+      <w:r>
+        <w:rPr>
+          <w:lang w:val="zh_TW" w:bidi="zh_TW"/>
+        </w:rPr>
+        <w:t>帖前2:7</w:t>
+      </w:r>
       <w:r>
         <w:rPr>
           <w:lang w:val="zh_TW" w:bidi="zh_TW"/>
